--- a/sotsiologiya_variant_3.docx
+++ b/sotsiologiya_variant_3.docx
@@ -4,83 +4,113 @@
   <w:body>
     <w:p>
       <w:pPr>
-        <w:jc w:val="center"/>
+        <w:widowControl/>
+        <w:spacing w:line="240" w:lineRule="auto" w:after="120"/>
+        <w:jc w:val="left"/>
       </w:pPr>
       <w:r>
         <w:rPr>
+          <w:rFonts w:ascii="Times New Roman" w:hAnsi="Times New Roman" w:eastAsia="Times New Roman"/>
           <w:b/>
-          <w:color w:val="2975E5"/>
-          <w:sz w:val="32"/>
+          <w:color w:val="181A1F"/>
+          <w:sz w:val="28"/>
         </w:rPr>
-        <w:t>ЕГЭ ПО ОБЩЕСТВОЗНАНИЮ — 2026</w:t>
+        <w:t>Тематический пробный вариант № 3. Социология</w:t>
       </w:r>
     </w:p>
     <w:p>
       <w:pPr>
-        <w:jc w:val="center"/>
+        <w:widowControl/>
+        <w:spacing w:line="240" w:lineRule="auto" w:after="140"/>
+        <w:jc w:val="left"/>
       </w:pPr>
       <w:r>
         <w:rPr>
-          <w:b/>
-          <w:sz w:val="30"/>
+          <w:rFonts w:ascii="Times New Roman" w:hAnsi="Times New Roman" w:eastAsia="Times New Roman"/>
+          <w:color w:val="181A1F"/>
+          <w:sz w:val="28"/>
         </w:rPr>
-        <w:t>Тематический пробный вариант № 3</w:t>
-        <w:br/>
-        <w:t>Социология</w:t>
-      </w:r>
-    </w:p>
-    <w:p>
-      <w:r>
         <w:t>25 заданий • максимальный первичный балл — 58 • рекомендуемое время — 3 часа 30 минут</w:t>
       </w:r>
     </w:p>
     <w:p>
+      <w:pPr>
+        <w:pStyle w:val="Heading1"/>
+        <w:keepNext/>
+        <w:widowControl/>
+        <w:spacing w:line="240" w:lineRule="auto" w:after="60" w:before="160"/>
+      </w:pPr>
       <w:r>
         <w:rPr>
-          <w:i/>
+          <w:rFonts w:ascii="Times New Roman" w:hAnsi="Times New Roman" w:eastAsia="Times New Roman"/>
+          <w:b/>
+          <w:color w:val="181A1F"/>
+          <w:sz w:val="28"/>
         </w:rPr>
-        <w:t>Все задания относятся к указанному разделу; фиксированные тематические номера заменены равноценными по максимальному баллу.</w:t>
-      </w:r>
-    </w:p>
-    <w:p>
-      <w:pPr>
-        <w:pStyle w:val="Heading1"/>
-      </w:pPr>
-      <w:r>
         <w:t>Часть 1</w:t>
       </w:r>
     </w:p>
     <w:p>
+      <w:pPr>
+        <w:widowControl/>
+        <w:spacing w:line="240" w:lineRule="auto" w:after="0"/>
+      </w:pPr>
       <w:r>
+        <w:rPr>
+          <w:rFonts w:ascii="Times New Roman" w:hAnsi="Times New Roman" w:eastAsia="Times New Roman"/>
+          <w:color w:val="181A1F"/>
+          <w:sz w:val="28"/>
+        </w:rPr>
         <w:t>Ответами к заданиям 1–16 являются последовательности цифр. Запишите ответ без пробелов и дополнительных символов.</w:t>
       </w:r>
     </w:p>
     <w:p>
+      <w:pPr>
+        <w:keepNext/>
+        <w:widowControl/>
+        <w:spacing w:line="240" w:lineRule="auto" w:after="0" w:before="120"/>
+      </w:pPr>
       <w:r>
         <w:rPr>
+          <w:rFonts w:ascii="Times New Roman" w:hAnsi="Times New Roman" w:eastAsia="Times New Roman"/>
           <w:b/>
-          <w:sz w:val="24"/>
+          <w:color w:val="181A1F"/>
+          <w:sz w:val="28"/>
         </w:rPr>
         <w:t>1.</w:t>
       </w:r>
     </w:p>
     <w:p>
+      <w:pPr>
+        <w:widowControl/>
+        <w:spacing w:line="240" w:lineRule="auto" w:after="0"/>
+      </w:pPr>
       <w:r>
         <w:rPr>
+          <w:rFonts w:ascii="Times New Roman" w:hAnsi="Times New Roman" w:eastAsia="Times New Roman"/>
           <w:b w:val="0"/>
           <w:i w:val="0"/>
+          <w:color w:val="181A1F"/>
+          <w:sz w:val="28"/>
         </w:rPr>
         <w:t>В ходе социологических опросов совершеннолетних граждан стран Z и Y им задавали вопрос: «Какое из направлений молодёжной политики государства Вы считаете наиболее важным?». Полученные результаты (в % от числа опрошенных) представлены в вид диаграммы.</w:t>
       </w:r>
     </w:p>
     <w:p>
       <w:pPr>
+        <w:widowControl/>
+        <w:spacing w:line="240" w:lineRule="auto" w:after="0"/>
         <w:jc w:val="center"/>
       </w:pPr>
       <w:r>
+        <w:rPr>
+          <w:rFonts w:ascii="Times New Roman" w:hAnsi="Times New Roman" w:eastAsia="Times New Roman"/>
+          <w:color w:val="181A1F"/>
+          <w:sz w:val="28"/>
+        </w:rPr>
         <w:drawing>
           <wp:inline xmlns:a="http://schemas.openxmlformats.org/drawingml/2006/main" xmlns:pic="http://schemas.openxmlformats.org/drawingml/2006/picture">
-            <wp:extent cx="5400000" cy="5400000"/>
+            <wp:extent cx="5400000" cy="4752000"/>
             <wp:docPr id="1" name="Picture 1"/>
             <wp:cNvGraphicFramePr>
               <a:graphicFrameLocks noChangeAspect="1"/>
@@ -94,6 +124,7 @@
                   </pic:nvPicPr>
                   <pic:blipFill>
                     <a:blip r:embed="rId9"/>
+                    <a:srcRect b="12000"/>
                     <a:stretch>
                       <a:fillRect/>
                     </a:stretch>
@@ -101,7 +132,7 @@
                   <pic:spPr>
                     <a:xfrm>
                       <a:off x="0" y="0"/>
-                      <a:ext cx="5400000" cy="5400000"/>
+                      <a:ext cx="5400000" cy="4752000"/>
                     </a:xfrm>
                     <a:prstGeom prst="rect"/>
                   </pic:spPr>
@@ -113,158 +144,260 @@
       </w:r>
     </w:p>
     <w:p>
+      <w:pPr>
+        <w:widowControl/>
+        <w:spacing w:line="240" w:lineRule="auto" w:after="0"/>
+      </w:pPr>
       <w:r>
         <w:rPr>
+          <w:rFonts w:ascii="Times New Roman" w:hAnsi="Times New Roman" w:eastAsia="Times New Roman"/>
           <w:b w:val="0"/>
           <w:i w:val="0"/>
+          <w:color w:val="181A1F"/>
+          <w:sz w:val="28"/>
         </w:rPr>
         <w:t>Найдите в приведённом списке выводы, которые можно сделать на основе диаграммы, и запишите цифры, под которыми они указаны.</w:t>
       </w:r>
     </w:p>
     <w:p>
+      <w:pPr>
+        <w:widowControl/>
+        <w:spacing w:line="240" w:lineRule="auto" w:after="0"/>
+      </w:pPr>
       <w:r>
         <w:rPr>
+          <w:rFonts w:ascii="Times New Roman" w:hAnsi="Times New Roman" w:eastAsia="Times New Roman"/>
           <w:b w:val="0"/>
           <w:i w:val="0"/>
+          <w:color w:val="181A1F"/>
+          <w:sz w:val="28"/>
         </w:rPr>
         <w:t>1) В стране Z равные доли опрошенных считают, что молодёжная политика должна создавать условия для самореализации молодёжи и что нужно вести воспитательную работу с подрастающим поколением.</w:t>
       </w:r>
     </w:p>
     <w:p>
+      <w:pPr>
+        <w:widowControl/>
+        <w:spacing w:line="240" w:lineRule="auto" w:after="0"/>
+      </w:pPr>
       <w:r>
         <w:rPr>
+          <w:rFonts w:ascii="Times New Roman" w:hAnsi="Times New Roman" w:eastAsia="Times New Roman"/>
           <w:b w:val="0"/>
           <w:i w:val="0"/>
+          <w:color w:val="181A1F"/>
+          <w:sz w:val="28"/>
         </w:rPr>
         <w:t>2) В стране Z мнение о том, что молодёжная политика должна обеспечивать молодёжи доступ к принятию решений в экономике, общественной жизни, политике, менее популярно, чем мнение о том, что нужно вести воспитательную работу с подрастающим поколением.</w:t>
       </w:r>
     </w:p>
     <w:p>
+      <w:pPr>
+        <w:widowControl/>
+        <w:spacing w:line="240" w:lineRule="auto" w:after="0"/>
+      </w:pPr>
       <w:r>
         <w:rPr>
+          <w:rFonts w:ascii="Times New Roman" w:hAnsi="Times New Roman" w:eastAsia="Times New Roman"/>
           <w:b w:val="0"/>
           <w:i w:val="0"/>
+          <w:color w:val="181A1F"/>
+          <w:sz w:val="28"/>
         </w:rPr>
         <w:t>3) Доля тех, кто считает наиболее важным оказывать молодёжи социальную поддержку, защищать её интересы, в стране Z больше, чем в стране Y.</w:t>
       </w:r>
     </w:p>
     <w:p>
+      <w:pPr>
+        <w:widowControl/>
+        <w:spacing w:line="240" w:lineRule="auto" w:after="0"/>
+      </w:pPr>
       <w:r>
         <w:rPr>
+          <w:rFonts w:ascii="Times New Roman" w:hAnsi="Times New Roman" w:eastAsia="Times New Roman"/>
           <w:b w:val="0"/>
           <w:i w:val="0"/>
+          <w:color w:val="181A1F"/>
+          <w:sz w:val="28"/>
         </w:rPr>
         <w:t>4) Доля тех, кто считает, что молодёжная политика должна обеспечить молодёжи доступ к принятию решений в экономике, общественной жизни, политике, в стране Z меньше, чем в стране Y.</w:t>
       </w:r>
     </w:p>
     <w:p>
+      <w:pPr>
+        <w:widowControl/>
+        <w:spacing w:line="240" w:lineRule="auto" w:after="0"/>
+      </w:pPr>
       <w:r>
         <w:rPr>
+          <w:rFonts w:ascii="Times New Roman" w:hAnsi="Times New Roman" w:eastAsia="Times New Roman"/>
           <w:b w:val="0"/>
           <w:i w:val="0"/>
+          <w:color w:val="181A1F"/>
+          <w:sz w:val="28"/>
         </w:rPr>
         <w:t>5) Равные доли опрошенных в каждой стране считают необходимым вести воспитательную работу с подрастающим поколением.</w:t>
       </w:r>
     </w:p>
     <w:p>
-      <w:r>
-        <w:t>Ответ: ______________________________</w:t>
-      </w:r>
-    </w:p>
-    <w:p>
+      <w:pPr>
+        <w:keepNext/>
+        <w:widowControl/>
+        <w:spacing w:line="240" w:lineRule="auto" w:after="0" w:before="120"/>
+      </w:pPr>
       <w:r>
         <w:rPr>
+          <w:rFonts w:ascii="Times New Roman" w:hAnsi="Times New Roman" w:eastAsia="Times New Roman"/>
           <w:b/>
-          <w:sz w:val="24"/>
+          <w:color w:val="181A1F"/>
+          <w:sz w:val="28"/>
         </w:rPr>
         <w:t>2.</w:t>
       </w:r>
     </w:p>
     <w:p>
+      <w:pPr>
+        <w:widowControl/>
+        <w:spacing w:line="240" w:lineRule="auto" w:after="0"/>
+      </w:pPr>
       <w:r>
         <w:rPr>
+          <w:rFonts w:ascii="Times New Roman" w:hAnsi="Times New Roman" w:eastAsia="Times New Roman"/>
           <w:b w:val="0"/>
           <w:i w:val="0"/>
+          <w:color w:val="181A1F"/>
+          <w:sz w:val="28"/>
         </w:rPr>
         <w:t>Выберите верные суждения о социальных нормах и запишите цифры, под которыми они указаны.</w:t>
       </w:r>
     </w:p>
     <w:p>
+      <w:pPr>
+        <w:widowControl/>
+        <w:spacing w:line="240" w:lineRule="auto" w:after="0"/>
+      </w:pPr>
       <w:r>
         <w:rPr>
+          <w:rFonts w:ascii="Times New Roman" w:hAnsi="Times New Roman" w:eastAsia="Times New Roman"/>
           <w:b w:val="0"/>
           <w:i w:val="0"/>
+          <w:color w:val="181A1F"/>
+          <w:sz w:val="28"/>
         </w:rPr>
         <w:t>1) Моральные нормы обеспечиваются (охраняются) силой государства.</w:t>
       </w:r>
     </w:p>
     <w:p>
+      <w:pPr>
+        <w:widowControl/>
+        <w:spacing w:line="240" w:lineRule="auto" w:after="0"/>
+      </w:pPr>
       <w:r>
         <w:rPr>
+          <w:rFonts w:ascii="Times New Roman" w:hAnsi="Times New Roman" w:eastAsia="Times New Roman"/>
           <w:b w:val="0"/>
           <w:i w:val="0"/>
+          <w:color w:val="181A1F"/>
+          <w:sz w:val="28"/>
         </w:rPr>
         <w:t>2) Традиции и обычаи являются разновидностями социальных норм.</w:t>
       </w:r>
     </w:p>
     <w:p>
+      <w:pPr>
+        <w:widowControl/>
+        <w:spacing w:line="240" w:lineRule="auto" w:after="0"/>
+      </w:pPr>
       <w:r>
         <w:rPr>
+          <w:rFonts w:ascii="Times New Roman" w:hAnsi="Times New Roman" w:eastAsia="Times New Roman"/>
           <w:b w:val="0"/>
           <w:i w:val="0"/>
+          <w:color w:val="181A1F"/>
+          <w:sz w:val="28"/>
         </w:rPr>
         <w:t>3) Все социальные нормы обязательны для исполнения.</w:t>
       </w:r>
     </w:p>
     <w:p>
+      <w:pPr>
+        <w:widowControl/>
+        <w:spacing w:line="240" w:lineRule="auto" w:after="0"/>
+      </w:pPr>
       <w:r>
         <w:rPr>
+          <w:rFonts w:ascii="Times New Roman" w:hAnsi="Times New Roman" w:eastAsia="Times New Roman"/>
           <w:b w:val="0"/>
           <w:i w:val="0"/>
+          <w:color w:val="181A1F"/>
+          <w:sz w:val="28"/>
         </w:rPr>
         <w:t>4) Правила поведения, основанные на представлениях общества о добре и зле, плохом и хорошем, справедливом и несправедливом, называют моральными нормами.</w:t>
       </w:r>
     </w:p>
     <w:p>
+      <w:pPr>
+        <w:widowControl/>
+        <w:spacing w:line="240" w:lineRule="auto" w:after="0"/>
+      </w:pPr>
       <w:r>
         <w:rPr>
+          <w:rFonts w:ascii="Times New Roman" w:hAnsi="Times New Roman" w:eastAsia="Times New Roman"/>
           <w:b w:val="0"/>
           <w:i w:val="0"/>
+          <w:color w:val="181A1F"/>
+          <w:sz w:val="28"/>
         </w:rPr>
         <w:t>5) B социальных нормах отражаются ценностные представления общества.</w:t>
       </w:r>
     </w:p>
     <w:p>
-      <w:r>
-        <w:t>Ответ: ______________________________</w:t>
-      </w:r>
-    </w:p>
-    <w:p>
+      <w:pPr>
+        <w:keepNext/>
+        <w:widowControl/>
+        <w:spacing w:line="240" w:lineRule="auto" w:after="0" w:before="120"/>
+      </w:pPr>
       <w:r>
         <w:rPr>
+          <w:rFonts w:ascii="Times New Roman" w:hAnsi="Times New Roman" w:eastAsia="Times New Roman"/>
           <w:b/>
-          <w:sz w:val="24"/>
+          <w:color w:val="181A1F"/>
+          <w:sz w:val="28"/>
         </w:rPr>
         <w:t>3.</w:t>
       </w:r>
     </w:p>
     <w:p>
+      <w:pPr>
+        <w:widowControl/>
+        <w:spacing w:line="240" w:lineRule="auto" w:after="0"/>
+      </w:pPr>
       <w:r>
         <w:rPr>
+          <w:rFonts w:ascii="Times New Roman" w:hAnsi="Times New Roman" w:eastAsia="Times New Roman"/>
           <w:b w:val="0"/>
           <w:i w:val="0"/>
+          <w:color w:val="181A1F"/>
+          <w:sz w:val="28"/>
         </w:rPr>
         <w:t>В ходе социологических опросов совершеннолетних граждан стран Z и Y им задавали вопрос: «В чём конкретно проявляется ухудшение окружающей среды в вашем населённом пункте и его окрестностях?» (можно было выбрать несколько ответов). Полученные результаты (в % от числа опрошенных) представлены в виде диаграммы.</w:t>
       </w:r>
     </w:p>
     <w:p>
       <w:pPr>
+        <w:widowControl/>
+        <w:spacing w:line="240" w:lineRule="auto" w:after="0"/>
         <w:jc w:val="center"/>
       </w:pPr>
       <w:r>
+        <w:rPr>
+          <w:rFonts w:ascii="Times New Roman" w:hAnsi="Times New Roman" w:eastAsia="Times New Roman"/>
+          <w:color w:val="181A1F"/>
+          <w:sz w:val="28"/>
+        </w:rPr>
         <w:drawing>
           <wp:inline xmlns:a="http://schemas.openxmlformats.org/drawingml/2006/main" xmlns:pic="http://schemas.openxmlformats.org/drawingml/2006/picture">
-            <wp:extent cx="5400000" cy="5400000"/>
+            <wp:extent cx="5400000" cy="4752000"/>
             <wp:docPr id="2" name="Picture 2"/>
             <wp:cNvGraphicFramePr>
               <a:graphicFrameLocks noChangeAspect="1"/>
@@ -278,6 +411,7 @@
                   </pic:nvPicPr>
                   <pic:blipFill>
                     <a:blip r:embed="rId10"/>
+                    <a:srcRect b="12000"/>
                     <a:stretch>
                       <a:fillRect/>
                     </a:stretch>
@@ -285,7 +419,7 @@
                   <pic:spPr>
                     <a:xfrm>
                       <a:off x="0" y="0"/>
-                      <a:ext cx="5400000" cy="5400000"/>
+                      <a:ext cx="5400000" cy="4752000"/>
                     </a:xfrm>
                     <a:prstGeom prst="rect"/>
                   </pic:spPr>
@@ -297,430 +431,708 @@
       </w:r>
     </w:p>
     <w:p>
+      <w:pPr>
+        <w:widowControl/>
+        <w:spacing w:line="240" w:lineRule="auto" w:after="0"/>
+      </w:pPr>
       <w:r>
         <w:rPr>
+          <w:rFonts w:ascii="Times New Roman" w:hAnsi="Times New Roman" w:eastAsia="Times New Roman"/>
           <w:b w:val="0"/>
           <w:i w:val="0"/>
+          <w:color w:val="181A1F"/>
+          <w:sz w:val="28"/>
         </w:rPr>
         <w:t>Найдите в приведённом списке выводы, которые можно сделать на основе диаграммы, и запишите цифры, под которыми они указаны.</w:t>
       </w:r>
     </w:p>
     <w:p>
+      <w:pPr>
+        <w:widowControl/>
+        <w:spacing w:line="240" w:lineRule="auto" w:after="0"/>
+      </w:pPr>
       <w:r>
         <w:rPr>
+          <w:rFonts w:ascii="Times New Roman" w:hAnsi="Times New Roman" w:eastAsia="Times New Roman"/>
           <w:b w:val="0"/>
           <w:i w:val="0"/>
+          <w:color w:val="181A1F"/>
+          <w:sz w:val="28"/>
         </w:rPr>
         <w:t>1) Доля тех, кто отметил ухудшение здоровья людей, в стране Z меньше, чем в стране Y.</w:t>
       </w:r>
     </w:p>
     <w:p>
+      <w:pPr>
+        <w:widowControl/>
+        <w:spacing w:line="240" w:lineRule="auto" w:after="0"/>
+      </w:pPr>
       <w:r>
         <w:rPr>
+          <w:rFonts w:ascii="Times New Roman" w:hAnsi="Times New Roman" w:eastAsia="Times New Roman"/>
           <w:b w:val="0"/>
           <w:i w:val="0"/>
+          <w:color w:val="181A1F"/>
+          <w:sz w:val="28"/>
         </w:rPr>
         <w:t>2) В стране Z доля тех, кто отметил нарушение естественного порядка в природе, больше доли тех, кто отметил сокращение возможности для отдыха на природе.</w:t>
       </w:r>
     </w:p>
     <w:p>
+      <w:pPr>
+        <w:widowControl/>
+        <w:spacing w:line="240" w:lineRule="auto" w:after="0"/>
+      </w:pPr>
       <w:r>
         <w:rPr>
+          <w:rFonts w:ascii="Times New Roman" w:hAnsi="Times New Roman" w:eastAsia="Times New Roman"/>
           <w:b w:val="0"/>
           <w:i w:val="0"/>
+          <w:color w:val="181A1F"/>
+          <w:sz w:val="28"/>
         </w:rPr>
         <w:t>3) Доля тех, кто затруднился с ответом, в стране Y больше, чем в стране Z.</w:t>
       </w:r>
     </w:p>
     <w:p>
+      <w:pPr>
+        <w:widowControl/>
+        <w:spacing w:line="240" w:lineRule="auto" w:after="0"/>
+      </w:pPr>
       <w:r>
         <w:rPr>
+          <w:rFonts w:ascii="Times New Roman" w:hAnsi="Times New Roman" w:eastAsia="Times New Roman"/>
           <w:b w:val="0"/>
           <w:i w:val="0"/>
+          <w:color w:val="181A1F"/>
+          <w:sz w:val="28"/>
         </w:rPr>
         <w:t>4) Равные доли опрошенных в стране Y отметили исчезновение зелёных зон и сокращение возможности для отдыха на природе.</w:t>
       </w:r>
     </w:p>
     <w:p>
+      <w:pPr>
+        <w:widowControl/>
+        <w:spacing w:line="240" w:lineRule="auto" w:after="0"/>
+      </w:pPr>
       <w:r>
         <w:rPr>
+          <w:rFonts w:ascii="Times New Roman" w:hAnsi="Times New Roman" w:eastAsia="Times New Roman"/>
           <w:b w:val="0"/>
           <w:i w:val="0"/>
+          <w:color w:val="181A1F"/>
+          <w:sz w:val="28"/>
         </w:rPr>
         <w:t>5) Доля тех, кто отметил уничтожение природных богатств, в стране Y больше, чем в стране Z.</w:t>
       </w:r>
     </w:p>
     <w:p>
-      <w:r>
-        <w:t>Ответ: ______________________________</w:t>
-      </w:r>
-    </w:p>
-    <w:p>
+      <w:pPr>
+        <w:keepNext/>
+        <w:widowControl/>
+        <w:spacing w:line="240" w:lineRule="auto" w:after="0" w:before="120"/>
+      </w:pPr>
       <w:r>
         <w:rPr>
+          <w:rFonts w:ascii="Times New Roman" w:hAnsi="Times New Roman" w:eastAsia="Times New Roman"/>
           <w:b/>
-          <w:sz w:val="24"/>
+          <w:color w:val="181A1F"/>
+          <w:sz w:val="28"/>
         </w:rPr>
         <w:t>4.</w:t>
       </w:r>
     </w:p>
     <w:p>
+      <w:pPr>
+        <w:widowControl/>
+        <w:spacing w:line="240" w:lineRule="auto" w:after="0"/>
+      </w:pPr>
       <w:r>
         <w:rPr>
+          <w:rFonts w:ascii="Times New Roman" w:hAnsi="Times New Roman" w:eastAsia="Times New Roman"/>
           <w:b w:val="0"/>
           <w:i w:val="0"/>
+          <w:color w:val="181A1F"/>
+          <w:sz w:val="28"/>
         </w:rPr>
         <w:t>Выберите верные суждения о социальных нормах и запишите цифры, под которыми они указаны.</w:t>
       </w:r>
     </w:p>
     <w:p>
+      <w:pPr>
+        <w:widowControl/>
+        <w:spacing w:line="240" w:lineRule="auto" w:after="0"/>
+      </w:pPr>
       <w:r>
         <w:rPr>
+          <w:rFonts w:ascii="Times New Roman" w:hAnsi="Times New Roman" w:eastAsia="Times New Roman"/>
           <w:b w:val="0"/>
           <w:i w:val="0"/>
+          <w:color w:val="181A1F"/>
+          <w:sz w:val="28"/>
         </w:rPr>
         <w:t>1) К способам регулирования поведения людей социальными нормами относятся дозволение и предписание.</w:t>
       </w:r>
     </w:p>
     <w:p>
+      <w:pPr>
+        <w:widowControl/>
+        <w:spacing w:line="240" w:lineRule="auto" w:after="0"/>
+      </w:pPr>
       <w:r>
         <w:rPr>
+          <w:rFonts w:ascii="Times New Roman" w:hAnsi="Times New Roman" w:eastAsia="Times New Roman"/>
           <w:b w:val="0"/>
           <w:i w:val="0"/>
+          <w:color w:val="181A1F"/>
+          <w:sz w:val="28"/>
         </w:rPr>
         <w:t>2) Моральные нормы являются одним из видов социальных норм.</w:t>
       </w:r>
     </w:p>
     <w:p>
+      <w:pPr>
+        <w:widowControl/>
+        <w:spacing w:line="240" w:lineRule="auto" w:after="0"/>
+      </w:pPr>
       <w:r>
         <w:rPr>
+          <w:rFonts w:ascii="Times New Roman" w:hAnsi="Times New Roman" w:eastAsia="Times New Roman"/>
           <w:b w:val="0"/>
           <w:i w:val="0"/>
+          <w:color w:val="181A1F"/>
+          <w:sz w:val="28"/>
         </w:rPr>
         <w:t>3) Все социальные нормы имеют рекомендательный характер.</w:t>
       </w:r>
     </w:p>
     <w:p>
+      <w:pPr>
+        <w:widowControl/>
+        <w:spacing w:line="240" w:lineRule="auto" w:after="0"/>
+      </w:pPr>
       <w:r>
         <w:rPr>
+          <w:rFonts w:ascii="Times New Roman" w:hAnsi="Times New Roman" w:eastAsia="Times New Roman"/>
           <w:b w:val="0"/>
           <w:i w:val="0"/>
+          <w:color w:val="181A1F"/>
+          <w:sz w:val="28"/>
         </w:rPr>
         <w:t>4) Одной из разновидностей социальных норм являются социальные санкции.</w:t>
       </w:r>
     </w:p>
     <w:p>
+      <w:pPr>
+        <w:widowControl/>
+        <w:spacing w:line="240" w:lineRule="auto" w:after="0"/>
+      </w:pPr>
       <w:r>
         <w:rPr>
+          <w:rFonts w:ascii="Times New Roman" w:hAnsi="Times New Roman" w:eastAsia="Times New Roman"/>
           <w:b w:val="0"/>
           <w:i w:val="0"/>
+          <w:color w:val="181A1F"/>
+          <w:sz w:val="28"/>
         </w:rPr>
         <w:t>5) Корпоративные нормы распространяются на членов объединений и обеспечиваются мерами общественного воздействия.</w:t>
       </w:r>
     </w:p>
     <w:p>
-      <w:r>
-        <w:t>Ответ: ______________________________</w:t>
-      </w:r>
-    </w:p>
-    <w:p>
+      <w:pPr>
+        <w:keepNext/>
+        <w:widowControl/>
+        <w:spacing w:line="240" w:lineRule="auto" w:after="0" w:before="120"/>
+      </w:pPr>
       <w:r>
         <w:rPr>
+          <w:rFonts w:ascii="Times New Roman" w:hAnsi="Times New Roman" w:eastAsia="Times New Roman"/>
           <w:b/>
-          <w:sz w:val="24"/>
+          <w:color w:val="181A1F"/>
+          <w:sz w:val="28"/>
         </w:rPr>
         <w:t>5.</w:t>
       </w:r>
     </w:p>
     <w:p>
+      <w:pPr>
+        <w:widowControl/>
+        <w:spacing w:line="240" w:lineRule="auto" w:after="0"/>
+      </w:pPr>
       <w:r>
         <w:rPr>
+          <w:rFonts w:ascii="Times New Roman" w:hAnsi="Times New Roman" w:eastAsia="Times New Roman"/>
           <w:b w:val="0"/>
           <w:i w:val="0"/>
+          <w:color w:val="181A1F"/>
+          <w:sz w:val="28"/>
         </w:rPr>
         <w:t>Выберите верные суждения о социальной стратификации и социальной мобильности и запишите цифры, под которыми они указаны.</w:t>
       </w:r>
     </w:p>
     <w:p>
+      <w:pPr>
+        <w:widowControl/>
+        <w:spacing w:line="240" w:lineRule="auto" w:after="0"/>
+      </w:pPr>
       <w:r>
         <w:rPr>
+          <w:rFonts w:ascii="Times New Roman" w:hAnsi="Times New Roman" w:eastAsia="Times New Roman"/>
           <w:b w:val="0"/>
           <w:i w:val="0"/>
+          <w:color w:val="181A1F"/>
+          <w:sz w:val="28"/>
         </w:rPr>
         <w:t>1) Горизонтальная социальная мобильность всегда имеет групповой характер.</w:t>
       </w:r>
     </w:p>
     <w:p>
+      <w:pPr>
+        <w:widowControl/>
+        <w:spacing w:line="240" w:lineRule="auto" w:after="0"/>
+      </w:pPr>
       <w:r>
         <w:rPr>
+          <w:rFonts w:ascii="Times New Roman" w:hAnsi="Times New Roman" w:eastAsia="Times New Roman"/>
           <w:b w:val="0"/>
           <w:i w:val="0"/>
+          <w:color w:val="181A1F"/>
+          <w:sz w:val="28"/>
         </w:rPr>
         <w:t>2) Различают восходящую и нисходящую вертикальную мобильность.</w:t>
       </w:r>
     </w:p>
     <w:p>
+      <w:pPr>
+        <w:widowControl/>
+        <w:spacing w:line="240" w:lineRule="auto" w:after="0"/>
+      </w:pPr>
       <w:r>
         <w:rPr>
+          <w:rFonts w:ascii="Times New Roman" w:hAnsi="Times New Roman" w:eastAsia="Times New Roman"/>
           <w:b w:val="0"/>
           <w:i w:val="0"/>
+          <w:color w:val="181A1F"/>
+          <w:sz w:val="28"/>
         </w:rPr>
         <w:t>3) Одним из критериев социальной стратификации общества выступает объём власти.</w:t>
       </w:r>
     </w:p>
     <w:p>
+      <w:pPr>
+        <w:widowControl/>
+        <w:spacing w:line="240" w:lineRule="auto" w:after="0"/>
+      </w:pPr>
       <w:r>
         <w:rPr>
+          <w:rFonts w:ascii="Times New Roman" w:hAnsi="Times New Roman" w:eastAsia="Times New Roman"/>
           <w:b w:val="0"/>
           <w:i w:val="0"/>
+          <w:color w:val="181A1F"/>
+          <w:sz w:val="28"/>
         </w:rPr>
         <w:t>4) Вертикальная мобильность обозначает переход индивида в социальную группу с равным статусом.</w:t>
       </w:r>
     </w:p>
     <w:p>
+      <w:pPr>
+        <w:widowControl/>
+        <w:spacing w:line="240" w:lineRule="auto" w:after="0"/>
+      </w:pPr>
       <w:r>
         <w:rPr>
+          <w:rFonts w:ascii="Times New Roman" w:hAnsi="Times New Roman" w:eastAsia="Times New Roman"/>
           <w:b w:val="0"/>
           <w:i w:val="0"/>
+          <w:color w:val="181A1F"/>
+          <w:sz w:val="28"/>
         </w:rPr>
         <w:t>5) К критериям выделения социальных страт относят уровень доходов.</w:t>
       </w:r>
     </w:p>
     <w:p>
-      <w:r>
-        <w:t>Ответ: ______________________________</w:t>
-      </w:r>
-    </w:p>
-    <w:p>
+      <w:pPr>
+        <w:keepNext/>
+        <w:widowControl/>
+        <w:spacing w:line="240" w:lineRule="auto" w:after="0" w:before="120"/>
+      </w:pPr>
       <w:r>
         <w:rPr>
+          <w:rFonts w:ascii="Times New Roman" w:hAnsi="Times New Roman" w:eastAsia="Times New Roman"/>
           <w:b/>
-          <w:sz w:val="24"/>
+          <w:color w:val="181A1F"/>
+          <w:sz w:val="28"/>
         </w:rPr>
         <w:t>6.</w:t>
       </w:r>
     </w:p>
     <w:p>
+      <w:pPr>
+        <w:widowControl/>
+        <w:spacing w:line="240" w:lineRule="auto" w:after="0"/>
+      </w:pPr>
       <w:r>
         <w:rPr>
+          <w:rFonts w:ascii="Times New Roman" w:hAnsi="Times New Roman" w:eastAsia="Times New Roman"/>
           <w:b w:val="0"/>
           <w:i w:val="0"/>
+          <w:color w:val="181A1F"/>
+          <w:sz w:val="28"/>
         </w:rPr>
         <w:t>Выберите верные суждения о социальных группах и запишите цифры, под которыми они указаны.</w:t>
       </w:r>
     </w:p>
     <w:p>
+      <w:pPr>
+        <w:widowControl/>
+        <w:spacing w:line="240" w:lineRule="auto" w:after="0"/>
+      </w:pPr>
       <w:r>
         <w:rPr>
+          <w:rFonts w:ascii="Times New Roman" w:hAnsi="Times New Roman" w:eastAsia="Times New Roman"/>
           <w:b w:val="0"/>
           <w:i w:val="0"/>
+          <w:color w:val="181A1F"/>
+          <w:sz w:val="28"/>
         </w:rPr>
         <w:t>1) К отличительным признакам малой группы относят непосредственное взаимодействие и воздействие друг на друга её членов.</w:t>
       </w:r>
     </w:p>
     <w:p>
+      <w:pPr>
+        <w:widowControl/>
+        <w:spacing w:line="240" w:lineRule="auto" w:after="0"/>
+      </w:pPr>
       <w:r>
         <w:rPr>
+          <w:rFonts w:ascii="Times New Roman" w:hAnsi="Times New Roman" w:eastAsia="Times New Roman"/>
           <w:b w:val="0"/>
           <w:i w:val="0"/>
+          <w:color w:val="181A1F"/>
+          <w:sz w:val="28"/>
         </w:rPr>
         <w:t>2) Этнические общности образованы по демографическому принципу.</w:t>
       </w:r>
     </w:p>
     <w:p>
+      <w:pPr>
+        <w:widowControl/>
+        <w:spacing w:line="240" w:lineRule="auto" w:after="0"/>
+      </w:pPr>
       <w:r>
         <w:rPr>
+          <w:rFonts w:ascii="Times New Roman" w:hAnsi="Times New Roman" w:eastAsia="Times New Roman"/>
           <w:b w:val="0"/>
           <w:i w:val="0"/>
+          <w:color w:val="181A1F"/>
+          <w:sz w:val="28"/>
         </w:rPr>
         <w:t>3) Социальной группой называют совокупность людей, имеющих какой-либо общий социально значимый признак.</w:t>
       </w:r>
     </w:p>
     <w:p>
+      <w:pPr>
+        <w:widowControl/>
+        <w:spacing w:line="240" w:lineRule="auto" w:after="0"/>
+      </w:pPr>
       <w:r>
         <w:rPr>
+          <w:rFonts w:ascii="Times New Roman" w:hAnsi="Times New Roman" w:eastAsia="Times New Roman"/>
           <w:b w:val="0"/>
           <w:i w:val="0"/>
+          <w:color w:val="181A1F"/>
+          <w:sz w:val="28"/>
         </w:rPr>
         <w:t>4) Принадлежность к определённой социальной группе помогает человеку осознать своё положение в обществе.</w:t>
       </w:r>
     </w:p>
     <w:p>
+      <w:pPr>
+        <w:widowControl/>
+        <w:spacing w:line="240" w:lineRule="auto" w:after="0"/>
+      </w:pPr>
       <w:r>
         <w:rPr>
+          <w:rFonts w:ascii="Times New Roman" w:hAnsi="Times New Roman" w:eastAsia="Times New Roman"/>
           <w:b w:val="0"/>
           <w:i w:val="0"/>
+          <w:color w:val="181A1F"/>
+          <w:sz w:val="28"/>
         </w:rPr>
         <w:t>5) В неформальной группе статус членов и цель деятельности всегда чётко определены.</w:t>
       </w:r>
     </w:p>
     <w:p>
-      <w:r>
-        <w:t>Ответ: ______________________________</w:t>
-      </w:r>
-    </w:p>
-    <w:p>
+      <w:pPr>
+        <w:keepNext/>
+        <w:widowControl/>
+        <w:spacing w:line="240" w:lineRule="auto" w:after="0" w:before="120"/>
+      </w:pPr>
       <w:r>
         <w:rPr>
+          <w:rFonts w:ascii="Times New Roman" w:hAnsi="Times New Roman" w:eastAsia="Times New Roman"/>
           <w:b/>
-          <w:sz w:val="24"/>
+          <w:color w:val="181A1F"/>
+          <w:sz w:val="28"/>
         </w:rPr>
         <w:t>7.</w:t>
       </w:r>
     </w:p>
     <w:p>
+      <w:pPr>
+        <w:widowControl/>
+        <w:spacing w:line="240" w:lineRule="auto" w:after="0"/>
+      </w:pPr>
       <w:r>
         <w:rPr>
+          <w:rFonts w:ascii="Times New Roman" w:hAnsi="Times New Roman" w:eastAsia="Times New Roman"/>
           <w:b w:val="0"/>
           <w:i w:val="0"/>
+          <w:color w:val="181A1F"/>
+          <w:sz w:val="28"/>
         </w:rPr>
         <w:t>Выберите верные суждения о социальном контроле и запишите цифры, под которыми они указаны.</w:t>
       </w:r>
     </w:p>
     <w:p>
+      <w:pPr>
+        <w:widowControl/>
+        <w:spacing w:line="240" w:lineRule="auto" w:after="0"/>
+      </w:pPr>
       <w:r>
         <w:rPr>
+          <w:rFonts w:ascii="Times New Roman" w:hAnsi="Times New Roman" w:eastAsia="Times New Roman"/>
           <w:b w:val="0"/>
           <w:i w:val="0"/>
+          <w:color w:val="181A1F"/>
+          <w:sz w:val="28"/>
         </w:rPr>
         <w:t>1) Социальные нормы интегрируют личность в социальное окружение, служат образцами, эталонами соответствующего поведения.</w:t>
       </w:r>
     </w:p>
     <w:p>
+      <w:pPr>
+        <w:widowControl/>
+        <w:spacing w:line="240" w:lineRule="auto" w:after="0"/>
+      </w:pPr>
       <w:r>
         <w:rPr>
+          <w:rFonts w:ascii="Times New Roman" w:hAnsi="Times New Roman" w:eastAsia="Times New Roman"/>
           <w:b w:val="0"/>
           <w:i w:val="0"/>
+          <w:color w:val="181A1F"/>
+          <w:sz w:val="28"/>
         </w:rPr>
         <w:t>2) Социальный контроль служит достижению и поддержанию стабильности социальной системы.</w:t>
       </w:r>
     </w:p>
     <w:p>
+      <w:pPr>
+        <w:widowControl/>
+        <w:spacing w:line="240" w:lineRule="auto" w:after="0"/>
+      </w:pPr>
       <w:r>
         <w:rPr>
+          <w:rFonts w:ascii="Times New Roman" w:hAnsi="Times New Roman" w:eastAsia="Times New Roman"/>
           <w:b w:val="0"/>
           <w:i w:val="0"/>
+          <w:color w:val="181A1F"/>
+          <w:sz w:val="28"/>
         </w:rPr>
         <w:t>3) Фактором внутреннего контроля выступает требование общества необходимости строгого исполнения общественно значимых базовых ролей.</w:t>
       </w:r>
     </w:p>
     <w:p>
+      <w:pPr>
+        <w:widowControl/>
+        <w:spacing w:line="240" w:lineRule="auto" w:after="0"/>
+      </w:pPr>
       <w:r>
         <w:rPr>
+          <w:rFonts w:ascii="Times New Roman" w:hAnsi="Times New Roman" w:eastAsia="Times New Roman"/>
           <w:b w:val="0"/>
           <w:i w:val="0"/>
+          <w:color w:val="181A1F"/>
+          <w:sz w:val="28"/>
         </w:rPr>
         <w:t>4) Совесть — проявление внешнего социального контроля.</w:t>
       </w:r>
     </w:p>
     <w:p>
+      <w:pPr>
+        <w:widowControl/>
+        <w:spacing w:line="240" w:lineRule="auto" w:after="0"/>
+      </w:pPr>
       <w:r>
         <w:rPr>
+          <w:rFonts w:ascii="Times New Roman" w:hAnsi="Times New Roman" w:eastAsia="Times New Roman"/>
           <w:b w:val="0"/>
           <w:i w:val="0"/>
+          <w:color w:val="181A1F"/>
+          <w:sz w:val="28"/>
         </w:rPr>
         <w:t>5) Социальный контроль — система социальных механизмов, обеспечивающих следование членов общества принятым моделям поведения; способ саморегуляции социальной системы.</w:t>
       </w:r>
     </w:p>
     <w:p>
-      <w:r>
-        <w:t>Ответ: ______________________________</w:t>
-      </w:r>
-    </w:p>
-    <w:p>
+      <w:pPr>
+        <w:keepNext/>
+        <w:widowControl/>
+        <w:spacing w:line="240" w:lineRule="auto" w:after="0" w:before="120"/>
+      </w:pPr>
       <w:r>
         <w:rPr>
+          <w:rFonts w:ascii="Times New Roman" w:hAnsi="Times New Roman" w:eastAsia="Times New Roman"/>
           <w:b/>
-          <w:sz w:val="24"/>
+          <w:color w:val="181A1F"/>
+          <w:sz w:val="28"/>
         </w:rPr>
         <w:t>8.</w:t>
       </w:r>
     </w:p>
     <w:p>
+      <w:pPr>
+        <w:widowControl/>
+        <w:spacing w:line="240" w:lineRule="auto" w:after="0"/>
+      </w:pPr>
       <w:r>
         <w:rPr>
+          <w:rFonts w:ascii="Times New Roman" w:hAnsi="Times New Roman" w:eastAsia="Times New Roman"/>
           <w:b w:val="0"/>
           <w:i w:val="0"/>
+          <w:color w:val="181A1F"/>
+          <w:sz w:val="28"/>
         </w:rPr>
         <w:t>Выберите верные суждения о социальных нормах и запишите цифры, под которыми они указаны.</w:t>
       </w:r>
     </w:p>
     <w:p>
+      <w:pPr>
+        <w:widowControl/>
+        <w:spacing w:line="240" w:lineRule="auto" w:after="0"/>
+      </w:pPr>
       <w:r>
         <w:rPr>
+          <w:rFonts w:ascii="Times New Roman" w:hAnsi="Times New Roman" w:eastAsia="Times New Roman"/>
           <w:b w:val="0"/>
           <w:i w:val="0"/>
+          <w:color w:val="181A1F"/>
+          <w:sz w:val="28"/>
         </w:rPr>
         <w:t>1) Все социальные нормы общеобязательны.</w:t>
       </w:r>
     </w:p>
     <w:p>
+      <w:pPr>
+        <w:widowControl/>
+        <w:spacing w:line="240" w:lineRule="auto" w:after="0"/>
+      </w:pPr>
       <w:r>
         <w:rPr>
+          <w:rFonts w:ascii="Times New Roman" w:hAnsi="Times New Roman" w:eastAsia="Times New Roman"/>
           <w:b w:val="0"/>
           <w:i w:val="0"/>
+          <w:color w:val="181A1F"/>
+          <w:sz w:val="28"/>
         </w:rPr>
         <w:t>2) Этические нормы всегда отражаются в политических принципах.</w:t>
       </w:r>
     </w:p>
     <w:p>
+      <w:pPr>
+        <w:widowControl/>
+        <w:spacing w:line="240" w:lineRule="auto" w:after="0"/>
+      </w:pPr>
       <w:r>
         <w:rPr>
+          <w:rFonts w:ascii="Times New Roman" w:hAnsi="Times New Roman" w:eastAsia="Times New Roman"/>
           <w:b w:val="0"/>
           <w:i w:val="0"/>
+          <w:color w:val="181A1F"/>
+          <w:sz w:val="28"/>
         </w:rPr>
         <w:t>3) Эстетические нормы закрепляют представления о прекрасном и безобразном.</w:t>
       </w:r>
     </w:p>
     <w:p>
+      <w:pPr>
+        <w:widowControl/>
+        <w:spacing w:line="240" w:lineRule="auto" w:after="0"/>
+      </w:pPr>
       <w:r>
         <w:rPr>
+          <w:rFonts w:ascii="Times New Roman" w:hAnsi="Times New Roman" w:eastAsia="Times New Roman"/>
           <w:b w:val="0"/>
           <w:i w:val="0"/>
+          <w:color w:val="181A1F"/>
+          <w:sz w:val="28"/>
         </w:rPr>
         <w:t>4) Социальные нормы направляют поведение людей, позволяют его контролировать, регулировать и оценивать.</w:t>
       </w:r>
     </w:p>
     <w:p>
+      <w:pPr>
+        <w:widowControl/>
+        <w:spacing w:line="240" w:lineRule="auto" w:after="0"/>
+      </w:pPr>
       <w:r>
         <w:rPr>
+          <w:rFonts w:ascii="Times New Roman" w:hAnsi="Times New Roman" w:eastAsia="Times New Roman"/>
           <w:b w:val="0"/>
           <w:i w:val="0"/>
+          <w:color w:val="181A1F"/>
+          <w:sz w:val="28"/>
         </w:rPr>
         <w:t>5) Порядок применения правовых норм отличается от порядка применения норм морали.</w:t>
       </w:r>
     </w:p>
     <w:p>
-      <w:r>
-        <w:t>Ответ: ______________________________</w:t>
-      </w:r>
-    </w:p>
-    <w:p>
+      <w:pPr>
+        <w:keepNext/>
+        <w:widowControl/>
+        <w:spacing w:line="240" w:lineRule="auto" w:after="0" w:before="120"/>
+      </w:pPr>
       <w:r>
         <w:rPr>
+          <w:rFonts w:ascii="Times New Roman" w:hAnsi="Times New Roman" w:eastAsia="Times New Roman"/>
           <w:b/>
-          <w:sz w:val="24"/>
+          <w:color w:val="181A1F"/>
+          <w:sz w:val="28"/>
         </w:rPr>
         <w:t>9.</w:t>
       </w:r>
     </w:p>
     <w:p>
+      <w:pPr>
+        <w:widowControl/>
+        <w:spacing w:line="240" w:lineRule="auto" w:after="0"/>
+      </w:pPr>
       <w:r>
         <w:rPr>
+          <w:rFonts w:ascii="Times New Roman" w:hAnsi="Times New Roman" w:eastAsia="Times New Roman"/>
           <w:b w:val="0"/>
           <w:i w:val="0"/>
+          <w:color w:val="181A1F"/>
+          <w:sz w:val="28"/>
         </w:rPr>
         <w:t xml:space="preserve">В ходе социологического опроса 25-летних и 50-летних граждан страны Z им задавали вопрос: “Где Вы обычно покупаете продукты питания?”. Полученные результаты (в % от числа опрошенных) представлены в вид диаграммы.     </w:t>
       </w:r>
     </w:p>
     <w:p>
       <w:pPr>
+        <w:widowControl/>
+        <w:spacing w:line="240" w:lineRule="auto" w:after="0"/>
         <w:jc w:val="center"/>
       </w:pPr>
       <w:r>
+        <w:rPr>
+          <w:rFonts w:ascii="Times New Roman" w:hAnsi="Times New Roman" w:eastAsia="Times New Roman"/>
+          <w:color w:val="181A1F"/>
+          <w:sz w:val="28"/>
+        </w:rPr>
         <w:drawing>
           <wp:inline xmlns:a="http://schemas.openxmlformats.org/drawingml/2006/main" xmlns:pic="http://schemas.openxmlformats.org/drawingml/2006/picture">
-            <wp:extent cx="5400000" cy="5400000"/>
+            <wp:extent cx="5400000" cy="4752000"/>
             <wp:docPr id="3" name="Picture 3"/>
             <wp:cNvGraphicFramePr>
               <a:graphicFrameLocks noChangeAspect="1"/>
@@ -734,6 +1146,7 @@
                   </pic:nvPicPr>
                   <pic:blipFill>
                     <a:blip r:embed="rId11"/>
+                    <a:srcRect b="12000"/>
                     <a:stretch>
                       <a:fillRect/>
                     </a:stretch>
@@ -741,7 +1154,7 @@
                   <pic:spPr>
                     <a:xfrm>
                       <a:off x="0" y="0"/>
-                      <a:ext cx="5400000" cy="5400000"/>
+                      <a:ext cx="5400000" cy="4752000"/>
                     </a:xfrm>
                     <a:prstGeom prst="rect"/>
                   </pic:spPr>
@@ -753,226 +1166,372 @@
       </w:r>
     </w:p>
     <w:p>
+      <w:pPr>
+        <w:widowControl/>
+        <w:spacing w:line="240" w:lineRule="auto" w:after="0"/>
+      </w:pPr>
       <w:r>
         <w:rPr>
+          <w:rFonts w:ascii="Times New Roman" w:hAnsi="Times New Roman" w:eastAsia="Times New Roman"/>
           <w:b w:val="0"/>
           <w:i w:val="0"/>
+          <w:color w:val="181A1F"/>
+          <w:sz w:val="28"/>
         </w:rPr>
         <w:t>Найдите в приведённом списке выводы, которые можно сделать на основе диаграммы, и запишите цифры, под которыми они указаны.</w:t>
       </w:r>
     </w:p>
     <w:p>
+      <w:pPr>
+        <w:widowControl/>
+        <w:spacing w:line="240" w:lineRule="auto" w:after="0"/>
+      </w:pPr>
       <w:r>
         <w:rPr>
+          <w:rFonts w:ascii="Times New Roman" w:hAnsi="Times New Roman" w:eastAsia="Times New Roman"/>
           <w:b w:val="0"/>
           <w:i w:val="0"/>
+          <w:color w:val="181A1F"/>
+          <w:sz w:val="28"/>
         </w:rPr>
         <w:t>1) Доля тех, кто обычно покупает продукты в большом универсальном магазине, среди 50-летних больше, чем среди 25 летних.</w:t>
       </w:r>
     </w:p>
     <w:p>
+      <w:pPr>
+        <w:widowControl/>
+        <w:spacing w:line="240" w:lineRule="auto" w:after="0"/>
+      </w:pPr>
       <w:r>
         <w:rPr>
+          <w:rFonts w:ascii="Times New Roman" w:hAnsi="Times New Roman" w:eastAsia="Times New Roman"/>
           <w:b w:val="0"/>
           <w:i w:val="0"/>
+          <w:color w:val="181A1F"/>
+          <w:sz w:val="28"/>
         </w:rPr>
         <w:t>2) Среди 25-летних тех, кто покупает продукты в небольшом продуктовом магазине, больше тех, кто покупает продукты на продовольственном рынке.</w:t>
       </w:r>
     </w:p>
     <w:p>
+      <w:pPr>
+        <w:widowControl/>
+        <w:spacing w:line="240" w:lineRule="auto" w:after="0"/>
+      </w:pPr>
       <w:r>
         <w:rPr>
+          <w:rFonts w:ascii="Times New Roman" w:hAnsi="Times New Roman" w:eastAsia="Times New Roman"/>
           <w:b w:val="0"/>
           <w:i w:val="0"/>
+          <w:color w:val="181A1F"/>
+          <w:sz w:val="28"/>
         </w:rPr>
         <w:t>3) Доля тех, кто затруднился с ответом, среди 25-летних больше, чем среди 50-летних.</w:t>
       </w:r>
     </w:p>
     <w:p>
+      <w:pPr>
+        <w:widowControl/>
+        <w:spacing w:line="240" w:lineRule="auto" w:after="0"/>
+      </w:pPr>
       <w:r>
         <w:rPr>
+          <w:rFonts w:ascii="Times New Roman" w:hAnsi="Times New Roman" w:eastAsia="Times New Roman"/>
           <w:b w:val="0"/>
           <w:i w:val="0"/>
+          <w:color w:val="181A1F"/>
+          <w:sz w:val="28"/>
         </w:rPr>
         <w:t>4) Равные доли 50-летних респондентов отметили, что покупают продукты на продовольственном рынке и что у них нет постоянного места для покупок.</w:t>
       </w:r>
     </w:p>
     <w:p>
+      <w:pPr>
+        <w:widowControl/>
+        <w:spacing w:line="240" w:lineRule="auto" w:after="0"/>
+      </w:pPr>
       <w:r>
         <w:rPr>
+          <w:rFonts w:ascii="Times New Roman" w:hAnsi="Times New Roman" w:eastAsia="Times New Roman"/>
           <w:b w:val="0"/>
           <w:i w:val="0"/>
+          <w:color w:val="181A1F"/>
+          <w:sz w:val="28"/>
         </w:rPr>
         <w:t>5) Доля тех, кто покупает продукты на продовольственном рынке, среди 50-летних больше, чем среди 25-летних.</w:t>
       </w:r>
     </w:p>
     <w:p>
-      <w:r>
-        <w:t>Ответ: ______________________________</w:t>
-      </w:r>
-    </w:p>
-    <w:p>
+      <w:pPr>
+        <w:keepNext/>
+        <w:widowControl/>
+        <w:spacing w:line="240" w:lineRule="auto" w:after="0" w:before="120"/>
+      </w:pPr>
       <w:r>
         <w:rPr>
+          <w:rFonts w:ascii="Times New Roman" w:hAnsi="Times New Roman" w:eastAsia="Times New Roman"/>
           <w:b/>
-          <w:sz w:val="24"/>
+          <w:color w:val="181A1F"/>
+          <w:sz w:val="28"/>
         </w:rPr>
         <w:t>10.</w:t>
       </w:r>
     </w:p>
     <w:p>
+      <w:pPr>
+        <w:widowControl/>
+        <w:spacing w:line="240" w:lineRule="auto" w:after="0"/>
+      </w:pPr>
       <w:r>
         <w:rPr>
+          <w:rFonts w:ascii="Times New Roman" w:hAnsi="Times New Roman" w:eastAsia="Times New Roman"/>
           <w:b w:val="0"/>
           <w:i w:val="0"/>
+          <w:color w:val="181A1F"/>
+          <w:sz w:val="28"/>
         </w:rPr>
         <w:t>Выберите верные суждения об этнических общностях и запишите цифры, под которыми они указаны.</w:t>
       </w:r>
     </w:p>
     <w:p>
+      <w:pPr>
+        <w:widowControl/>
+        <w:spacing w:line="240" w:lineRule="auto" w:after="0"/>
+      </w:pPr>
       <w:r>
         <w:rPr>
+          <w:rFonts w:ascii="Times New Roman" w:hAnsi="Times New Roman" w:eastAsia="Times New Roman"/>
           <w:b w:val="0"/>
           <w:i w:val="0"/>
+          <w:color w:val="181A1F"/>
+          <w:sz w:val="28"/>
         </w:rPr>
         <w:t xml:space="preserve">1) Этническая общность — это исторически сложившаяся на определённой территории устойчивая совокупность людей, которая связана общностью языка, культуры, психологического склада и мировосприятия. </w:t>
       </w:r>
     </w:p>
     <w:p>
+      <w:pPr>
+        <w:widowControl/>
+        <w:spacing w:line="240" w:lineRule="auto" w:after="0"/>
+      </w:pPr>
       <w:r>
         <w:rPr>
+          <w:rFonts w:ascii="Times New Roman" w:hAnsi="Times New Roman" w:eastAsia="Times New Roman"/>
           <w:b w:val="0"/>
           <w:i w:val="0"/>
+          <w:color w:val="181A1F"/>
+          <w:sz w:val="28"/>
         </w:rPr>
         <w:t xml:space="preserve">2) Интегративным показателем сформировавшейся этнической общности выступает самореализация индивида. </w:t>
       </w:r>
     </w:p>
     <w:p>
+      <w:pPr>
+        <w:widowControl/>
+        <w:spacing w:line="240" w:lineRule="auto" w:after="0"/>
+      </w:pPr>
       <w:r>
         <w:rPr>
+          <w:rFonts w:ascii="Times New Roman" w:hAnsi="Times New Roman" w:eastAsia="Times New Roman"/>
           <w:b w:val="0"/>
           <w:i w:val="0"/>
+          <w:color w:val="181A1F"/>
+          <w:sz w:val="28"/>
         </w:rPr>
         <w:t xml:space="preserve">3) Доход, образование, престиж, объём властных полномочий — факторы, влияющие на формирование этнических групп. </w:t>
       </w:r>
     </w:p>
     <w:p>
+      <w:pPr>
+        <w:widowControl/>
+        <w:spacing w:line="240" w:lineRule="auto" w:after="0"/>
+      </w:pPr>
       <w:r>
         <w:rPr>
+          <w:rFonts w:ascii="Times New Roman" w:hAnsi="Times New Roman" w:eastAsia="Times New Roman"/>
           <w:b w:val="0"/>
           <w:i w:val="0"/>
+          <w:color w:val="181A1F"/>
+          <w:sz w:val="28"/>
         </w:rPr>
         <w:t xml:space="preserve">4) К естественным предпосылкам складывания того или иного этноса относят общность профессиональных интересов. </w:t>
       </w:r>
     </w:p>
     <w:p>
+      <w:pPr>
+        <w:widowControl/>
+        <w:spacing w:line="240" w:lineRule="auto" w:after="0"/>
+      </w:pPr>
       <w:r>
         <w:rPr>
+          <w:rFonts w:ascii="Times New Roman" w:hAnsi="Times New Roman" w:eastAsia="Times New Roman"/>
           <w:b w:val="0"/>
           <w:i w:val="0"/>
+          <w:color w:val="181A1F"/>
+          <w:sz w:val="28"/>
         </w:rPr>
         <w:t>5) Культура этнической общности поддерживается индивидами, следующими национальным традициям данной общности.</w:t>
       </w:r>
     </w:p>
     <w:p>
-      <w:r>
-        <w:t>Ответ: ______________________________</w:t>
-      </w:r>
-    </w:p>
-    <w:p>
+      <w:pPr>
+        <w:keepNext/>
+        <w:widowControl/>
+        <w:spacing w:line="240" w:lineRule="auto" w:after="0" w:before="120"/>
+      </w:pPr>
       <w:r>
         <w:rPr>
+          <w:rFonts w:ascii="Times New Roman" w:hAnsi="Times New Roman" w:eastAsia="Times New Roman"/>
           <w:b/>
-          <w:sz w:val="24"/>
+          <w:color w:val="181A1F"/>
+          <w:sz w:val="28"/>
         </w:rPr>
         <w:t>11.</w:t>
       </w:r>
     </w:p>
     <w:p>
+      <w:pPr>
+        <w:widowControl/>
+        <w:spacing w:line="240" w:lineRule="auto" w:after="0"/>
+      </w:pPr>
       <w:r>
         <w:rPr>
+          <w:rFonts w:ascii="Times New Roman" w:hAnsi="Times New Roman" w:eastAsia="Times New Roman"/>
           <w:b w:val="0"/>
           <w:i w:val="0"/>
+          <w:color w:val="181A1F"/>
+          <w:sz w:val="28"/>
         </w:rPr>
         <w:t>Выберите верные суждения о социальных нормах и запишите цифры, под которыми они указаны.</w:t>
       </w:r>
     </w:p>
     <w:p>
+      <w:pPr>
+        <w:widowControl/>
+        <w:spacing w:line="240" w:lineRule="auto" w:after="0"/>
+      </w:pPr>
       <w:r>
         <w:rPr>
+          <w:rFonts w:ascii="Times New Roman" w:hAnsi="Times New Roman" w:eastAsia="Times New Roman"/>
           <w:b w:val="0"/>
           <w:i w:val="0"/>
+          <w:color w:val="181A1F"/>
+          <w:sz w:val="28"/>
         </w:rPr>
         <w:t>1) Социальные нормы отражают модели, стандарты должного поведения.</w:t>
       </w:r>
     </w:p>
     <w:p>
+      <w:pPr>
+        <w:widowControl/>
+        <w:spacing w:line="240" w:lineRule="auto" w:after="0"/>
+      </w:pPr>
       <w:r>
         <w:rPr>
+          <w:rFonts w:ascii="Times New Roman" w:hAnsi="Times New Roman" w:eastAsia="Times New Roman"/>
           <w:b w:val="0"/>
           <w:i w:val="0"/>
+          <w:color w:val="181A1F"/>
+          <w:sz w:val="28"/>
         </w:rPr>
         <w:t>2) Этические нормы всегда отражаются в политических принципах.</w:t>
       </w:r>
     </w:p>
     <w:p>
+      <w:pPr>
+        <w:widowControl/>
+        <w:spacing w:line="240" w:lineRule="auto" w:after="0"/>
+      </w:pPr>
       <w:r>
         <w:rPr>
+          <w:rFonts w:ascii="Times New Roman" w:hAnsi="Times New Roman" w:eastAsia="Times New Roman"/>
           <w:b w:val="0"/>
           <w:i w:val="0"/>
+          <w:color w:val="181A1F"/>
+          <w:sz w:val="28"/>
         </w:rPr>
         <w:t>3) Обычаи, как правило, фиксируются в нормативных документах.</w:t>
       </w:r>
     </w:p>
     <w:p>
+      <w:pPr>
+        <w:widowControl/>
+        <w:spacing w:line="240" w:lineRule="auto" w:after="0"/>
+      </w:pPr>
       <w:r>
         <w:rPr>
+          <w:rFonts w:ascii="Times New Roman" w:hAnsi="Times New Roman" w:eastAsia="Times New Roman"/>
           <w:b w:val="0"/>
           <w:i w:val="0"/>
+          <w:color w:val="181A1F"/>
+          <w:sz w:val="28"/>
         </w:rPr>
         <w:t>4) Корпоративные нормы обеспечиваются предусмотренными организацией санкциями.</w:t>
       </w:r>
     </w:p>
     <w:p>
+      <w:pPr>
+        <w:widowControl/>
+        <w:spacing w:line="240" w:lineRule="auto" w:after="0"/>
+      </w:pPr>
       <w:r>
         <w:rPr>
+          <w:rFonts w:ascii="Times New Roman" w:hAnsi="Times New Roman" w:eastAsia="Times New Roman"/>
           <w:b w:val="0"/>
           <w:i w:val="0"/>
+          <w:color w:val="181A1F"/>
+          <w:sz w:val="28"/>
         </w:rPr>
         <w:t>5) Порядок применения правовых норм устанавливается государством.</w:t>
       </w:r>
     </w:p>
     <w:p>
-      <w:r>
-        <w:t>Ответ: ______________________________</w:t>
-      </w:r>
-    </w:p>
-    <w:p>
+      <w:pPr>
+        <w:keepNext/>
+        <w:widowControl/>
+        <w:spacing w:line="240" w:lineRule="auto" w:after="0" w:before="120"/>
+      </w:pPr>
       <w:r>
         <w:rPr>
+          <w:rFonts w:ascii="Times New Roman" w:hAnsi="Times New Roman" w:eastAsia="Times New Roman"/>
           <w:b/>
-          <w:sz w:val="24"/>
+          <w:color w:val="181A1F"/>
+          <w:sz w:val="28"/>
         </w:rPr>
         <w:t>12.</w:t>
       </w:r>
     </w:p>
     <w:p>
+      <w:pPr>
+        <w:widowControl/>
+        <w:spacing w:line="240" w:lineRule="auto" w:after="0"/>
+      </w:pPr>
       <w:r>
         <w:rPr>
+          <w:rFonts w:ascii="Times New Roman" w:hAnsi="Times New Roman" w:eastAsia="Times New Roman"/>
           <w:b w:val="0"/>
           <w:i w:val="0"/>
+          <w:color w:val="181A1F"/>
+          <w:sz w:val="28"/>
         </w:rPr>
         <w:t>В ходе социологических опросов совершеннолетним жителям страны Z предложили определить их отношение к работе. Полученные результаты (в % от числа опрошенных) представлены в вид диаграммы.</w:t>
       </w:r>
     </w:p>
     <w:p>
       <w:pPr>
+        <w:widowControl/>
+        <w:spacing w:line="240" w:lineRule="auto" w:after="0"/>
         <w:jc w:val="center"/>
       </w:pPr>
       <w:r>
+        <w:rPr>
+          <w:rFonts w:ascii="Times New Roman" w:hAnsi="Times New Roman" w:eastAsia="Times New Roman"/>
+          <w:color w:val="181A1F"/>
+          <w:sz w:val="28"/>
+        </w:rPr>
         <w:drawing>
           <wp:inline xmlns:a="http://schemas.openxmlformats.org/drawingml/2006/main" xmlns:pic="http://schemas.openxmlformats.org/drawingml/2006/picture">
-            <wp:extent cx="5400000" cy="5400000"/>
+            <wp:extent cx="5400000" cy="4752000"/>
             <wp:docPr id="4" name="Picture 4"/>
             <wp:cNvGraphicFramePr>
               <a:graphicFrameLocks noChangeAspect="1"/>
@@ -986,6 +1545,7 @@
                   </pic:nvPicPr>
                   <pic:blipFill>
                     <a:blip r:embed="rId12"/>
+                    <a:srcRect b="12000"/>
                     <a:stretch>
                       <a:fillRect/>
                     </a:stretch>
@@ -993,7 +1553,7 @@
                   <pic:spPr>
                     <a:xfrm>
                       <a:off x="0" y="0"/>
-                      <a:ext cx="5400000" cy="5400000"/>
+                      <a:ext cx="5400000" cy="4752000"/>
                     </a:xfrm>
                     <a:prstGeom prst="rect"/>
                   </pic:spPr>
@@ -1005,1879 +1565,1297 @@
       </w:r>
     </w:p>
     <w:p>
+      <w:pPr>
+        <w:widowControl/>
+        <w:spacing w:line="240" w:lineRule="auto" w:after="0"/>
+      </w:pPr>
       <w:r>
         <w:rPr>
+          <w:rFonts w:ascii="Times New Roman" w:hAnsi="Times New Roman" w:eastAsia="Times New Roman"/>
           <w:b w:val="0"/>
           <w:i w:val="0"/>
+          <w:color w:val="181A1F"/>
+          <w:sz w:val="28"/>
         </w:rPr>
         <w:t>Найдите в приведённом списке выводы, которые можно сделать на основе диаграммы, и запишите цифры, под которыми они указаны.</w:t>
       </w:r>
     </w:p>
     <w:p>
+      <w:pPr>
+        <w:widowControl/>
+        <w:spacing w:line="240" w:lineRule="auto" w:after="0"/>
+      </w:pPr>
       <w:r>
         <w:rPr>
+          <w:rFonts w:ascii="Times New Roman" w:hAnsi="Times New Roman" w:eastAsia="Times New Roman"/>
           <w:b w:val="0"/>
           <w:i w:val="0"/>
+          <w:color w:val="181A1F"/>
+          <w:sz w:val="28"/>
         </w:rPr>
         <w:t>1)  Равные доли респондентов в обоих опросах ответили, что работа является для них неприятной обязанностью.</w:t>
       </w:r>
     </w:p>
     <w:p>
+      <w:pPr>
+        <w:widowControl/>
+        <w:spacing w:line="240" w:lineRule="auto" w:after="0"/>
+      </w:pPr>
       <w:r>
         <w:rPr>
+          <w:rFonts w:ascii="Times New Roman" w:hAnsi="Times New Roman" w:eastAsia="Times New Roman"/>
           <w:b w:val="0"/>
           <w:i w:val="0"/>
+          <w:color w:val="181A1F"/>
+          <w:sz w:val="28"/>
         </w:rPr>
         <w:t>2)  Доля тех, кто отметили, что работа важна и интересна сама по себе, увеличилась за 10 лет.</w:t>
       </w:r>
     </w:p>
     <w:p>
+      <w:pPr>
+        <w:widowControl/>
+        <w:spacing w:line="240" w:lineRule="auto" w:after="0"/>
+      </w:pPr>
       <w:r>
         <w:rPr>
+          <w:rFonts w:ascii="Times New Roman" w:hAnsi="Times New Roman" w:eastAsia="Times New Roman"/>
           <w:b w:val="0"/>
           <w:i w:val="0"/>
+          <w:color w:val="181A1F"/>
+          <w:sz w:val="28"/>
         </w:rPr>
         <w:t>3)  Доля тех, кто рассматривали работу прежде всего как источник средств к существованию, выросла за 10 лет.</w:t>
       </w:r>
     </w:p>
     <w:p>
+      <w:pPr>
+        <w:widowControl/>
+        <w:spacing w:line="240" w:lineRule="auto" w:after="0"/>
+      </w:pPr>
       <w:r>
         <w:rPr>
+          <w:rFonts w:ascii="Times New Roman" w:hAnsi="Times New Roman" w:eastAsia="Times New Roman"/>
           <w:b w:val="0"/>
           <w:i w:val="0"/>
+          <w:color w:val="181A1F"/>
+          <w:sz w:val="28"/>
         </w:rPr>
         <w:t>4)  Среди опрошенных в 2018 г. доля тех, кто отметили, что в жизни есть более важные вещи, больше доли тех, кто затруднился ответить.</w:t>
       </w:r>
     </w:p>
     <w:p>
+      <w:pPr>
+        <w:widowControl/>
+        <w:spacing w:line="240" w:lineRule="auto" w:after="0"/>
+      </w:pPr>
       <w:r>
         <w:rPr>
+          <w:rFonts w:ascii="Times New Roman" w:hAnsi="Times New Roman" w:eastAsia="Times New Roman"/>
           <w:b w:val="0"/>
           <w:i w:val="0"/>
+          <w:color w:val="181A1F"/>
+          <w:sz w:val="28"/>
         </w:rPr>
         <w:t>5)  Среди опрошенных в 2008 г. доля тех, кто затруднился ответить, меньше доли тех, кто рассматривали работу как источник средств к существованию.</w:t>
       </w:r>
     </w:p>
     <w:p>
-      <w:r>
-        <w:t>Ответ: ______________________________</w:t>
-      </w:r>
-    </w:p>
-    <w:p>
+      <w:pPr>
+        <w:keepNext/>
+        <w:widowControl/>
+        <w:spacing w:line="240" w:lineRule="auto" w:after="0" w:before="120"/>
+      </w:pPr>
       <w:r>
         <w:rPr>
+          <w:rFonts w:ascii="Times New Roman" w:hAnsi="Times New Roman" w:eastAsia="Times New Roman"/>
           <w:b/>
-          <w:sz w:val="24"/>
+          <w:color w:val="181A1F"/>
+          <w:sz w:val="28"/>
         </w:rPr>
         <w:t>13.</w:t>
       </w:r>
     </w:p>
     <w:p>
+      <w:pPr>
+        <w:widowControl/>
+        <w:spacing w:line="240" w:lineRule="auto" w:after="0"/>
+      </w:pPr>
       <w:r>
         <w:rPr>
+          <w:rFonts w:ascii="Times New Roman" w:hAnsi="Times New Roman" w:eastAsia="Times New Roman"/>
           <w:b w:val="0"/>
           <w:i w:val="0"/>
+          <w:color w:val="181A1F"/>
+          <w:sz w:val="28"/>
         </w:rPr>
         <w:t>Выберите верные суждения о социальном конфликте и запишите цифры, под которыми они указаны.</w:t>
       </w:r>
     </w:p>
     <w:p>
+      <w:pPr>
+        <w:widowControl/>
+        <w:spacing w:line="240" w:lineRule="auto" w:after="0"/>
+      </w:pPr>
       <w:r>
         <w:rPr>
+          <w:rFonts w:ascii="Times New Roman" w:hAnsi="Times New Roman" w:eastAsia="Times New Roman"/>
           <w:b w:val="0"/>
           <w:i w:val="0"/>
+          <w:color w:val="181A1F"/>
+          <w:sz w:val="28"/>
         </w:rPr>
         <w:t>1) Институциональные конфликты запрещены во всех обществах.</w:t>
       </w:r>
     </w:p>
     <w:p>
+      <w:pPr>
+        <w:widowControl/>
+        <w:spacing w:line="240" w:lineRule="auto" w:after="0"/>
+      </w:pPr>
       <w:r>
         <w:rPr>
+          <w:rFonts w:ascii="Times New Roman" w:hAnsi="Times New Roman" w:eastAsia="Times New Roman"/>
           <w:b w:val="0"/>
           <w:i w:val="0"/>
+          <w:color w:val="181A1F"/>
+          <w:sz w:val="28"/>
         </w:rPr>
         <w:t>2) Социальный конфликт — это наивысшая стадия развития противоречий в отношениях между людьми, социальными группами, общества в целом.</w:t>
       </w:r>
     </w:p>
     <w:p>
+      <w:pPr>
+        <w:widowControl/>
+        <w:spacing w:line="240" w:lineRule="auto" w:after="0"/>
+      </w:pPr>
       <w:r>
         <w:rPr>
+          <w:rFonts w:ascii="Times New Roman" w:hAnsi="Times New Roman" w:eastAsia="Times New Roman"/>
           <w:b w:val="0"/>
           <w:i w:val="0"/>
+          <w:color w:val="181A1F"/>
+          <w:sz w:val="28"/>
         </w:rPr>
         <w:t>3) Легитимные и противоправные конфликты различают в зависимости от масштабов социальных потрясений.</w:t>
       </w:r>
     </w:p>
     <w:p>
+      <w:pPr>
+        <w:widowControl/>
+        <w:spacing w:line="240" w:lineRule="auto" w:after="0"/>
+      </w:pPr>
       <w:r>
         <w:rPr>
+          <w:rFonts w:ascii="Times New Roman" w:hAnsi="Times New Roman" w:eastAsia="Times New Roman"/>
           <w:b w:val="0"/>
           <w:i w:val="0"/>
+          <w:color w:val="181A1F"/>
+          <w:sz w:val="28"/>
         </w:rPr>
         <w:t>4) Социальный конфликт характеризуется столкновением противоположно направленных интересов, целей, позиций субъектов взаимодействия.</w:t>
       </w:r>
     </w:p>
     <w:p>
+      <w:pPr>
+        <w:widowControl/>
+        <w:spacing w:line="240" w:lineRule="auto" w:after="0"/>
+      </w:pPr>
       <w:r>
         <w:rPr>
+          <w:rFonts w:ascii="Times New Roman" w:hAnsi="Times New Roman" w:eastAsia="Times New Roman"/>
           <w:b w:val="0"/>
           <w:i w:val="0"/>
+          <w:color w:val="181A1F"/>
+          <w:sz w:val="28"/>
         </w:rPr>
         <w:t>5) Конфликтное взаимодействие может проявляться в таких формах, как спор, ультиматум, демонстрация силы, вооружённое столкновение и т.п.</w:t>
       </w:r>
     </w:p>
     <w:p>
-      <w:r>
-        <w:t>Ответ: ______________________________</w:t>
-      </w:r>
-    </w:p>
-    <w:p>
+      <w:pPr>
+        <w:keepNext/>
+        <w:widowControl/>
+        <w:spacing w:line="240" w:lineRule="auto" w:after="0" w:before="120"/>
+      </w:pPr>
       <w:r>
         <w:rPr>
+          <w:rFonts w:ascii="Times New Roman" w:hAnsi="Times New Roman" w:eastAsia="Times New Roman"/>
           <w:b/>
-          <w:sz w:val="24"/>
+          <w:color w:val="181A1F"/>
+          <w:sz w:val="28"/>
         </w:rPr>
         <w:t>14.</w:t>
       </w:r>
     </w:p>
     <w:p>
+      <w:pPr>
+        <w:widowControl/>
+        <w:spacing w:line="240" w:lineRule="auto" w:after="0"/>
+      </w:pPr>
       <w:r>
         <w:rPr>
+          <w:rFonts w:ascii="Times New Roman" w:hAnsi="Times New Roman" w:eastAsia="Times New Roman"/>
           <w:b w:val="0"/>
           <w:i w:val="0"/>
+          <w:color w:val="181A1F"/>
+          <w:sz w:val="28"/>
         </w:rPr>
         <w:t>Выберите верные суждения об этнических группах и межнациональных отношениях и запишите цифры, под которыми они указаны.</w:t>
       </w:r>
     </w:p>
     <w:p>
+      <w:pPr>
+        <w:widowControl/>
+        <w:spacing w:line="240" w:lineRule="auto" w:after="0"/>
+      </w:pPr>
       <w:r>
         <w:rPr>
+          <w:rFonts w:ascii="Times New Roman" w:hAnsi="Times New Roman" w:eastAsia="Times New Roman"/>
           <w:b w:val="0"/>
           <w:i w:val="0"/>
+          <w:color w:val="181A1F"/>
+          <w:sz w:val="28"/>
         </w:rPr>
         <w:t>1) Историческими формами этноса учёные называют племена, народности, нации.</w:t>
       </w:r>
     </w:p>
     <w:p>
+      <w:pPr>
+        <w:widowControl/>
+        <w:spacing w:line="240" w:lineRule="auto" w:after="0"/>
+      </w:pPr>
       <w:r>
         <w:rPr>
+          <w:rFonts w:ascii="Times New Roman" w:hAnsi="Times New Roman" w:eastAsia="Times New Roman"/>
           <w:b w:val="0"/>
           <w:i w:val="0"/>
+          <w:color w:val="181A1F"/>
+          <w:sz w:val="28"/>
         </w:rPr>
         <w:t>2) Один из способов предотвращения межнациональных конфликтов в демократическом обществе — компактное расселение людей одной национальности в пределах многонационального государства.</w:t>
       </w:r>
     </w:p>
     <w:p>
+      <w:pPr>
+        <w:widowControl/>
+        <w:spacing w:line="240" w:lineRule="auto" w:after="0"/>
+      </w:pPr>
       <w:r>
         <w:rPr>
+          <w:rFonts w:ascii="Times New Roman" w:hAnsi="Times New Roman" w:eastAsia="Times New Roman"/>
           <w:b w:val="0"/>
           <w:i w:val="0"/>
+          <w:color w:val="181A1F"/>
+          <w:sz w:val="28"/>
         </w:rPr>
         <w:t>3) Одним из способов гармонизации межнациональных отношений является развитие культурных связей между народами.</w:t>
       </w:r>
     </w:p>
     <w:p>
+      <w:pPr>
+        <w:widowControl/>
+        <w:spacing w:line="240" w:lineRule="auto" w:after="0"/>
+      </w:pPr>
       <w:r>
         <w:rPr>
+          <w:rFonts w:ascii="Times New Roman" w:hAnsi="Times New Roman" w:eastAsia="Times New Roman"/>
           <w:b w:val="0"/>
           <w:i w:val="0"/>
+          <w:color w:val="181A1F"/>
+          <w:sz w:val="28"/>
         </w:rPr>
         <w:t>4) Все этнические общности имеют свою государственность.</w:t>
       </w:r>
     </w:p>
     <w:p>
+      <w:pPr>
+        <w:widowControl/>
+        <w:spacing w:line="240" w:lineRule="auto" w:after="0"/>
+      </w:pPr>
       <w:r>
         <w:rPr>
+          <w:rFonts w:ascii="Times New Roman" w:hAnsi="Times New Roman" w:eastAsia="Times New Roman"/>
           <w:b w:val="0"/>
           <w:i w:val="0"/>
+          <w:color w:val="181A1F"/>
+          <w:sz w:val="28"/>
         </w:rPr>
         <w:t>5) Один из способов предотвращения межнациональных конфликтов в демократическом обществе — обеспечение равноправия всех граждан.</w:t>
       </w:r>
     </w:p>
     <w:p>
-      <w:r>
-        <w:t>Ответ: ______________________________</w:t>
-      </w:r>
-    </w:p>
-    <w:p>
+      <w:pPr>
+        <w:keepNext/>
+        <w:widowControl/>
+        <w:spacing w:line="240" w:lineRule="auto" w:after="0" w:before="120"/>
+      </w:pPr>
       <w:r>
         <w:rPr>
+          <w:rFonts w:ascii="Times New Roman" w:hAnsi="Times New Roman" w:eastAsia="Times New Roman"/>
           <w:b/>
-          <w:sz w:val="24"/>
+          <w:color w:val="181A1F"/>
+          <w:sz w:val="28"/>
         </w:rPr>
         <w:t>15.</w:t>
       </w:r>
     </w:p>
     <w:p>
+      <w:pPr>
+        <w:widowControl/>
+        <w:spacing w:line="240" w:lineRule="auto" w:after="0"/>
+      </w:pPr>
       <w:r>
         <w:rPr>
+          <w:rFonts w:ascii="Times New Roman" w:hAnsi="Times New Roman" w:eastAsia="Times New Roman"/>
           <w:b w:val="0"/>
           <w:i w:val="0"/>
+          <w:color w:val="181A1F"/>
+          <w:sz w:val="28"/>
         </w:rPr>
         <w:t>Выберите верные суждения о социальной стратификации и социальной мобильности и запишите цифры, под которыми они указаны.</w:t>
       </w:r>
     </w:p>
     <w:p>
+      <w:pPr>
+        <w:widowControl/>
+        <w:spacing w:line="240" w:lineRule="auto" w:after="0"/>
+      </w:pPr>
       <w:r>
         <w:rPr>
+          <w:rFonts w:ascii="Times New Roman" w:hAnsi="Times New Roman" w:eastAsia="Times New Roman"/>
           <w:b w:val="0"/>
           <w:i w:val="0"/>
+          <w:color w:val="181A1F"/>
+          <w:sz w:val="28"/>
         </w:rPr>
         <w:t>1) Социальная стратификация предполагает неравенство в доходах, власти, престиже профессии и образовании.</w:t>
       </w:r>
     </w:p>
     <w:p>
+      <w:pPr>
+        <w:widowControl/>
+        <w:spacing w:line="240" w:lineRule="auto" w:after="0"/>
+      </w:pPr>
       <w:r>
         <w:rPr>
+          <w:rFonts w:ascii="Times New Roman" w:hAnsi="Times New Roman" w:eastAsia="Times New Roman"/>
           <w:b w:val="0"/>
           <w:i w:val="0"/>
+          <w:color w:val="181A1F"/>
+          <w:sz w:val="28"/>
         </w:rPr>
         <w:t>2) Социальная мобильность - совокупность социальных статусов и ролей людей в обществе, расположенных в иерархическом порядке.</w:t>
       </w:r>
     </w:p>
     <w:p>
+      <w:pPr>
+        <w:widowControl/>
+        <w:spacing w:line="240" w:lineRule="auto" w:after="0"/>
+      </w:pPr>
       <w:r>
         <w:rPr>
+          <w:rFonts w:ascii="Times New Roman" w:hAnsi="Times New Roman" w:eastAsia="Times New Roman"/>
           <w:b w:val="0"/>
           <w:i w:val="0"/>
+          <w:color w:val="181A1F"/>
+          <w:sz w:val="28"/>
         </w:rPr>
         <w:t>3) Горизонтальная мобильность - переход индивида из одной социальной группы в другую, расположенную на том же уровне.</w:t>
       </w:r>
     </w:p>
     <w:p>
+      <w:pPr>
+        <w:widowControl/>
+        <w:spacing w:line="240" w:lineRule="auto" w:after="0"/>
+      </w:pPr>
       <w:r>
         <w:rPr>
+          <w:rFonts w:ascii="Times New Roman" w:hAnsi="Times New Roman" w:eastAsia="Times New Roman"/>
           <w:b w:val="0"/>
           <w:i w:val="0"/>
+          <w:color w:val="181A1F"/>
+          <w:sz w:val="28"/>
         </w:rPr>
         <w:t>4) Вертикальная мобильность относится к ситуации, когда один и тот же индивид на протяжении жизни несколько раз меняет свои социальные позиции в отличие от своих родителей.</w:t>
       </w:r>
     </w:p>
     <w:p>
+      <w:pPr>
+        <w:widowControl/>
+        <w:spacing w:line="240" w:lineRule="auto" w:after="0"/>
+      </w:pPr>
       <w:r>
         <w:rPr>
+          <w:rFonts w:ascii="Times New Roman" w:hAnsi="Times New Roman" w:eastAsia="Times New Roman"/>
           <w:b w:val="0"/>
           <w:i w:val="0"/>
+          <w:color w:val="181A1F"/>
+          <w:sz w:val="28"/>
         </w:rPr>
         <w:t>5) В состав среднего класса входят люди, имеющие невысокие доходы, средние и мелкие предприниматели, а также топ-менеджеры крупных компаний.</w:t>
       </w:r>
     </w:p>
     <w:p>
-      <w:r>
-        <w:t>Ответ: ______________________________</w:t>
-      </w:r>
-    </w:p>
-    <w:p>
+      <w:pPr>
+        <w:keepNext/>
+        <w:widowControl/>
+        <w:spacing w:line="240" w:lineRule="auto" w:after="0" w:before="120"/>
+      </w:pPr>
       <w:r>
         <w:rPr>
+          <w:rFonts w:ascii="Times New Roman" w:hAnsi="Times New Roman" w:eastAsia="Times New Roman"/>
           <w:b/>
-          <w:sz w:val="24"/>
+          <w:color w:val="181A1F"/>
+          <w:sz w:val="28"/>
         </w:rPr>
         <w:t>16.</w:t>
       </w:r>
     </w:p>
     <w:p>
+      <w:pPr>
+        <w:widowControl/>
+        <w:spacing w:line="240" w:lineRule="auto" w:after="0"/>
+      </w:pPr>
       <w:r>
         <w:rPr>
+          <w:rFonts w:ascii="Times New Roman" w:hAnsi="Times New Roman" w:eastAsia="Times New Roman"/>
           <w:b w:val="0"/>
           <w:i w:val="0"/>
+          <w:color w:val="181A1F"/>
+          <w:sz w:val="28"/>
         </w:rPr>
         <w:t>Выберите верные суждения о социальных нормах и запишите цифры, под которыми они указаны.</w:t>
       </w:r>
     </w:p>
     <w:p>
+      <w:pPr>
+        <w:widowControl/>
+        <w:spacing w:line="240" w:lineRule="auto" w:after="0"/>
+      </w:pPr>
       <w:r>
         <w:rPr>
+          <w:rFonts w:ascii="Times New Roman" w:hAnsi="Times New Roman" w:eastAsia="Times New Roman"/>
           <w:b w:val="0"/>
           <w:i w:val="0"/>
+          <w:color w:val="181A1F"/>
+          <w:sz w:val="28"/>
         </w:rPr>
         <w:t>1) К функциям социальных норм относят интегрирование индивидов в систему общественных отношений.</w:t>
       </w:r>
     </w:p>
     <w:p>
+      <w:pPr>
+        <w:widowControl/>
+        <w:spacing w:line="240" w:lineRule="auto" w:after="0"/>
+      </w:pPr>
       <w:r>
         <w:rPr>
+          <w:rFonts w:ascii="Times New Roman" w:hAnsi="Times New Roman" w:eastAsia="Times New Roman"/>
           <w:b w:val="0"/>
           <w:i w:val="0"/>
+          <w:color w:val="181A1F"/>
+          <w:sz w:val="28"/>
         </w:rPr>
         <w:t>2) Социальные нормы позволяют регулировать и оценивать поведение людей.</w:t>
       </w:r>
     </w:p>
     <w:p>
+      <w:pPr>
+        <w:widowControl/>
+        <w:spacing w:line="240" w:lineRule="auto" w:after="0"/>
+      </w:pPr>
       <w:r>
         <w:rPr>
+          <w:rFonts w:ascii="Times New Roman" w:hAnsi="Times New Roman" w:eastAsia="Times New Roman"/>
           <w:b w:val="0"/>
           <w:i w:val="0"/>
+          <w:color w:val="181A1F"/>
+          <w:sz w:val="28"/>
         </w:rPr>
         <w:t>3) К видам социальных норм относятся социальные санкции.</w:t>
       </w:r>
     </w:p>
     <w:p>
+      <w:pPr>
+        <w:widowControl/>
+        <w:spacing w:line="240" w:lineRule="auto" w:after="0"/>
+      </w:pPr>
       <w:r>
         <w:rPr>
+          <w:rFonts w:ascii="Times New Roman" w:hAnsi="Times New Roman" w:eastAsia="Times New Roman"/>
           <w:b w:val="0"/>
           <w:i w:val="0"/>
+          <w:color w:val="181A1F"/>
+          <w:sz w:val="28"/>
         </w:rPr>
         <w:t>4) Видами социальных норм являются религиозные, правовые, моральные нормы.</w:t>
       </w:r>
     </w:p>
     <w:p>
+      <w:pPr>
+        <w:widowControl/>
+        <w:spacing w:line="240" w:lineRule="auto" w:after="0"/>
+      </w:pPr>
       <w:r>
         <w:rPr>
+          <w:rFonts w:ascii="Times New Roman" w:hAnsi="Times New Roman" w:eastAsia="Times New Roman"/>
           <w:b w:val="0"/>
           <w:i w:val="0"/>
+          <w:color w:val="181A1F"/>
+          <w:sz w:val="28"/>
         </w:rPr>
         <w:t>5) Соблюдение социальных норм всегда достигается мерами государственного принуждения.</w:t>
       </w:r>
     </w:p>
     <w:p>
+      <w:pPr>
+        <w:widowControl/>
+        <w:spacing w:line="240" w:lineRule="auto" w:after="0"/>
+      </w:pPr>
       <w:r>
-        <w:t>Ответ: ______________________________</w:t>
-      </w:r>
-    </w:p>
-    <w:p>
-      <w:r>
+        <w:rPr>
+          <w:rFonts w:ascii="Times New Roman" w:hAnsi="Times New Roman" w:eastAsia="Times New Roman"/>
+          <w:color w:val="181A1F"/>
+          <w:sz w:val="28"/>
+        </w:rPr>
         <w:br w:type="page"/>
       </w:r>
     </w:p>
     <w:p>
       <w:pPr>
         <w:pStyle w:val="Heading1"/>
+        <w:keepNext/>
+        <w:widowControl/>
+        <w:spacing w:line="240" w:lineRule="auto" w:after="60" w:before="160"/>
       </w:pPr>
       <w:r>
+        <w:rPr>
+          <w:rFonts w:ascii="Times New Roman" w:hAnsi="Times New Roman" w:eastAsia="Times New Roman"/>
+          <w:b/>
+          <w:color w:val="181A1F"/>
+          <w:sz w:val="28"/>
+        </w:rPr>
         <w:t>Часть 2</w:t>
       </w:r>
     </w:p>
     <w:p>
+      <w:pPr>
+        <w:widowControl/>
+        <w:spacing w:line="240" w:lineRule="auto" w:after="0"/>
+      </w:pPr>
       <w:r>
+        <w:rPr>
+          <w:rFonts w:ascii="Times New Roman" w:hAnsi="Times New Roman" w:eastAsia="Times New Roman"/>
+          <w:color w:val="181A1F"/>
+          <w:sz w:val="28"/>
+        </w:rPr>
         <w:t>Для заданий 17–25 запишите полный развёрнутый ответ. Каждый вопрос самодостаточен и тематически соответствует варианту.</w:t>
       </w:r>
     </w:p>
     <w:p>
+      <w:pPr>
+        <w:keepNext/>
+        <w:widowControl/>
+        <w:spacing w:line="240" w:lineRule="auto" w:after="0" w:before="120"/>
+      </w:pPr>
       <w:r>
         <w:rPr>
+          <w:rFonts w:ascii="Times New Roman" w:hAnsi="Times New Roman" w:eastAsia="Times New Roman"/>
           <w:b/>
-          <w:sz w:val="24"/>
+          <w:color w:val="181A1F"/>
+          <w:sz w:val="28"/>
         </w:rPr>
         <w:t>17.</w:t>
       </w:r>
     </w:p>
     <w:p>
+      <w:pPr>
+        <w:widowControl/>
+        <w:spacing w:line="240" w:lineRule="auto" w:after="0"/>
+      </w:pPr>
       <w:r>
         <w:rPr>
+          <w:rFonts w:ascii="Times New Roman" w:hAnsi="Times New Roman" w:eastAsia="Times New Roman"/>
           <w:b w:val="0"/>
           <w:i w:val="0"/>
+          <w:color w:val="181A1F"/>
+          <w:sz w:val="28"/>
         </w:rPr>
         <w:t xml:space="preserve">В самом общем виде социальный контроль можно определить как способ регулирования общественных отношений, направленный на устранение элементов дезорганизации и тем самым — на сохранение качественной определенности социальной системы. В процессе осуществления социального контроля происходит преодоление тех или иных дисфункций, отклонений от социальных норм. &lt;…&gt; На поверхности общественной жизни социальный контроль проявляется прежде всего как применение определенных санкций — действий, посредством которых отклоняющееся поведение индивидов или групп подчиняется требованиям социальной общности. Осуществлять эту функцию в зависимости от ситуации могут либо сами члены той или иной общности (неформальный контроль), либо специально выделенные для этого лица, наделенные соответствующими полномочиями (формальный контроль). Понятие «социального контроля» в сознании многих людей ассоциируется с деятельностью органов государственного принуждения (прежде всего, правоохранительных учреждений). Однако это общественное явление имеет значительно более широкую сферу действия, гораздо более сложную организационную и социально-психологическую структуру. Его целевая направленность зависит от исторически обусловленных экономических, политических, социокультурных характеристик конкретной социальной системы. Каждое общество, вырабатывает свою собственную, специфическую систему мер, способов внушения и убеждения, предписаний и запретов, выражения признаний, отличий, наград, благодаря которым поведение социальных групп, ассоциаций и индивидов приводится в соответствие с принятыми образцами деятельности. Функционирование социального контроля проявляется в осуществлении корректирующих воздействий, социальных санкций, обеспечивающих упорядоченность, динамическое равновесие социальной системы в процессе ее развития. Осуществляются эти санкции действующей системой социальных институтов (организаций), составляющих второй основной элемент (организационную подсистему) системы социального контроля. Следующим важным элементом данной системы выступают неинституциализированные механизмы социального контроля (общественное мнение, традиции, обычаи и т.д.), которые носят социально-психологический характер. Как и другие системные образования, эта система представляет собой упорядоченную определенным образом совокупность элементов, взаимосвязанных между собой и образующих некоторое целостное единство. </w:t>
       </w:r>
     </w:p>
     <w:p>
+      <w:pPr>
+        <w:widowControl/>
+        <w:spacing w:line="240" w:lineRule="auto" w:after="0"/>
+      </w:pPr>
       <w:r>
         <w:rPr>
+          <w:rFonts w:ascii="Times New Roman" w:hAnsi="Times New Roman" w:eastAsia="Times New Roman"/>
           <w:b w:val="0"/>
           <w:i w:val="0"/>
+          <w:color w:val="181A1F"/>
+          <w:sz w:val="28"/>
         </w:rPr>
         <w:t xml:space="preserve">(Д. Г. Дыльнов) </w:t>
       </w:r>
     </w:p>
     <w:p>
+      <w:pPr>
+        <w:widowControl/>
+        <w:spacing w:line="240" w:lineRule="auto" w:after="0"/>
+      </w:pPr>
       <w:r>
         <w:rPr>
+          <w:rFonts w:ascii="Times New Roman" w:hAnsi="Times New Roman" w:eastAsia="Times New Roman"/>
           <w:b w:val="0"/>
           <w:i w:val="0"/>
+          <w:color w:val="181A1F"/>
+          <w:sz w:val="28"/>
         </w:rPr>
         <w:t xml:space="preserve">В тексте упомянуты ключевые понятия социально-гуманитарных наук. Используя обществоведческие знания, </w:t>
       </w:r>
     </w:p>
     <w:p>
+      <w:pPr>
+        <w:widowControl/>
+        <w:spacing w:line="240" w:lineRule="auto" w:after="0"/>
+      </w:pPr>
       <w:r>
         <w:rPr>
+          <w:rFonts w:ascii="Times New Roman" w:hAnsi="Times New Roman" w:eastAsia="Times New Roman"/>
           <w:b w:val="0"/>
           <w:i w:val="0"/>
+          <w:color w:val="181A1F"/>
+          <w:sz w:val="28"/>
         </w:rPr>
         <w:t xml:space="preserve">– укажите не менее трёх основных признаков деятельности как формы активности человека; </w:t>
       </w:r>
     </w:p>
     <w:p>
+      <w:pPr>
+        <w:widowControl/>
+        <w:spacing w:line="240" w:lineRule="auto" w:after="0"/>
+      </w:pPr>
       <w:r>
         <w:rPr>
+          <w:rFonts w:ascii="Times New Roman" w:hAnsi="Times New Roman" w:eastAsia="Times New Roman"/>
           <w:b w:val="0"/>
           <w:i w:val="0"/>
+          <w:color w:val="181A1F"/>
+          <w:sz w:val="28"/>
         </w:rPr>
         <w:t>– объясните влияние одного из указанных в тексте механизмов социального контроля на поведение индивида. (Объяснение может быть дано в одном или нескольких распространённых предложениях).</w:t>
       </w:r>
     </w:p>
     <w:p>
+      <w:pPr>
+        <w:widowControl/>
+        <w:spacing w:line="240" w:lineRule="auto" w:after="0"/>
+      </w:pPr>
       <w:r>
+        <w:rPr>
+          <w:rFonts w:ascii="Times New Roman" w:hAnsi="Times New Roman" w:eastAsia="Times New Roman"/>
+          <w:color w:val="181A1F"/>
+          <w:sz w:val="28"/>
+        </w:rPr>
         <w:t>Ответ:</w:t>
       </w:r>
     </w:p>
     <w:p>
-      <w:r>
-        <w:t>__________________________________________________________________________________________</w:t>
-      </w:r>
-    </w:p>
-    <w:p>
-      <w:r>
-        <w:t>__________________________________________________________________________________________</w:t>
-      </w:r>
-    </w:p>
-    <w:p>
-      <w:r>
-        <w:t>__________________________________________________________________________________________</w:t>
-      </w:r>
-    </w:p>
-    <w:p>
+      <w:pPr>
+        <w:keepNext/>
+        <w:widowControl/>
+        <w:spacing w:line="240" w:lineRule="auto" w:after="0" w:before="120"/>
+      </w:pPr>
       <w:r>
         <w:rPr>
+          <w:rFonts w:ascii="Times New Roman" w:hAnsi="Times New Roman" w:eastAsia="Times New Roman"/>
           <w:b/>
-          <w:sz w:val="24"/>
+          <w:color w:val="181A1F"/>
+          <w:sz w:val="28"/>
         </w:rPr>
         <w:t>18.</w:t>
       </w:r>
     </w:p>
     <w:p>
+      <w:pPr>
+        <w:widowControl/>
+        <w:spacing w:line="240" w:lineRule="auto" w:after="0"/>
+      </w:pPr>
       <w:r>
         <w:rPr>
+          <w:rFonts w:ascii="Times New Roman" w:hAnsi="Times New Roman" w:eastAsia="Times New Roman"/>
           <w:b w:val="0"/>
           <w:i w:val="0"/>
+          <w:color w:val="181A1F"/>
+          <w:sz w:val="28"/>
         </w:rPr>
         <w:t xml:space="preserve">Перемены, происшедшие в последние десятилетия в экономической, технической и социально-политической сферах, обусловили серьезные сдвиги в культурных основах современного индустриального общества. Изменилось все: стимулы, побуждающие человека к работе, противоречия, становящиеся причинами политических конфликтов, религиозные убеждения людей, их отношение к разводам, … значение, которое человек придает обзаведению семьей и детьми. Можно пойти еще дальше и позволить себе утверждение, что за время существования современного индустриального общества изменилось даже то, чего люди хотят от жизни. Все эти перемены происходят постепенно, в свою очередь, отражая изменения в процессе формирования человека, определяющие лицо различных поколений. Так, среди старших членов общества по-прежнему широко распространены традиционные ценности и нормы, тогда как группы молодежи все больше становятся привержены новым ориентациям. По мере того, как более молодое поколение взрослеет и постепенно вытесняет старшее, происходит и трансформация мировоззрения, превалирующего в обществе. &lt;…&gt; </w:t>
       </w:r>
     </w:p>
     <w:p>
+      <w:pPr>
+        <w:widowControl/>
+        <w:spacing w:line="240" w:lineRule="auto" w:after="0"/>
+      </w:pPr>
       <w:r>
         <w:rPr>
+          <w:rFonts w:ascii="Times New Roman" w:hAnsi="Times New Roman" w:eastAsia="Times New Roman"/>
           <w:b w:val="0"/>
           <w:i w:val="0"/>
+          <w:color w:val="181A1F"/>
+          <w:sz w:val="28"/>
         </w:rPr>
         <w:t xml:space="preserve">У граждан западных стран стали меняться ценностные ориентации — преобладающее внимание к материальному благосостоянию и физической безопасности уступило место заботе о качестве жизни. Причины и последствия такого культурного сдвига носят сложный характер, однако его основной принцип можно изложить весьма доходчиво: людям свойственно высказывать обеспокоенность в связи с непосредственными нуждами или грозящими опасностями, а не в отношении вещей, которые кажутся далекими или не имеющими к ним непосредственного отношения. Например, стремление к красоте носит более или менее универсальный характер, однако голодный человек будет занят поиском скорее пищи, нежели эстетического удовлетворения. Между тем беспрецедентно большая часть населения западных стран выросла в условиях исключительной экономической безопасности; в результате таковая по-прежнему рассматривается как ценность позитивного характера, однако ее относительное значение сегодня не столь велико, как в прошлом. &lt;…&gt; </w:t>
       </w:r>
     </w:p>
     <w:p>
+      <w:pPr>
+        <w:widowControl/>
+        <w:spacing w:line="240" w:lineRule="auto" w:after="0"/>
+      </w:pPr>
       <w:r>
         <w:rPr>
+          <w:rFonts w:ascii="Times New Roman" w:hAnsi="Times New Roman" w:eastAsia="Times New Roman"/>
           <w:b w:val="0"/>
           <w:i w:val="0"/>
+          <w:color w:val="181A1F"/>
+          <w:sz w:val="28"/>
         </w:rPr>
         <w:t xml:space="preserve">Культура представляет собой систему воззрений, ценностей и знаний, широко распространенных в обществе и передающихся из поколения в поколение. Если многие черты человека имеют врожденный и неизменный характер, то культура является предметом усвоения и в разных обществах может оказываться различной. Наиболее ключевые, рано усвоенные ее аспекты мало подвержены переменам: во-первых, в силу того, что для изменения центральных элементов когнитивной организации взрослого человека необходимо массированное воздействие, и, во-вторых, потому, что самые сокровенные ценности становятся для человека самоцелью и отречение от них порождает неосознанные страхи и утрату уверенности в себе. Конечно, в условиях серьезных и постоянных сдвигов социетарного характера преобразованиям могут подвергнуться даже ключевые элементы культуры, однако их изменение, скорее, будет происходить с вытеснением одного поколения другим, чем путем перестройки сознания взрослых людей, чья социализация уже состоялась. (Р. Инглхарт) </w:t>
       </w:r>
     </w:p>
     <w:p>
+      <w:pPr>
+        <w:widowControl/>
+        <w:spacing w:line="240" w:lineRule="auto" w:after="0"/>
+      </w:pPr>
       <w:r>
         <w:rPr>
+          <w:rFonts w:ascii="Times New Roman" w:hAnsi="Times New Roman" w:eastAsia="Times New Roman"/>
           <w:b w:val="0"/>
           <w:i w:val="0"/>
+          <w:color w:val="181A1F"/>
+          <w:sz w:val="28"/>
         </w:rPr>
         <w:t>Какое изменение в мировоззрении разных поколений приводит автор? Как автор характеризует изменение ценностных ориентаций граждан западных стран? Почему, по мнению автора, ключевые, ранее усвоенные аспекты культуры мало подвержены переменам? (Приведите две причины.) (Ответ на все три вопроса дается только на основе положений текста.)</w:t>
       </w:r>
     </w:p>
     <w:p>
+      <w:pPr>
+        <w:widowControl/>
+        <w:spacing w:line="240" w:lineRule="auto" w:after="0"/>
+      </w:pPr>
       <w:r>
+        <w:rPr>
+          <w:rFonts w:ascii="Times New Roman" w:hAnsi="Times New Roman" w:eastAsia="Times New Roman"/>
+          <w:color w:val="181A1F"/>
+          <w:sz w:val="28"/>
+        </w:rPr>
         <w:t>Ответ:</w:t>
       </w:r>
     </w:p>
     <w:p>
-      <w:r>
-        <w:t>__________________________________________________________________________________________</w:t>
-      </w:r>
-    </w:p>
-    <w:p>
-      <w:r>
-        <w:t>__________________________________________________________________________________________</w:t>
-      </w:r>
-    </w:p>
-    <w:p>
-      <w:r>
-        <w:t>__________________________________________________________________________________________</w:t>
-      </w:r>
-    </w:p>
-    <w:p>
+      <w:pPr>
+        <w:keepNext/>
+        <w:widowControl/>
+        <w:spacing w:line="240" w:lineRule="auto" w:after="0" w:before="120"/>
+      </w:pPr>
       <w:r>
         <w:rPr>
+          <w:rFonts w:ascii="Times New Roman" w:hAnsi="Times New Roman" w:eastAsia="Times New Roman"/>
           <w:b/>
-          <w:sz w:val="24"/>
+          <w:color w:val="181A1F"/>
+          <w:sz w:val="28"/>
         </w:rPr>
         <w:t>19.</w:t>
       </w:r>
     </w:p>
     <w:p>
+      <w:pPr>
+        <w:widowControl/>
+        <w:spacing w:line="240" w:lineRule="auto" w:after="0"/>
+      </w:pPr>
       <w:r>
         <w:rPr>
+          <w:rFonts w:ascii="Times New Roman" w:hAnsi="Times New Roman" w:eastAsia="Times New Roman"/>
           <w:b w:val="0"/>
           <w:i w:val="0"/>
+          <w:color w:val="181A1F"/>
+          <w:sz w:val="28"/>
         </w:rPr>
         <w:t>Талантливые личности, несомненно, рождаются во всех социальных слоях и социальных классах. Если не существует барьеров для социального достижения, можно ожидать большую социальную мобильность, когда некоторые личности быстро поднимаются и получают высокие статусы, другие же опускаются на более низкие. Но между слоями и классами существуют барьеры, мешающие свободному переходу индивидов из одной статусной группы в другую. Один из самых главных барьеров возникает из-за того, что социальные классы обладают субкультурами, готовящими детей представителей каждого класса для участия в классовой субкультуре, в которой они социализированы… Просто для продвижения из одного слоя в другой или из одного социального класса в другой имеет значение «различие в стартовых возможностях»…</w:t>
       </w:r>
     </w:p>
     <w:p>
+      <w:pPr>
+        <w:widowControl/>
+        <w:spacing w:line="240" w:lineRule="auto" w:after="0"/>
+      </w:pPr>
       <w:r>
         <w:rPr>
+          <w:rFonts w:ascii="Times New Roman" w:hAnsi="Times New Roman" w:eastAsia="Times New Roman"/>
           <w:b w:val="0"/>
           <w:i w:val="0"/>
+          <w:color w:val="181A1F"/>
+          <w:sz w:val="28"/>
         </w:rPr>
         <w:t>Всякое социальное перемещение происходит не просто в связи с возникновением желания, а путём преодоления более или менее существенных барьеров. Даже переезд человека с одного места жительства на другое предполагает определённый период адаптации к новым условиям.</w:t>
       </w:r>
     </w:p>
     <w:p>
+      <w:pPr>
+        <w:widowControl/>
+        <w:spacing w:line="240" w:lineRule="auto" w:after="0"/>
+      </w:pPr>
       <w:r>
         <w:rPr>
+          <w:rFonts w:ascii="Times New Roman" w:hAnsi="Times New Roman" w:eastAsia="Times New Roman"/>
           <w:b w:val="0"/>
           <w:i w:val="0"/>
+          <w:color w:val="181A1F"/>
+          <w:sz w:val="28"/>
         </w:rPr>
         <w:t>Все социальные перемещения личности или социальной группы включают в процесс мобильности. Согласно определению П. Сорокина «под социальной мобильностью понимается любой переход индивида, или социального объекта, или ценности, созданной или модифицированной благодаря деятельности, от одной социальной позиции к другой»…</w:t>
       </w:r>
     </w:p>
     <w:p>
+      <w:pPr>
+        <w:widowControl/>
+        <w:spacing w:line="240" w:lineRule="auto" w:after="0"/>
+      </w:pPr>
       <w:r>
         <w:rPr>
+          <w:rFonts w:ascii="Times New Roman" w:hAnsi="Times New Roman" w:eastAsia="Times New Roman"/>
           <w:b w:val="0"/>
           <w:i w:val="0"/>
+          <w:color w:val="181A1F"/>
+          <w:sz w:val="28"/>
         </w:rPr>
         <w:t>Общество может возвышать статус одних индивидов и понижать статус других. И это понятно: одни индивиды, обладающие талантом, энергией, молодостью, должны вытеснять с высших статусов других индивидов, не обладающих этими качествами. В зависимости от этого различают восходящую и нисходящую социальную мобильность, или социальный подъём и социальное падение. Восходящие течения профессиональной, экономической и политической мобильности существуют в двух основных формах: как индивидуальный подъём из низшего слоя в высший и как создание новых групп индивидов с включением групп в высший слой рядом с существующими группами этого слоя или вместо них. Аналогично, нисходящая мобильность существует как в форме выталкивания отдельных индивидов с высоких социальных статусов на более низкие, так и в форме понижения социальных статусов целой группы…</w:t>
       </w:r>
     </w:p>
     <w:p>
+      <w:pPr>
+        <w:widowControl/>
+        <w:spacing w:line="240" w:lineRule="auto" w:after="0"/>
+      </w:pPr>
       <w:r>
         <w:rPr>
+          <w:rFonts w:ascii="Times New Roman" w:hAnsi="Times New Roman" w:eastAsia="Times New Roman"/>
           <w:b w:val="0"/>
           <w:i w:val="0"/>
+          <w:color w:val="181A1F"/>
+          <w:sz w:val="28"/>
         </w:rPr>
         <w:t>Для того чтобы понять, как происходит процесс восхождения, важно изучить, каким образом отдельный индивид может преодолеть барьеры и границы между группами и подниматься вверх, т.е. повышать свой социальный, профессиональный, экономический и политический статус. Это стремление достичь более высокого статуса обусловлено мотивом достижения, который в той или иной степени имеется у каждого индивида, и связано его потребностью добиваться успехов и избегать неудач в социальном аспекте. Актуализация этого мотива порождает в конечном счёте силу, с которой индивид стремится к достижению высшей социальной позиции или к тому, чтобы удержаться на имеющейся и не скатиться вниз. (С.С. Фролов)</w:t>
       </w:r>
     </w:p>
     <w:p>
+      <w:pPr>
+        <w:widowControl/>
+        <w:spacing w:line="240" w:lineRule="auto" w:after="0"/>
+      </w:pPr>
       <w:r>
         <w:rPr>
+          <w:rFonts w:ascii="Times New Roman" w:hAnsi="Times New Roman" w:eastAsia="Times New Roman"/>
           <w:b w:val="0"/>
           <w:i w:val="0"/>
+          <w:color w:val="181A1F"/>
+          <w:sz w:val="28"/>
         </w:rPr>
         <w:t>Используя текст, обществоведческие знания и факты общественной жизни, объясните, почему открытость общества способствует усилению процессов социальной мобильности. (Приведите три объяснения. Каждое суждение должно быть сформулировано как распространённое предложение.)</w:t>
       </w:r>
     </w:p>
     <w:p>
+      <w:pPr>
+        <w:widowControl/>
+        <w:spacing w:line="240" w:lineRule="auto" w:after="0"/>
+      </w:pPr>
       <w:r>
+        <w:rPr>
+          <w:rFonts w:ascii="Times New Roman" w:hAnsi="Times New Roman" w:eastAsia="Times New Roman"/>
+          <w:color w:val="181A1F"/>
+          <w:sz w:val="28"/>
+        </w:rPr>
         <w:t>Ответ:</w:t>
       </w:r>
     </w:p>
     <w:p>
-      <w:r>
-        <w:t>__________________________________________________________________________________________</w:t>
-      </w:r>
-    </w:p>
-    <w:p>
-      <w:r>
-        <w:t>__________________________________________________________________________________________</w:t>
-      </w:r>
-    </w:p>
-    <w:p>
-      <w:r>
-        <w:t>__________________________________________________________________________________________</w:t>
-      </w:r>
-    </w:p>
-    <w:p>
+      <w:pPr>
+        <w:keepNext/>
+        <w:widowControl/>
+        <w:spacing w:line="240" w:lineRule="auto" w:after="0" w:before="120"/>
+      </w:pPr>
       <w:r>
         <w:rPr>
+          <w:rFonts w:ascii="Times New Roman" w:hAnsi="Times New Roman" w:eastAsia="Times New Roman"/>
           <w:b/>
-          <w:sz w:val="24"/>
+          <w:color w:val="181A1F"/>
+          <w:sz w:val="28"/>
         </w:rPr>
         <w:t>20.</w:t>
       </w:r>
     </w:p>
     <w:p>
+      <w:pPr>
+        <w:widowControl/>
+        <w:spacing w:line="240" w:lineRule="auto" w:after="0"/>
+      </w:pPr>
       <w:r>
         <w:rPr>
+          <w:rFonts w:ascii="Times New Roman" w:hAnsi="Times New Roman" w:eastAsia="Times New Roman"/>
           <w:b w:val="0"/>
           <w:i w:val="0"/>
+          <w:color w:val="181A1F"/>
+          <w:sz w:val="28"/>
         </w:rPr>
         <w:t>Назовите любые три негативные формальные социальные санкции и проиллюстрируйте примером каждую из них. (Сначала назовите негативную формальную социальную санкцию, затем приведите соответствующий пример.) (Каждый пример должен быть сформулирован развёрнуто.)</w:t>
       </w:r>
     </w:p>
     <w:p>
+      <w:pPr>
+        <w:widowControl/>
+        <w:spacing w:line="240" w:lineRule="auto" w:after="0"/>
+      </w:pPr>
       <w:r>
+        <w:rPr>
+          <w:rFonts w:ascii="Times New Roman" w:hAnsi="Times New Roman" w:eastAsia="Times New Roman"/>
+          <w:color w:val="181A1F"/>
+          <w:sz w:val="28"/>
+        </w:rPr>
         <w:t>Ответ:</w:t>
       </w:r>
     </w:p>
     <w:p>
-      <w:r>
-        <w:t>__________________________________________________________________________________________</w:t>
-      </w:r>
-    </w:p>
-    <w:p>
-      <w:r>
-        <w:t>__________________________________________________________________________________________</w:t>
-      </w:r>
-    </w:p>
-    <w:p>
-      <w:r>
-        <w:t>__________________________________________________________________________________________</w:t>
-      </w:r>
-    </w:p>
-    <w:p>
+      <w:pPr>
+        <w:keepNext/>
+        <w:widowControl/>
+        <w:spacing w:line="240" w:lineRule="auto" w:after="0" w:before="120"/>
+      </w:pPr>
       <w:r>
         <w:rPr>
+          <w:rFonts w:ascii="Times New Roman" w:hAnsi="Times New Roman" w:eastAsia="Times New Roman"/>
           <w:b/>
-          <w:sz w:val="24"/>
+          <w:color w:val="181A1F"/>
+          <w:sz w:val="28"/>
         </w:rPr>
         <w:t>21.</w:t>
       </w:r>
     </w:p>
     <w:p>
+      <w:pPr>
+        <w:widowControl/>
+        <w:spacing w:line="240" w:lineRule="auto" w:after="0"/>
+      </w:pPr>
       <w:r>
         <w:rPr>
+          <w:rFonts w:ascii="Times New Roman" w:hAnsi="Times New Roman" w:eastAsia="Times New Roman"/>
           <w:b w:val="0"/>
           <w:i w:val="0"/>
+          <w:color w:val="181A1F"/>
+          <w:sz w:val="28"/>
         </w:rPr>
         <w:t>Используя обществоведческие знания и факты общественной жизни, личного социального опыта, сформулируйте три предположения о том, что какое позитивное влияние на человека может оказать состояние социальной напряженности. (Предположения должны быть сформулированы как распространённые предложения.)</w:t>
       </w:r>
     </w:p>
     <w:p>
+      <w:pPr>
+        <w:widowControl/>
+        <w:spacing w:line="240" w:lineRule="auto" w:after="0"/>
+      </w:pPr>
       <w:r>
+        <w:rPr>
+          <w:rFonts w:ascii="Times New Roman" w:hAnsi="Times New Roman" w:eastAsia="Times New Roman"/>
+          <w:color w:val="181A1F"/>
+          <w:sz w:val="28"/>
+        </w:rPr>
         <w:t>Ответ:</w:t>
       </w:r>
     </w:p>
     <w:p>
-      <w:r>
-        <w:t>__________________________________________________________________________________________</w:t>
-      </w:r>
-    </w:p>
-    <w:p>
-      <w:r>
-        <w:t>__________________________________________________________________________________________</w:t>
-      </w:r>
-    </w:p>
-    <w:p>
-      <w:r>
-        <w:t>__________________________________________________________________________________________</w:t>
-      </w:r>
-    </w:p>
-    <w:p>
+      <w:pPr>
+        <w:keepNext/>
+        <w:widowControl/>
+        <w:spacing w:line="240" w:lineRule="auto" w:after="0" w:before="120"/>
+      </w:pPr>
       <w:r>
         <w:rPr>
+          <w:rFonts w:ascii="Times New Roman" w:hAnsi="Times New Roman" w:eastAsia="Times New Roman"/>
           <w:b/>
-          <w:sz w:val="24"/>
+          <w:color w:val="181A1F"/>
+          <w:sz w:val="28"/>
         </w:rPr>
         <w:t>22.</w:t>
       </w:r>
     </w:p>
     <w:p>
+      <w:pPr>
+        <w:widowControl/>
+        <w:spacing w:line="240" w:lineRule="auto" w:after="0"/>
+      </w:pPr>
       <w:r>
         <w:rPr>
+          <w:rFonts w:ascii="Times New Roman" w:hAnsi="Times New Roman" w:eastAsia="Times New Roman"/>
           <w:b w:val="0"/>
           <w:i w:val="0"/>
+          <w:color w:val="181A1F"/>
+          <w:sz w:val="28"/>
         </w:rPr>
         <w:t>Семья Филатовых состоит из пяти человек: Арины, Петра и их троих детей. Супруги работают инженерами на машиностроительном предприятии, дети учатся в школе. Средства семьи расходуются в первую очередь на приобретение еды, одежды, лекарств, оплату транспортных и коммунальных расходов. Оставшиеся средства вкладываются на депозит в банке.</w:t>
       </w:r>
     </w:p>
     <w:p>
+      <w:pPr>
+        <w:widowControl/>
+        <w:spacing w:line="240" w:lineRule="auto" w:after="0"/>
+      </w:pPr>
       <w:r>
         <w:rPr>
+          <w:rFonts w:ascii="Times New Roman" w:hAnsi="Times New Roman" w:eastAsia="Times New Roman"/>
           <w:b w:val="0"/>
           <w:i w:val="0"/>
+          <w:color w:val="181A1F"/>
+          <w:sz w:val="28"/>
         </w:rPr>
         <w:t>Какая функция семьи описана в условии задачи? Какие ещё функции выполняет семья? (Назовите любые две функции.) Почему семья Филатовых относится к нуклеарному типу? Какая информация вам необходима для того, чтобы установить, является семья Филатовых патриархальной или демократической? (Сформулируйте два вопроса, необходимых для получения этой информации.</w:t>
       </w:r>
     </w:p>
     <w:p>
+      <w:pPr>
+        <w:widowControl/>
+        <w:spacing w:line="240" w:lineRule="auto" w:after="0"/>
+      </w:pPr>
       <w:r>
+        <w:rPr>
+          <w:rFonts w:ascii="Times New Roman" w:hAnsi="Times New Roman" w:eastAsia="Times New Roman"/>
+          <w:color w:val="181A1F"/>
+          <w:sz w:val="28"/>
+        </w:rPr>
         <w:t>Ответ:</w:t>
       </w:r>
     </w:p>
     <w:p>
-      <w:r>
-        <w:t>__________________________________________________________________________________________</w:t>
-      </w:r>
-    </w:p>
-    <w:p>
-      <w:r>
-        <w:t>__________________________________________________________________________________________</w:t>
-      </w:r>
-    </w:p>
-    <w:p>
-      <w:r>
-        <w:t>__________________________________________________________________________________________</w:t>
-      </w:r>
-    </w:p>
-    <w:p>
+      <w:pPr>
+        <w:keepNext/>
+        <w:widowControl/>
+        <w:spacing w:line="240" w:lineRule="auto" w:after="0" w:before="120"/>
+      </w:pPr>
       <w:r>
         <w:rPr>
+          <w:rFonts w:ascii="Times New Roman" w:hAnsi="Times New Roman" w:eastAsia="Times New Roman"/>
           <w:b/>
-          <w:sz w:val="24"/>
+          <w:color w:val="181A1F"/>
+          <w:sz w:val="28"/>
         </w:rPr>
         <w:t>23.</w:t>
       </w:r>
     </w:p>
     <w:p>
+      <w:pPr>
+        <w:widowControl/>
+        <w:spacing w:line="240" w:lineRule="auto" w:after="0"/>
+      </w:pPr>
       <w:r>
         <w:rPr>
+          <w:rFonts w:ascii="Times New Roman" w:hAnsi="Times New Roman" w:eastAsia="Times New Roman"/>
           <w:b w:val="0"/>
           <w:i w:val="0"/>
+          <w:color w:val="181A1F"/>
+          <w:sz w:val="28"/>
         </w:rPr>
         <w:t>Автор отмечает, что процесс развития личности часто выступает как динамика освоения социальных ролей. Используя обществоведческие знания, сформулируйте три объяснения данного мнения. (Каждое объяснение должно быть сформулировано как распространённое предложение.)</w:t>
       </w:r>
     </w:p>
     <w:p>
+      <w:pPr>
+        <w:widowControl/>
+        <w:spacing w:line="240" w:lineRule="auto" w:after="0"/>
+      </w:pPr>
       <w:r>
+        <w:rPr>
+          <w:rFonts w:ascii="Times New Roman" w:hAnsi="Times New Roman" w:eastAsia="Times New Roman"/>
+          <w:color w:val="181A1F"/>
+          <w:sz w:val="28"/>
+        </w:rPr>
         <w:t>Ответ:</w:t>
       </w:r>
     </w:p>
     <w:p>
-      <w:r>
-        <w:t>__________________________________________________________________________________________</w:t>
-      </w:r>
-    </w:p>
-    <w:p>
-      <w:r>
-        <w:t>__________________________________________________________________________________________</w:t>
-      </w:r>
-    </w:p>
-    <w:p>
-      <w:r>
-        <w:t>__________________________________________________________________________________________</w:t>
-      </w:r>
-    </w:p>
-    <w:p>
+      <w:pPr>
+        <w:keepNext/>
+        <w:widowControl/>
+        <w:spacing w:line="240" w:lineRule="auto" w:after="0" w:before="120"/>
+      </w:pPr>
       <w:r>
         <w:rPr>
+          <w:rFonts w:ascii="Times New Roman" w:hAnsi="Times New Roman" w:eastAsia="Times New Roman"/>
           <w:b/>
-          <w:sz w:val="24"/>
+          <w:color w:val="181A1F"/>
+          <w:sz w:val="28"/>
         </w:rPr>
         <w:t>24.</w:t>
       </w:r>
     </w:p>
     <w:p>
+      <w:pPr>
+        <w:widowControl/>
+        <w:spacing w:line="240" w:lineRule="auto" w:after="0"/>
+      </w:pPr>
       <w:r>
         <w:rPr>
+          <w:rFonts w:ascii="Times New Roman" w:hAnsi="Times New Roman" w:eastAsia="Times New Roman"/>
           <w:b w:val="0"/>
           <w:i w:val="0"/>
+          <w:color w:val="181A1F"/>
+          <w:sz w:val="28"/>
         </w:rPr>
         <w:t>Приехав из деревни в город, молодой человек устроился слесарем на завод. Спустя некоторое время он женился, но так как работа его не устраивала, он решил заняться фермерством и вновь вернулся в деревню. Поскольку экономических знаний и умений у него не было, то спустя три года его ферма разорилась.</w:t>
       </w:r>
     </w:p>
     <w:p>
+      <w:pPr>
+        <w:widowControl/>
+        <w:spacing w:line="240" w:lineRule="auto" w:after="0"/>
+      </w:pPr>
       <w:r>
         <w:rPr>
+          <w:rFonts w:ascii="Times New Roman" w:hAnsi="Times New Roman" w:eastAsia="Times New Roman"/>
           <w:b w:val="0"/>
           <w:i w:val="0"/>
+          <w:color w:val="181A1F"/>
+          <w:sz w:val="28"/>
         </w:rPr>
         <w:t>Иллюстрацией какого социального процесса может служить данный сюжет? Какие два направления этого социального процесса присутствуют в этом сюжете? Приведите примеры из сюжета, иллюстрирующие каждое из названных направлений.</w:t>
       </w:r>
     </w:p>
     <w:p>
+      <w:pPr>
+        <w:widowControl/>
+        <w:spacing w:line="240" w:lineRule="auto" w:after="0"/>
+      </w:pPr>
       <w:r>
+        <w:rPr>
+          <w:rFonts w:ascii="Times New Roman" w:hAnsi="Times New Roman" w:eastAsia="Times New Roman"/>
+          <w:color w:val="181A1F"/>
+          <w:sz w:val="28"/>
+        </w:rPr>
         <w:t>Ответ:</w:t>
       </w:r>
     </w:p>
     <w:p>
-      <w:r>
-        <w:t>__________________________________________________________________________________________</w:t>
-      </w:r>
-    </w:p>
-    <w:p>
-      <w:r>
-        <w:t>__________________________________________________________________________________________</w:t>
-      </w:r>
-    </w:p>
-    <w:p>
-      <w:r>
-        <w:t>__________________________________________________________________________________________</w:t>
-      </w:r>
-    </w:p>
-    <w:p>
-      <w:r>
-        <w:t>__________________________________________________________________________________________</w:t>
-      </w:r>
-    </w:p>
-    <w:p>
-      <w:r>
-        <w:t>__________________________________________________________________________________________</w:t>
-      </w:r>
-    </w:p>
-    <w:p>
+      <w:pPr>
+        <w:keepNext/>
+        <w:widowControl/>
+        <w:spacing w:line="240" w:lineRule="auto" w:after="0" w:before="120"/>
+      </w:pPr>
       <w:r>
         <w:rPr>
+          <w:rFonts w:ascii="Times New Roman" w:hAnsi="Times New Roman" w:eastAsia="Times New Roman"/>
           <w:b/>
-          <w:sz w:val="24"/>
+          <w:color w:val="181A1F"/>
+          <w:sz w:val="28"/>
         </w:rPr>
         <w:t>25.</w:t>
       </w:r>
     </w:p>
     <w:p>
+      <w:pPr>
+        <w:widowControl/>
+        <w:spacing w:line="240" w:lineRule="auto" w:after="0"/>
+      </w:pPr>
       <w:r>
         <w:rPr>
+          <w:rFonts w:ascii="Times New Roman" w:hAnsi="Times New Roman" w:eastAsia="Times New Roman"/>
           <w:b w:val="0"/>
           <w:i w:val="0"/>
+          <w:color w:val="181A1F"/>
+          <w:sz w:val="28"/>
         </w:rPr>
         <w:t>Обоснуйте значение самоконтроля в профилактике негативного отклоняющегося поведения. (Обоснование должно быть дано с опорой на обществоведческие знания в нескольких связанных между собой распространённых предложениях, раскрывать причинно-следственные и (или) функциональные связи.)</w:t>
       </w:r>
     </w:p>
     <w:p>
+      <w:pPr>
+        <w:widowControl/>
+        <w:spacing w:line="240" w:lineRule="auto" w:after="0"/>
+      </w:pPr>
       <w:r>
         <w:rPr>
+          <w:rFonts w:ascii="Times New Roman" w:hAnsi="Times New Roman" w:eastAsia="Times New Roman"/>
           <w:b w:val="0"/>
           <w:i w:val="0"/>
+          <w:color w:val="181A1F"/>
+          <w:sz w:val="28"/>
         </w:rPr>
         <w:t>Какие качества личности проявляются в позитивном отклоняющемся поведении? (Назовите любые три качества и кратко объясните связь каждого из них с позитивным отклоняющимся поведением.)</w:t>
       </w:r>
     </w:p>
     <w:p>
+      <w:pPr>
+        <w:widowControl/>
+        <w:spacing w:line="240" w:lineRule="auto" w:after="0"/>
+      </w:pPr>
       <w:r>
         <w:rPr>
+          <w:rFonts w:ascii="Times New Roman" w:hAnsi="Times New Roman" w:eastAsia="Times New Roman"/>
           <w:b w:val="0"/>
           <w:i w:val="0"/>
+          <w:color w:val="181A1F"/>
+          <w:sz w:val="28"/>
         </w:rPr>
         <w:t>Проиллюстрируйте тремя примерами роль семьи в профилактике негативного отклоняющегося поведения её членов. (Каждый пример должен содержать указание на влияние данного способа/метода на личность.)</w:t>
       </w:r>
     </w:p>
     <w:p>
+      <w:pPr>
+        <w:widowControl/>
+        <w:spacing w:line="240" w:lineRule="auto" w:after="0"/>
+      </w:pPr>
       <w:r>
+        <w:rPr>
+          <w:rFonts w:ascii="Times New Roman" w:hAnsi="Times New Roman" w:eastAsia="Times New Roman"/>
+          <w:color w:val="181A1F"/>
+          <w:sz w:val="28"/>
+        </w:rPr>
         <w:t>Ответ:</w:t>
       </w:r>
     </w:p>
     <w:p>
+      <w:pPr>
+        <w:widowControl/>
+        <w:spacing w:line="240" w:lineRule="auto" w:after="0"/>
+      </w:pPr>
       <w:r>
-        <w:t>__________________________________________________________________________________________</w:t>
-      </w:r>
-    </w:p>
-    <w:p>
-      <w:r>
-        <w:t>__________________________________________________________________________________________</w:t>
-      </w:r>
-    </w:p>
-    <w:p>
-      <w:r>
-        <w:t>__________________________________________________________________________________________</w:t>
-      </w:r>
-    </w:p>
-    <w:p>
-      <w:r>
-        <w:t>__________________________________________________________________________________________</w:t>
-      </w:r>
-    </w:p>
-    <w:p>
-      <w:r>
-        <w:t>__________________________________________________________________________________________</w:t>
-      </w:r>
-    </w:p>
-    <w:p>
-      <w:r>
+        <w:rPr>
+          <w:rFonts w:ascii="Times New Roman" w:hAnsi="Times New Roman" w:eastAsia="Times New Roman"/>
+          <w:color w:val="181A1F"/>
+          <w:sz w:val="28"/>
+        </w:rPr>
         <w:br w:type="page"/>
       </w:r>
     </w:p>
-    <w:p>
-      <w:pPr>
-        <w:pStyle w:val="Heading1"/>
-      </w:pPr>
-      <w:r>
-        <w:t>Ответы и критерии</w:t>
-      </w:r>
-    </w:p>
-    <w:tbl>
-      <w:tblPr>
-        <w:tblStyle w:val="TableGrid"/>
-        <w:tblW w:type="auto" w:w="0"/>
-        <w:tblLook w:firstColumn="1" w:firstRow="1" w:lastColumn="0" w:lastRow="0" w:noHBand="0" w:noVBand="1" w:val="04A0"/>
-      </w:tblPr>
-      <w:tblGrid>
-        <w:gridCol w:w="3419"/>
-        <w:gridCol w:w="3419"/>
-        <w:gridCol w:w="3419"/>
-      </w:tblGrid>
-      <w:tr>
-        <w:tc>
-          <w:tcPr>
-            <w:tcW w:type="dxa" w:w="3419"/>
-            <w:shd w:fill="DCE9FA"/>
-          </w:tcPr>
-          <w:p>
-            <w:r>
-              <w:t>№</w:t>
-            </w:r>
-          </w:p>
-        </w:tc>
-        <w:tc>
-          <w:tcPr>
-            <w:tcW w:type="dxa" w:w="3419"/>
-            <w:shd w:fill="DCE9FA"/>
-          </w:tcPr>
-          <w:p>
-            <w:r>
-              <w:t>Ответ</w:t>
-            </w:r>
-          </w:p>
-        </w:tc>
-        <w:tc>
-          <w:tcPr>
-            <w:tcW w:type="dxa" w:w="3419"/>
-            <w:shd w:fill="DCE9FA"/>
-          </w:tcPr>
-          <w:p>
-            <w:r>
-              <w:t>Макс. балл</w:t>
-            </w:r>
-          </w:p>
-        </w:tc>
-      </w:tr>
-      <w:tr>
-        <w:tc>
-          <w:tcPr>
-            <w:tcW w:type="dxa" w:w="3419"/>
-          </w:tcPr>
-          <w:p>
-            <w:r>
-              <w:t>1</w:t>
-            </w:r>
-          </w:p>
-        </w:tc>
-        <w:tc>
-          <w:tcPr>
-            <w:tcW w:type="dxa" w:w="3419"/>
-          </w:tcPr>
-          <w:p>
-            <w:r>
-              <w:t>124</w:t>
-            </w:r>
-          </w:p>
-        </w:tc>
-        <w:tc>
-          <w:tcPr>
-            <w:tcW w:type="dxa" w:w="3419"/>
-          </w:tcPr>
-          <w:p>
-            <w:r>
-              <w:t>1</w:t>
-            </w:r>
-          </w:p>
-        </w:tc>
-      </w:tr>
-      <w:tr>
-        <w:tc>
-          <w:tcPr>
-            <w:tcW w:type="dxa" w:w="3419"/>
-          </w:tcPr>
-          <w:p>
-            <w:r>
-              <w:t>2</w:t>
-            </w:r>
-          </w:p>
-        </w:tc>
-        <w:tc>
-          <w:tcPr>
-            <w:tcW w:type="dxa" w:w="3419"/>
-          </w:tcPr>
-          <w:p>
-            <w:r>
-              <w:t>245</w:t>
-            </w:r>
-          </w:p>
-        </w:tc>
-        <w:tc>
-          <w:tcPr>
-            <w:tcW w:type="dxa" w:w="3419"/>
-          </w:tcPr>
-          <w:p>
-            <w:r>
-              <w:t>2</w:t>
-            </w:r>
-          </w:p>
-        </w:tc>
-      </w:tr>
-      <w:tr>
-        <w:tc>
-          <w:tcPr>
-            <w:tcW w:type="dxa" w:w="3419"/>
-          </w:tcPr>
-          <w:p>
-            <w:r>
-              <w:t>3</w:t>
-            </w:r>
-          </w:p>
-        </w:tc>
-        <w:tc>
-          <w:tcPr>
-            <w:tcW w:type="dxa" w:w="3419"/>
-          </w:tcPr>
-          <w:p>
-            <w:r>
-              <w:t>124</w:t>
-            </w:r>
-          </w:p>
-        </w:tc>
-        <w:tc>
-          <w:tcPr>
-            <w:tcW w:type="dxa" w:w="3419"/>
-          </w:tcPr>
-          <w:p>
-            <w:r>
-              <w:t>1</w:t>
-            </w:r>
-          </w:p>
-        </w:tc>
-      </w:tr>
-      <w:tr>
-        <w:tc>
-          <w:tcPr>
-            <w:tcW w:type="dxa" w:w="3419"/>
-          </w:tcPr>
-          <w:p>
-            <w:r>
-              <w:t>4</w:t>
-            </w:r>
-          </w:p>
-        </w:tc>
-        <w:tc>
-          <w:tcPr>
-            <w:tcW w:type="dxa" w:w="3419"/>
-          </w:tcPr>
-          <w:p>
-            <w:r>
-              <w:t>125</w:t>
-            </w:r>
-          </w:p>
-        </w:tc>
-        <w:tc>
-          <w:tcPr>
-            <w:tcW w:type="dxa" w:w="3419"/>
-          </w:tcPr>
-          <w:p>
-            <w:r>
-              <w:t>2</w:t>
-            </w:r>
-          </w:p>
-        </w:tc>
-      </w:tr>
-      <w:tr>
-        <w:tc>
-          <w:tcPr>
-            <w:tcW w:type="dxa" w:w="3419"/>
-          </w:tcPr>
-          <w:p>
-            <w:r>
-              <w:t>5</w:t>
-            </w:r>
-          </w:p>
-        </w:tc>
-        <w:tc>
-          <w:tcPr>
-            <w:tcW w:type="dxa" w:w="3419"/>
-          </w:tcPr>
-          <w:p>
-            <w:r>
-              <w:t>235</w:t>
-            </w:r>
-          </w:p>
-        </w:tc>
-        <w:tc>
-          <w:tcPr>
-            <w:tcW w:type="dxa" w:w="3419"/>
-          </w:tcPr>
-          <w:p>
-            <w:r>
-              <w:t>2</w:t>
-            </w:r>
-          </w:p>
-        </w:tc>
-      </w:tr>
-      <w:tr>
-        <w:tc>
-          <w:tcPr>
-            <w:tcW w:type="dxa" w:w="3419"/>
-          </w:tcPr>
-          <w:p>
-            <w:r>
-              <w:t>6</w:t>
-            </w:r>
-          </w:p>
-        </w:tc>
-        <w:tc>
-          <w:tcPr>
-            <w:tcW w:type="dxa" w:w="3419"/>
-          </w:tcPr>
-          <w:p>
-            <w:r>
-              <w:t>134</w:t>
-            </w:r>
-          </w:p>
-        </w:tc>
-        <w:tc>
-          <w:tcPr>
-            <w:tcW w:type="dxa" w:w="3419"/>
-          </w:tcPr>
-          <w:p>
-            <w:r>
-              <w:t>2</w:t>
-            </w:r>
-          </w:p>
-        </w:tc>
-      </w:tr>
-      <w:tr>
-        <w:tc>
-          <w:tcPr>
-            <w:tcW w:type="dxa" w:w="3419"/>
-          </w:tcPr>
-          <w:p>
-            <w:r>
-              <w:t>7</w:t>
-            </w:r>
-          </w:p>
-        </w:tc>
-        <w:tc>
-          <w:tcPr>
-            <w:tcW w:type="dxa" w:w="3419"/>
-          </w:tcPr>
-          <w:p>
-            <w:r>
-              <w:t>125</w:t>
-            </w:r>
-          </w:p>
-        </w:tc>
-        <w:tc>
-          <w:tcPr>
-            <w:tcW w:type="dxa" w:w="3419"/>
-          </w:tcPr>
-          <w:p>
-            <w:r>
-              <w:t>2</w:t>
-            </w:r>
-          </w:p>
-        </w:tc>
-      </w:tr>
-      <w:tr>
-        <w:tc>
-          <w:tcPr>
-            <w:tcW w:type="dxa" w:w="3419"/>
-          </w:tcPr>
-          <w:p>
-            <w:r>
-              <w:t>8</w:t>
-            </w:r>
-          </w:p>
-        </w:tc>
-        <w:tc>
-          <w:tcPr>
-            <w:tcW w:type="dxa" w:w="3419"/>
-          </w:tcPr>
-          <w:p>
-            <w:r>
-              <w:t>345</w:t>
-            </w:r>
-          </w:p>
-        </w:tc>
-        <w:tc>
-          <w:tcPr>
-            <w:tcW w:type="dxa" w:w="3419"/>
-          </w:tcPr>
-          <w:p>
-            <w:r>
-              <w:t>2</w:t>
-            </w:r>
-          </w:p>
-        </w:tc>
-      </w:tr>
-      <w:tr>
-        <w:tc>
-          <w:tcPr>
-            <w:tcW w:type="dxa" w:w="3419"/>
-          </w:tcPr>
-          <w:p>
-            <w:r>
-              <w:t>9</w:t>
-            </w:r>
-          </w:p>
-        </w:tc>
-        <w:tc>
-          <w:tcPr>
-            <w:tcW w:type="dxa" w:w="3419"/>
-          </w:tcPr>
-          <w:p>
-            <w:r>
-              <w:t>2345</w:t>
-            </w:r>
-          </w:p>
-        </w:tc>
-        <w:tc>
-          <w:tcPr>
-            <w:tcW w:type="dxa" w:w="3419"/>
-          </w:tcPr>
-          <w:p>
-            <w:r>
-              <w:t>1</w:t>
-            </w:r>
-          </w:p>
-        </w:tc>
-      </w:tr>
-      <w:tr>
-        <w:tc>
-          <w:tcPr>
-            <w:tcW w:type="dxa" w:w="3419"/>
-          </w:tcPr>
-          <w:p>
-            <w:r>
-              <w:t>10</w:t>
-            </w:r>
-          </w:p>
-        </w:tc>
-        <w:tc>
-          <w:tcPr>
-            <w:tcW w:type="dxa" w:w="3419"/>
-          </w:tcPr>
-          <w:p>
-            <w:r>
-              <w:t>15</w:t>
-            </w:r>
-          </w:p>
-        </w:tc>
-        <w:tc>
-          <w:tcPr>
-            <w:tcW w:type="dxa" w:w="3419"/>
-          </w:tcPr>
-          <w:p>
-            <w:r>
-              <w:t>2</w:t>
-            </w:r>
-          </w:p>
-        </w:tc>
-      </w:tr>
-      <w:tr>
-        <w:tc>
-          <w:tcPr>
-            <w:tcW w:type="dxa" w:w="3419"/>
-          </w:tcPr>
-          <w:p>
-            <w:r>
-              <w:t>11</w:t>
-            </w:r>
-          </w:p>
-        </w:tc>
-        <w:tc>
-          <w:tcPr>
-            <w:tcW w:type="dxa" w:w="3419"/>
-          </w:tcPr>
-          <w:p>
-            <w:r>
-              <w:t>145</w:t>
-            </w:r>
-          </w:p>
-        </w:tc>
-        <w:tc>
-          <w:tcPr>
-            <w:tcW w:type="dxa" w:w="3419"/>
-          </w:tcPr>
-          <w:p>
-            <w:r>
-              <w:t>2</w:t>
-            </w:r>
-          </w:p>
-        </w:tc>
-      </w:tr>
-      <w:tr>
-        <w:tc>
-          <w:tcPr>
-            <w:tcW w:type="dxa" w:w="3419"/>
-          </w:tcPr>
-          <w:p>
-            <w:r>
-              <w:t>12</w:t>
-            </w:r>
-          </w:p>
-        </w:tc>
-        <w:tc>
-          <w:tcPr>
-            <w:tcW w:type="dxa" w:w="3419"/>
-          </w:tcPr>
-          <w:p>
-            <w:r>
-              <w:t>245</w:t>
-            </w:r>
-          </w:p>
-        </w:tc>
-        <w:tc>
-          <w:tcPr>
-            <w:tcW w:type="dxa" w:w="3419"/>
-          </w:tcPr>
-          <w:p>
-            <w:r>
-              <w:t>1</w:t>
-            </w:r>
-          </w:p>
-        </w:tc>
-      </w:tr>
-      <w:tr>
-        <w:tc>
-          <w:tcPr>
-            <w:tcW w:type="dxa" w:w="3419"/>
-          </w:tcPr>
-          <w:p>
-            <w:r>
-              <w:t>13</w:t>
-            </w:r>
-          </w:p>
-        </w:tc>
-        <w:tc>
-          <w:tcPr>
-            <w:tcW w:type="dxa" w:w="3419"/>
-          </w:tcPr>
-          <w:p>
-            <w:r>
-              <w:t>245</w:t>
-            </w:r>
-          </w:p>
-        </w:tc>
-        <w:tc>
-          <w:tcPr>
-            <w:tcW w:type="dxa" w:w="3419"/>
-          </w:tcPr>
-          <w:p>
-            <w:r>
-              <w:t>2</w:t>
-            </w:r>
-          </w:p>
-        </w:tc>
-      </w:tr>
-      <w:tr>
-        <w:tc>
-          <w:tcPr>
-            <w:tcW w:type="dxa" w:w="3419"/>
-          </w:tcPr>
-          <w:p>
-            <w:r>
-              <w:t>14</w:t>
-            </w:r>
-          </w:p>
-        </w:tc>
-        <w:tc>
-          <w:tcPr>
-            <w:tcW w:type="dxa" w:w="3419"/>
-          </w:tcPr>
-          <w:p>
-            <w:r>
-              <w:t>135</w:t>
-            </w:r>
-          </w:p>
-        </w:tc>
-        <w:tc>
-          <w:tcPr>
-            <w:tcW w:type="dxa" w:w="3419"/>
-          </w:tcPr>
-          <w:p>
-            <w:r>
-              <w:t>2</w:t>
-            </w:r>
-          </w:p>
-        </w:tc>
-      </w:tr>
-      <w:tr>
-        <w:tc>
-          <w:tcPr>
-            <w:tcW w:type="dxa" w:w="3419"/>
-          </w:tcPr>
-          <w:p>
-            <w:r>
-              <w:t>15</w:t>
-            </w:r>
-          </w:p>
-        </w:tc>
-        <w:tc>
-          <w:tcPr>
-            <w:tcW w:type="dxa" w:w="3419"/>
-          </w:tcPr>
-          <w:p>
-            <w:r>
-              <w:t>135</w:t>
-            </w:r>
-          </w:p>
-        </w:tc>
-        <w:tc>
-          <w:tcPr>
-            <w:tcW w:type="dxa" w:w="3419"/>
-          </w:tcPr>
-          <w:p>
-            <w:r>
-              <w:t>2</w:t>
-            </w:r>
-          </w:p>
-        </w:tc>
-      </w:tr>
-      <w:tr>
-        <w:tc>
-          <w:tcPr>
-            <w:tcW w:type="dxa" w:w="3419"/>
-          </w:tcPr>
-          <w:p>
-            <w:r>
-              <w:t>16</w:t>
-            </w:r>
-          </w:p>
-        </w:tc>
-        <w:tc>
-          <w:tcPr>
-            <w:tcW w:type="dxa" w:w="3419"/>
-          </w:tcPr>
-          <w:p>
-            <w:r>
-              <w:t>124</w:t>
-            </w:r>
-          </w:p>
-        </w:tc>
-        <w:tc>
-          <w:tcPr>
-            <w:tcW w:type="dxa" w:w="3419"/>
-          </w:tcPr>
-          <w:p>
-            <w:r>
-              <w:t>2</w:t>
-            </w:r>
-          </w:p>
-        </w:tc>
-      </w:tr>
-    </w:tbl>
-    <w:p>
-      <w:r>
-        <w:rPr>
-          <w:b/>
-        </w:rPr>
-        <w:t>Задание 17 — до 2 баллов</w:t>
-      </w:r>
-    </w:p>
-    <w:p>
-      <w:r>
-        <w:rPr>
-          <w:b w:val="0"/>
-          <w:i w:val="0"/>
-        </w:rPr>
-        <w:t>1. Признаки понятия “деятельность”:</w:t>
-      </w:r>
-    </w:p>
-    <w:p>
-      <w:r>
-        <w:rPr>
-          <w:b w:val="0"/>
-          <w:i w:val="0"/>
-        </w:rPr>
-        <w:t>а) с ее помощью человек меняет окружающий мир и самого себя;</w:t>
-      </w:r>
-    </w:p>
-    <w:p>
-      <w:r>
-        <w:rPr>
-          <w:b w:val="0"/>
-          <w:i w:val="0"/>
-        </w:rPr>
-        <w:t>б) свойственна только человеку;</w:t>
-      </w:r>
-    </w:p>
-    <w:p>
-      <w:r>
-        <w:rPr>
-          <w:b w:val="0"/>
-          <w:i w:val="0"/>
-        </w:rPr>
-        <w:t>в) осуществляется для удовлетворения потребностей.</w:t>
-      </w:r>
-    </w:p>
-    <w:p>
-      <w:r>
-        <w:rPr>
-          <w:b w:val="0"/>
-          <w:i w:val="0"/>
-        </w:rPr>
-        <w:t>2. Влияние такого механизма социального контроля как социальные санкции на поведение человека заключается в том, что санкции предупреждают нарушение социальных норм тем, что представляют собой негативные последствия для нарушителя социальных норм, что вынуждает индивида следовать социальным нормам, чтобы не претерпеть данные негативные последствия.</w:t>
-      </w:r>
-    </w:p>
-    <w:p>
-      <w:r>
-        <w:rPr>
-          <w:b/>
-        </w:rPr>
-        <w:t>Задание 18 — до 2 баллов</w:t>
-      </w:r>
-    </w:p>
-    <w:p>
-      <w:r>
-        <w:rPr>
-          <w:b w:val="0"/>
-          <w:i w:val="0"/>
-        </w:rPr>
-        <w:t>1) Так, среди старших членов общества по-прежнему широко распространены традиционные ценности и нормы, тогда как группы молодежи все больше становятся привержены новым ориентациям.</w:t>
-      </w:r>
-    </w:p>
-    <w:p>
-      <w:r>
-        <w:rPr>
-          <w:b w:val="0"/>
-          <w:i w:val="0"/>
-        </w:rPr>
-        <w:t>2) У граждан западных стран стали меняться ценностные ориентации — преобладающее внимание к материальному благосостоянию и физической безопасности уступило место заботе о качестве жизни.</w:t>
-      </w:r>
-    </w:p>
-    <w:p>
-      <w:r>
-        <w:rPr>
-          <w:b w:val="0"/>
-          <w:i w:val="0"/>
-        </w:rPr>
-        <w:t>3) Во-первых, в силу того, что для изменения центральных элементов когнитивной организации взрослого человека необходимо массированное воздействие; Во-вторых, потому, что самые сокровенные ценности становятся для человека самоцелью и отречение от них порождает неосознанные страхи и утрату уверенности в себе.</w:t>
-      </w:r>
-    </w:p>
-    <w:p>
-      <w:r>
-        <w:rPr>
-          <w:b/>
-        </w:rPr>
-        <w:t>Задание 19 — до 3 баллов</w:t>
-      </w:r>
-    </w:p>
-    <w:p>
-      <w:r>
-        <w:rPr>
-          <w:b w:val="0"/>
-          <w:i w:val="0"/>
-        </w:rPr>
-        <w:t>1) Способствует усилению процессов социальной мобильности, так как человеку открыто гораздо больше социальных лифтов, с помощью которых он может перемещаться по социальной структуре.</w:t>
-      </w:r>
-    </w:p>
-    <w:p>
-      <w:r>
-        <w:rPr>
-          <w:b w:val="0"/>
-          <w:i w:val="0"/>
-        </w:rPr>
-        <w:t>2) Способствует усилению процессов социальной мобильности, так как в открытом обществе люди из разных социальных слоев, групп и т.д. могут взаимодействовать друг с другом, что способствует перемещению людей по социальной структуре.</w:t>
-      </w:r>
-    </w:p>
-    <w:p>
-      <w:r>
-        <w:rPr>
-          <w:b w:val="0"/>
-          <w:i w:val="0"/>
-        </w:rPr>
-        <w:t>3) Способствует усилению процессов социальной мобильности, так как в открытом обществе существует равенство между людьми, поэтому в нем практически не существует каких-либо ограничений для перемещения людей по социальной структуре.</w:t>
-      </w:r>
-    </w:p>
-    <w:p>
-      <w:r>
-        <w:rPr>
-          <w:b/>
-        </w:rPr>
-        <w:t>Задание 20 — до 3 баллов</w:t>
-      </w:r>
-    </w:p>
-    <w:p>
-      <w:r>
-        <w:rPr>
-          <w:b w:val="0"/>
-          <w:i w:val="0"/>
-        </w:rPr>
-        <w:t>1) Уволь­не­ние (Директор за­во­да «Сталь» Сидоров уволил главного ин­же­не­ра Иванова за систематическое появление в нетрезвом виде на рабочем месте)</w:t>
-      </w:r>
-    </w:p>
-    <w:p>
-      <w:r>
-        <w:rPr>
-          <w:b w:val="0"/>
-          <w:i w:val="0"/>
-        </w:rPr>
-        <w:t>2) Штраф (Сотрудник дорожно-постовой служ­бы оштрафовал граж­дан­ку Хачатурову, пе­ре­хо­див­шую дорогу на за­пре­ща­ю­щий сигнал светофора)</w:t>
-      </w:r>
-    </w:p>
-    <w:p>
-      <w:r>
-        <w:rPr>
-          <w:b w:val="0"/>
-          <w:i w:val="0"/>
-        </w:rPr>
-        <w:t>3) Лишение свободы (Суд приговорил гражданина Никишина к двум годам лишения свободы за кражу)</w:t>
-      </w:r>
-    </w:p>
-    <w:p>
-      <w:r>
-        <w:rPr>
-          <w:b/>
-        </w:rPr>
-        <w:t>Задание 21 — до 3 баллов</w:t>
-      </w:r>
-    </w:p>
-    <w:p>
-      <w:r>
-        <w:rPr>
-          <w:b w:val="0"/>
-          <w:i w:val="0"/>
-        </w:rPr>
-        <w:t>1) Состояние социальной напряженности привести к развитию личностных и профессиональных качеств, так как в таких условиях  человеку необходимо подстраиваться к изменяющимся условиям общественной жизни;</w:t>
-      </w:r>
-    </w:p>
-    <w:p>
-      <w:r>
-        <w:rPr>
-          <w:b w:val="0"/>
-          <w:i w:val="0"/>
-        </w:rPr>
-        <w:t>2) Состояние социальной напряженности повышает мобильность человека, так как оно может привести к различным потрясениям на той или иной территории или сфере экономики, что вызывает необходимость людей изменять место жительства или вид деятельности;</w:t>
-      </w:r>
-    </w:p>
-    <w:p>
-      <w:r>
-        <w:rPr>
-          <w:b w:val="0"/>
-          <w:i w:val="0"/>
-        </w:rPr>
-        <w:t>3) Состояние социальной напряженности развивает умение людей находить неоднозначные и оригинальные решения проблем, так как оно ставит человека в тяжелые и ранее неизвестные условия, в которых необходимо проявить различные стороны своей личности.</w:t>
-      </w:r>
-    </w:p>
-    <w:p>
-      <w:r>
-        <w:rPr>
-          <w:b/>
-        </w:rPr>
-        <w:t>Задание 22 — до 4 баллов</w:t>
-      </w:r>
-    </w:p>
-    <w:p>
-      <w:r>
-        <w:rPr>
-          <w:b w:val="0"/>
-          <w:i w:val="0"/>
-        </w:rPr>
-        <w:t xml:space="preserve">1) Хозяйственно-экономическая/экономическая/хозяйственная/бытовая/хозяйственно-бытовая и др. -</w:t>
-      </w:r>
-    </w:p>
-    <w:p>
-      <w:r>
-        <w:rPr>
-          <w:b w:val="0"/>
-          <w:i w:val="0"/>
-        </w:rPr>
-        <w:t xml:space="preserve">2) Функции: -</w:t>
-      </w:r>
-    </w:p>
-    <w:p>
-      <w:r>
-        <w:rPr>
-          <w:b w:val="0"/>
-          <w:i w:val="0"/>
-        </w:rPr>
-        <w:t xml:space="preserve">— репродуктивная; -</w:t>
-      </w:r>
-    </w:p>
-    <w:p>
-      <w:r>
-        <w:rPr>
-          <w:b w:val="0"/>
-          <w:i w:val="0"/>
-        </w:rPr>
-        <w:t xml:space="preserve">— воспитательная; -</w:t>
-      </w:r>
-    </w:p>
-    <w:p>
-      <w:r>
-        <w:rPr>
-          <w:b w:val="0"/>
-          <w:i w:val="0"/>
-        </w:rPr>
-        <w:t xml:space="preserve">— социально-статусная; -</w:t>
-      </w:r>
-    </w:p>
-    <w:p>
-      <w:r>
-        <w:rPr>
-          <w:b w:val="0"/>
-          <w:i w:val="0"/>
-        </w:rPr>
-        <w:t>— социального контроля.</w:t>
-      </w:r>
-    </w:p>
-    <w:p>
-      <w:r>
-        <w:rPr>
-          <w:b w:val="0"/>
-          <w:i w:val="0"/>
-        </w:rPr>
-        <w:t>3) Потому что семья Филатовых состоит из родителей и их детей.</w:t>
-      </w:r>
-    </w:p>
-    <w:p>
-      <w:r>
-        <w:rPr>
-          <w:b w:val="0"/>
-          <w:i w:val="0"/>
-        </w:rPr>
-        <w:t xml:space="preserve">4) Вопросы: -</w:t>
-      </w:r>
-    </w:p>
-    <w:p>
-      <w:r>
-        <w:rPr>
-          <w:b w:val="0"/>
-          <w:i w:val="0"/>
-        </w:rPr>
-        <w:t xml:space="preserve">— Как распределяются домашние обязанности? -</w:t>
-      </w:r>
-    </w:p>
-    <w:p>
-      <w:r>
-        <w:rPr>
-          <w:b w:val="0"/>
-          <w:i w:val="0"/>
-        </w:rPr>
-        <w:t>— Как обычно принимаются решения в семье?</w:t>
-      </w:r>
-    </w:p>
-    <w:p>
-      <w:r>
-        <w:rPr>
-          <w:b/>
-        </w:rPr>
-        <w:t>Задание 23 — до 3 баллов</w:t>
-      </w:r>
-    </w:p>
-    <w:p>
-      <w:r>
-        <w:rPr>
-          <w:b w:val="0"/>
-          <w:i w:val="0"/>
-        </w:rPr>
-        <w:t>1) Освоение человеком различных социальных ролей связано с усвоением социальных норм, правил поведения и ценностей общества, благодаря чему происходит развитие личности и её адаптация к общественной жизни.</w:t>
-      </w:r>
-    </w:p>
-    <w:p>
-      <w:r>
-        <w:rPr>
-          <w:b w:val="0"/>
-          <w:i w:val="0"/>
-        </w:rPr>
-        <w:t>2) Освоение новых социальных ролей требует от человека выполнения определённых обязанностей и соблюдения общественных норм, поэтому в процессе выполнения ролей у личности формируются ответственность, дисциплина и навыки самоконтроля.</w:t>
-      </w:r>
-    </w:p>
-    <w:p>
-      <w:r>
-        <w:rPr>
-          <w:b w:val="0"/>
-          <w:i w:val="0"/>
-        </w:rPr>
-        <w:t xml:space="preserve">3) Осваивая новые социальные роли, человек взаимодействует с другими людьми и учится учитывать социальные ожидания общества, благодаря чему у него формируются коммуникативные навыки и модели поведения, необходимые для жизни в обществе. </w:t>
-      </w:r>
-    </w:p>
-    <w:p>
-      <w:r>
-        <w:rPr>
-          <w:b/>
-        </w:rPr>
-        <w:t>Задание 24 — до 4 баллов</w:t>
-      </w:r>
-    </w:p>
-    <w:p>
-      <w:r>
-        <w:rPr>
-          <w:b w:val="0"/>
-          <w:i w:val="0"/>
-        </w:rPr>
-        <w:t>1) Социальная мобильность.</w:t>
-      </w:r>
-    </w:p>
-    <w:p>
-      <w:r>
-        <w:rPr>
-          <w:b w:val="0"/>
-          <w:i w:val="0"/>
-        </w:rPr>
-        <w:t>2) Вертикальная и горизонтальная.</w:t>
-      </w:r>
-    </w:p>
-    <w:p>
-      <w:r>
-        <w:rPr>
-          <w:b w:val="0"/>
-          <w:i w:val="0"/>
-        </w:rPr>
-        <w:t>3) Горизонтальная: приехав из деревни в город, молодой человек устроился слесарем на завод, вернулся в деревню, женился.</w:t>
-      </w:r>
-    </w:p>
-    <w:p>
-      <w:r>
-        <w:rPr>
-          <w:b w:val="0"/>
-          <w:i w:val="0"/>
-        </w:rPr>
-        <w:t>4) Вертикальная: решил заняться фермерством, разорение фермы.</w:t>
-      </w:r>
-    </w:p>
-    <w:p>
-      <w:r>
-        <w:rPr>
-          <w:b/>
-        </w:rPr>
-        <w:t>Задание 25 — до 6 баллов</w:t>
-      </w:r>
-    </w:p>
-    <w:p>
-      <w:r>
-        <w:rPr>
-          <w:b w:val="0"/>
-          <w:i w:val="0"/>
-        </w:rPr>
-        <w:t>1) Самоконтроль выступает важным внутренним механизмом регулирования поведения человека, так как позволяет ему осознавать последствия собственных поступков и соотносить своё поведение с социальными нормами и ценностями общества. Благодаря способности контролировать свои эмоции, желания и действия человек может самостоятельно удерживаться от поступков, нарушающих моральные, правовые и иные социальные нормы. Кроме того, самоконтроль способствует развитию ответственности и сознательного отношения к своему поведению, что позволяет предотвращать негативное отклоняющееся поведение</w:t>
-      </w:r>
-    </w:p>
-    <w:p>
-      <w:r>
-        <w:rPr>
-          <w:b w:val="0"/>
-          <w:i w:val="0"/>
-        </w:rPr>
-        <w:t>2) Качества личности: целеустремленность (личность стремится к достижению высоких общественно значимых результатов и благодаря настойчивости добивается успехов, выходящих за рамки обычного поведения); ответственность (личность осознаёт значимость своих поступков и стремится действовать в соответствии с социальными нормами и интересами общества);  смелость (личность готова отстаивать общественно значимые идеи и совершать полезные для общества поступки, даже если они выходят за рамки привычного поведения)</w:t>
-      </w:r>
-    </w:p>
-    <w:p>
-      <w:r>
-        <w:rPr>
-          <w:b w:val="0"/>
-          <w:i w:val="0"/>
-        </w:rPr>
-        <w:t>3) Примеры:</w:t>
-      </w:r>
-    </w:p>
-    <w:p>
-      <w:r>
-        <w:rPr>
-          <w:b w:val="0"/>
-          <w:i w:val="0"/>
-        </w:rPr>
-        <w:t>а) Родители с детства объясняли Артёму важность уважительного отношения к окружающим и соблюдения социальных норм. Благодаря такому воспитанию у подростка сформировались самоконтроль и уважение к правилам поведения, что помогло ему избегать участия в драках и иных формах негативного отклоняющегося поведения</w:t>
-      </w:r>
-    </w:p>
-    <w:p>
-      <w:r>
-        <w:rPr>
-          <w:b w:val="0"/>
-          <w:i w:val="0"/>
-        </w:rPr>
-        <w:t>б) Георгий стал злоупотреблять алкоголем. Родители серьёзно поговорили с ним, объяснили последствия такого образа жизни и поддержали его стремление изменить своё поведение, благодаря чему у Георгия сформировалось более ответственное отношение к своему здоровью и будущему, поэтому он отказался от злоупотребления алкоголем, что способствовало профилактике негативного отклоняющегося поведения)</w:t>
-      </w:r>
-    </w:p>
-    <w:p>
-      <w:r>
-        <w:rPr>
-          <w:b w:val="0"/>
-          <w:i w:val="0"/>
-        </w:rPr>
-        <w:t>в) В семье Ильи родители регулярно организовывали совместный досуг и спортивные занятия. Благодаря этому у подростка сформировались дисциплина, устойчивые интересы и навыки самоконтроля, что снизило вероятность вовлечения в асоциальные компании и способствовало профилактике негативного отклоняющегося поведения.)</w:t>
-      </w:r>
-    </w:p>
     <w:sectPr>
-      <w:pgSz w:w="12240" w:h="15840"/>
-      <w:pgMar w:top="964" w:right="850" w:bottom="964" w:left="1134" w:header="720" w:footer="720" w:gutter="0"/>
+      <w:footerReference w:type="default" r:id="rId13"/>
+      <w:pgSz w:w="11906" w:h="16838"/>
+      <w:pgMar w:top="935" w:right="879" w:bottom="879" w:left="992" w:header="397" w:footer="397" w:gutter="0"/>
       <w:cols w:space="720"/>
       <w:docGrid w:linePitch="360"/>
     </w:sectPr>
   </w:body>
 </w:document>
+</file>
+
+<file path=word/footer1.xml><?xml version="1.0" encoding="utf-8"?>
+<w:ftr xmlns:m="http://schemas.openxmlformats.org/officeDocument/2006/math" xmlns:mc="http://schemas.openxmlformats.org/markup-compatibility/2006" xmlns:mo="http://schemas.microsoft.com/office/mac/office/2008/main" xmlns:mv="urn:schemas-microsoft-com:mac:vml" xmlns:o="urn:schemas-microsoft-com:office:office" xmlns:r="http://schemas.openxmlformats.org/officeDocument/2006/relationships" xmlns:v="urn:schemas-microsoft-com:vml" xmlns:w10="urn:schemas-microsoft-com:office:word" xmlns:w14="http://schemas.microsoft.com/office/word/2010/wordml" xmlns:w="http://schemas.openxmlformats.org/wordprocessingml/2006/main" xmlns:wne="http://schemas.microsoft.com/office/word/2006/wordml" xmlns:wp14="http://schemas.microsoft.com/office/word/2010/wordprocessingDrawing" xmlns:wp="http://schemas.openxmlformats.org/drawingml/2006/wordprocessingDrawing" xmlns:wpc="http://schemas.microsoft.com/office/word/2010/wordprocessingCanvas" xmlns:wpg="http://schemas.microsoft.com/office/word/2010/wordprocessingGroup" xmlns:wpi="http://schemas.microsoft.com/office/word/2010/wordprocessingInk" xmlns:wps="http://schemas.microsoft.com/office/word/2010/wordprocessingShape" mc:Ignorable="w14 wp14">
+  <w:p>
+    <w:pPr>
+      <w:pStyle w:val="Footer"/>
+    </w:pPr>
+  </w:p>
+</w:ftr>
 </file>
 
 <file path=word/numbering.xml><?xml version="1.0" encoding="utf-8"?>
@@ -3244,11 +3222,12 @@
     <w:qFormat/>
     <w:rsid w:val="00FC693F"/>
     <w:pPr>
-      <w:spacing w:after="100"/>
+      <w:spacing w:after="0" w:line="240" w:lineRule="auto"/>
     </w:pPr>
     <w:rPr>
-      <w:rFonts w:ascii="Arial" w:hAnsi="Arial"/>
-      <w:sz w:val="22"/>
+      <w:rFonts w:ascii="Times New Roman" w:hAnsi="Times New Roman"/>
+      <w:color w:val="181A1F"/>
+      <w:sz w:val="28"/>
     </w:rPr>
   </w:style>
   <w:style w:type="paragraph" w:styleId="Header">
@@ -3310,10 +3289,10 @@
       <w:outlineLvl w:val="0"/>
     </w:pPr>
     <w:rPr>
-      <w:rFonts w:asciiTheme="majorHAnsi" w:eastAsiaTheme="majorEastAsia" w:hAnsiTheme="majorHAnsi" w:cstheme="majorBidi" w:ascii="Arial" w:hAnsi="Arial"/>
+      <w:rFonts w:asciiTheme="majorHAnsi" w:eastAsiaTheme="majorEastAsia" w:hAnsiTheme="majorHAnsi" w:cstheme="majorBidi" w:ascii="Times New Roman" w:hAnsi="Times New Roman"/>
       <w:b/>
       <w:bCs/>
-      <w:color w:val="365F91" w:themeColor="accent1" w:themeShade="BF"/>
+      <w:color w:val="181A1F"/>
       <w:sz w:val="28"/>
       <w:szCs w:val="28"/>
     </w:rPr>

--- a/sotsiologiya_variant_3.docx
+++ b/sotsiologiya_variant_3.docx
@@ -4,113 +4,1773 @@
   <w:body>
     <w:p>
       <w:pPr>
-        <w:widowControl/>
-        <w:spacing w:line="240" w:lineRule="auto" w:after="120"/>
-        <w:jc w:val="left"/>
+        <w:keepNext/>
+        <w:spacing w:after="60" w:line="240" w:lineRule="auto"/>
+        <w:jc w:val="center"/>
       </w:pPr>
       <w:r>
         <w:rPr>
           <w:rFonts w:ascii="Times New Roman" w:hAnsi="Times New Roman" w:eastAsia="Times New Roman"/>
           <w:b/>
-          <w:color w:val="181A1F"/>
+          <w:i w:val="0"/>
           <w:sz w:val="28"/>
         </w:rPr>
-        <w:t>Тематический пробный вариант № 3. Социология</w:t>
+        <w:t>Пробный ЕГЭ по обществознанию</w:t>
       </w:r>
     </w:p>
     <w:p>
       <w:pPr>
-        <w:widowControl/>
-        <w:spacing w:line="240" w:lineRule="auto" w:after="140"/>
-        <w:jc w:val="left"/>
-      </w:pPr>
-      <w:r>
-        <w:rPr>
-          <w:rFonts w:ascii="Times New Roman" w:hAnsi="Times New Roman" w:eastAsia="Times New Roman"/>
-          <w:color w:val="181A1F"/>
-          <w:sz w:val="28"/>
-        </w:rPr>
-        <w:t>25 заданий • максимальный первичный балл — 58 • рекомендуемое время — 3 часа 30 минут</w:t>
-      </w:r>
-    </w:p>
-    <w:p>
-      <w:pPr>
-        <w:pStyle w:val="Heading1"/>
-        <w:keepNext/>
-        <w:widowControl/>
-        <w:spacing w:line="240" w:lineRule="auto" w:after="60" w:before="160"/>
-      </w:pPr>
-      <w:r>
-        <w:rPr>
-          <w:rFonts w:ascii="Times New Roman" w:hAnsi="Times New Roman" w:eastAsia="Times New Roman"/>
-          <w:b/>
-          <w:color w:val="181A1F"/>
-          <w:sz w:val="28"/>
-        </w:rPr>
-        <w:t>Часть 1</w:t>
-      </w:r>
-    </w:p>
-    <w:p>
-      <w:pPr>
-        <w:widowControl/>
-        <w:spacing w:line="240" w:lineRule="auto" w:after="0"/>
-      </w:pPr>
-      <w:r>
-        <w:rPr>
-          <w:rFonts w:ascii="Times New Roman" w:hAnsi="Times New Roman" w:eastAsia="Times New Roman"/>
-          <w:color w:val="181A1F"/>
-          <w:sz w:val="28"/>
-        </w:rPr>
-        <w:t>Ответами к заданиям 1–16 являются последовательности цифр. Запишите ответ без пробелов и дополнительных символов.</w:t>
-      </w:r>
-    </w:p>
-    <w:p>
-      <w:pPr>
-        <w:keepNext/>
-        <w:widowControl/>
-        <w:spacing w:line="240" w:lineRule="auto" w:after="0" w:before="120"/>
-      </w:pPr>
-      <w:r>
-        <w:rPr>
-          <w:rFonts w:ascii="Times New Roman" w:hAnsi="Times New Roman" w:eastAsia="Times New Roman"/>
-          <w:b/>
-          <w:color w:val="181A1F"/>
-          <w:sz w:val="28"/>
-        </w:rPr>
-        <w:t>1.</w:t>
-      </w:r>
-    </w:p>
-    <w:p>
-      <w:pPr>
-        <w:widowControl/>
-        <w:spacing w:line="240" w:lineRule="auto" w:after="0"/>
+        <w:keepNext w:val="0"/>
+        <w:spacing w:after="60" w:line="240" w:lineRule="auto"/>
+        <w:jc w:val="center"/>
       </w:pPr>
       <w:r>
         <w:rPr>
           <w:rFonts w:ascii="Times New Roman" w:hAnsi="Times New Roman" w:eastAsia="Times New Roman"/>
           <w:b w:val="0"/>
           <w:i w:val="0"/>
-          <w:color w:val="181A1F"/>
           <w:sz w:val="28"/>
         </w:rPr>
-        <w:t>В ходе социологических опросов совершеннолетних граждан стран Z и Y им задавали вопрос: «Какое из направлений молодёжной политики государства Вы считаете наиболее важным?». Полученные результаты (в % от числа опрошенных) представлены в вид диаграммы.</w:t>
+        <w:t>Социология. Вариант № 3</w:t>
       </w:r>
     </w:p>
     <w:p>
       <w:pPr>
-        <w:widowControl/>
-        <w:spacing w:line="240" w:lineRule="auto" w:after="0"/>
-        <w:jc w:val="center"/>
+        <w:keepNext/>
+        <w:spacing w:after="60" w:line="240" w:lineRule="auto"/>
+        <w:jc w:val="both"/>
       </w:pPr>
       <w:r>
         <w:rPr>
           <w:rFonts w:ascii="Times New Roman" w:hAnsi="Times New Roman" w:eastAsia="Times New Roman"/>
-          <w:color w:val="181A1F"/>
+          <w:b/>
+          <w:i w:val="0"/>
           <w:sz w:val="28"/>
         </w:rPr>
+        <w:t>Первая часть</w:t>
+      </w:r>
+    </w:p>
+    <w:p>
+      <w:pPr>
+        <w:keepNext w:val="0"/>
+        <w:spacing w:after="60" w:line="240" w:lineRule="auto"/>
+        <w:jc w:val="both"/>
+      </w:pPr>
+      <w:r>
+        <w:rPr>
+          <w:rFonts w:ascii="Times New Roman" w:hAnsi="Times New Roman" w:eastAsia="Times New Roman"/>
+          <w:b/>
+          <w:sz w:val="28"/>
+        </w:rPr>
+        <w:t xml:space="preserve">№1 </w:t>
+      </w:r>
+      <w:r>
+        <w:rPr>
+          <w:rFonts w:ascii="Times New Roman" w:hAnsi="Times New Roman" w:eastAsia="Times New Roman"/>
+          <w:b w:val="0"/>
+          <w:i w:val="0"/>
+          <w:sz w:val="28"/>
+        </w:rPr>
+        <w:t>Ниже приведён перечень терминов. Все они, за исключением двух, относятся к признакам этнической общности.</w:t>
+      </w:r>
+    </w:p>
+    <w:p>
+      <w:pPr>
+        <w:keepNext w:val="0"/>
+        <w:spacing w:after="60" w:line="240" w:lineRule="auto"/>
+        <w:jc w:val="both"/>
+      </w:pPr>
+      <w:r>
+        <w:rPr>
+          <w:rFonts w:ascii="Times New Roman" w:hAnsi="Times New Roman" w:eastAsia="Times New Roman"/>
+          <w:b w:val="0"/>
+          <w:i w:val="0"/>
+          <w:sz w:val="28"/>
+        </w:rPr>
+        <w:t>1) социальный статус;</w:t>
+      </w:r>
+    </w:p>
+    <w:p>
+      <w:pPr>
+        <w:keepNext w:val="0"/>
+        <w:spacing w:after="60" w:line="240" w:lineRule="auto"/>
+        <w:jc w:val="both"/>
+      </w:pPr>
+      <w:r>
+        <w:rPr>
+          <w:rFonts w:ascii="Times New Roman" w:hAnsi="Times New Roman" w:eastAsia="Times New Roman"/>
+          <w:b w:val="0"/>
+          <w:i w:val="0"/>
+          <w:sz w:val="28"/>
+        </w:rPr>
+        <w:t>2) язык;</w:t>
+      </w:r>
+    </w:p>
+    <w:p>
+      <w:pPr>
+        <w:keepNext w:val="0"/>
+        <w:spacing w:after="60" w:line="240" w:lineRule="auto"/>
+        <w:jc w:val="both"/>
+      </w:pPr>
+      <w:r>
+        <w:rPr>
+          <w:rFonts w:ascii="Times New Roman" w:hAnsi="Times New Roman" w:eastAsia="Times New Roman"/>
+          <w:b w:val="0"/>
+          <w:i w:val="0"/>
+          <w:sz w:val="28"/>
+        </w:rPr>
+        <w:t>3) историческая память;</w:t>
+      </w:r>
+    </w:p>
+    <w:p>
+      <w:pPr>
+        <w:keepNext w:val="0"/>
+        <w:spacing w:after="60" w:line="240" w:lineRule="auto"/>
+        <w:jc w:val="both"/>
+      </w:pPr>
+      <w:r>
+        <w:rPr>
+          <w:rFonts w:ascii="Times New Roman" w:hAnsi="Times New Roman" w:eastAsia="Times New Roman"/>
+          <w:b w:val="0"/>
+          <w:i w:val="0"/>
+          <w:sz w:val="28"/>
+        </w:rPr>
+        <w:t>4) авторитет;</w:t>
+      </w:r>
+    </w:p>
+    <w:p>
+      <w:pPr>
+        <w:keepNext w:val="0"/>
+        <w:spacing w:after="60" w:line="240" w:lineRule="auto"/>
+        <w:jc w:val="both"/>
+      </w:pPr>
+      <w:r>
+        <w:rPr>
+          <w:rFonts w:ascii="Times New Roman" w:hAnsi="Times New Roman" w:eastAsia="Times New Roman"/>
+          <w:b w:val="0"/>
+          <w:i w:val="0"/>
+          <w:sz w:val="28"/>
+        </w:rPr>
+        <w:t>5) культура;</w:t>
+      </w:r>
+    </w:p>
+    <w:p>
+      <w:pPr>
+        <w:keepNext w:val="0"/>
+        <w:spacing w:after="60" w:line="240" w:lineRule="auto"/>
+        <w:jc w:val="both"/>
+      </w:pPr>
+      <w:r>
+        <w:rPr>
+          <w:rFonts w:ascii="Times New Roman" w:hAnsi="Times New Roman" w:eastAsia="Times New Roman"/>
+          <w:b w:val="0"/>
+          <w:i w:val="0"/>
+          <w:sz w:val="28"/>
+        </w:rPr>
+        <w:t>6) самосознание.</w:t>
+      </w:r>
+    </w:p>
+    <w:p>
+      <w:pPr>
+        <w:keepNext w:val="0"/>
+        <w:spacing w:after="60" w:line="240" w:lineRule="auto"/>
+        <w:jc w:val="both"/>
+      </w:pPr>
+      <w:r>
+        <w:rPr>
+          <w:rFonts w:ascii="Times New Roman" w:hAnsi="Times New Roman" w:eastAsia="Times New Roman"/>
+          <w:b w:val="0"/>
+          <w:i w:val="0"/>
+          <w:sz w:val="28"/>
+        </w:rPr>
+        <w:t>Найдите два термина, «выпадающих» из общего ряда, и запишите в таблицу цифры, под которыми они указаны.</w:t>
+      </w:r>
+    </w:p>
+    <w:p>
+      <w:pPr>
+        <w:keepNext w:val="0"/>
+        <w:spacing w:after="60" w:line="240" w:lineRule="auto"/>
+        <w:jc w:val="both"/>
+      </w:pPr>
+      <w:r>
+        <w:rPr>
+          <w:rFonts w:ascii="Times New Roman" w:hAnsi="Times New Roman" w:eastAsia="Times New Roman"/>
+          <w:b w:val="0"/>
+          <w:i w:val="0"/>
+          <w:sz w:val="28"/>
+        </w:rPr>
+        <w:t>Ответ:</w:t>
+      </w:r>
+    </w:p>
+    <w:p>
+      <w:pPr>
+        <w:keepNext w:val="0"/>
+        <w:spacing w:after="60" w:line="240" w:lineRule="auto"/>
+        <w:jc w:val="both"/>
+      </w:pPr>
+      <w:r>
+        <w:rPr>
+          <w:rFonts w:ascii="Times New Roman" w:hAnsi="Times New Roman" w:eastAsia="Times New Roman"/>
+          <w:b/>
+          <w:sz w:val="28"/>
+        </w:rPr>
+        <w:t xml:space="preserve">№2 </w:t>
+      </w:r>
+      <w:r>
+        <w:rPr>
+          <w:rFonts w:ascii="Times New Roman" w:hAnsi="Times New Roman" w:eastAsia="Times New Roman"/>
+          <w:b w:val="0"/>
+          <w:i w:val="0"/>
+          <w:sz w:val="28"/>
+        </w:rPr>
+        <w:t xml:space="preserve">Выберите верные суждения о культуре и её видах и запишите цифры, под которыми они указаны. </w:t>
+      </w:r>
+    </w:p>
+    <w:p>
+      <w:pPr>
+        <w:keepNext w:val="0"/>
+        <w:spacing w:after="60" w:line="240" w:lineRule="auto"/>
+        <w:jc w:val="both"/>
+      </w:pPr>
+      <w:r>
+        <w:rPr>
+          <w:rFonts w:ascii="Times New Roman" w:hAnsi="Times New Roman" w:eastAsia="Times New Roman"/>
+          <w:b w:val="0"/>
+          <w:i w:val="0"/>
+          <w:sz w:val="28"/>
+        </w:rPr>
+        <w:t xml:space="preserve">1) Культура — это все виды преобразовательной деятельности людей и её результаты. </w:t>
+      </w:r>
+    </w:p>
+    <w:p>
+      <w:pPr>
+        <w:keepNext w:val="0"/>
+        <w:spacing w:after="60" w:line="240" w:lineRule="auto"/>
+        <w:jc w:val="both"/>
+      </w:pPr>
+      <w:r>
+        <w:rPr>
+          <w:rFonts w:ascii="Times New Roman" w:hAnsi="Times New Roman" w:eastAsia="Times New Roman"/>
+          <w:b w:val="0"/>
+          <w:i w:val="0"/>
+          <w:sz w:val="28"/>
+        </w:rPr>
+        <w:t xml:space="preserve">2) К материальной культуре относят нормы морали. </w:t>
+      </w:r>
+    </w:p>
+    <w:p>
+      <w:pPr>
+        <w:keepNext w:val="0"/>
+        <w:spacing w:after="60" w:line="240" w:lineRule="auto"/>
+        <w:jc w:val="both"/>
+      </w:pPr>
+      <w:r>
+        <w:rPr>
+          <w:rFonts w:ascii="Times New Roman" w:hAnsi="Times New Roman" w:eastAsia="Times New Roman"/>
+          <w:b w:val="0"/>
+          <w:i w:val="0"/>
+          <w:sz w:val="28"/>
+        </w:rPr>
+        <w:t xml:space="preserve">3) В развитии культуры отмечают такие тенденции, как преемственность и новаторство. </w:t>
+      </w:r>
+    </w:p>
+    <w:p>
+      <w:pPr>
+        <w:keepNext w:val="0"/>
+        <w:spacing w:after="60" w:line="240" w:lineRule="auto"/>
+        <w:jc w:val="both"/>
+      </w:pPr>
+      <w:r>
+        <w:rPr>
+          <w:rFonts w:ascii="Times New Roman" w:hAnsi="Times New Roman" w:eastAsia="Times New Roman"/>
+          <w:b w:val="0"/>
+          <w:i w:val="0"/>
+          <w:sz w:val="28"/>
+        </w:rPr>
+        <w:t xml:space="preserve">4) Произведения массовой культуры, в отличие от произведений элитарной культуры, носят авторский характер, каждый автор стремится к оригинальности, к отражению в произведении своего «я». </w:t>
+      </w:r>
+    </w:p>
+    <w:p>
+      <w:pPr>
+        <w:keepNext w:val="0"/>
+        <w:spacing w:after="60" w:line="240" w:lineRule="auto"/>
+        <w:jc w:val="both"/>
+      </w:pPr>
+      <w:r>
+        <w:rPr>
+          <w:rFonts w:ascii="Times New Roman" w:hAnsi="Times New Roman" w:eastAsia="Times New Roman"/>
+          <w:b w:val="0"/>
+          <w:i w:val="0"/>
+          <w:sz w:val="28"/>
+        </w:rPr>
+        <w:t>5) Массовая культура, как правило, создаётся коллективной творческой деятельностью народа, отражает его жизнь и традиции.</w:t>
+      </w:r>
+    </w:p>
+    <w:p>
+      <w:pPr>
+        <w:keepNext w:val="0"/>
+        <w:spacing w:after="60" w:line="240" w:lineRule="auto"/>
+        <w:jc w:val="both"/>
+      </w:pPr>
+      <w:r>
+        <w:rPr>
+          <w:rFonts w:ascii="Times New Roman" w:hAnsi="Times New Roman" w:eastAsia="Times New Roman"/>
+          <w:b w:val="0"/>
+          <w:i w:val="0"/>
+          <w:sz w:val="28"/>
+        </w:rPr>
+        <w:t>Ответ:</w:t>
+      </w:r>
+    </w:p>
+    <w:p>
+      <w:pPr>
+        <w:keepNext w:val="0"/>
+        <w:spacing w:after="60" w:line="240" w:lineRule="auto"/>
+        <w:jc w:val="both"/>
+      </w:pPr>
+      <w:r>
+        <w:rPr>
+          <w:rFonts w:ascii="Times New Roman" w:hAnsi="Times New Roman" w:eastAsia="Times New Roman"/>
+          <w:b/>
+          <w:sz w:val="28"/>
+        </w:rPr>
+        <w:t xml:space="preserve">№3 </w:t>
+      </w:r>
+      <w:r>
+        <w:rPr>
+          <w:rFonts w:ascii="Times New Roman" w:hAnsi="Times New Roman" w:eastAsia="Times New Roman"/>
+          <w:b w:val="0"/>
+          <w:i w:val="0"/>
+          <w:sz w:val="28"/>
+        </w:rPr>
+        <w:t>Установите соответствие между характеристиками и направлениями развития: к каждой позиции, данной в первом столбце, подберите соответствующую позицию из второго столбца. Запишите в ответ цифры, расположив их в порядке, соответствующем буквам.</w:t>
+      </w:r>
+    </w:p>
+    <w:tbl>
+      <w:tblPr>
+        <w:tblStyle w:val="TableGrid"/>
+        <w:tblW w:type="auto" w:w="0"/>
+        <w:tblLayout w:type="autofit"/>
+        <w:tblLook w:firstColumn="1" w:firstRow="1" w:lastColumn="0" w:lastRow="0" w:noHBand="0" w:noVBand="1" w:val="04A0"/>
+      </w:tblPr>
+      <w:tblGrid>
+        <w:gridCol w:w="5128"/>
+        <w:gridCol w:w="5128"/>
+      </w:tblGrid>
+      <w:tr>
+        <w:tc>
+          <w:tcPr>
+            <w:tcW w:type="dxa" w:w="5128"/>
+            <w:vAlign w:val="center"/>
+            <w:tcMar>
+              <w:top w:w="80" w:type="dxa"/>
+              <w:start w:w="100" w:type="dxa"/>
+              <w:bottom w:w="80" w:type="dxa"/>
+              <w:end w:w="100" w:type="dxa"/>
+            </w:tcMar>
+          </w:tcPr>
+          <w:p>
+            <w:pPr>
+              <w:keepNext w:val="0"/>
+              <w:spacing w:after="0" w:line="240" w:lineRule="auto"/>
+              <w:jc w:val="left"/>
+            </w:pPr>
+            <w:r>
+              <w:rPr>
+                <w:rFonts w:ascii="Times New Roman" w:hAnsi="Times New Roman" w:eastAsia="Times New Roman"/>
+                <w:sz w:val="28"/>
+              </w:rPr>
+              <w:t>ХАРАКТЕРИСТИКИ</w:t>
+            </w:r>
+          </w:p>
+        </w:tc>
+        <w:tc>
+          <w:tcPr>
+            <w:tcW w:type="dxa" w:w="5128"/>
+            <w:vAlign w:val="center"/>
+            <w:tcMar>
+              <w:top w:w="80" w:type="dxa"/>
+              <w:start w:w="100" w:type="dxa"/>
+              <w:bottom w:w="80" w:type="dxa"/>
+              <w:end w:w="100" w:type="dxa"/>
+            </w:tcMar>
+          </w:tcPr>
+          <w:p>
+            <w:pPr>
+              <w:keepNext w:val="0"/>
+              <w:spacing w:after="0" w:line="240" w:lineRule="auto"/>
+              <w:jc w:val="left"/>
+            </w:pPr>
+            <w:r>
+              <w:rPr>
+                <w:rFonts w:ascii="Times New Roman" w:hAnsi="Times New Roman" w:eastAsia="Times New Roman"/>
+                <w:sz w:val="28"/>
+              </w:rPr>
+              <w:t>НАПРАВЛЕНИЯ РАЗВИТИЯ</w:t>
+            </w:r>
+          </w:p>
+        </w:tc>
+      </w:tr>
+      <w:tr>
+        <w:tc>
+          <w:tcPr>
+            <w:tcW w:type="dxa" w:w="5128"/>
+            <w:vAlign w:val="center"/>
+            <w:tcMar>
+              <w:top w:w="80" w:type="dxa"/>
+              <w:start w:w="100" w:type="dxa"/>
+              <w:bottom w:w="80" w:type="dxa"/>
+              <w:end w:w="100" w:type="dxa"/>
+            </w:tcMar>
+          </w:tcPr>
+          <w:p>
+            <w:pPr>
+              <w:keepNext w:val="0"/>
+              <w:spacing w:after="0" w:line="240" w:lineRule="auto"/>
+              <w:jc w:val="left"/>
+            </w:pPr>
+            <w:r>
+              <w:rPr>
+                <w:rFonts w:ascii="Times New Roman" w:hAnsi="Times New Roman" w:eastAsia="Times New Roman"/>
+                <w:sz w:val="28"/>
+              </w:rPr>
+              <w:t>A) использование на каждой стадии развития лучших достижений прошлого с добавлением к этому чего-то новогоБ) деградацияB) движение назад (вспять)Г) развитие общества от менее совершенного к более совершенномуД) относительный характер</w:t>
+            </w:r>
+          </w:p>
+        </w:tc>
+        <w:tc>
+          <w:tcPr>
+            <w:tcW w:type="dxa" w:w="5128"/>
+            <w:vAlign w:val="center"/>
+            <w:tcMar>
+              <w:top w:w="80" w:type="dxa"/>
+              <w:start w:w="100" w:type="dxa"/>
+              <w:bottom w:w="80" w:type="dxa"/>
+              <w:end w:w="100" w:type="dxa"/>
+            </w:tcMar>
+          </w:tcPr>
+          <w:p>
+            <w:pPr>
+              <w:keepNext w:val="0"/>
+              <w:spacing w:after="0" w:line="240" w:lineRule="auto"/>
+              <w:jc w:val="left"/>
+            </w:pPr>
+            <w:r>
+              <w:rPr>
+                <w:rFonts w:ascii="Times New Roman" w:hAnsi="Times New Roman" w:eastAsia="Times New Roman"/>
+                <w:sz w:val="28"/>
+              </w:rPr>
+              <w:t>1) общественный прогресс2) общественный регресс3) и общественный прогресс, и общественный регресс</w:t>
+            </w:r>
+          </w:p>
+        </w:tc>
+      </w:tr>
+    </w:tbl>
+    <w:p/>
+    <w:p>
+      <w:pPr>
+        <w:keepNext w:val="0"/>
+        <w:spacing w:after="60" w:line="240" w:lineRule="auto"/>
+        <w:jc w:val="both"/>
+      </w:pPr>
+      <w:r>
+        <w:rPr>
+          <w:rFonts w:ascii="Times New Roman" w:hAnsi="Times New Roman" w:eastAsia="Times New Roman"/>
+          <w:b w:val="0"/>
+          <w:i w:val="0"/>
+          <w:sz w:val="28"/>
+        </w:rPr>
+        <w:t>Запишите в ответ цифры, расположив их в порядке, соответствующем буквам:</w:t>
+      </w:r>
+    </w:p>
+    <w:tbl>
+      <w:tblPr>
+        <w:tblStyle w:val="TableGrid"/>
+        <w:tblW w:type="auto" w:w="0"/>
+        <w:tblLayout w:type="autofit"/>
+        <w:tblLook w:firstColumn="1" w:firstRow="1" w:lastColumn="0" w:lastRow="0" w:noHBand="0" w:noVBand="1" w:val="04A0"/>
+      </w:tblPr>
+      <w:tblGrid>
+        <w:gridCol w:w="2051"/>
+        <w:gridCol w:w="2051"/>
+        <w:gridCol w:w="2051"/>
+        <w:gridCol w:w="2051"/>
+        <w:gridCol w:w="2051"/>
+      </w:tblGrid>
+      <w:tr>
+        <w:tc>
+          <w:tcPr>
+            <w:tcW w:type="dxa" w:w="2051"/>
+            <w:vAlign w:val="center"/>
+            <w:tcMar>
+              <w:top w:w="80" w:type="dxa"/>
+              <w:start w:w="100" w:type="dxa"/>
+              <w:bottom w:w="80" w:type="dxa"/>
+              <w:end w:w="100" w:type="dxa"/>
+            </w:tcMar>
+          </w:tcPr>
+          <w:p>
+            <w:pPr>
+              <w:keepNext w:val="0"/>
+              <w:spacing w:after="0" w:line="240" w:lineRule="auto"/>
+              <w:jc w:val="left"/>
+            </w:pPr>
+            <w:r>
+              <w:rPr>
+                <w:rFonts w:ascii="Times New Roman" w:hAnsi="Times New Roman" w:eastAsia="Times New Roman"/>
+                <w:sz w:val="28"/>
+              </w:rPr>
+              <w:t>A</w:t>
+            </w:r>
+          </w:p>
+        </w:tc>
+        <w:tc>
+          <w:tcPr>
+            <w:tcW w:type="dxa" w:w="2051"/>
+            <w:vAlign w:val="center"/>
+            <w:tcMar>
+              <w:top w:w="80" w:type="dxa"/>
+              <w:start w:w="100" w:type="dxa"/>
+              <w:bottom w:w="80" w:type="dxa"/>
+              <w:end w:w="100" w:type="dxa"/>
+            </w:tcMar>
+          </w:tcPr>
+          <w:p>
+            <w:pPr>
+              <w:keepNext w:val="0"/>
+              <w:spacing w:after="0" w:line="240" w:lineRule="auto"/>
+              <w:jc w:val="left"/>
+            </w:pPr>
+            <w:r>
+              <w:rPr>
+                <w:rFonts w:ascii="Times New Roman" w:hAnsi="Times New Roman" w:eastAsia="Times New Roman"/>
+                <w:sz w:val="28"/>
+              </w:rPr>
+              <w:t>Б</w:t>
+            </w:r>
+          </w:p>
+        </w:tc>
+        <w:tc>
+          <w:tcPr>
+            <w:tcW w:type="dxa" w:w="2051"/>
+            <w:vAlign w:val="center"/>
+            <w:tcMar>
+              <w:top w:w="80" w:type="dxa"/>
+              <w:start w:w="100" w:type="dxa"/>
+              <w:bottom w:w="80" w:type="dxa"/>
+              <w:end w:w="100" w:type="dxa"/>
+            </w:tcMar>
+          </w:tcPr>
+          <w:p>
+            <w:pPr>
+              <w:keepNext w:val="0"/>
+              <w:spacing w:after="0" w:line="240" w:lineRule="auto"/>
+              <w:jc w:val="left"/>
+            </w:pPr>
+            <w:r>
+              <w:rPr>
+                <w:rFonts w:ascii="Times New Roman" w:hAnsi="Times New Roman" w:eastAsia="Times New Roman"/>
+                <w:sz w:val="28"/>
+              </w:rPr>
+              <w:t>В</w:t>
+            </w:r>
+          </w:p>
+        </w:tc>
+        <w:tc>
+          <w:tcPr>
+            <w:tcW w:type="dxa" w:w="2051"/>
+            <w:vAlign w:val="center"/>
+            <w:tcMar>
+              <w:top w:w="80" w:type="dxa"/>
+              <w:start w:w="100" w:type="dxa"/>
+              <w:bottom w:w="80" w:type="dxa"/>
+              <w:end w:w="100" w:type="dxa"/>
+            </w:tcMar>
+          </w:tcPr>
+          <w:p>
+            <w:pPr>
+              <w:keepNext w:val="0"/>
+              <w:spacing w:after="0" w:line="240" w:lineRule="auto"/>
+              <w:jc w:val="left"/>
+            </w:pPr>
+            <w:r>
+              <w:rPr>
+                <w:rFonts w:ascii="Times New Roman" w:hAnsi="Times New Roman" w:eastAsia="Times New Roman"/>
+                <w:sz w:val="28"/>
+              </w:rPr>
+              <w:t>Г</w:t>
+            </w:r>
+          </w:p>
+        </w:tc>
+        <w:tc>
+          <w:tcPr>
+            <w:tcW w:type="dxa" w:w="2051"/>
+            <w:vAlign w:val="center"/>
+            <w:tcMar>
+              <w:top w:w="80" w:type="dxa"/>
+              <w:start w:w="100" w:type="dxa"/>
+              <w:bottom w:w="80" w:type="dxa"/>
+              <w:end w:w="100" w:type="dxa"/>
+            </w:tcMar>
+          </w:tcPr>
+          <w:p>
+            <w:pPr>
+              <w:keepNext w:val="0"/>
+              <w:spacing w:after="0" w:line="240" w:lineRule="auto"/>
+              <w:jc w:val="left"/>
+            </w:pPr>
+            <w:r>
+              <w:rPr>
+                <w:rFonts w:ascii="Times New Roman" w:hAnsi="Times New Roman" w:eastAsia="Times New Roman"/>
+                <w:sz w:val="28"/>
+              </w:rPr>
+              <w:t>Д</w:t>
+            </w:r>
+          </w:p>
+        </w:tc>
+      </w:tr>
+      <w:tr>
+        <w:tc>
+          <w:tcPr>
+            <w:tcW w:type="dxa" w:w="2051"/>
+            <w:vAlign w:val="center"/>
+            <w:tcMar>
+              <w:top w:w="80" w:type="dxa"/>
+              <w:start w:w="100" w:type="dxa"/>
+              <w:bottom w:w="80" w:type="dxa"/>
+              <w:end w:w="100" w:type="dxa"/>
+            </w:tcMar>
+          </w:tcPr>
+          <w:p>
+            <w:pPr>
+              <w:keepNext w:val="0"/>
+              <w:spacing w:after="0" w:line="240" w:lineRule="auto"/>
+              <w:jc w:val="left"/>
+            </w:pPr>
+            <w:r>
+              <w:rPr>
+                <w:rFonts w:ascii="Times New Roman" w:hAnsi="Times New Roman" w:eastAsia="Times New Roman"/>
+                <w:sz w:val="28"/>
+              </w:rPr>
+            </w:r>
+          </w:p>
+        </w:tc>
+        <w:tc>
+          <w:tcPr>
+            <w:tcW w:type="dxa" w:w="2051"/>
+            <w:vAlign w:val="center"/>
+            <w:tcMar>
+              <w:top w:w="80" w:type="dxa"/>
+              <w:start w:w="100" w:type="dxa"/>
+              <w:bottom w:w="80" w:type="dxa"/>
+              <w:end w:w="100" w:type="dxa"/>
+            </w:tcMar>
+          </w:tcPr>
+          <w:p>
+            <w:pPr>
+              <w:keepNext w:val="0"/>
+              <w:spacing w:after="0" w:line="240" w:lineRule="auto"/>
+              <w:jc w:val="left"/>
+            </w:pPr>
+            <w:r>
+              <w:rPr>
+                <w:rFonts w:ascii="Times New Roman" w:hAnsi="Times New Roman" w:eastAsia="Times New Roman"/>
+                <w:sz w:val="28"/>
+              </w:rPr>
+            </w:r>
+          </w:p>
+        </w:tc>
+        <w:tc>
+          <w:tcPr>
+            <w:tcW w:type="dxa" w:w="2051"/>
+            <w:vAlign w:val="center"/>
+            <w:tcMar>
+              <w:top w:w="80" w:type="dxa"/>
+              <w:start w:w="100" w:type="dxa"/>
+              <w:bottom w:w="80" w:type="dxa"/>
+              <w:end w:w="100" w:type="dxa"/>
+            </w:tcMar>
+          </w:tcPr>
+          <w:p>
+            <w:pPr>
+              <w:keepNext w:val="0"/>
+              <w:spacing w:after="0" w:line="240" w:lineRule="auto"/>
+              <w:jc w:val="left"/>
+            </w:pPr>
+            <w:r>
+              <w:rPr>
+                <w:rFonts w:ascii="Times New Roman" w:hAnsi="Times New Roman" w:eastAsia="Times New Roman"/>
+                <w:sz w:val="28"/>
+              </w:rPr>
+            </w:r>
+          </w:p>
+        </w:tc>
+        <w:tc>
+          <w:tcPr>
+            <w:tcW w:type="dxa" w:w="2051"/>
+            <w:vAlign w:val="center"/>
+            <w:tcMar>
+              <w:top w:w="80" w:type="dxa"/>
+              <w:start w:w="100" w:type="dxa"/>
+              <w:bottom w:w="80" w:type="dxa"/>
+              <w:end w:w="100" w:type="dxa"/>
+            </w:tcMar>
+          </w:tcPr>
+          <w:p>
+            <w:pPr>
+              <w:keepNext w:val="0"/>
+              <w:spacing w:after="0" w:line="240" w:lineRule="auto"/>
+              <w:jc w:val="left"/>
+            </w:pPr>
+            <w:r>
+              <w:rPr>
+                <w:rFonts w:ascii="Times New Roman" w:hAnsi="Times New Roman" w:eastAsia="Times New Roman"/>
+                <w:sz w:val="28"/>
+              </w:rPr>
+            </w:r>
+          </w:p>
+        </w:tc>
+        <w:tc>
+          <w:tcPr>
+            <w:tcW w:type="dxa" w:w="2051"/>
+            <w:vAlign w:val="center"/>
+            <w:tcMar>
+              <w:top w:w="80" w:type="dxa"/>
+              <w:start w:w="100" w:type="dxa"/>
+              <w:bottom w:w="80" w:type="dxa"/>
+              <w:end w:w="100" w:type="dxa"/>
+            </w:tcMar>
+          </w:tcPr>
+          <w:p>
+            <w:pPr>
+              <w:keepNext w:val="0"/>
+              <w:spacing w:after="0" w:line="240" w:lineRule="auto"/>
+              <w:jc w:val="left"/>
+            </w:pPr>
+            <w:r>
+              <w:rPr>
+                <w:rFonts w:ascii="Times New Roman" w:hAnsi="Times New Roman" w:eastAsia="Times New Roman"/>
+                <w:sz w:val="28"/>
+              </w:rPr>
+            </w:r>
+          </w:p>
+        </w:tc>
+      </w:tr>
+    </w:tbl>
+    <w:p/>
+    <w:p>
+      <w:pPr>
+        <w:keepNext w:val="0"/>
+        <w:spacing w:after="60" w:line="240" w:lineRule="auto"/>
+        <w:jc w:val="both"/>
+      </w:pPr>
+      <w:r>
+        <w:rPr>
+          <w:rFonts w:ascii="Times New Roman" w:hAnsi="Times New Roman" w:eastAsia="Times New Roman"/>
+          <w:b w:val="0"/>
+          <w:i w:val="0"/>
+          <w:sz w:val="28"/>
+        </w:rPr>
+        <w:t>Ответ:</w:t>
+      </w:r>
+    </w:p>
+    <w:p>
+      <w:pPr>
+        <w:keepNext w:val="0"/>
+        <w:spacing w:after="60" w:line="240" w:lineRule="auto"/>
+        <w:jc w:val="both"/>
+      </w:pPr>
+      <w:r>
+        <w:rPr>
+          <w:rFonts w:ascii="Times New Roman" w:hAnsi="Times New Roman" w:eastAsia="Times New Roman"/>
+          <w:b/>
+          <w:sz w:val="28"/>
+        </w:rPr>
+        <w:t xml:space="preserve">№4 </w:t>
+      </w:r>
+      <w:r>
+        <w:rPr>
+          <w:rFonts w:ascii="Times New Roman" w:hAnsi="Times New Roman" w:eastAsia="Times New Roman"/>
+          <w:b w:val="0"/>
+          <w:i w:val="0"/>
+          <w:sz w:val="28"/>
+        </w:rPr>
+        <w:t>Найдите в приведённом ниже списке черты, присущие научному пониманию истины. Запишите цифры, под которыми они указаны.</w:t>
+      </w:r>
+    </w:p>
+    <w:p>
+      <w:pPr>
+        <w:keepNext w:val="0"/>
+        <w:spacing w:after="60" w:line="240" w:lineRule="auto"/>
+        <w:jc w:val="both"/>
+      </w:pPr>
+      <w:r>
+        <w:rPr>
+          <w:rFonts w:ascii="Times New Roman" w:hAnsi="Times New Roman" w:eastAsia="Times New Roman"/>
+          <w:b w:val="0"/>
+          <w:i w:val="0"/>
+          <w:sz w:val="28"/>
+        </w:rPr>
+        <w:t>1) Знание, которое разделяет большинство людей</w:t>
+      </w:r>
+    </w:p>
+    <w:p>
+      <w:pPr>
+        <w:keepNext w:val="0"/>
+        <w:spacing w:after="60" w:line="240" w:lineRule="auto"/>
+        <w:jc w:val="both"/>
+      </w:pPr>
+      <w:r>
+        <w:rPr>
+          <w:rFonts w:ascii="Times New Roman" w:hAnsi="Times New Roman" w:eastAsia="Times New Roman"/>
+          <w:b w:val="0"/>
+          <w:i w:val="0"/>
+          <w:sz w:val="28"/>
+        </w:rPr>
+        <w:t>2) Знание, воспроизводящее познаваемый объект таким, каким он существует независимо от сознания человека</w:t>
+      </w:r>
+    </w:p>
+    <w:p>
+      <w:pPr>
+        <w:keepNext w:val="0"/>
+        <w:spacing w:after="60" w:line="240" w:lineRule="auto"/>
+        <w:jc w:val="both"/>
+      </w:pPr>
+      <w:r>
+        <w:rPr>
+          <w:rFonts w:ascii="Times New Roman" w:hAnsi="Times New Roman" w:eastAsia="Times New Roman"/>
+          <w:b w:val="0"/>
+          <w:i w:val="0"/>
+          <w:sz w:val="28"/>
+        </w:rPr>
+        <w:t>3) Знание, выраженное в доступной форме</w:t>
+      </w:r>
+    </w:p>
+    <w:p>
+      <w:pPr>
+        <w:keepNext w:val="0"/>
+        <w:spacing w:after="60" w:line="240" w:lineRule="auto"/>
+        <w:jc w:val="both"/>
+      </w:pPr>
+      <w:r>
+        <w:rPr>
+          <w:rFonts w:ascii="Times New Roman" w:hAnsi="Times New Roman" w:eastAsia="Times New Roman"/>
+          <w:b w:val="0"/>
+          <w:i w:val="0"/>
+          <w:sz w:val="28"/>
+        </w:rPr>
+        <w:t>4) Знание, соответствующее интересам субъекта</w:t>
+      </w:r>
+    </w:p>
+    <w:p>
+      <w:pPr>
+        <w:keepNext w:val="0"/>
+        <w:spacing w:after="60" w:line="240" w:lineRule="auto"/>
+        <w:jc w:val="both"/>
+      </w:pPr>
+      <w:r>
+        <w:rPr>
+          <w:rFonts w:ascii="Times New Roman" w:hAnsi="Times New Roman" w:eastAsia="Times New Roman"/>
+          <w:b w:val="0"/>
+          <w:i w:val="0"/>
+          <w:sz w:val="28"/>
+        </w:rPr>
+        <w:t>5) Знание, имеющее широкие возможности для распространения</w:t>
+      </w:r>
+    </w:p>
+    <w:p>
+      <w:pPr>
+        <w:keepNext w:val="0"/>
+        <w:spacing w:after="60" w:line="240" w:lineRule="auto"/>
+        <w:jc w:val="both"/>
+      </w:pPr>
+      <w:r>
+        <w:rPr>
+          <w:rFonts w:ascii="Times New Roman" w:hAnsi="Times New Roman" w:eastAsia="Times New Roman"/>
+          <w:b w:val="0"/>
+          <w:i w:val="0"/>
+          <w:sz w:val="28"/>
+        </w:rPr>
+        <w:t>6) Знание, полученное в результате адекватного отражения объекта познающим субъектом</w:t>
+      </w:r>
+    </w:p>
+    <w:p>
+      <w:pPr>
+        <w:keepNext w:val="0"/>
+        <w:spacing w:after="60" w:line="240" w:lineRule="auto"/>
+        <w:jc w:val="both"/>
+      </w:pPr>
+      <w:r>
+        <w:rPr>
+          <w:rFonts w:ascii="Times New Roman" w:hAnsi="Times New Roman" w:eastAsia="Times New Roman"/>
+          <w:b w:val="0"/>
+          <w:i w:val="0"/>
+          <w:sz w:val="28"/>
+        </w:rPr>
+        <w:t>Ответ:</w:t>
+      </w:r>
+    </w:p>
+    <w:p>
+      <w:pPr>
+        <w:keepNext w:val="0"/>
+        <w:spacing w:after="60" w:line="240" w:lineRule="auto"/>
+        <w:jc w:val="both"/>
+      </w:pPr>
+      <w:r>
+        <w:rPr>
+          <w:rFonts w:ascii="Times New Roman" w:hAnsi="Times New Roman" w:eastAsia="Times New Roman"/>
+          <w:b/>
+          <w:sz w:val="28"/>
+        </w:rPr>
+        <w:t xml:space="preserve">№5 </w:t>
+      </w:r>
+      <w:r>
+        <w:rPr>
+          <w:rFonts w:ascii="Times New Roman" w:hAnsi="Times New Roman" w:eastAsia="Times New Roman"/>
+          <w:b w:val="0"/>
+          <w:i w:val="0"/>
+          <w:sz w:val="28"/>
+        </w:rPr>
+        <w:t>Выберите верные суждения о безработице. Запишите цифры, под которыми они указаны.</w:t>
+      </w:r>
+    </w:p>
+    <w:p>
+      <w:pPr>
+        <w:keepNext w:val="0"/>
+        <w:spacing w:after="60" w:line="240" w:lineRule="auto"/>
+        <w:jc w:val="both"/>
+      </w:pPr>
+      <w:r>
+        <w:rPr>
+          <w:rFonts w:ascii="Times New Roman" w:hAnsi="Times New Roman" w:eastAsia="Times New Roman"/>
+          <w:b w:val="0"/>
+          <w:i w:val="0"/>
+          <w:sz w:val="28"/>
+        </w:rPr>
+        <w:t>1) В результате роста безработицы происходит снижение общего уровня жизни населения.</w:t>
+      </w:r>
+    </w:p>
+    <w:p>
+      <w:pPr>
+        <w:keepNext w:val="0"/>
+        <w:spacing w:after="60" w:line="240" w:lineRule="auto"/>
+        <w:jc w:val="both"/>
+      </w:pPr>
+      <w:r>
+        <w:rPr>
+          <w:rFonts w:ascii="Times New Roman" w:hAnsi="Times New Roman" w:eastAsia="Times New Roman"/>
+          <w:b w:val="0"/>
+          <w:i w:val="0"/>
+          <w:sz w:val="28"/>
+        </w:rPr>
+        <w:t>2) Социальные издержки безработицы связаны с утратой профессионального и человеческого общения, причастности к общему делу.</w:t>
+      </w:r>
+    </w:p>
+    <w:p>
+      <w:pPr>
+        <w:keepNext w:val="0"/>
+        <w:spacing w:after="60" w:line="240" w:lineRule="auto"/>
+        <w:jc w:val="both"/>
+      </w:pPr>
+      <w:r>
+        <w:rPr>
+          <w:rFonts w:ascii="Times New Roman" w:hAnsi="Times New Roman" w:eastAsia="Times New Roman"/>
+          <w:b w:val="0"/>
+          <w:i w:val="0"/>
+          <w:sz w:val="28"/>
+        </w:rPr>
+        <w:t>3) Фрикционная безработица проявляется в невозможности трудоустройства людей определённых профессий и связана с несоответствием структуры спроса и предложения на рынке труда.</w:t>
+      </w:r>
+    </w:p>
+    <w:p>
+      <w:pPr>
+        <w:keepNext w:val="0"/>
+        <w:spacing w:after="60" w:line="240" w:lineRule="auto"/>
+        <w:jc w:val="both"/>
+      </w:pPr>
+      <w:r>
+        <w:rPr>
+          <w:rFonts w:ascii="Times New Roman" w:hAnsi="Times New Roman" w:eastAsia="Times New Roman"/>
+          <w:b w:val="0"/>
+          <w:i w:val="0"/>
+          <w:sz w:val="28"/>
+        </w:rPr>
+        <w:t>4) Структурная безработица проявляется в сокращении числа занятых во всех отраслях экономики в условиях экономического спада.</w:t>
+      </w:r>
+    </w:p>
+    <w:p>
+      <w:pPr>
+        <w:keepNext w:val="0"/>
+        <w:spacing w:after="60" w:line="240" w:lineRule="auto"/>
+        <w:jc w:val="both"/>
+      </w:pPr>
+      <w:r>
+        <w:rPr>
+          <w:rFonts w:ascii="Times New Roman" w:hAnsi="Times New Roman" w:eastAsia="Times New Roman"/>
+          <w:b w:val="0"/>
+          <w:i w:val="0"/>
+          <w:sz w:val="28"/>
+        </w:rPr>
+        <w:t>5) При безработице часть экономически активного населения, желающая работать, не может найти работу.</w:t>
+      </w:r>
+    </w:p>
+    <w:p>
+      <w:pPr>
+        <w:keepNext w:val="0"/>
+        <w:spacing w:after="60" w:line="240" w:lineRule="auto"/>
+        <w:jc w:val="both"/>
+      </w:pPr>
+      <w:r>
+        <w:rPr>
+          <w:rFonts w:ascii="Times New Roman" w:hAnsi="Times New Roman" w:eastAsia="Times New Roman"/>
+          <w:b w:val="0"/>
+          <w:i w:val="0"/>
+          <w:sz w:val="28"/>
+        </w:rPr>
+        <w:t>Ответ:</w:t>
+      </w:r>
+    </w:p>
+    <w:p>
+      <w:pPr>
+        <w:keepNext w:val="0"/>
+        <w:spacing w:after="60" w:line="240" w:lineRule="auto"/>
+        <w:jc w:val="both"/>
+      </w:pPr>
+      <w:r>
+        <w:rPr>
+          <w:rFonts w:ascii="Times New Roman" w:hAnsi="Times New Roman" w:eastAsia="Times New Roman"/>
+          <w:b/>
+          <w:sz w:val="28"/>
+        </w:rPr>
+        <w:t xml:space="preserve">№6 </w:t>
+      </w:r>
+      <w:r>
+        <w:rPr>
+          <w:rFonts w:ascii="Times New Roman" w:hAnsi="Times New Roman" w:eastAsia="Times New Roman"/>
+          <w:b w:val="0"/>
+          <w:i w:val="0"/>
+          <w:sz w:val="28"/>
+        </w:rPr>
+        <w:t>Установите соответствие между примерами и видами издержек фирмы в краткосрочном периоде: к каждой позиции, данной в первом столбце, подберите соответствующую позицию из второго столбца.</w:t>
+      </w:r>
+    </w:p>
+    <w:tbl>
+      <w:tblPr>
+        <w:tblStyle w:val="TableGrid"/>
+        <w:tblW w:type="auto" w:w="0"/>
+        <w:tblLayout w:type="autofit"/>
+        <w:tblLook w:firstColumn="1" w:firstRow="1" w:lastColumn="0" w:lastRow="0" w:noHBand="0" w:noVBand="1" w:val="04A0"/>
+      </w:tblPr>
+      <w:tblGrid>
+        <w:gridCol w:w="5128"/>
+        <w:gridCol w:w="5128"/>
+      </w:tblGrid>
+      <w:tr>
+        <w:tc>
+          <w:tcPr>
+            <w:tcW w:type="dxa" w:w="5128"/>
+            <w:vAlign w:val="center"/>
+            <w:tcMar>
+              <w:top w:w="80" w:type="dxa"/>
+              <w:start w:w="100" w:type="dxa"/>
+              <w:bottom w:w="80" w:type="dxa"/>
+              <w:end w:w="100" w:type="dxa"/>
+            </w:tcMar>
+          </w:tcPr>
+          <w:p>
+            <w:pPr>
+              <w:keepNext w:val="0"/>
+              <w:spacing w:after="0" w:line="240" w:lineRule="auto"/>
+              <w:jc w:val="left"/>
+            </w:pPr>
+            <w:r>
+              <w:rPr>
+                <w:rFonts w:ascii="Times New Roman" w:hAnsi="Times New Roman" w:eastAsia="Times New Roman"/>
+                <w:sz w:val="28"/>
+              </w:rPr>
+              <w:t>ПРИМЕРЫ</w:t>
+            </w:r>
+          </w:p>
+        </w:tc>
+        <w:tc>
+          <w:tcPr>
+            <w:tcW w:type="dxa" w:w="5128"/>
+            <w:vAlign w:val="center"/>
+            <w:tcMar>
+              <w:top w:w="80" w:type="dxa"/>
+              <w:start w:w="100" w:type="dxa"/>
+              <w:bottom w:w="80" w:type="dxa"/>
+              <w:end w:w="100" w:type="dxa"/>
+            </w:tcMar>
+          </w:tcPr>
+          <w:p>
+            <w:pPr>
+              <w:keepNext w:val="0"/>
+              <w:spacing w:after="0" w:line="240" w:lineRule="auto"/>
+              <w:jc w:val="left"/>
+            </w:pPr>
+            <w:r>
+              <w:rPr>
+                <w:rFonts w:ascii="Times New Roman" w:hAnsi="Times New Roman" w:eastAsia="Times New Roman"/>
+                <w:sz w:val="28"/>
+              </w:rPr>
+              <w:t>ВИДЫ ИЗДЕРЖЕК</w:t>
+            </w:r>
+          </w:p>
+        </w:tc>
+      </w:tr>
+      <w:tr>
+        <w:tc>
+          <w:tcPr>
+            <w:tcW w:type="dxa" w:w="5128"/>
+            <w:vAlign w:val="center"/>
+            <w:tcMar>
+              <w:top w:w="80" w:type="dxa"/>
+              <w:start w:w="100" w:type="dxa"/>
+              <w:bottom w:w="80" w:type="dxa"/>
+              <w:end w:w="100" w:type="dxa"/>
+            </w:tcMar>
+          </w:tcPr>
+          <w:p>
+            <w:pPr>
+              <w:keepNext w:val="0"/>
+              <w:spacing w:after="0" w:line="240" w:lineRule="auto"/>
+              <w:jc w:val="left"/>
+            </w:pPr>
+            <w:r>
+              <w:rPr>
+                <w:rFonts w:ascii="Times New Roman" w:hAnsi="Times New Roman" w:eastAsia="Times New Roman"/>
+                <w:sz w:val="28"/>
+              </w:rPr>
+              <w:t>А) приобретение сырьяБ) транспортные расходыB) арендная плата за помещениеГ) плата за электроэнергиюД) страховые выплаты</w:t>
+            </w:r>
+          </w:p>
+        </w:tc>
+        <w:tc>
+          <w:tcPr>
+            <w:tcW w:type="dxa" w:w="5128"/>
+            <w:vAlign w:val="center"/>
+            <w:tcMar>
+              <w:top w:w="80" w:type="dxa"/>
+              <w:start w:w="100" w:type="dxa"/>
+              <w:bottom w:w="80" w:type="dxa"/>
+              <w:end w:w="100" w:type="dxa"/>
+            </w:tcMar>
+          </w:tcPr>
+          <w:p>
+            <w:pPr>
+              <w:keepNext w:val="0"/>
+              <w:spacing w:after="0" w:line="240" w:lineRule="auto"/>
+              <w:jc w:val="left"/>
+            </w:pPr>
+            <w:r>
+              <w:rPr>
+                <w:rFonts w:ascii="Times New Roman" w:hAnsi="Times New Roman" w:eastAsia="Times New Roman"/>
+                <w:sz w:val="28"/>
+              </w:rPr>
+              <w:t>1) переменные2) постоянные</w:t>
+            </w:r>
+          </w:p>
+        </w:tc>
+      </w:tr>
+    </w:tbl>
+    <w:p/>
+    <w:p>
+      <w:pPr>
+        <w:keepNext w:val="0"/>
+        <w:spacing w:after="60" w:line="240" w:lineRule="auto"/>
+        <w:jc w:val="both"/>
+      </w:pPr>
+      <w:r>
+        <w:rPr>
+          <w:rFonts w:ascii="Times New Roman" w:hAnsi="Times New Roman" w:eastAsia="Times New Roman"/>
+          <w:b w:val="0"/>
+          <w:i w:val="0"/>
+          <w:sz w:val="28"/>
+        </w:rPr>
+        <w:t>Запишите в ответ цифры, расположив их в порядке, соответствующем буквам:</w:t>
+      </w:r>
+    </w:p>
+    <w:tbl>
+      <w:tblPr>
+        <w:tblStyle w:val="TableGrid"/>
+        <w:tblW w:type="auto" w:w="0"/>
+        <w:tblLayout w:type="autofit"/>
+        <w:tblLook w:firstColumn="1" w:firstRow="1" w:lastColumn="0" w:lastRow="0" w:noHBand="0" w:noVBand="1" w:val="04A0"/>
+      </w:tblPr>
+      <w:tblGrid>
+        <w:gridCol w:w="2051"/>
+        <w:gridCol w:w="2051"/>
+        <w:gridCol w:w="2051"/>
+        <w:gridCol w:w="2051"/>
+        <w:gridCol w:w="2051"/>
+      </w:tblGrid>
+      <w:tr>
+        <w:tc>
+          <w:tcPr>
+            <w:tcW w:type="dxa" w:w="2051"/>
+            <w:vAlign w:val="center"/>
+            <w:tcMar>
+              <w:top w:w="80" w:type="dxa"/>
+              <w:start w:w="100" w:type="dxa"/>
+              <w:bottom w:w="80" w:type="dxa"/>
+              <w:end w:w="100" w:type="dxa"/>
+            </w:tcMar>
+          </w:tcPr>
+          <w:p>
+            <w:pPr>
+              <w:keepNext w:val="0"/>
+              <w:spacing w:after="0" w:line="240" w:lineRule="auto"/>
+              <w:jc w:val="left"/>
+            </w:pPr>
+            <w:r>
+              <w:rPr>
+                <w:rFonts w:ascii="Times New Roman" w:hAnsi="Times New Roman" w:eastAsia="Times New Roman"/>
+                <w:sz w:val="28"/>
+              </w:rPr>
+              <w:t>A</w:t>
+            </w:r>
+          </w:p>
+        </w:tc>
+        <w:tc>
+          <w:tcPr>
+            <w:tcW w:type="dxa" w:w="2051"/>
+            <w:vAlign w:val="center"/>
+            <w:tcMar>
+              <w:top w:w="80" w:type="dxa"/>
+              <w:start w:w="100" w:type="dxa"/>
+              <w:bottom w:w="80" w:type="dxa"/>
+              <w:end w:w="100" w:type="dxa"/>
+            </w:tcMar>
+          </w:tcPr>
+          <w:p>
+            <w:pPr>
+              <w:keepNext w:val="0"/>
+              <w:spacing w:after="0" w:line="240" w:lineRule="auto"/>
+              <w:jc w:val="left"/>
+            </w:pPr>
+            <w:r>
+              <w:rPr>
+                <w:rFonts w:ascii="Times New Roman" w:hAnsi="Times New Roman" w:eastAsia="Times New Roman"/>
+                <w:sz w:val="28"/>
+              </w:rPr>
+              <w:t>Б</w:t>
+            </w:r>
+          </w:p>
+        </w:tc>
+        <w:tc>
+          <w:tcPr>
+            <w:tcW w:type="dxa" w:w="2051"/>
+            <w:vAlign w:val="center"/>
+            <w:tcMar>
+              <w:top w:w="80" w:type="dxa"/>
+              <w:start w:w="100" w:type="dxa"/>
+              <w:bottom w:w="80" w:type="dxa"/>
+              <w:end w:w="100" w:type="dxa"/>
+            </w:tcMar>
+          </w:tcPr>
+          <w:p>
+            <w:pPr>
+              <w:keepNext w:val="0"/>
+              <w:spacing w:after="0" w:line="240" w:lineRule="auto"/>
+              <w:jc w:val="left"/>
+            </w:pPr>
+            <w:r>
+              <w:rPr>
+                <w:rFonts w:ascii="Times New Roman" w:hAnsi="Times New Roman" w:eastAsia="Times New Roman"/>
+                <w:sz w:val="28"/>
+              </w:rPr>
+              <w:t>В</w:t>
+            </w:r>
+          </w:p>
+        </w:tc>
+        <w:tc>
+          <w:tcPr>
+            <w:tcW w:type="dxa" w:w="2051"/>
+            <w:vAlign w:val="center"/>
+            <w:tcMar>
+              <w:top w:w="80" w:type="dxa"/>
+              <w:start w:w="100" w:type="dxa"/>
+              <w:bottom w:w="80" w:type="dxa"/>
+              <w:end w:w="100" w:type="dxa"/>
+            </w:tcMar>
+          </w:tcPr>
+          <w:p>
+            <w:pPr>
+              <w:keepNext w:val="0"/>
+              <w:spacing w:after="0" w:line="240" w:lineRule="auto"/>
+              <w:jc w:val="left"/>
+            </w:pPr>
+            <w:r>
+              <w:rPr>
+                <w:rFonts w:ascii="Times New Roman" w:hAnsi="Times New Roman" w:eastAsia="Times New Roman"/>
+                <w:sz w:val="28"/>
+              </w:rPr>
+              <w:t>Г</w:t>
+            </w:r>
+          </w:p>
+        </w:tc>
+        <w:tc>
+          <w:tcPr>
+            <w:tcW w:type="dxa" w:w="2051"/>
+            <w:vAlign w:val="center"/>
+            <w:tcMar>
+              <w:top w:w="80" w:type="dxa"/>
+              <w:start w:w="100" w:type="dxa"/>
+              <w:bottom w:w="80" w:type="dxa"/>
+              <w:end w:w="100" w:type="dxa"/>
+            </w:tcMar>
+          </w:tcPr>
+          <w:p>
+            <w:pPr>
+              <w:keepNext w:val="0"/>
+              <w:spacing w:after="0" w:line="240" w:lineRule="auto"/>
+              <w:jc w:val="left"/>
+            </w:pPr>
+            <w:r>
+              <w:rPr>
+                <w:rFonts w:ascii="Times New Roman" w:hAnsi="Times New Roman" w:eastAsia="Times New Roman"/>
+                <w:sz w:val="28"/>
+              </w:rPr>
+              <w:t>Д</w:t>
+            </w:r>
+          </w:p>
+        </w:tc>
+      </w:tr>
+      <w:tr>
+        <w:tc>
+          <w:tcPr>
+            <w:tcW w:type="dxa" w:w="2051"/>
+            <w:vAlign w:val="center"/>
+            <w:tcMar>
+              <w:top w:w="80" w:type="dxa"/>
+              <w:start w:w="100" w:type="dxa"/>
+              <w:bottom w:w="80" w:type="dxa"/>
+              <w:end w:w="100" w:type="dxa"/>
+            </w:tcMar>
+          </w:tcPr>
+          <w:p>
+            <w:pPr>
+              <w:keepNext w:val="0"/>
+              <w:spacing w:after="0" w:line="240" w:lineRule="auto"/>
+              <w:jc w:val="left"/>
+            </w:pPr>
+            <w:r>
+              <w:rPr>
+                <w:rFonts w:ascii="Times New Roman" w:hAnsi="Times New Roman" w:eastAsia="Times New Roman"/>
+                <w:sz w:val="28"/>
+              </w:rPr>
+            </w:r>
+          </w:p>
+        </w:tc>
+        <w:tc>
+          <w:tcPr>
+            <w:tcW w:type="dxa" w:w="2051"/>
+            <w:vAlign w:val="center"/>
+            <w:tcMar>
+              <w:top w:w="80" w:type="dxa"/>
+              <w:start w:w="100" w:type="dxa"/>
+              <w:bottom w:w="80" w:type="dxa"/>
+              <w:end w:w="100" w:type="dxa"/>
+            </w:tcMar>
+          </w:tcPr>
+          <w:p>
+            <w:pPr>
+              <w:keepNext w:val="0"/>
+              <w:spacing w:after="0" w:line="240" w:lineRule="auto"/>
+              <w:jc w:val="left"/>
+            </w:pPr>
+            <w:r>
+              <w:rPr>
+                <w:rFonts w:ascii="Times New Roman" w:hAnsi="Times New Roman" w:eastAsia="Times New Roman"/>
+                <w:sz w:val="28"/>
+              </w:rPr>
+            </w:r>
+          </w:p>
+        </w:tc>
+        <w:tc>
+          <w:tcPr>
+            <w:tcW w:type="dxa" w:w="2051"/>
+            <w:vAlign w:val="center"/>
+            <w:tcMar>
+              <w:top w:w="80" w:type="dxa"/>
+              <w:start w:w="100" w:type="dxa"/>
+              <w:bottom w:w="80" w:type="dxa"/>
+              <w:end w:w="100" w:type="dxa"/>
+            </w:tcMar>
+          </w:tcPr>
+          <w:p>
+            <w:pPr>
+              <w:keepNext w:val="0"/>
+              <w:spacing w:after="0" w:line="240" w:lineRule="auto"/>
+              <w:jc w:val="left"/>
+            </w:pPr>
+            <w:r>
+              <w:rPr>
+                <w:rFonts w:ascii="Times New Roman" w:hAnsi="Times New Roman" w:eastAsia="Times New Roman"/>
+                <w:sz w:val="28"/>
+              </w:rPr>
+            </w:r>
+          </w:p>
+        </w:tc>
+        <w:tc>
+          <w:tcPr>
+            <w:tcW w:type="dxa" w:w="2051"/>
+            <w:vAlign w:val="center"/>
+            <w:tcMar>
+              <w:top w:w="80" w:type="dxa"/>
+              <w:start w:w="100" w:type="dxa"/>
+              <w:bottom w:w="80" w:type="dxa"/>
+              <w:end w:w="100" w:type="dxa"/>
+            </w:tcMar>
+          </w:tcPr>
+          <w:p>
+            <w:pPr>
+              <w:keepNext w:val="0"/>
+              <w:spacing w:after="0" w:line="240" w:lineRule="auto"/>
+              <w:jc w:val="left"/>
+            </w:pPr>
+            <w:r>
+              <w:rPr>
+                <w:rFonts w:ascii="Times New Roman" w:hAnsi="Times New Roman" w:eastAsia="Times New Roman"/>
+                <w:sz w:val="28"/>
+              </w:rPr>
+            </w:r>
+          </w:p>
+        </w:tc>
+        <w:tc>
+          <w:tcPr>
+            <w:tcW w:type="dxa" w:w="2051"/>
+            <w:vAlign w:val="center"/>
+            <w:tcMar>
+              <w:top w:w="80" w:type="dxa"/>
+              <w:start w:w="100" w:type="dxa"/>
+              <w:bottom w:w="80" w:type="dxa"/>
+              <w:end w:w="100" w:type="dxa"/>
+            </w:tcMar>
+          </w:tcPr>
+          <w:p>
+            <w:pPr>
+              <w:keepNext w:val="0"/>
+              <w:spacing w:after="0" w:line="240" w:lineRule="auto"/>
+              <w:jc w:val="left"/>
+            </w:pPr>
+            <w:r>
+              <w:rPr>
+                <w:rFonts w:ascii="Times New Roman" w:hAnsi="Times New Roman" w:eastAsia="Times New Roman"/>
+                <w:sz w:val="28"/>
+              </w:rPr>
+            </w:r>
+          </w:p>
+        </w:tc>
+      </w:tr>
+    </w:tbl>
+    <w:p/>
+    <w:p>
+      <w:pPr>
+        <w:keepNext w:val="0"/>
+        <w:spacing w:after="60" w:line="240" w:lineRule="auto"/>
+        <w:jc w:val="both"/>
+      </w:pPr>
+      <w:r>
+        <w:rPr>
+          <w:rFonts w:ascii="Times New Roman" w:hAnsi="Times New Roman" w:eastAsia="Times New Roman"/>
+          <w:b w:val="0"/>
+          <w:i w:val="0"/>
+          <w:sz w:val="28"/>
+        </w:rPr>
+        <w:t>Ответ:</w:t>
+      </w:r>
+    </w:p>
+    <w:p>
+      <w:pPr>
+        <w:keepNext w:val="0"/>
+        <w:spacing w:after="60" w:line="240" w:lineRule="auto"/>
+        <w:jc w:val="both"/>
+      </w:pPr>
+      <w:r>
+        <w:rPr>
+          <w:rFonts w:ascii="Times New Roman" w:hAnsi="Times New Roman" w:eastAsia="Times New Roman"/>
+          <w:b/>
+          <w:sz w:val="28"/>
+        </w:rPr>
+        <w:t xml:space="preserve">№7 </w:t>
+      </w:r>
+      <w:r>
+        <w:rPr>
+          <w:rFonts w:ascii="Times New Roman" w:hAnsi="Times New Roman" w:eastAsia="Times New Roman"/>
+          <w:b w:val="0"/>
+          <w:i w:val="0"/>
+          <w:sz w:val="28"/>
+        </w:rPr>
+        <w:t>Фирма «Пушинка» – ателье, специализирующееся на пошиве школьной формы. Найдите в приведённом списке примеры постоянных издержек фирмы «Пушинка» в краткосрочном периоде и запишите цифры, под которыми они указаны.</w:t>
+      </w:r>
+    </w:p>
+    <w:p>
+      <w:pPr>
+        <w:keepNext w:val="0"/>
+        <w:spacing w:after="60" w:line="240" w:lineRule="auto"/>
+        <w:jc w:val="both"/>
+      </w:pPr>
+      <w:r>
+        <w:rPr>
+          <w:rFonts w:ascii="Times New Roman" w:hAnsi="Times New Roman" w:eastAsia="Times New Roman"/>
+          <w:b w:val="0"/>
+          <w:i w:val="0"/>
+          <w:sz w:val="28"/>
+        </w:rPr>
+        <w:t>1) плата за охрану помещения ателье</w:t>
+      </w:r>
+    </w:p>
+    <w:p>
+      <w:pPr>
+        <w:keepNext w:val="0"/>
+        <w:spacing w:after="60" w:line="240" w:lineRule="auto"/>
+        <w:jc w:val="both"/>
+      </w:pPr>
+      <w:r>
+        <w:rPr>
+          <w:rFonts w:ascii="Times New Roman" w:hAnsi="Times New Roman" w:eastAsia="Times New Roman"/>
+          <w:b w:val="0"/>
+          <w:i w:val="0"/>
+          <w:sz w:val="28"/>
+        </w:rPr>
+        <w:t>2) издержки на приобретение тканей, ниток, фурнитуры</w:t>
+      </w:r>
+    </w:p>
+    <w:p>
+      <w:pPr>
+        <w:keepNext w:val="0"/>
+        <w:spacing w:after="60" w:line="240" w:lineRule="auto"/>
+        <w:jc w:val="both"/>
+      </w:pPr>
+      <w:r>
+        <w:rPr>
+          <w:rFonts w:ascii="Times New Roman" w:hAnsi="Times New Roman" w:eastAsia="Times New Roman"/>
+          <w:b w:val="0"/>
+          <w:i w:val="0"/>
+          <w:sz w:val="28"/>
+        </w:rPr>
+        <w:t>3) взносы по страхованию имущества фирмы</w:t>
+      </w:r>
+    </w:p>
+    <w:p>
+      <w:pPr>
+        <w:keepNext w:val="0"/>
+        <w:spacing w:after="60" w:line="240" w:lineRule="auto"/>
+        <w:jc w:val="both"/>
+      </w:pPr>
+      <w:r>
+        <w:rPr>
+          <w:rFonts w:ascii="Times New Roman" w:hAnsi="Times New Roman" w:eastAsia="Times New Roman"/>
+          <w:b w:val="0"/>
+          <w:i w:val="0"/>
+          <w:sz w:val="28"/>
+        </w:rPr>
+        <w:t>4) издержки на погашение процентов по ранее взятому кредиту</w:t>
+      </w:r>
+    </w:p>
+    <w:p>
+      <w:pPr>
+        <w:keepNext w:val="0"/>
+        <w:spacing w:after="60" w:line="240" w:lineRule="auto"/>
+        <w:jc w:val="both"/>
+      </w:pPr>
+      <w:r>
+        <w:rPr>
+          <w:rFonts w:ascii="Times New Roman" w:hAnsi="Times New Roman" w:eastAsia="Times New Roman"/>
+          <w:b w:val="0"/>
+          <w:i w:val="0"/>
+          <w:sz w:val="28"/>
+        </w:rPr>
+        <w:t>5) оплата потреблённой электроэнергии</w:t>
+      </w:r>
+    </w:p>
+    <w:p>
+      <w:pPr>
+        <w:keepNext w:val="0"/>
+        <w:spacing w:after="60" w:line="240" w:lineRule="auto"/>
+        <w:jc w:val="both"/>
+      </w:pPr>
+      <w:r>
+        <w:rPr>
+          <w:rFonts w:ascii="Times New Roman" w:hAnsi="Times New Roman" w:eastAsia="Times New Roman"/>
+          <w:b w:val="0"/>
+          <w:i w:val="0"/>
+          <w:sz w:val="28"/>
+        </w:rPr>
+        <w:t>6) издержки на выплату сдельной заработной платы работникам</w:t>
+      </w:r>
+    </w:p>
+    <w:p>
+      <w:pPr>
+        <w:keepNext w:val="0"/>
+        <w:spacing w:after="60" w:line="240" w:lineRule="auto"/>
+        <w:jc w:val="both"/>
+      </w:pPr>
+      <w:r>
+        <w:rPr>
+          <w:rFonts w:ascii="Times New Roman" w:hAnsi="Times New Roman" w:eastAsia="Times New Roman"/>
+          <w:b w:val="0"/>
+          <w:i w:val="0"/>
+          <w:sz w:val="28"/>
+        </w:rPr>
+        <w:t>Ответ:</w:t>
+      </w:r>
+    </w:p>
+    <w:p>
+      <w:pPr>
+        <w:keepNext w:val="0"/>
+        <w:spacing w:after="60" w:line="240" w:lineRule="auto"/>
+        <w:jc w:val="both"/>
+      </w:pPr>
+      <w:r>
+        <w:rPr>
+          <w:rFonts w:ascii="Times New Roman" w:hAnsi="Times New Roman" w:eastAsia="Times New Roman"/>
+          <w:b/>
+          <w:sz w:val="28"/>
+        </w:rPr>
+        <w:t xml:space="preserve">№8 </w:t>
+      </w:r>
+      <w:r>
+        <w:rPr>
+          <w:rFonts w:ascii="Times New Roman" w:hAnsi="Times New Roman" w:eastAsia="Times New Roman"/>
+          <w:b w:val="0"/>
+          <w:i w:val="0"/>
+          <w:sz w:val="28"/>
+        </w:rPr>
+        <w:t xml:space="preserve">Выберите верные суждения о социальных конфликтах и запишите цифры, под которыми они указаны. </w:t>
+      </w:r>
+    </w:p>
+    <w:p>
+      <w:pPr>
+        <w:keepNext w:val="0"/>
+        <w:spacing w:after="60" w:line="240" w:lineRule="auto"/>
+        <w:jc w:val="both"/>
+      </w:pPr>
+      <w:r>
+        <w:rPr>
+          <w:rFonts w:ascii="Times New Roman" w:hAnsi="Times New Roman" w:eastAsia="Times New Roman"/>
+          <w:b w:val="0"/>
+          <w:i w:val="0"/>
+          <w:sz w:val="28"/>
+        </w:rPr>
+        <w:t>1) Конфликтная ситуация объективно содержит явные предпосылки для конфликта, провоцирует начало противостояния.</w:t>
+      </w:r>
+    </w:p>
+    <w:p>
+      <w:pPr>
+        <w:keepNext w:val="0"/>
+        <w:spacing w:after="60" w:line="240" w:lineRule="auto"/>
+        <w:jc w:val="both"/>
+      </w:pPr>
+      <w:r>
+        <w:rPr>
+          <w:rFonts w:ascii="Times New Roman" w:hAnsi="Times New Roman" w:eastAsia="Times New Roman"/>
+          <w:b w:val="0"/>
+          <w:i w:val="0"/>
+          <w:sz w:val="28"/>
+        </w:rPr>
+        <w:t xml:space="preserve">2) Следствием любого социального конфликта является смена государственной власти. </w:t>
+      </w:r>
+    </w:p>
+    <w:p>
+      <w:pPr>
+        <w:keepNext w:val="0"/>
+        <w:spacing w:after="60" w:line="240" w:lineRule="auto"/>
+        <w:jc w:val="both"/>
+      </w:pPr>
+      <w:r>
+        <w:rPr>
+          <w:rFonts w:ascii="Times New Roman" w:hAnsi="Times New Roman" w:eastAsia="Times New Roman"/>
+          <w:b w:val="0"/>
+          <w:i w:val="0"/>
+          <w:sz w:val="28"/>
+        </w:rPr>
+        <w:t xml:space="preserve">3) Причины социального конфликта связаны с интересами противоборствующих социальных групп, организаций. </w:t>
+      </w:r>
+    </w:p>
+    <w:p>
+      <w:pPr>
+        <w:keepNext w:val="0"/>
+        <w:spacing w:after="60" w:line="240" w:lineRule="auto"/>
+        <w:jc w:val="both"/>
+      </w:pPr>
+      <w:r>
+        <w:rPr>
+          <w:rFonts w:ascii="Times New Roman" w:hAnsi="Times New Roman" w:eastAsia="Times New Roman"/>
+          <w:b w:val="0"/>
+          <w:i w:val="0"/>
+          <w:sz w:val="28"/>
+        </w:rPr>
+        <w:t xml:space="preserve">4) Одним из эффективных путей разрешения социального конфликта является продолжение конфронтации сторон. </w:t>
+      </w:r>
+    </w:p>
+    <w:p>
+      <w:pPr>
+        <w:keepNext w:val="0"/>
+        <w:spacing w:after="60" w:line="240" w:lineRule="auto"/>
+        <w:jc w:val="both"/>
+      </w:pPr>
+      <w:r>
+        <w:rPr>
+          <w:rFonts w:ascii="Times New Roman" w:hAnsi="Times New Roman" w:eastAsia="Times New Roman"/>
+          <w:b w:val="0"/>
+          <w:i w:val="0"/>
+          <w:sz w:val="28"/>
+        </w:rPr>
+        <w:t>5) Социальный конфликт всегда порождён экономическим неравенством противоборствующих сторон.</w:t>
+      </w:r>
+    </w:p>
+    <w:p>
+      <w:pPr>
+        <w:keepNext w:val="0"/>
+        <w:spacing w:after="60" w:line="240" w:lineRule="auto"/>
+        <w:jc w:val="both"/>
+      </w:pPr>
+      <w:r>
+        <w:rPr>
+          <w:rFonts w:ascii="Times New Roman" w:hAnsi="Times New Roman" w:eastAsia="Times New Roman"/>
+          <w:b w:val="0"/>
+          <w:i w:val="0"/>
+          <w:sz w:val="28"/>
+        </w:rPr>
+        <w:t>Ответ:</w:t>
+      </w:r>
+    </w:p>
+    <w:p>
+      <w:pPr>
+        <w:keepNext w:val="0"/>
+        <w:spacing w:after="60" w:line="240" w:lineRule="auto"/>
+        <w:jc w:val="both"/>
+      </w:pPr>
+      <w:r>
+        <w:rPr>
+          <w:rFonts w:ascii="Times New Roman" w:hAnsi="Times New Roman" w:eastAsia="Times New Roman"/>
+          <w:b/>
+          <w:sz w:val="28"/>
+        </w:rPr>
+        <w:t xml:space="preserve">№9 </w:t>
+      </w:r>
+      <w:r>
+        <w:rPr>
+          <w:rFonts w:ascii="Times New Roman" w:hAnsi="Times New Roman" w:eastAsia="Times New Roman"/>
+          <w:b w:val="0"/>
+          <w:i w:val="0"/>
+          <w:sz w:val="28"/>
+        </w:rPr>
+        <w:t>В ходе социологического опроса совершеннолетних жителей страны Z им задавали вопрос: «Если бы Вы сейчас устраивались на работу и могли бы свободно выбирать, то где бы Вы предпочли работать?». Полученные результаты (в % от числа опрошенных) представлены в виде диаграммы.</w:t>
+      </w:r>
+    </w:p>
+    <w:p>
+      <w:pPr>
+        <w:spacing w:after="80"/>
+        <w:jc w:val="center"/>
+      </w:pPr>
+      <w:r>
         <w:drawing>
           <wp:inline xmlns:a="http://schemas.openxmlformats.org/drawingml/2006/main" xmlns:pic="http://schemas.openxmlformats.org/drawingml/2006/picture">
-            <wp:extent cx="5400000" cy="4752000"/>
+            <wp:extent cx="3780000" cy="3780000"/>
             <wp:docPr id="1" name="Picture 1"/>
             <wp:cNvGraphicFramePr>
               <a:graphicFrameLocks noChangeAspect="1"/>
@@ -119,12 +1779,11 @@
               <a:graphicData uri="http://schemas.openxmlformats.org/drawingml/2006/picture">
                 <pic:pic>
                   <pic:nvPicPr>
-                    <pic:cNvPr id="0" name="asset-0087.png"/>
+                    <pic:cNvPr id="0" name="asset-0097.png"/>
                     <pic:cNvPicPr/>
                   </pic:nvPicPr>
                   <pic:blipFill>
                     <a:blip r:embed="rId9"/>
-                    <a:srcRect b="12000"/>
                     <a:stretch>
                       <a:fillRect/>
                     </a:stretch>
@@ -132,7 +1791,7 @@
                   <pic:spPr>
                     <a:xfrm>
                       <a:off x="0" y="0"/>
-                      <a:ext cx="5400000" cy="4752000"/>
+                      <a:ext cx="3780000" cy="3780000"/>
                     </a:xfrm>
                     <a:prstGeom prst="rect"/>
                   </pic:spPr>
@@ -145,15 +1804,15 @@
     </w:p>
     <w:p>
       <w:pPr>
-        <w:widowControl/>
-        <w:spacing w:line="240" w:lineRule="auto" w:after="0"/>
+        <w:keepNext w:val="0"/>
+        <w:spacing w:after="60" w:line="240" w:lineRule="auto"/>
+        <w:jc w:val="both"/>
       </w:pPr>
       <w:r>
         <w:rPr>
           <w:rFonts w:ascii="Times New Roman" w:hAnsi="Times New Roman" w:eastAsia="Times New Roman"/>
           <w:b w:val="0"/>
           <w:i w:val="0"/>
-          <w:color w:val="181A1F"/>
           <w:sz w:val="28"/>
         </w:rPr>
         <w:t>Найдите в приведённом списке выводы, которые можно сделать на основе диаграммы, и запишите цифры, под которыми они указаны.</w:t>
@@ -161,243 +1820,1978 @@
     </w:p>
     <w:p>
       <w:pPr>
-        <w:widowControl/>
-        <w:spacing w:line="240" w:lineRule="auto" w:after="0"/>
+        <w:keepNext w:val="0"/>
+        <w:spacing w:after="60" w:line="240" w:lineRule="auto"/>
+        <w:jc w:val="both"/>
       </w:pPr>
       <w:r>
         <w:rPr>
           <w:rFonts w:ascii="Times New Roman" w:hAnsi="Times New Roman" w:eastAsia="Times New Roman"/>
           <w:b w:val="0"/>
           <w:i w:val="0"/>
-          <w:color w:val="181A1F"/>
           <w:sz w:val="28"/>
         </w:rPr>
-        <w:t>1) В стране Z равные доли опрошенных считают, что молодёжная политика должна создавать условия для самореализации молодёжи и что нужно вести воспитательную работу с подрастающим поколением.</w:t>
+        <w:t>1) Среди получивших среднее образования доля тех, кто выбрал бы свой бизнес, больше доли тех, кто выбрал бы работу на частном предприятии.</w:t>
       </w:r>
     </w:p>
     <w:p>
       <w:pPr>
-        <w:widowControl/>
-        <w:spacing w:line="240" w:lineRule="auto" w:after="0"/>
+        <w:keepNext w:val="0"/>
+        <w:spacing w:after="60" w:line="240" w:lineRule="auto"/>
+        <w:jc w:val="both"/>
       </w:pPr>
       <w:r>
         <w:rPr>
           <w:rFonts w:ascii="Times New Roman" w:hAnsi="Times New Roman" w:eastAsia="Times New Roman"/>
           <w:b w:val="0"/>
           <w:i w:val="0"/>
-          <w:color w:val="181A1F"/>
           <w:sz w:val="28"/>
         </w:rPr>
-        <w:t>2) В стране Z мнение о том, что молодёжная политика должна обеспечивать молодёжи доступ к принятию решений в экономике, общественной жизни, политике, менее популярно, чем мнение о том, что нужно вести воспитательную работу с подрастающим поколением.</w:t>
+        <w:t>2) Равные доли получивших среднее образование выбрали бы работу в системе органов власти разного уровня и работу в иностранной фирме.</w:t>
       </w:r>
     </w:p>
     <w:p>
       <w:pPr>
-        <w:widowControl/>
-        <w:spacing w:line="240" w:lineRule="auto" w:after="0"/>
+        <w:keepNext w:val="0"/>
+        <w:spacing w:after="60" w:line="240" w:lineRule="auto"/>
+        <w:jc w:val="both"/>
       </w:pPr>
       <w:r>
         <w:rPr>
           <w:rFonts w:ascii="Times New Roman" w:hAnsi="Times New Roman" w:eastAsia="Times New Roman"/>
           <w:b w:val="0"/>
           <w:i w:val="0"/>
-          <w:color w:val="181A1F"/>
           <w:sz w:val="28"/>
         </w:rPr>
-        <w:t>3) Доля тех, кто считает наиболее важным оказывать молодёжи социальную поддержку, защищать её интересы, в стране Z больше, чем в стране Y.</w:t>
+        <w:t>3) Доля тех, кто выбрал бы работу на частном предприятии, среди получивших высшее образование больше, чем среди получивших среднее образование.</w:t>
       </w:r>
     </w:p>
     <w:p>
       <w:pPr>
-        <w:widowControl/>
-        <w:spacing w:line="240" w:lineRule="auto" w:after="0"/>
+        <w:keepNext w:val="0"/>
+        <w:spacing w:after="60" w:line="240" w:lineRule="auto"/>
+        <w:jc w:val="both"/>
       </w:pPr>
       <w:r>
         <w:rPr>
           <w:rFonts w:ascii="Times New Roman" w:hAnsi="Times New Roman" w:eastAsia="Times New Roman"/>
           <w:b w:val="0"/>
           <w:i w:val="0"/>
-          <w:color w:val="181A1F"/>
           <w:sz w:val="28"/>
         </w:rPr>
-        <w:t>4) Доля тех, кто считает, что молодёжная политика должна обеспечить молодёжи доступ к принятию решений в экономике, общественной жизни, политике, в стране Z меньше, чем в стране Y.</w:t>
+        <w:t>4) Равные доли опрошенных каждой группы выбрали бы свой бизнес.</w:t>
       </w:r>
     </w:p>
     <w:p>
       <w:pPr>
-        <w:widowControl/>
-        <w:spacing w:line="240" w:lineRule="auto" w:after="0"/>
+        <w:keepNext w:val="0"/>
+        <w:spacing w:after="60" w:line="240" w:lineRule="auto"/>
+        <w:jc w:val="both"/>
       </w:pPr>
       <w:r>
         <w:rPr>
           <w:rFonts w:ascii="Times New Roman" w:hAnsi="Times New Roman" w:eastAsia="Times New Roman"/>
           <w:b w:val="0"/>
           <w:i w:val="0"/>
-          <w:color w:val="181A1F"/>
           <w:sz w:val="28"/>
         </w:rPr>
-        <w:t>5) Равные доли опрошенных в каждой стране считают необходимым вести воспитательную работу с подрастающим поколением.</w:t>
+        <w:t>5) Доля затруднившихся с ответом среди получивших среднее образование выше, чем среди получивших высшее образование.</w:t>
       </w:r>
     </w:p>
     <w:p>
       <w:pPr>
-        <w:keepNext/>
-        <w:widowControl/>
-        <w:spacing w:line="240" w:lineRule="auto" w:after="0" w:before="120"/>
-      </w:pPr>
-      <w:r>
-        <w:rPr>
-          <w:rFonts w:ascii="Times New Roman" w:hAnsi="Times New Roman" w:eastAsia="Times New Roman"/>
-          <w:b/>
-          <w:color w:val="181A1F"/>
-          <w:sz w:val="28"/>
-        </w:rPr>
-        <w:t>2.</w:t>
-      </w:r>
-    </w:p>
-    <w:p>
-      <w:pPr>
-        <w:widowControl/>
-        <w:spacing w:line="240" w:lineRule="auto" w:after="0"/>
+        <w:keepNext w:val="0"/>
+        <w:spacing w:after="60" w:line="240" w:lineRule="auto"/>
+        <w:jc w:val="both"/>
       </w:pPr>
       <w:r>
         <w:rPr>
           <w:rFonts w:ascii="Times New Roman" w:hAnsi="Times New Roman" w:eastAsia="Times New Roman"/>
           <w:b w:val="0"/>
           <w:i w:val="0"/>
-          <w:color w:val="181A1F"/>
           <w:sz w:val="28"/>
         </w:rPr>
-        <w:t>Выберите верные суждения о социальных нормах и запишите цифры, под которыми они указаны.</w:t>
+        <w:t>Ответ:</w:t>
       </w:r>
     </w:p>
     <w:p>
       <w:pPr>
-        <w:widowControl/>
-        <w:spacing w:line="240" w:lineRule="auto" w:after="0"/>
-      </w:pPr>
+        <w:keepNext w:val="0"/>
+        <w:spacing w:after="60" w:line="240" w:lineRule="auto"/>
+        <w:jc w:val="both"/>
+      </w:pPr>
+      <w:r>
+        <w:rPr>
+          <w:rFonts w:ascii="Times New Roman" w:hAnsi="Times New Roman" w:eastAsia="Times New Roman"/>
+          <w:b/>
+          <w:sz w:val="28"/>
+        </w:rPr>
+        <w:t xml:space="preserve">№10 </w:t>
+      </w:r>
       <w:r>
         <w:rPr>
           <w:rFonts w:ascii="Times New Roman" w:hAnsi="Times New Roman" w:eastAsia="Times New Roman"/>
           <w:b w:val="0"/>
           <w:i w:val="0"/>
-          <w:color w:val="181A1F"/>
           <w:sz w:val="28"/>
         </w:rPr>
-        <w:t>1) Моральные нормы обеспечиваются (охраняются) силой государства.</w:t>
+        <w:t>Выберите верные суждения о политической культуре и политическом поведении. Запишите цифры, под которыми они указаны.</w:t>
       </w:r>
     </w:p>
     <w:p>
       <w:pPr>
-        <w:widowControl/>
-        <w:spacing w:line="240" w:lineRule="auto" w:after="0"/>
+        <w:keepNext w:val="0"/>
+        <w:spacing w:after="60" w:line="240" w:lineRule="auto"/>
+        <w:jc w:val="both"/>
       </w:pPr>
       <w:r>
         <w:rPr>
           <w:rFonts w:ascii="Times New Roman" w:hAnsi="Times New Roman" w:eastAsia="Times New Roman"/>
           <w:b w:val="0"/>
           <w:i w:val="0"/>
-          <w:color w:val="181A1F"/>
           <w:sz w:val="28"/>
         </w:rPr>
-        <w:t>2) Традиции и обычаи являются разновидностями социальных норм.</w:t>
+        <w:t>1) Политическое поведение граждан обусловлено только особенностями политической системы общества.</w:t>
       </w:r>
     </w:p>
     <w:p>
       <w:pPr>
-        <w:widowControl/>
-        <w:spacing w:line="240" w:lineRule="auto" w:after="0"/>
+        <w:keepNext w:val="0"/>
+        <w:spacing w:after="60" w:line="240" w:lineRule="auto"/>
+        <w:jc w:val="both"/>
       </w:pPr>
       <w:r>
         <w:rPr>
           <w:rFonts w:ascii="Times New Roman" w:hAnsi="Times New Roman" w:eastAsia="Times New Roman"/>
           <w:b w:val="0"/>
           <w:i w:val="0"/>
-          <w:color w:val="181A1F"/>
           <w:sz w:val="28"/>
         </w:rPr>
-        <w:t>3) Все социальные нормы обязательны для исполнения.</w:t>
+        <w:t>2) Показателем развития политической культуры общества служит реальное положение людей и их гражданская зрелость.</w:t>
       </w:r>
     </w:p>
     <w:p>
       <w:pPr>
-        <w:widowControl/>
-        <w:spacing w:line="240" w:lineRule="auto" w:after="0"/>
+        <w:keepNext w:val="0"/>
+        <w:spacing w:after="60" w:line="240" w:lineRule="auto"/>
+        <w:jc w:val="both"/>
       </w:pPr>
       <w:r>
         <w:rPr>
           <w:rFonts w:ascii="Times New Roman" w:hAnsi="Times New Roman" w:eastAsia="Times New Roman"/>
           <w:b w:val="0"/>
           <w:i w:val="0"/>
-          <w:color w:val="181A1F"/>
           <w:sz w:val="28"/>
         </w:rPr>
-        <w:t>4) Правила поведения, основанные на представлениях общества о добре и зле, плохом и хорошем, справедливом и несправедливом, называют моральными нормами.</w:t>
+        <w:t>3) Политическая психология как элемент политической культуры оказывает влияние на формирование и развитие стереотипов политического поведения, участия, норм и правил, политического мировоззрения.</w:t>
       </w:r>
     </w:p>
     <w:p>
       <w:pPr>
-        <w:widowControl/>
-        <w:spacing w:line="240" w:lineRule="auto" w:after="0"/>
+        <w:keepNext w:val="0"/>
+        <w:spacing w:after="60" w:line="240" w:lineRule="auto"/>
+        <w:jc w:val="both"/>
       </w:pPr>
       <w:r>
         <w:rPr>
           <w:rFonts w:ascii="Times New Roman" w:hAnsi="Times New Roman" w:eastAsia="Times New Roman"/>
           <w:b w:val="0"/>
           <w:i w:val="0"/>
-          <w:color w:val="181A1F"/>
           <w:sz w:val="28"/>
         </w:rPr>
-        <w:t>5) B социальных нормах отражаются ценностные представления общества.</w:t>
+        <w:t>4) Политическая культура проявляется в политическом поведении.</w:t>
       </w:r>
     </w:p>
     <w:p>
       <w:pPr>
-        <w:keepNext/>
-        <w:widowControl/>
-        <w:spacing w:line="240" w:lineRule="auto" w:after="0" w:before="120"/>
-      </w:pPr>
-      <w:r>
-        <w:rPr>
-          <w:rFonts w:ascii="Times New Roman" w:hAnsi="Times New Roman" w:eastAsia="Times New Roman"/>
-          <w:b/>
-          <w:color w:val="181A1F"/>
-          <w:sz w:val="28"/>
-        </w:rPr>
-        <w:t>3.</w:t>
-      </w:r>
-    </w:p>
-    <w:p>
-      <w:pPr>
-        <w:widowControl/>
-        <w:spacing w:line="240" w:lineRule="auto" w:after="0"/>
+        <w:keepNext w:val="0"/>
+        <w:spacing w:after="60" w:line="240" w:lineRule="auto"/>
+        <w:jc w:val="both"/>
       </w:pPr>
       <w:r>
         <w:rPr>
           <w:rFonts w:ascii="Times New Roman" w:hAnsi="Times New Roman" w:eastAsia="Times New Roman"/>
           <w:b w:val="0"/>
           <w:i w:val="0"/>
-          <w:color w:val="181A1F"/>
           <w:sz w:val="28"/>
         </w:rPr>
-        <w:t>В ходе социологических опросов совершеннолетних граждан стран Z и Y им задавали вопрос: «В чём конкретно проявляется ухудшение окружающей среды в вашем населённом пункте и его окрестностях?» (можно было выбрать несколько ответов). Полученные результаты (в % от числа опрошенных) представлены в виде диаграммы.</w:t>
+        <w:t>5) Политическая субкультура, в отличие от политической контркультуры, характеризует совокупность ценностей, норм, представлений и государственных символов, которые разделяются большей частью граждан.</w:t>
       </w:r>
     </w:p>
     <w:p>
       <w:pPr>
-        <w:widowControl/>
-        <w:spacing w:line="240" w:lineRule="auto" w:after="0"/>
-        <w:jc w:val="center"/>
+        <w:keepNext w:val="0"/>
+        <w:spacing w:after="60" w:line="240" w:lineRule="auto"/>
+        <w:jc w:val="both"/>
       </w:pPr>
       <w:r>
         <w:rPr>
           <w:rFonts w:ascii="Times New Roman" w:hAnsi="Times New Roman" w:eastAsia="Times New Roman"/>
-          <w:color w:val="181A1F"/>
+          <w:b w:val="0"/>
+          <w:i w:val="0"/>
           <w:sz w:val="28"/>
         </w:rPr>
+        <w:t>Ответ:</w:t>
+      </w:r>
+    </w:p>
+    <w:p>
+      <w:pPr>
+        <w:keepNext w:val="0"/>
+        <w:spacing w:after="60" w:line="240" w:lineRule="auto"/>
+        <w:jc w:val="both"/>
+      </w:pPr>
+      <w:r>
+        <w:rPr>
+          <w:rFonts w:ascii="Times New Roman" w:hAnsi="Times New Roman" w:eastAsia="Times New Roman"/>
+          <w:b/>
+          <w:sz w:val="28"/>
+        </w:rPr>
+        <w:t xml:space="preserve">№11 </w:t>
+      </w:r>
+      <w:r>
+        <w:rPr>
+          <w:rFonts w:ascii="Times New Roman" w:hAnsi="Times New Roman" w:eastAsia="Times New Roman"/>
+          <w:b w:val="0"/>
+          <w:i w:val="0"/>
+          <w:sz w:val="28"/>
+        </w:rPr>
+        <w:t>В стране Z раз в 5 лет проходят выборы в парламент. Выберите в приведённом ниже списке черты, свидетельствующие о том, что в стране Z парламентские выборы проходят по пропорциональной системе, и запишите цифры, под которыми они указаны.</w:t>
+      </w:r>
+    </w:p>
+    <w:p>
+      <w:pPr>
+        <w:keepNext w:val="0"/>
+        <w:spacing w:after="60" w:line="240" w:lineRule="auto"/>
+        <w:jc w:val="both"/>
+      </w:pPr>
+      <w:r>
+        <w:rPr>
+          <w:rFonts w:ascii="Times New Roman" w:hAnsi="Times New Roman" w:eastAsia="Times New Roman"/>
+          <w:b w:val="0"/>
+          <w:i w:val="0"/>
+          <w:sz w:val="28"/>
+        </w:rPr>
+        <w:t xml:space="preserve">1) Правительство формируется блоком партий, победивших на выборах в парламент. </w:t>
+      </w:r>
+    </w:p>
+    <w:p>
+      <w:pPr>
+        <w:keepNext w:val="0"/>
+        <w:spacing w:after="60" w:line="240" w:lineRule="auto"/>
+        <w:jc w:val="both"/>
+      </w:pPr>
+      <w:r>
+        <w:rPr>
+          <w:rFonts w:ascii="Times New Roman" w:hAnsi="Times New Roman" w:eastAsia="Times New Roman"/>
+          <w:b w:val="0"/>
+          <w:i w:val="0"/>
+          <w:sz w:val="28"/>
+        </w:rPr>
+        <w:t xml:space="preserve">2) Победу одерживает кандидат, получивший большинство голосов на выборах. </w:t>
+      </w:r>
+    </w:p>
+    <w:p>
+      <w:pPr>
+        <w:keepNext w:val="0"/>
+        <w:spacing w:after="60" w:line="240" w:lineRule="auto"/>
+        <w:jc w:val="both"/>
+      </w:pPr>
+      <w:r>
+        <w:rPr>
+          <w:rFonts w:ascii="Times New Roman" w:hAnsi="Times New Roman" w:eastAsia="Times New Roman"/>
+          <w:b w:val="0"/>
+          <w:i w:val="0"/>
+          <w:sz w:val="28"/>
+        </w:rPr>
+        <w:t xml:space="preserve">3) Предусмотрено голосование по одномандатным округам. </w:t>
+      </w:r>
+    </w:p>
+    <w:p>
+      <w:pPr>
+        <w:keepNext w:val="0"/>
+        <w:spacing w:after="60" w:line="240" w:lineRule="auto"/>
+        <w:jc w:val="both"/>
+      </w:pPr>
+      <w:r>
+        <w:rPr>
+          <w:rFonts w:ascii="Times New Roman" w:hAnsi="Times New Roman" w:eastAsia="Times New Roman"/>
+          <w:b w:val="0"/>
+          <w:i w:val="0"/>
+          <w:sz w:val="28"/>
+        </w:rPr>
+        <w:t xml:space="preserve">4) Голосование проводится по спискам политических партий. </w:t>
+      </w:r>
+    </w:p>
+    <w:p>
+      <w:pPr>
+        <w:keepNext w:val="0"/>
+        <w:spacing w:after="60" w:line="240" w:lineRule="auto"/>
+        <w:jc w:val="both"/>
+      </w:pPr>
+      <w:r>
+        <w:rPr>
+          <w:rFonts w:ascii="Times New Roman" w:hAnsi="Times New Roman" w:eastAsia="Times New Roman"/>
+          <w:b w:val="0"/>
+          <w:i w:val="0"/>
+          <w:sz w:val="28"/>
+        </w:rPr>
+        <w:t xml:space="preserve">5) Существует возможность выдвижения независимых беспартийных кандидатов. </w:t>
+      </w:r>
+    </w:p>
+    <w:p>
+      <w:pPr>
+        <w:keepNext w:val="0"/>
+        <w:spacing w:after="60" w:line="240" w:lineRule="auto"/>
+        <w:jc w:val="both"/>
+      </w:pPr>
+      <w:r>
+        <w:rPr>
+          <w:rFonts w:ascii="Times New Roman" w:hAnsi="Times New Roman" w:eastAsia="Times New Roman"/>
+          <w:b w:val="0"/>
+          <w:i w:val="0"/>
+          <w:sz w:val="28"/>
+        </w:rPr>
+        <w:t>6) Количество мест, полученных партией в парламенте, зависит от процента голосов, поданных за неё на выборах.</w:t>
+      </w:r>
+    </w:p>
+    <w:p>
+      <w:pPr>
+        <w:keepNext w:val="0"/>
+        <w:spacing w:after="60" w:line="240" w:lineRule="auto"/>
+        <w:jc w:val="both"/>
+      </w:pPr>
+      <w:r>
+        <w:rPr>
+          <w:rFonts w:ascii="Times New Roman" w:hAnsi="Times New Roman" w:eastAsia="Times New Roman"/>
+          <w:b w:val="0"/>
+          <w:i w:val="0"/>
+          <w:sz w:val="28"/>
+        </w:rPr>
+        <w:t>Ответ:</w:t>
+      </w:r>
+    </w:p>
+    <w:p>
+      <w:pPr>
+        <w:keepNext w:val="0"/>
+        <w:spacing w:after="60" w:line="240" w:lineRule="auto"/>
+        <w:jc w:val="both"/>
+      </w:pPr>
+      <w:r>
+        <w:rPr>
+          <w:rFonts w:ascii="Times New Roman" w:hAnsi="Times New Roman" w:eastAsia="Times New Roman"/>
+          <w:b/>
+          <w:sz w:val="28"/>
+        </w:rPr>
+        <w:t xml:space="preserve">№12 </w:t>
+      </w:r>
+      <w:r>
+        <w:rPr>
+          <w:rFonts w:ascii="Times New Roman" w:hAnsi="Times New Roman" w:eastAsia="Times New Roman"/>
+          <w:b w:val="0"/>
+          <w:i w:val="0"/>
+          <w:sz w:val="28"/>
+        </w:rPr>
+        <w:t>Что из перечисленного относится к конституционным обязанностям гражданина Российской Федерации? Запишите цифры, под которыми они указаны.</w:t>
+      </w:r>
+    </w:p>
+    <w:p>
+      <w:pPr>
+        <w:keepNext w:val="0"/>
+        <w:spacing w:after="60" w:line="240" w:lineRule="auto"/>
+        <w:jc w:val="both"/>
+      </w:pPr>
+      <w:r>
+        <w:rPr>
+          <w:rFonts w:ascii="Times New Roman" w:hAnsi="Times New Roman" w:eastAsia="Times New Roman"/>
+          <w:b w:val="0"/>
+          <w:i w:val="0"/>
+          <w:sz w:val="28"/>
+        </w:rPr>
+        <w:t>1) сохранение исторического и культурного наследия</w:t>
+      </w:r>
+    </w:p>
+    <w:p>
+      <w:pPr>
+        <w:keepNext w:val="0"/>
+        <w:spacing w:after="60" w:line="240" w:lineRule="auto"/>
+        <w:jc w:val="both"/>
+      </w:pPr>
+      <w:r>
+        <w:rPr>
+          <w:rFonts w:ascii="Times New Roman" w:hAnsi="Times New Roman" w:eastAsia="Times New Roman"/>
+          <w:b w:val="0"/>
+          <w:i w:val="0"/>
+          <w:sz w:val="28"/>
+        </w:rPr>
+        <w:t>2) защита Отечества</w:t>
+      </w:r>
+    </w:p>
+    <w:p>
+      <w:pPr>
+        <w:keepNext w:val="0"/>
+        <w:spacing w:after="60" w:line="240" w:lineRule="auto"/>
+        <w:jc w:val="both"/>
+      </w:pPr>
+      <w:r>
+        <w:rPr>
+          <w:rFonts w:ascii="Times New Roman" w:hAnsi="Times New Roman" w:eastAsia="Times New Roman"/>
+          <w:b w:val="0"/>
+          <w:i w:val="0"/>
+          <w:sz w:val="28"/>
+        </w:rPr>
+        <w:t>3) сохранение природы и окружающей среды</w:t>
+      </w:r>
+    </w:p>
+    <w:p>
+      <w:pPr>
+        <w:keepNext w:val="0"/>
+        <w:spacing w:after="60" w:line="240" w:lineRule="auto"/>
+        <w:jc w:val="both"/>
+      </w:pPr>
+      <w:r>
+        <w:rPr>
+          <w:rFonts w:ascii="Times New Roman" w:hAnsi="Times New Roman" w:eastAsia="Times New Roman"/>
+          <w:b w:val="0"/>
+          <w:i w:val="0"/>
+          <w:sz w:val="28"/>
+        </w:rPr>
+        <w:t>4) определение и указание своей национальной принадлежности</w:t>
+      </w:r>
+    </w:p>
+    <w:p>
+      <w:pPr>
+        <w:keepNext w:val="0"/>
+        <w:spacing w:after="60" w:line="240" w:lineRule="auto"/>
+        <w:jc w:val="both"/>
+      </w:pPr>
+      <w:r>
+        <w:rPr>
+          <w:rFonts w:ascii="Times New Roman" w:hAnsi="Times New Roman" w:eastAsia="Times New Roman"/>
+          <w:b w:val="0"/>
+          <w:i w:val="0"/>
+          <w:sz w:val="28"/>
+        </w:rPr>
+        <w:t>5) участие в управлении делами государства</w:t>
+      </w:r>
+    </w:p>
+    <w:p>
+      <w:pPr>
+        <w:keepNext w:val="0"/>
+        <w:spacing w:after="60" w:line="240" w:lineRule="auto"/>
+        <w:jc w:val="both"/>
+      </w:pPr>
+      <w:r>
+        <w:rPr>
+          <w:rFonts w:ascii="Times New Roman" w:hAnsi="Times New Roman" w:eastAsia="Times New Roman"/>
+          <w:b w:val="0"/>
+          <w:i w:val="0"/>
+          <w:sz w:val="28"/>
+        </w:rPr>
+        <w:t>Ответ:</w:t>
+      </w:r>
+    </w:p>
+    <w:p>
+      <w:pPr>
+        <w:keepNext w:val="0"/>
+        <w:spacing w:after="60" w:line="240" w:lineRule="auto"/>
+        <w:jc w:val="both"/>
+      </w:pPr>
+      <w:r>
+        <w:rPr>
+          <w:rFonts w:ascii="Times New Roman" w:hAnsi="Times New Roman" w:eastAsia="Times New Roman"/>
+          <w:b/>
+          <w:sz w:val="28"/>
+        </w:rPr>
+        <w:t xml:space="preserve">№13 </w:t>
+      </w:r>
+      <w:r>
+        <w:rPr>
+          <w:rFonts w:ascii="Times New Roman" w:hAnsi="Times New Roman" w:eastAsia="Times New Roman"/>
+          <w:b w:val="0"/>
+          <w:i w:val="0"/>
+          <w:sz w:val="28"/>
+        </w:rPr>
+        <w:t xml:space="preserve">Установите соответствие между предметами ведения, полномочиями и уровнями публичной власти в Российской Федерации, к которым эти предметы ведения, полномочия относятся: к каждой позиции, данной в первом столбце, подберите соответствующую позицию из второго столбца. </w:t>
+      </w:r>
+    </w:p>
+    <w:tbl>
+      <w:tblPr>
+        <w:tblStyle w:val="TableGrid"/>
+        <w:tblW w:type="auto" w:w="0"/>
+        <w:tblLayout w:type="autofit"/>
+        <w:tblLook w:firstColumn="1" w:firstRow="1" w:lastColumn="0" w:lastRow="0" w:noHBand="0" w:noVBand="1" w:val="04A0"/>
+      </w:tblPr>
+      <w:tblGrid>
+        <w:gridCol w:w="5128"/>
+        <w:gridCol w:w="5128"/>
+      </w:tblGrid>
+      <w:tr>
+        <w:tc>
+          <w:tcPr>
+            <w:tcW w:type="dxa" w:w="5128"/>
+            <w:vAlign w:val="center"/>
+            <w:tcMar>
+              <w:top w:w="80" w:type="dxa"/>
+              <w:start w:w="100" w:type="dxa"/>
+              <w:bottom w:w="80" w:type="dxa"/>
+              <w:end w:w="100" w:type="dxa"/>
+            </w:tcMar>
+          </w:tcPr>
+          <w:p>
+            <w:pPr>
+              <w:keepNext w:val="0"/>
+              <w:spacing w:after="0" w:line="240" w:lineRule="auto"/>
+              <w:jc w:val="left"/>
+            </w:pPr>
+            <w:r>
+              <w:rPr>
+                <w:rFonts w:ascii="Times New Roman" w:hAnsi="Times New Roman" w:eastAsia="Times New Roman"/>
+                <w:sz w:val="28"/>
+              </w:rPr>
+              <w:t>ПРЕДМЕТЫ ВЕДЕНИЯ, ПОЛНОМОЧИЯ</w:t>
+            </w:r>
+          </w:p>
+        </w:tc>
+        <w:tc>
+          <w:tcPr>
+            <w:tcW w:type="dxa" w:w="5128"/>
+            <w:vAlign w:val="center"/>
+            <w:tcMar>
+              <w:top w:w="80" w:type="dxa"/>
+              <w:start w:w="100" w:type="dxa"/>
+              <w:bottom w:w="80" w:type="dxa"/>
+              <w:end w:w="100" w:type="dxa"/>
+            </w:tcMar>
+          </w:tcPr>
+          <w:p>
+            <w:pPr>
+              <w:keepNext w:val="0"/>
+              <w:spacing w:after="0" w:line="240" w:lineRule="auto"/>
+              <w:jc w:val="left"/>
+            </w:pPr>
+            <w:r>
+              <w:rPr>
+                <w:rFonts w:ascii="Times New Roman" w:hAnsi="Times New Roman" w:eastAsia="Times New Roman"/>
+                <w:sz w:val="28"/>
+              </w:rPr>
+              <w:t>УРОВНИ ПУБЛИЧНОЙ ВЛАСТИ В РФ</w:t>
+            </w:r>
+          </w:p>
+        </w:tc>
+      </w:tr>
+      <w:tr>
+        <w:tc>
+          <w:tcPr>
+            <w:tcW w:type="dxa" w:w="5128"/>
+            <w:vAlign w:val="center"/>
+            <w:tcMar>
+              <w:top w:w="80" w:type="dxa"/>
+              <w:start w:w="100" w:type="dxa"/>
+              <w:bottom w:w="80" w:type="dxa"/>
+              <w:end w:w="100" w:type="dxa"/>
+            </w:tcMar>
+          </w:tcPr>
+          <w:p>
+            <w:pPr>
+              <w:keepNext w:val="0"/>
+              <w:spacing w:after="0" w:line="240" w:lineRule="auto"/>
+              <w:jc w:val="left"/>
+            </w:pPr>
+            <w:r>
+              <w:rPr>
+                <w:rFonts w:ascii="Times New Roman" w:hAnsi="Times New Roman" w:eastAsia="Times New Roman"/>
+                <w:sz w:val="28"/>
+              </w:rPr>
+              <w:t>А) охрана памятников истории и культуры Б) метрическая система и исчисление времени В) создание условий для достойного воспитания детей в семье Г) кадры судебных и правоохранительных органов Д) государственные награды и почётные звания Российской Федерации</w:t>
+            </w:r>
+          </w:p>
+        </w:tc>
+        <w:tc>
+          <w:tcPr>
+            <w:tcW w:type="dxa" w:w="5128"/>
+            <w:vAlign w:val="center"/>
+            <w:tcMar>
+              <w:top w:w="80" w:type="dxa"/>
+              <w:start w:w="100" w:type="dxa"/>
+              <w:bottom w:w="80" w:type="dxa"/>
+              <w:end w:w="100" w:type="dxa"/>
+            </w:tcMar>
+          </w:tcPr>
+          <w:p>
+            <w:pPr>
+              <w:keepNext w:val="0"/>
+              <w:spacing w:after="0" w:line="240" w:lineRule="auto"/>
+              <w:jc w:val="left"/>
+            </w:pPr>
+            <w:r>
+              <w:rPr>
+                <w:rFonts w:ascii="Times New Roman" w:hAnsi="Times New Roman" w:eastAsia="Times New Roman"/>
+                <w:sz w:val="28"/>
+              </w:rPr>
+              <w:t>1) исключительное ведение Российской Федерации 2) совместно Российская Федерация и субъекты Российской Федерации</w:t>
+            </w:r>
+          </w:p>
+        </w:tc>
+      </w:tr>
+    </w:tbl>
+    <w:p/>
+    <w:p>
+      <w:pPr>
+        <w:keepNext w:val="0"/>
+        <w:spacing w:after="60" w:line="240" w:lineRule="auto"/>
+        <w:jc w:val="both"/>
+      </w:pPr>
+      <w:r>
+        <w:rPr>
+          <w:rFonts w:ascii="Times New Roman" w:hAnsi="Times New Roman" w:eastAsia="Times New Roman"/>
+          <w:b w:val="0"/>
+          <w:i w:val="0"/>
+          <w:sz w:val="28"/>
+        </w:rPr>
+        <w:t>Запишите в таблицу выбранные цифры под соответствующими буквами:</w:t>
+      </w:r>
+    </w:p>
+    <w:tbl>
+      <w:tblPr>
+        <w:tblStyle w:val="TableGrid"/>
+        <w:tblW w:type="auto" w:w="0"/>
+        <w:tblLayout w:type="autofit"/>
+        <w:tblLook w:firstColumn="1" w:firstRow="1" w:lastColumn="0" w:lastRow="0" w:noHBand="0" w:noVBand="1" w:val="04A0"/>
+      </w:tblPr>
+      <w:tblGrid>
+        <w:gridCol w:w="2051"/>
+        <w:gridCol w:w="2051"/>
+        <w:gridCol w:w="2051"/>
+        <w:gridCol w:w="2051"/>
+        <w:gridCol w:w="2051"/>
+      </w:tblGrid>
+      <w:tr>
+        <w:tc>
+          <w:tcPr>
+            <w:tcW w:type="dxa" w:w="2051"/>
+            <w:vAlign w:val="center"/>
+            <w:tcMar>
+              <w:top w:w="80" w:type="dxa"/>
+              <w:start w:w="100" w:type="dxa"/>
+              <w:bottom w:w="80" w:type="dxa"/>
+              <w:end w:w="100" w:type="dxa"/>
+            </w:tcMar>
+          </w:tcPr>
+          <w:p>
+            <w:pPr>
+              <w:keepNext w:val="0"/>
+              <w:spacing w:after="0" w:line="240" w:lineRule="auto"/>
+              <w:jc w:val="left"/>
+            </w:pPr>
+            <w:r>
+              <w:rPr>
+                <w:rFonts w:ascii="Times New Roman" w:hAnsi="Times New Roman" w:eastAsia="Times New Roman"/>
+                <w:sz w:val="28"/>
+              </w:rPr>
+              <w:t>A</w:t>
+            </w:r>
+          </w:p>
+        </w:tc>
+        <w:tc>
+          <w:tcPr>
+            <w:tcW w:type="dxa" w:w="2051"/>
+            <w:vAlign w:val="center"/>
+            <w:tcMar>
+              <w:top w:w="80" w:type="dxa"/>
+              <w:start w:w="100" w:type="dxa"/>
+              <w:bottom w:w="80" w:type="dxa"/>
+              <w:end w:w="100" w:type="dxa"/>
+            </w:tcMar>
+          </w:tcPr>
+          <w:p>
+            <w:pPr>
+              <w:keepNext w:val="0"/>
+              <w:spacing w:after="0" w:line="240" w:lineRule="auto"/>
+              <w:jc w:val="left"/>
+            </w:pPr>
+            <w:r>
+              <w:rPr>
+                <w:rFonts w:ascii="Times New Roman" w:hAnsi="Times New Roman" w:eastAsia="Times New Roman"/>
+                <w:sz w:val="28"/>
+              </w:rPr>
+              <w:t>Б</w:t>
+            </w:r>
+          </w:p>
+        </w:tc>
+        <w:tc>
+          <w:tcPr>
+            <w:tcW w:type="dxa" w:w="2051"/>
+            <w:vAlign w:val="center"/>
+            <w:tcMar>
+              <w:top w:w="80" w:type="dxa"/>
+              <w:start w:w="100" w:type="dxa"/>
+              <w:bottom w:w="80" w:type="dxa"/>
+              <w:end w:w="100" w:type="dxa"/>
+            </w:tcMar>
+          </w:tcPr>
+          <w:p>
+            <w:pPr>
+              <w:keepNext w:val="0"/>
+              <w:spacing w:after="0" w:line="240" w:lineRule="auto"/>
+              <w:jc w:val="left"/>
+            </w:pPr>
+            <w:r>
+              <w:rPr>
+                <w:rFonts w:ascii="Times New Roman" w:hAnsi="Times New Roman" w:eastAsia="Times New Roman"/>
+                <w:sz w:val="28"/>
+              </w:rPr>
+              <w:t>В</w:t>
+            </w:r>
+          </w:p>
+        </w:tc>
+        <w:tc>
+          <w:tcPr>
+            <w:tcW w:type="dxa" w:w="2051"/>
+            <w:vAlign w:val="center"/>
+            <w:tcMar>
+              <w:top w:w="80" w:type="dxa"/>
+              <w:start w:w="100" w:type="dxa"/>
+              <w:bottom w:w="80" w:type="dxa"/>
+              <w:end w:w="100" w:type="dxa"/>
+            </w:tcMar>
+          </w:tcPr>
+          <w:p>
+            <w:pPr>
+              <w:keepNext w:val="0"/>
+              <w:spacing w:after="0" w:line="240" w:lineRule="auto"/>
+              <w:jc w:val="left"/>
+            </w:pPr>
+            <w:r>
+              <w:rPr>
+                <w:rFonts w:ascii="Times New Roman" w:hAnsi="Times New Roman" w:eastAsia="Times New Roman"/>
+                <w:sz w:val="28"/>
+              </w:rPr>
+              <w:t>Г</w:t>
+            </w:r>
+          </w:p>
+        </w:tc>
+        <w:tc>
+          <w:tcPr>
+            <w:tcW w:type="dxa" w:w="2051"/>
+            <w:vAlign w:val="center"/>
+            <w:tcMar>
+              <w:top w:w="80" w:type="dxa"/>
+              <w:start w:w="100" w:type="dxa"/>
+              <w:bottom w:w="80" w:type="dxa"/>
+              <w:end w:w="100" w:type="dxa"/>
+            </w:tcMar>
+          </w:tcPr>
+          <w:p>
+            <w:pPr>
+              <w:keepNext w:val="0"/>
+              <w:spacing w:after="0" w:line="240" w:lineRule="auto"/>
+              <w:jc w:val="left"/>
+            </w:pPr>
+            <w:r>
+              <w:rPr>
+                <w:rFonts w:ascii="Times New Roman" w:hAnsi="Times New Roman" w:eastAsia="Times New Roman"/>
+                <w:sz w:val="28"/>
+              </w:rPr>
+              <w:t>Д</w:t>
+            </w:r>
+          </w:p>
+        </w:tc>
+      </w:tr>
+      <w:tr>
+        <w:tc>
+          <w:tcPr>
+            <w:tcW w:type="dxa" w:w="2051"/>
+            <w:vAlign w:val="center"/>
+            <w:tcMar>
+              <w:top w:w="80" w:type="dxa"/>
+              <w:start w:w="100" w:type="dxa"/>
+              <w:bottom w:w="80" w:type="dxa"/>
+              <w:end w:w="100" w:type="dxa"/>
+            </w:tcMar>
+          </w:tcPr>
+          <w:p>
+            <w:pPr>
+              <w:keepNext w:val="0"/>
+              <w:spacing w:after="0" w:line="240" w:lineRule="auto"/>
+              <w:jc w:val="left"/>
+            </w:pPr>
+            <w:r>
+              <w:rPr>
+                <w:rFonts w:ascii="Times New Roman" w:hAnsi="Times New Roman" w:eastAsia="Times New Roman"/>
+                <w:sz w:val="28"/>
+              </w:rPr>
+            </w:r>
+          </w:p>
+        </w:tc>
+        <w:tc>
+          <w:tcPr>
+            <w:tcW w:type="dxa" w:w="2051"/>
+            <w:vAlign w:val="center"/>
+            <w:tcMar>
+              <w:top w:w="80" w:type="dxa"/>
+              <w:start w:w="100" w:type="dxa"/>
+              <w:bottom w:w="80" w:type="dxa"/>
+              <w:end w:w="100" w:type="dxa"/>
+            </w:tcMar>
+          </w:tcPr>
+          <w:p>
+            <w:pPr>
+              <w:keepNext w:val="0"/>
+              <w:spacing w:after="0" w:line="240" w:lineRule="auto"/>
+              <w:jc w:val="left"/>
+            </w:pPr>
+            <w:r>
+              <w:rPr>
+                <w:rFonts w:ascii="Times New Roman" w:hAnsi="Times New Roman" w:eastAsia="Times New Roman"/>
+                <w:sz w:val="28"/>
+              </w:rPr>
+            </w:r>
+          </w:p>
+        </w:tc>
+        <w:tc>
+          <w:tcPr>
+            <w:tcW w:type="dxa" w:w="2051"/>
+            <w:vAlign w:val="center"/>
+            <w:tcMar>
+              <w:top w:w="80" w:type="dxa"/>
+              <w:start w:w="100" w:type="dxa"/>
+              <w:bottom w:w="80" w:type="dxa"/>
+              <w:end w:w="100" w:type="dxa"/>
+            </w:tcMar>
+          </w:tcPr>
+          <w:p>
+            <w:pPr>
+              <w:keepNext w:val="0"/>
+              <w:spacing w:after="0" w:line="240" w:lineRule="auto"/>
+              <w:jc w:val="left"/>
+            </w:pPr>
+            <w:r>
+              <w:rPr>
+                <w:rFonts w:ascii="Times New Roman" w:hAnsi="Times New Roman" w:eastAsia="Times New Roman"/>
+                <w:sz w:val="28"/>
+              </w:rPr>
+            </w:r>
+          </w:p>
+        </w:tc>
+        <w:tc>
+          <w:tcPr>
+            <w:tcW w:type="dxa" w:w="2051"/>
+            <w:vAlign w:val="center"/>
+            <w:tcMar>
+              <w:top w:w="80" w:type="dxa"/>
+              <w:start w:w="100" w:type="dxa"/>
+              <w:bottom w:w="80" w:type="dxa"/>
+              <w:end w:w="100" w:type="dxa"/>
+            </w:tcMar>
+          </w:tcPr>
+          <w:p>
+            <w:pPr>
+              <w:keepNext w:val="0"/>
+              <w:spacing w:after="0" w:line="240" w:lineRule="auto"/>
+              <w:jc w:val="left"/>
+            </w:pPr>
+            <w:r>
+              <w:rPr>
+                <w:rFonts w:ascii="Times New Roman" w:hAnsi="Times New Roman" w:eastAsia="Times New Roman"/>
+                <w:sz w:val="28"/>
+              </w:rPr>
+            </w:r>
+          </w:p>
+        </w:tc>
+        <w:tc>
+          <w:tcPr>
+            <w:tcW w:type="dxa" w:w="2051"/>
+            <w:vAlign w:val="center"/>
+            <w:tcMar>
+              <w:top w:w="80" w:type="dxa"/>
+              <w:start w:w="100" w:type="dxa"/>
+              <w:bottom w:w="80" w:type="dxa"/>
+              <w:end w:w="100" w:type="dxa"/>
+            </w:tcMar>
+          </w:tcPr>
+          <w:p>
+            <w:pPr>
+              <w:keepNext w:val="0"/>
+              <w:spacing w:after="0" w:line="240" w:lineRule="auto"/>
+              <w:jc w:val="left"/>
+            </w:pPr>
+            <w:r>
+              <w:rPr>
+                <w:rFonts w:ascii="Times New Roman" w:hAnsi="Times New Roman" w:eastAsia="Times New Roman"/>
+                <w:sz w:val="28"/>
+              </w:rPr>
+            </w:r>
+          </w:p>
+        </w:tc>
+      </w:tr>
+    </w:tbl>
+    <w:p/>
+    <w:p>
+      <w:pPr>
+        <w:keepNext w:val="0"/>
+        <w:spacing w:after="60" w:line="240" w:lineRule="auto"/>
+        <w:jc w:val="both"/>
+      </w:pPr>
+      <w:r>
+        <w:rPr>
+          <w:rFonts w:ascii="Times New Roman" w:hAnsi="Times New Roman" w:eastAsia="Times New Roman"/>
+          <w:b w:val="0"/>
+          <w:i w:val="0"/>
+          <w:sz w:val="28"/>
+        </w:rPr>
+        <w:t>Ответ:</w:t>
+      </w:r>
+    </w:p>
+    <w:p>
+      <w:pPr>
+        <w:keepNext w:val="0"/>
+        <w:spacing w:after="60" w:line="240" w:lineRule="auto"/>
+        <w:jc w:val="both"/>
+      </w:pPr>
+      <w:r>
+        <w:rPr>
+          <w:rFonts w:ascii="Times New Roman" w:hAnsi="Times New Roman" w:eastAsia="Times New Roman"/>
+          <w:b/>
+          <w:sz w:val="28"/>
+        </w:rPr>
+        <w:t xml:space="preserve">№14 </w:t>
+      </w:r>
+      <w:r>
+        <w:rPr>
+          <w:rFonts w:ascii="Times New Roman" w:hAnsi="Times New Roman" w:eastAsia="Times New Roman"/>
+          <w:b w:val="0"/>
+          <w:i w:val="0"/>
+          <w:sz w:val="28"/>
+        </w:rPr>
+        <w:t>Выберите верные суждения о трудовых правоотношениях в Российской Федерации. Запишите цифры, под которыми они указаны.</w:t>
+      </w:r>
+    </w:p>
+    <w:p>
+      <w:pPr>
+        <w:keepNext w:val="0"/>
+        <w:spacing w:after="60" w:line="240" w:lineRule="auto"/>
+        <w:jc w:val="both"/>
+      </w:pPr>
+      <w:r>
+        <w:rPr>
+          <w:rFonts w:ascii="Times New Roman" w:hAnsi="Times New Roman" w:eastAsia="Times New Roman"/>
+          <w:b w:val="0"/>
+          <w:i w:val="0"/>
+          <w:sz w:val="28"/>
+        </w:rPr>
+        <w:t>1) Трудовые отношения возникают между работником и работодателем на основании трудового договора, заключаемого ими в соответствии с Трудовым кодексом РФ.</w:t>
+      </w:r>
+    </w:p>
+    <w:p>
+      <w:pPr>
+        <w:keepNext w:val="0"/>
+        <w:spacing w:after="60" w:line="240" w:lineRule="auto"/>
+        <w:jc w:val="both"/>
+      </w:pPr>
+      <w:r>
+        <w:rPr>
+          <w:rFonts w:ascii="Times New Roman" w:hAnsi="Times New Roman" w:eastAsia="Times New Roman"/>
+          <w:b w:val="0"/>
+          <w:i w:val="0"/>
+          <w:sz w:val="28"/>
+        </w:rPr>
+        <w:t>2) Фактическое допущение работника к работе без ведома или поручения работодателя либо его уполномоченного на это представителя запрещается.</w:t>
+      </w:r>
+    </w:p>
+    <w:p>
+      <w:pPr>
+        <w:keepNext w:val="0"/>
+        <w:spacing w:after="60" w:line="240" w:lineRule="auto"/>
+        <w:jc w:val="both"/>
+      </w:pPr>
+      <w:r>
+        <w:rPr>
+          <w:rFonts w:ascii="Times New Roman" w:hAnsi="Times New Roman" w:eastAsia="Times New Roman"/>
+          <w:b w:val="0"/>
+          <w:i w:val="0"/>
+          <w:sz w:val="28"/>
+        </w:rPr>
+        <w:t>3) К обязательным для включения в трудовой договор относят условия оплаты труда (в том числе размер тарифной ставки или оклада (должностного оклада) работника, доплаты, надбавки и поощрительные выплаты).</w:t>
+      </w:r>
+    </w:p>
+    <w:p>
+      <w:pPr>
+        <w:keepNext w:val="0"/>
+        <w:spacing w:after="60" w:line="240" w:lineRule="auto"/>
+        <w:jc w:val="both"/>
+      </w:pPr>
+      <w:r>
+        <w:rPr>
+          <w:rFonts w:ascii="Times New Roman" w:hAnsi="Times New Roman" w:eastAsia="Times New Roman"/>
+          <w:b w:val="0"/>
+          <w:i w:val="0"/>
+          <w:sz w:val="28"/>
+        </w:rPr>
+        <w:t>4) Заключение трудового договора по общему правилу допускается с лицами, достигшими возраста 16 лет.</w:t>
+      </w:r>
+    </w:p>
+    <w:p>
+      <w:pPr>
+        <w:keepNext w:val="0"/>
+        <w:spacing w:after="60" w:line="240" w:lineRule="auto"/>
+        <w:jc w:val="both"/>
+      </w:pPr>
+      <w:r>
+        <w:rPr>
+          <w:rFonts w:ascii="Times New Roman" w:hAnsi="Times New Roman" w:eastAsia="Times New Roman"/>
+          <w:b w:val="0"/>
+          <w:i w:val="0"/>
+          <w:sz w:val="28"/>
+        </w:rPr>
+        <w:t>5) Трудовые договоры могут заключаться только на срок не более пяти лет.</w:t>
+      </w:r>
+    </w:p>
+    <w:p>
+      <w:pPr>
+        <w:keepNext w:val="0"/>
+        <w:spacing w:after="60" w:line="240" w:lineRule="auto"/>
+        <w:jc w:val="both"/>
+      </w:pPr>
+      <w:r>
+        <w:rPr>
+          <w:rFonts w:ascii="Times New Roman" w:hAnsi="Times New Roman" w:eastAsia="Times New Roman"/>
+          <w:b w:val="0"/>
+          <w:i w:val="0"/>
+          <w:sz w:val="28"/>
+        </w:rPr>
+        <w:t>Ответ:</w:t>
+      </w:r>
+    </w:p>
+    <w:p>
+      <w:pPr>
+        <w:keepNext w:val="0"/>
+        <w:spacing w:after="60" w:line="240" w:lineRule="auto"/>
+        <w:jc w:val="both"/>
+      </w:pPr>
+      <w:r>
+        <w:rPr>
+          <w:rFonts w:ascii="Times New Roman" w:hAnsi="Times New Roman" w:eastAsia="Times New Roman"/>
+          <w:b/>
+          <w:sz w:val="28"/>
+        </w:rPr>
+        <w:t xml:space="preserve">№15 </w:t>
+      </w:r>
+      <w:r>
+        <w:rPr>
+          <w:rFonts w:ascii="Times New Roman" w:hAnsi="Times New Roman" w:eastAsia="Times New Roman"/>
+          <w:b w:val="0"/>
+          <w:i w:val="0"/>
+          <w:sz w:val="28"/>
+        </w:rPr>
+        <w:t>Установите соответствие между примерами и основаниями прекращения (расторжения) трудового договора согласно Трудовому кодексу Российской Федерации: к каждой позиции, данной в первом столбце, подберите соответствующую позицию из второго столбца.</w:t>
+      </w:r>
+    </w:p>
+    <w:tbl>
+      <w:tblPr>
+        <w:tblStyle w:val="TableGrid"/>
+        <w:tblW w:type="auto" w:w="0"/>
+        <w:tblLayout w:type="autofit"/>
+        <w:tblLook w:firstColumn="1" w:firstRow="1" w:lastColumn="0" w:lastRow="0" w:noHBand="0" w:noVBand="1" w:val="04A0"/>
+      </w:tblPr>
+      <w:tblGrid>
+        <w:gridCol w:w="5128"/>
+        <w:gridCol w:w="5128"/>
+      </w:tblGrid>
+      <w:tr>
+        <w:tc>
+          <w:tcPr>
+            <w:tcW w:type="dxa" w:w="5128"/>
+            <w:vAlign w:val="center"/>
+            <w:tcMar>
+              <w:top w:w="80" w:type="dxa"/>
+              <w:start w:w="100" w:type="dxa"/>
+              <w:bottom w:w="80" w:type="dxa"/>
+              <w:end w:w="100" w:type="dxa"/>
+            </w:tcMar>
+          </w:tcPr>
+          <w:p>
+            <w:pPr>
+              <w:keepNext w:val="0"/>
+              <w:spacing w:after="0" w:line="240" w:lineRule="auto"/>
+              <w:jc w:val="left"/>
+            </w:pPr>
+            <w:r>
+              <w:rPr>
+                <w:rFonts w:ascii="Times New Roman" w:hAnsi="Times New Roman" w:eastAsia="Times New Roman"/>
+                <w:sz w:val="28"/>
+              </w:rPr>
+              <w:t>ПРИМЕРЫ</w:t>
+            </w:r>
+          </w:p>
+        </w:tc>
+        <w:tc>
+          <w:tcPr>
+            <w:tcW w:type="dxa" w:w="5128"/>
+            <w:vAlign w:val="center"/>
+            <w:tcMar>
+              <w:top w:w="80" w:type="dxa"/>
+              <w:start w:w="100" w:type="dxa"/>
+              <w:bottom w:w="80" w:type="dxa"/>
+              <w:end w:w="100" w:type="dxa"/>
+            </w:tcMar>
+          </w:tcPr>
+          <w:p>
+            <w:pPr>
+              <w:keepNext w:val="0"/>
+              <w:spacing w:after="0" w:line="240" w:lineRule="auto"/>
+              <w:jc w:val="left"/>
+            </w:pPr>
+            <w:r>
+              <w:rPr>
+                <w:rFonts w:ascii="Times New Roman" w:hAnsi="Times New Roman" w:eastAsia="Times New Roman"/>
+                <w:sz w:val="28"/>
+              </w:rPr>
+              <w:t>ОСНОВАНИЯ ПРЕКРАЩЕНИЯ (РАСТОРЖЕНИЯ) ТРУДОВОГО ДОГОВОРА</w:t>
+            </w:r>
+          </w:p>
+        </w:tc>
+      </w:tr>
+      <w:tr>
+        <w:tc>
+          <w:tcPr>
+            <w:tcW w:type="dxa" w:w="5128"/>
+            <w:vAlign w:val="center"/>
+            <w:tcMar>
+              <w:top w:w="80" w:type="dxa"/>
+              <w:start w:w="100" w:type="dxa"/>
+              <w:bottom w:w="80" w:type="dxa"/>
+              <w:end w:w="100" w:type="dxa"/>
+            </w:tcMar>
+          </w:tcPr>
+          <w:p>
+            <w:pPr>
+              <w:keepNext w:val="0"/>
+              <w:spacing w:after="0" w:line="240" w:lineRule="auto"/>
+              <w:jc w:val="left"/>
+            </w:pPr>
+            <w:r>
+              <w:rPr>
+                <w:rFonts w:ascii="Times New Roman" w:hAnsi="Times New Roman" w:eastAsia="Times New Roman"/>
+                <w:sz w:val="28"/>
+              </w:rPr>
+              <w:t>A) 18-летний Роман В. был направлен на альтернативную гражданскую службу.Б) Комиссия по охране труда установила, что Устин Ж. нарушил требования охраны труда, что повлекло тяжкие последствия.B) Лидия К. нашла более престижную работу.Г) Кирилл М. был осуждён к наказанию, исключающему возможность работы на прежнем месте, всоответствии с приговором суда, вступившим в законную силу.Д) Марина Р. была уволена в связи с сокращением штата работников организации.</w:t>
+            </w:r>
+          </w:p>
+        </w:tc>
+        <w:tc>
+          <w:tcPr>
+            <w:tcW w:type="dxa" w:w="5128"/>
+            <w:vAlign w:val="center"/>
+            <w:tcMar>
+              <w:top w:w="80" w:type="dxa"/>
+              <w:start w:w="100" w:type="dxa"/>
+              <w:bottom w:w="80" w:type="dxa"/>
+              <w:end w:w="100" w:type="dxa"/>
+            </w:tcMar>
+          </w:tcPr>
+          <w:p>
+            <w:pPr>
+              <w:keepNext w:val="0"/>
+              <w:spacing w:after="0" w:line="240" w:lineRule="auto"/>
+              <w:jc w:val="left"/>
+            </w:pPr>
+            <w:r>
+              <w:rPr>
+                <w:rFonts w:ascii="Times New Roman" w:hAnsi="Times New Roman" w:eastAsia="Times New Roman"/>
+                <w:sz w:val="28"/>
+              </w:rPr>
+              <w:t>1) инициатива работника2) обстоятельства, не зависящие от воли сторон3) инициатива работодателя</w:t>
+            </w:r>
+          </w:p>
+        </w:tc>
+      </w:tr>
+    </w:tbl>
+    <w:p/>
+    <w:p>
+      <w:pPr>
+        <w:keepNext w:val="0"/>
+        <w:spacing w:after="60" w:line="240" w:lineRule="auto"/>
+        <w:jc w:val="both"/>
+      </w:pPr>
+      <w:r>
+        <w:rPr>
+          <w:rFonts w:ascii="Times New Roman" w:hAnsi="Times New Roman" w:eastAsia="Times New Roman"/>
+          <w:b w:val="0"/>
+          <w:i w:val="0"/>
+          <w:sz w:val="28"/>
+        </w:rPr>
+        <w:t>Запишите в ответ цифры, расположив их в порядке, соответствующем буквам:</w:t>
+      </w:r>
+    </w:p>
+    <w:tbl>
+      <w:tblPr>
+        <w:tblStyle w:val="TableGrid"/>
+        <w:tblW w:type="auto" w:w="0"/>
+        <w:tblLayout w:type="autofit"/>
+        <w:tblLook w:firstColumn="1" w:firstRow="1" w:lastColumn="0" w:lastRow="0" w:noHBand="0" w:noVBand="1" w:val="04A0"/>
+      </w:tblPr>
+      <w:tblGrid>
+        <w:gridCol w:w="2051"/>
+        <w:gridCol w:w="2051"/>
+        <w:gridCol w:w="2051"/>
+        <w:gridCol w:w="2051"/>
+        <w:gridCol w:w="2051"/>
+      </w:tblGrid>
+      <w:tr>
+        <w:tc>
+          <w:tcPr>
+            <w:tcW w:type="dxa" w:w="2051"/>
+            <w:vAlign w:val="center"/>
+            <w:tcMar>
+              <w:top w:w="80" w:type="dxa"/>
+              <w:start w:w="100" w:type="dxa"/>
+              <w:bottom w:w="80" w:type="dxa"/>
+              <w:end w:w="100" w:type="dxa"/>
+            </w:tcMar>
+          </w:tcPr>
+          <w:p>
+            <w:pPr>
+              <w:keepNext w:val="0"/>
+              <w:spacing w:after="0" w:line="240" w:lineRule="auto"/>
+              <w:jc w:val="left"/>
+            </w:pPr>
+            <w:r>
+              <w:rPr>
+                <w:rFonts w:ascii="Times New Roman" w:hAnsi="Times New Roman" w:eastAsia="Times New Roman"/>
+                <w:sz w:val="28"/>
+              </w:rPr>
+              <w:t>A</w:t>
+            </w:r>
+          </w:p>
+        </w:tc>
+        <w:tc>
+          <w:tcPr>
+            <w:tcW w:type="dxa" w:w="2051"/>
+            <w:vAlign w:val="center"/>
+            <w:tcMar>
+              <w:top w:w="80" w:type="dxa"/>
+              <w:start w:w="100" w:type="dxa"/>
+              <w:bottom w:w="80" w:type="dxa"/>
+              <w:end w:w="100" w:type="dxa"/>
+            </w:tcMar>
+          </w:tcPr>
+          <w:p>
+            <w:pPr>
+              <w:keepNext w:val="0"/>
+              <w:spacing w:after="0" w:line="240" w:lineRule="auto"/>
+              <w:jc w:val="left"/>
+            </w:pPr>
+            <w:r>
+              <w:rPr>
+                <w:rFonts w:ascii="Times New Roman" w:hAnsi="Times New Roman" w:eastAsia="Times New Roman"/>
+                <w:sz w:val="28"/>
+              </w:rPr>
+              <w:t>Б</w:t>
+            </w:r>
+          </w:p>
+        </w:tc>
+        <w:tc>
+          <w:tcPr>
+            <w:tcW w:type="dxa" w:w="2051"/>
+            <w:vAlign w:val="center"/>
+            <w:tcMar>
+              <w:top w:w="80" w:type="dxa"/>
+              <w:start w:w="100" w:type="dxa"/>
+              <w:bottom w:w="80" w:type="dxa"/>
+              <w:end w:w="100" w:type="dxa"/>
+            </w:tcMar>
+          </w:tcPr>
+          <w:p>
+            <w:pPr>
+              <w:keepNext w:val="0"/>
+              <w:spacing w:after="0" w:line="240" w:lineRule="auto"/>
+              <w:jc w:val="left"/>
+            </w:pPr>
+            <w:r>
+              <w:rPr>
+                <w:rFonts w:ascii="Times New Roman" w:hAnsi="Times New Roman" w:eastAsia="Times New Roman"/>
+                <w:sz w:val="28"/>
+              </w:rPr>
+              <w:t>В</w:t>
+            </w:r>
+          </w:p>
+        </w:tc>
+        <w:tc>
+          <w:tcPr>
+            <w:tcW w:type="dxa" w:w="2051"/>
+            <w:vAlign w:val="center"/>
+            <w:tcMar>
+              <w:top w:w="80" w:type="dxa"/>
+              <w:start w:w="100" w:type="dxa"/>
+              <w:bottom w:w="80" w:type="dxa"/>
+              <w:end w:w="100" w:type="dxa"/>
+            </w:tcMar>
+          </w:tcPr>
+          <w:p>
+            <w:pPr>
+              <w:keepNext w:val="0"/>
+              <w:spacing w:after="0" w:line="240" w:lineRule="auto"/>
+              <w:jc w:val="left"/>
+            </w:pPr>
+            <w:r>
+              <w:rPr>
+                <w:rFonts w:ascii="Times New Roman" w:hAnsi="Times New Roman" w:eastAsia="Times New Roman"/>
+                <w:sz w:val="28"/>
+              </w:rPr>
+              <w:t>Г</w:t>
+            </w:r>
+          </w:p>
+        </w:tc>
+        <w:tc>
+          <w:tcPr>
+            <w:tcW w:type="dxa" w:w="2051"/>
+            <w:vAlign w:val="center"/>
+            <w:tcMar>
+              <w:top w:w="80" w:type="dxa"/>
+              <w:start w:w="100" w:type="dxa"/>
+              <w:bottom w:w="80" w:type="dxa"/>
+              <w:end w:w="100" w:type="dxa"/>
+            </w:tcMar>
+          </w:tcPr>
+          <w:p>
+            <w:pPr>
+              <w:keepNext w:val="0"/>
+              <w:spacing w:after="0" w:line="240" w:lineRule="auto"/>
+              <w:jc w:val="left"/>
+            </w:pPr>
+            <w:r>
+              <w:rPr>
+                <w:rFonts w:ascii="Times New Roman" w:hAnsi="Times New Roman" w:eastAsia="Times New Roman"/>
+                <w:sz w:val="28"/>
+              </w:rPr>
+              <w:t>Д</w:t>
+            </w:r>
+          </w:p>
+        </w:tc>
+      </w:tr>
+      <w:tr>
+        <w:tc>
+          <w:tcPr>
+            <w:tcW w:type="dxa" w:w="2051"/>
+            <w:vAlign w:val="center"/>
+            <w:tcMar>
+              <w:top w:w="80" w:type="dxa"/>
+              <w:start w:w="100" w:type="dxa"/>
+              <w:bottom w:w="80" w:type="dxa"/>
+              <w:end w:w="100" w:type="dxa"/>
+            </w:tcMar>
+          </w:tcPr>
+          <w:p>
+            <w:pPr>
+              <w:keepNext w:val="0"/>
+              <w:spacing w:after="0" w:line="240" w:lineRule="auto"/>
+              <w:jc w:val="left"/>
+            </w:pPr>
+            <w:r>
+              <w:rPr>
+                <w:rFonts w:ascii="Times New Roman" w:hAnsi="Times New Roman" w:eastAsia="Times New Roman"/>
+                <w:sz w:val="28"/>
+              </w:rPr>
+            </w:r>
+          </w:p>
+        </w:tc>
+        <w:tc>
+          <w:tcPr>
+            <w:tcW w:type="dxa" w:w="2051"/>
+            <w:vAlign w:val="center"/>
+            <w:tcMar>
+              <w:top w:w="80" w:type="dxa"/>
+              <w:start w:w="100" w:type="dxa"/>
+              <w:bottom w:w="80" w:type="dxa"/>
+              <w:end w:w="100" w:type="dxa"/>
+            </w:tcMar>
+          </w:tcPr>
+          <w:p>
+            <w:pPr>
+              <w:keepNext w:val="0"/>
+              <w:spacing w:after="0" w:line="240" w:lineRule="auto"/>
+              <w:jc w:val="left"/>
+            </w:pPr>
+            <w:r>
+              <w:rPr>
+                <w:rFonts w:ascii="Times New Roman" w:hAnsi="Times New Roman" w:eastAsia="Times New Roman"/>
+                <w:sz w:val="28"/>
+              </w:rPr>
+            </w:r>
+          </w:p>
+        </w:tc>
+        <w:tc>
+          <w:tcPr>
+            <w:tcW w:type="dxa" w:w="2051"/>
+            <w:vAlign w:val="center"/>
+            <w:tcMar>
+              <w:top w:w="80" w:type="dxa"/>
+              <w:start w:w="100" w:type="dxa"/>
+              <w:bottom w:w="80" w:type="dxa"/>
+              <w:end w:w="100" w:type="dxa"/>
+            </w:tcMar>
+          </w:tcPr>
+          <w:p>
+            <w:pPr>
+              <w:keepNext w:val="0"/>
+              <w:spacing w:after="0" w:line="240" w:lineRule="auto"/>
+              <w:jc w:val="left"/>
+            </w:pPr>
+            <w:r>
+              <w:rPr>
+                <w:rFonts w:ascii="Times New Roman" w:hAnsi="Times New Roman" w:eastAsia="Times New Roman"/>
+                <w:sz w:val="28"/>
+              </w:rPr>
+            </w:r>
+          </w:p>
+        </w:tc>
+        <w:tc>
+          <w:tcPr>
+            <w:tcW w:type="dxa" w:w="2051"/>
+            <w:vAlign w:val="center"/>
+            <w:tcMar>
+              <w:top w:w="80" w:type="dxa"/>
+              <w:start w:w="100" w:type="dxa"/>
+              <w:bottom w:w="80" w:type="dxa"/>
+              <w:end w:w="100" w:type="dxa"/>
+            </w:tcMar>
+          </w:tcPr>
+          <w:p>
+            <w:pPr>
+              <w:keepNext w:val="0"/>
+              <w:spacing w:after="0" w:line="240" w:lineRule="auto"/>
+              <w:jc w:val="left"/>
+            </w:pPr>
+            <w:r>
+              <w:rPr>
+                <w:rFonts w:ascii="Times New Roman" w:hAnsi="Times New Roman" w:eastAsia="Times New Roman"/>
+                <w:sz w:val="28"/>
+              </w:rPr>
+            </w:r>
+          </w:p>
+        </w:tc>
+        <w:tc>
+          <w:tcPr>
+            <w:tcW w:type="dxa" w:w="2051"/>
+            <w:vAlign w:val="center"/>
+            <w:tcMar>
+              <w:top w:w="80" w:type="dxa"/>
+              <w:start w:w="100" w:type="dxa"/>
+              <w:bottom w:w="80" w:type="dxa"/>
+              <w:end w:w="100" w:type="dxa"/>
+            </w:tcMar>
+          </w:tcPr>
+          <w:p>
+            <w:pPr>
+              <w:keepNext w:val="0"/>
+              <w:spacing w:after="0" w:line="240" w:lineRule="auto"/>
+              <w:jc w:val="left"/>
+            </w:pPr>
+            <w:r>
+              <w:rPr>
+                <w:rFonts w:ascii="Times New Roman" w:hAnsi="Times New Roman" w:eastAsia="Times New Roman"/>
+                <w:sz w:val="28"/>
+              </w:rPr>
+            </w:r>
+          </w:p>
+        </w:tc>
+      </w:tr>
+    </w:tbl>
+    <w:p/>
+    <w:p>
+      <w:pPr>
+        <w:keepNext w:val="0"/>
+        <w:spacing w:after="60" w:line="240" w:lineRule="auto"/>
+        <w:jc w:val="both"/>
+      </w:pPr>
+      <w:r>
+        <w:rPr>
+          <w:rFonts w:ascii="Times New Roman" w:hAnsi="Times New Roman" w:eastAsia="Times New Roman"/>
+          <w:b w:val="0"/>
+          <w:i w:val="0"/>
+          <w:sz w:val="28"/>
+        </w:rPr>
+        <w:t>Ответ:</w:t>
+      </w:r>
+    </w:p>
+    <w:p>
+      <w:pPr>
+        <w:keepNext w:val="0"/>
+        <w:spacing w:after="60" w:line="240" w:lineRule="auto"/>
+        <w:jc w:val="both"/>
+      </w:pPr>
+      <w:r>
+        <w:rPr>
+          <w:rFonts w:ascii="Times New Roman" w:hAnsi="Times New Roman" w:eastAsia="Times New Roman"/>
+          <w:b/>
+          <w:sz w:val="28"/>
+        </w:rPr>
+        <w:t xml:space="preserve">№16 </w:t>
+      </w:r>
+      <w:r>
+        <w:rPr>
+          <w:rFonts w:ascii="Times New Roman" w:hAnsi="Times New Roman" w:eastAsia="Times New Roman"/>
+          <w:b w:val="0"/>
+          <w:i w:val="0"/>
+          <w:sz w:val="28"/>
+        </w:rPr>
+        <w:t>В семье граждан Российской Федерации Фрольчиковых муж работает, а жена, пенсионерка, ведёт домашнее хозяйство. Найдите в приведённом списке примеры имущества каждого из супругов. Запишите цифры, под которыми они указаны.</w:t>
+      </w:r>
+    </w:p>
+    <w:p>
+      <w:pPr>
+        <w:keepNext w:val="0"/>
+        <w:spacing w:after="60" w:line="240" w:lineRule="auto"/>
+        <w:jc w:val="both"/>
+      </w:pPr>
+      <w:r>
+        <w:rPr>
+          <w:rFonts w:ascii="Times New Roman" w:hAnsi="Times New Roman" w:eastAsia="Times New Roman"/>
+          <w:b w:val="0"/>
+          <w:i w:val="0"/>
+          <w:sz w:val="28"/>
+        </w:rPr>
+        <w:t>1) трехкомнатная квартира, полученная женой в порядке наследования от двоюродной сестры</w:t>
+      </w:r>
+    </w:p>
+    <w:p>
+      <w:pPr>
+        <w:keepNext w:val="0"/>
+        <w:spacing w:after="60" w:line="240" w:lineRule="auto"/>
+        <w:jc w:val="both"/>
+      </w:pPr>
+      <w:r>
+        <w:rPr>
+          <w:rFonts w:ascii="Times New Roman" w:hAnsi="Times New Roman" w:eastAsia="Times New Roman"/>
+          <w:b w:val="0"/>
+          <w:i w:val="0"/>
+          <w:sz w:val="28"/>
+        </w:rPr>
+        <w:t>2) полученный мужем в подарок от родителей автомобиль</w:t>
+      </w:r>
+    </w:p>
+    <w:p>
+      <w:pPr>
+        <w:keepNext w:val="0"/>
+        <w:spacing w:after="60" w:line="240" w:lineRule="auto"/>
+        <w:jc w:val="both"/>
+      </w:pPr>
+      <w:r>
+        <w:rPr>
+          <w:rFonts w:ascii="Times New Roman" w:hAnsi="Times New Roman" w:eastAsia="Times New Roman"/>
+          <w:b w:val="0"/>
+          <w:i w:val="0"/>
+          <w:sz w:val="28"/>
+        </w:rPr>
+        <w:t>3) садовый участок, купленный женой за два года до вступления в брак</w:t>
+      </w:r>
+    </w:p>
+    <w:p>
+      <w:pPr>
+        <w:keepNext w:val="0"/>
+        <w:spacing w:after="60" w:line="240" w:lineRule="auto"/>
+        <w:jc w:val="both"/>
+      </w:pPr>
+      <w:r>
+        <w:rPr>
+          <w:rFonts w:ascii="Times New Roman" w:hAnsi="Times New Roman" w:eastAsia="Times New Roman"/>
+          <w:b w:val="0"/>
+          <w:i w:val="0"/>
+          <w:sz w:val="28"/>
+        </w:rPr>
+        <w:t>4) пенсия по старости, которую получает жена</w:t>
+      </w:r>
+    </w:p>
+    <w:p>
+      <w:pPr>
+        <w:keepNext w:val="0"/>
+        <w:spacing w:after="60" w:line="240" w:lineRule="auto"/>
+        <w:jc w:val="both"/>
+      </w:pPr>
+      <w:r>
+        <w:rPr>
+          <w:rFonts w:ascii="Times New Roman" w:hAnsi="Times New Roman" w:eastAsia="Times New Roman"/>
+          <w:b w:val="0"/>
+          <w:i w:val="0"/>
+          <w:sz w:val="28"/>
+        </w:rPr>
+        <w:t>5) заработная плата, ежемесячно получаемая мужем</w:t>
+      </w:r>
+    </w:p>
+    <w:p>
+      <w:pPr>
+        <w:keepNext w:val="0"/>
+        <w:spacing w:after="60" w:line="240" w:lineRule="auto"/>
+        <w:jc w:val="both"/>
+      </w:pPr>
+      <w:r>
+        <w:rPr>
+          <w:rFonts w:ascii="Times New Roman" w:hAnsi="Times New Roman" w:eastAsia="Times New Roman"/>
+          <w:b w:val="0"/>
+          <w:i w:val="0"/>
+          <w:sz w:val="28"/>
+        </w:rPr>
+        <w:t>6) облигации государственного займа, приобретённые в период брака</w:t>
+      </w:r>
+    </w:p>
+    <w:p>
+      <w:pPr>
+        <w:keepNext w:val="0"/>
+        <w:spacing w:after="60" w:line="240" w:lineRule="auto"/>
+        <w:jc w:val="both"/>
+      </w:pPr>
+      <w:r>
+        <w:rPr>
+          <w:rFonts w:ascii="Times New Roman" w:hAnsi="Times New Roman" w:eastAsia="Times New Roman"/>
+          <w:b w:val="0"/>
+          <w:i w:val="0"/>
+          <w:sz w:val="28"/>
+        </w:rPr>
+        <w:t>Ответ:</w:t>
+      </w:r>
+    </w:p>
+    <w:p>
+      <w:r>
+        <w:br w:type="page"/>
+      </w:r>
+    </w:p>
+    <w:p>
+      <w:pPr>
+        <w:keepNext/>
+        <w:spacing w:after="60" w:line="240" w:lineRule="auto"/>
+        <w:jc w:val="both"/>
+      </w:pPr>
+      <w:r>
+        <w:rPr>
+          <w:rFonts w:ascii="Times New Roman" w:hAnsi="Times New Roman" w:eastAsia="Times New Roman"/>
+          <w:b/>
+          <w:i w:val="0"/>
+          <w:sz w:val="28"/>
+        </w:rPr>
+        <w:t>Вторая часть</w:t>
+      </w:r>
+    </w:p>
+    <w:p>
+      <w:pPr>
+        <w:keepNext w:val="0"/>
+        <w:spacing w:after="60" w:line="240" w:lineRule="auto"/>
+        <w:jc w:val="both"/>
+      </w:pPr>
+      <w:r>
+        <w:rPr>
+          <w:rFonts w:ascii="Times New Roman" w:hAnsi="Times New Roman" w:eastAsia="Times New Roman"/>
+          <w:b w:val="0"/>
+          <w:i w:val="0"/>
+          <w:sz w:val="28"/>
+        </w:rPr>
+        <w:t>Воздействие общества на личность происходит или непосредственно, или через группы, организации, или через средства массовой информации. Конкретные группы, в которых личность приобщается к системам норм и ценностей и которые выступают своеобразными трансляторами социального опыта, получили название институтов социализации.</w:t>
+      </w:r>
+    </w:p>
+    <w:p>
+      <w:pPr>
+        <w:keepNext w:val="0"/>
+        <w:spacing w:after="60" w:line="240" w:lineRule="auto"/>
+        <w:jc w:val="both"/>
+      </w:pPr>
+      <w:r>
+        <w:rPr>
+          <w:rFonts w:ascii="Times New Roman" w:hAnsi="Times New Roman" w:eastAsia="Times New Roman"/>
+          <w:b w:val="0"/>
+          <w:i w:val="0"/>
+          <w:sz w:val="28"/>
+        </w:rPr>
+        <w:t>В период раннего детства такими институтами становятся семья и дошкольные учреждения. Именно в семье дети приобретают начальные навыки взаимодействия, осваивают первые социальные роли, осмысливают первые социальные нормы и ценности. В семье поведение родителей определяет отношение растущего человека к окружающему миру. Такое поведение можно охарактеризовать двумя парами признаков: неприятие — расположение и терпимость — сдерживание.</w:t>
+      </w:r>
+    </w:p>
+    <w:p>
+      <w:pPr>
+        <w:keepNext w:val="0"/>
+        <w:spacing w:after="60" w:line="240" w:lineRule="auto"/>
+        <w:jc w:val="both"/>
+      </w:pPr>
+      <w:r>
+        <w:rPr>
+          <w:rFonts w:ascii="Times New Roman" w:hAnsi="Times New Roman" w:eastAsia="Times New Roman"/>
+          <w:b w:val="0"/>
+          <w:i w:val="0"/>
+          <w:sz w:val="28"/>
+        </w:rPr>
+        <w:t>Роль семьи как института социализации зависит от типа общества, от его традиций и культурных норм. Родители, как правило, служат для детей образцами и учителями в области человеческих взаимоотношений. Самосознание детей формируется не только путём прямого научения и подражания, но и путём соотнесения своего опыта с образом жизни своих родителей.</w:t>
+      </w:r>
+    </w:p>
+    <w:p>
+      <w:pPr>
+        <w:keepNext w:val="0"/>
+        <w:spacing w:after="60" w:line="240" w:lineRule="auto"/>
+        <w:jc w:val="both"/>
+      </w:pPr>
+      <w:r>
+        <w:rPr>
+          <w:rFonts w:ascii="Times New Roman" w:hAnsi="Times New Roman" w:eastAsia="Times New Roman"/>
+          <w:b w:val="0"/>
+          <w:i w:val="0"/>
+          <w:sz w:val="28"/>
+        </w:rPr>
+        <w:t>На следующем этапе основным институтом выступает средняя школа, обеспечивая ребёнку образование, формируя первичные гражданские представления, подготавливая его к жизни в обществе и в более широком смысле. Школьное развитие человека как личности и субъекта деятельности предполагает развитие интеллекта, совершенствование эмоциональной сферы, уверенности в себе, мотивации самосовершенствования и т.д. Кроме того, школа интенсифицирует общение со сверстниками, что служит важнейшим институтом социализации, независимым от контроля взрослых, развивая самостоятельность, автономность, устойчивость к стрессам.</w:t>
+      </w:r>
+    </w:p>
+    <w:p>
+      <w:pPr>
+        <w:keepNext w:val="0"/>
+        <w:spacing w:after="60" w:line="240" w:lineRule="auto"/>
+        <w:jc w:val="both"/>
+      </w:pPr>
+      <w:r>
+        <w:rPr>
+          <w:rFonts w:ascii="Times New Roman" w:hAnsi="Times New Roman" w:eastAsia="Times New Roman"/>
+          <w:b w:val="0"/>
+          <w:i w:val="0"/>
+          <w:sz w:val="28"/>
+        </w:rPr>
+        <w:t>На трудовой стадии ведущим институтом социализации выступает трудовой коллектив, деятельность которого не может быть сведена только к функции передачи социального опыта. Критериями социализированности личности становятся содержание установок и ценностей; адаптированность и адекватность личности; социальная идентичность. Исходя из того, что главная цель социализации личности — её самореализация, развитие способностей, главным критерием социализированности личности можно считать уровень её независимости, уверенности, самостоятельности, раскрепощённости, инициативности, незакомплексованности. (По Е.И. Рогову)</w:t>
+      </w:r>
+    </w:p>
+    <w:p>
+      <w:pPr>
+        <w:keepNext/>
+        <w:spacing w:after="60" w:line="240" w:lineRule="auto"/>
+        <w:jc w:val="both"/>
+      </w:pPr>
+      <w:r>
+        <w:rPr>
+          <w:rFonts w:ascii="Times New Roman" w:hAnsi="Times New Roman" w:eastAsia="Times New Roman"/>
+          <w:b/>
+          <w:i w:val="0"/>
+          <w:sz w:val="28"/>
+        </w:rPr>
+        <w:t>№17</w:t>
+      </w:r>
+    </w:p>
+    <w:p>
+      <w:pPr>
+        <w:keepNext w:val="0"/>
+        <w:spacing w:after="60" w:line="240" w:lineRule="auto"/>
+        <w:jc w:val="both"/>
+      </w:pPr>
+      <w:r>
+        <w:rPr>
+          <w:rFonts w:ascii="Times New Roman" w:hAnsi="Times New Roman" w:eastAsia="Times New Roman"/>
+          <w:b w:val="0"/>
+          <w:i w:val="0"/>
+          <w:sz w:val="28"/>
+        </w:rPr>
+        <w:t>Какими двумя парами признаков можно охарактеризовать поведение родителей? Как формируется самосознание детей? Что можно считать главным критерием социализированности личности?</w:t>
+      </w:r>
+    </w:p>
+    <w:p>
+      <w:pPr>
+        <w:keepNext w:val="0"/>
+        <w:spacing w:after="60" w:line="240" w:lineRule="auto"/>
+        <w:jc w:val="both"/>
+      </w:pPr>
+      <w:r>
+        <w:rPr>
+          <w:rFonts w:ascii="Times New Roman" w:hAnsi="Times New Roman" w:eastAsia="Times New Roman"/>
+          <w:b w:val="0"/>
+          <w:i w:val="0"/>
+          <w:sz w:val="28"/>
+        </w:rPr>
+        <w:t>Ответ:</w:t>
+      </w:r>
+    </w:p>
+    <w:p>
+      <w:pPr>
+        <w:keepNext/>
+        <w:spacing w:after="60" w:line="240" w:lineRule="auto"/>
+        <w:jc w:val="both"/>
+      </w:pPr>
+      <w:r>
+        <w:rPr>
+          <w:rFonts w:ascii="Times New Roman" w:hAnsi="Times New Roman" w:eastAsia="Times New Roman"/>
+          <w:b/>
+          <w:i w:val="0"/>
+          <w:sz w:val="28"/>
+        </w:rPr>
+        <w:t>№18</w:t>
+      </w:r>
+    </w:p>
+    <w:p>
+      <w:pPr>
+        <w:keepNext w:val="0"/>
+        <w:spacing w:after="60" w:line="240" w:lineRule="auto"/>
+        <w:jc w:val="both"/>
+      </w:pPr>
+      <w:r>
+        <w:rPr>
+          <w:rFonts w:ascii="Times New Roman" w:hAnsi="Times New Roman" w:eastAsia="Times New Roman"/>
+          <w:b w:val="0"/>
+          <w:i w:val="0"/>
+          <w:sz w:val="28"/>
+        </w:rPr>
+        <w:t>В тексте упомянуты ключевые понятия социально-гуманитарных наук. Используя обществоведческие знания,</w:t>
+      </w:r>
+    </w:p>
+    <w:p>
+      <w:pPr>
+        <w:keepNext w:val="0"/>
+        <w:spacing w:after="60" w:line="240" w:lineRule="auto"/>
+        <w:jc w:val="both"/>
+      </w:pPr>
+      <w:r>
+        <w:rPr>
+          <w:rFonts w:ascii="Times New Roman" w:hAnsi="Times New Roman" w:eastAsia="Times New Roman"/>
+          <w:b w:val="0"/>
+          <w:i w:val="0"/>
+          <w:sz w:val="28"/>
+        </w:rPr>
+        <w:t>— укажите не менее двух основных черт отличия семьи от других малых групп;</w:t>
+      </w:r>
+    </w:p>
+    <w:p>
+      <w:pPr>
+        <w:keepNext w:val="0"/>
+        <w:spacing w:after="60" w:line="240" w:lineRule="auto"/>
+        <w:jc w:val="both"/>
+      </w:pPr>
+      <w:r>
+        <w:rPr>
+          <w:rFonts w:ascii="Times New Roman" w:hAnsi="Times New Roman" w:eastAsia="Times New Roman"/>
+          <w:b w:val="0"/>
+          <w:i w:val="0"/>
+          <w:sz w:val="28"/>
+        </w:rPr>
+        <w:t>— объясните связь возможности достижения указанной автором главной цели социализации с типом общества. (Объяснение может быть дано в одном или нескольких распространённых предложениях.)</w:t>
+      </w:r>
+    </w:p>
+    <w:p>
+      <w:pPr>
+        <w:keepNext w:val="0"/>
+        <w:spacing w:after="60" w:line="240" w:lineRule="auto"/>
+        <w:jc w:val="both"/>
+      </w:pPr>
+      <w:r>
+        <w:rPr>
+          <w:rFonts w:ascii="Times New Roman" w:hAnsi="Times New Roman" w:eastAsia="Times New Roman"/>
+          <w:b w:val="0"/>
+          <w:i w:val="0"/>
+          <w:sz w:val="28"/>
+        </w:rPr>
+        <w:t>Ответ:</w:t>
+      </w:r>
+    </w:p>
+    <w:p>
+      <w:pPr>
+        <w:keepNext w:val="0"/>
+        <w:spacing w:after="60" w:line="240" w:lineRule="auto"/>
+        <w:jc w:val="both"/>
+      </w:pPr>
+      <w:r>
+        <w:rPr>
+          <w:rFonts w:ascii="Times New Roman" w:hAnsi="Times New Roman" w:eastAsia="Times New Roman"/>
+          <w:b/>
+          <w:sz w:val="28"/>
+        </w:rPr>
+        <w:t xml:space="preserve">№19 </w:t>
+      </w:r>
+      <w:r>
+        <w:rPr>
+          <w:rFonts w:ascii="Times New Roman" w:hAnsi="Times New Roman" w:eastAsia="Times New Roman"/>
+          <w:b w:val="0"/>
+          <w:i w:val="0"/>
+          <w:sz w:val="28"/>
+        </w:rPr>
+        <w:t>Назовите и проиллюстрируйте примерами любые три направления влияния государства на социализацию человека.(Каждый пример должен быть сформулирован развёрнуто).</w:t>
+      </w:r>
+    </w:p>
+    <w:p>
+      <w:pPr>
+        <w:keepNext w:val="0"/>
+        <w:spacing w:after="60" w:line="240" w:lineRule="auto"/>
+        <w:jc w:val="both"/>
+      </w:pPr>
+      <w:r>
+        <w:rPr>
+          <w:rFonts w:ascii="Times New Roman" w:hAnsi="Times New Roman" w:eastAsia="Times New Roman"/>
+          <w:b w:val="0"/>
+          <w:i w:val="0"/>
+          <w:sz w:val="28"/>
+        </w:rPr>
+        <w:t>Ответ:</w:t>
+      </w:r>
+    </w:p>
+    <w:p>
+      <w:pPr>
+        <w:keepNext w:val="0"/>
+        <w:spacing w:after="60" w:line="240" w:lineRule="auto"/>
+        <w:jc w:val="both"/>
+      </w:pPr>
+      <w:r>
+        <w:rPr>
+          <w:rFonts w:ascii="Times New Roman" w:hAnsi="Times New Roman" w:eastAsia="Times New Roman"/>
+          <w:b/>
+          <w:sz w:val="28"/>
+        </w:rPr>
+        <w:t xml:space="preserve">№20 </w:t>
+      </w:r>
+      <w:r>
+        <w:rPr>
+          <w:rFonts w:ascii="Times New Roman" w:hAnsi="Times New Roman" w:eastAsia="Times New Roman"/>
+          <w:b w:val="0"/>
+          <w:i w:val="0"/>
+          <w:sz w:val="28"/>
+        </w:rPr>
+        <w:t>Каким образом благополучие семьи влияет на благополучие всего общества? Выскажите три предположения. (Каждое суждение должно быть сформулировано как распространённое предложение.)</w:t>
+      </w:r>
+    </w:p>
+    <w:p>
+      <w:pPr>
+        <w:keepNext w:val="0"/>
+        <w:spacing w:after="60" w:line="240" w:lineRule="auto"/>
+        <w:jc w:val="both"/>
+      </w:pPr>
+      <w:r>
+        <w:rPr>
+          <w:rFonts w:ascii="Times New Roman" w:hAnsi="Times New Roman" w:eastAsia="Times New Roman"/>
+          <w:b w:val="0"/>
+          <w:i w:val="0"/>
+          <w:sz w:val="28"/>
+        </w:rPr>
+        <w:t>Ответ:</w:t>
+      </w:r>
+    </w:p>
+    <w:p>
+      <w:pPr>
+        <w:keepNext w:val="0"/>
+        <w:spacing w:after="60" w:line="240" w:lineRule="auto"/>
+        <w:jc w:val="both"/>
+      </w:pPr>
+      <w:r>
+        <w:rPr>
+          <w:rFonts w:ascii="Times New Roman" w:hAnsi="Times New Roman" w:eastAsia="Times New Roman"/>
+          <w:b/>
+          <w:sz w:val="28"/>
+        </w:rPr>
+        <w:t xml:space="preserve">№21 </w:t>
+      </w:r>
+      <w:r>
+        <w:rPr>
+          <w:rFonts w:ascii="Times New Roman" w:hAnsi="Times New Roman" w:eastAsia="Times New Roman"/>
+          <w:b w:val="0"/>
+          <w:i w:val="0"/>
+          <w:sz w:val="28"/>
+        </w:rPr>
+        <w:t>На графике изображено изменение ситуации на рынке дачной мебели. Кривая предложения переместилась из положения S в положение S1 при неизменном спросе D. (На графике P — цена товара; Q — количество товара).</w:t>
+      </w:r>
+    </w:p>
+    <w:p>
+      <w:pPr>
+        <w:spacing w:after="80"/>
+        <w:jc w:val="center"/>
+      </w:pPr>
+      <w:r>
         <w:drawing>
           <wp:inline xmlns:a="http://schemas.openxmlformats.org/drawingml/2006/main" xmlns:pic="http://schemas.openxmlformats.org/drawingml/2006/picture">
-            <wp:extent cx="5400000" cy="4752000"/>
+            <wp:extent cx="3348000" cy="3348000"/>
             <wp:docPr id="2" name="Picture 2"/>
             <wp:cNvGraphicFramePr>
               <a:graphicFrameLocks noChangeAspect="1"/>
@@ -406,12 +3800,11 @@
               <a:graphicData uri="http://schemas.openxmlformats.org/drawingml/2006/picture">
                 <pic:pic>
                   <pic:nvPicPr>
-                    <pic:cNvPr id="0" name="asset-0101.png"/>
+                    <pic:cNvPr id="0" name="asset-0104.png"/>
                     <pic:cNvPicPr/>
                   </pic:nvPicPr>
                   <pic:blipFill>
                     <a:blip r:embed="rId10"/>
-                    <a:srcRect b="12000"/>
                     <a:stretch>
                       <a:fillRect/>
                     </a:stretch>
@@ -419,7 +3812,7 @@
                   <pic:spPr>
                     <a:xfrm>
                       <a:off x="0" y="0"/>
-                      <a:ext cx="5400000" cy="4752000"/>
+                      <a:ext cx="3348000" cy="3348000"/>
                     </a:xfrm>
                     <a:prstGeom prst="rect"/>
                   </pic:spPr>
@@ -432,1832 +3825,63 @@
     </w:p>
     <w:p>
       <w:pPr>
-        <w:widowControl/>
-        <w:spacing w:line="240" w:lineRule="auto" w:after="0"/>
+        <w:keepNext w:val="0"/>
+        <w:spacing w:after="60" w:line="240" w:lineRule="auto"/>
+        <w:jc w:val="both"/>
       </w:pPr>
       <w:r>
         <w:rPr>
           <w:rFonts w:ascii="Times New Roman" w:hAnsi="Times New Roman" w:eastAsia="Times New Roman"/>
           <w:b w:val="0"/>
           <w:i w:val="0"/>
-          <w:color w:val="181A1F"/>
           <w:sz w:val="28"/>
         </w:rPr>
-        <w:t>Найдите в приведённом списке выводы, которые можно сделать на основе диаграммы, и запишите цифры, под которыми они указаны.</w:t>
+        <w:t xml:space="preserve">Как изменилась равновесная цена? </w:t>
       </w:r>
     </w:p>
     <w:p>
       <w:pPr>
-        <w:widowControl/>
-        <w:spacing w:line="240" w:lineRule="auto" w:after="0"/>
+        <w:keepNext w:val="0"/>
+        <w:spacing w:after="60" w:line="240" w:lineRule="auto"/>
+        <w:jc w:val="both"/>
       </w:pPr>
       <w:r>
         <w:rPr>
           <w:rFonts w:ascii="Times New Roman" w:hAnsi="Times New Roman" w:eastAsia="Times New Roman"/>
           <w:b w:val="0"/>
           <w:i w:val="0"/>
-          <w:color w:val="181A1F"/>
           <w:sz w:val="28"/>
         </w:rPr>
-        <w:t>1) Доля тех, кто отметил ухудшение здоровья людей, в стране Z меньше, чем в стране Y.</w:t>
+        <w:t xml:space="preserve">Что могло вызвать изменение предложения? Сначала укажите любое одно обстоятельство (фактор), затем объясните его влияние на предложение (обязательно укажите характер изменения предложение). (Объяснение должно быть дано применительно к рынку, указанному в тексте задания.) </w:t>
       </w:r>
     </w:p>
     <w:p>
       <w:pPr>
-        <w:widowControl/>
-        <w:spacing w:line="240" w:lineRule="auto" w:after="0"/>
+        <w:keepNext w:val="0"/>
+        <w:spacing w:after="60" w:line="240" w:lineRule="auto"/>
+        <w:jc w:val="both"/>
       </w:pPr>
       <w:r>
         <w:rPr>
           <w:rFonts w:ascii="Times New Roman" w:hAnsi="Times New Roman" w:eastAsia="Times New Roman"/>
           <w:b w:val="0"/>
           <w:i w:val="0"/>
-          <w:color w:val="181A1F"/>
           <w:sz w:val="28"/>
         </w:rPr>
-        <w:t>2) В стране Z доля тех, кто отметил нарушение естественного порядка в природе, больше доли тех, кто отметил сокращение возможности для отдыха на природе.</w:t>
+        <w:t>Как изменятся спрос и равновесная цена на данном рынке, если при прочих равных условиях снизятся доходы потребителей?</w:t>
       </w:r>
     </w:p>
     <w:p>
       <w:pPr>
-        <w:widowControl/>
-        <w:spacing w:line="240" w:lineRule="auto" w:after="0"/>
+        <w:keepNext w:val="0"/>
+        <w:spacing w:after="60" w:line="240" w:lineRule="auto"/>
+        <w:jc w:val="both"/>
       </w:pPr>
       <w:r>
         <w:rPr>
           <w:rFonts w:ascii="Times New Roman" w:hAnsi="Times New Roman" w:eastAsia="Times New Roman"/>
           <w:b w:val="0"/>
           <w:i w:val="0"/>
-          <w:color w:val="181A1F"/>
-          <w:sz w:val="28"/>
-        </w:rPr>
-        <w:t>3) Доля тех, кто затруднился с ответом, в стране Y больше, чем в стране Z.</w:t>
-      </w:r>
-    </w:p>
-    <w:p>
-      <w:pPr>
-        <w:widowControl/>
-        <w:spacing w:line="240" w:lineRule="auto" w:after="0"/>
-      </w:pPr>
-      <w:r>
-        <w:rPr>
-          <w:rFonts w:ascii="Times New Roman" w:hAnsi="Times New Roman" w:eastAsia="Times New Roman"/>
-          <w:b w:val="0"/>
-          <w:i w:val="0"/>
-          <w:color w:val="181A1F"/>
-          <w:sz w:val="28"/>
-        </w:rPr>
-        <w:t>4) Равные доли опрошенных в стране Y отметили исчезновение зелёных зон и сокращение возможности для отдыха на природе.</w:t>
-      </w:r>
-    </w:p>
-    <w:p>
-      <w:pPr>
-        <w:widowControl/>
-        <w:spacing w:line="240" w:lineRule="auto" w:after="0"/>
-      </w:pPr>
-      <w:r>
-        <w:rPr>
-          <w:rFonts w:ascii="Times New Roman" w:hAnsi="Times New Roman" w:eastAsia="Times New Roman"/>
-          <w:b w:val="0"/>
-          <w:i w:val="0"/>
-          <w:color w:val="181A1F"/>
-          <w:sz w:val="28"/>
-        </w:rPr>
-        <w:t>5) Доля тех, кто отметил уничтожение природных богатств, в стране Y больше, чем в стране Z.</w:t>
-      </w:r>
-    </w:p>
-    <w:p>
-      <w:pPr>
-        <w:keepNext/>
-        <w:widowControl/>
-        <w:spacing w:line="240" w:lineRule="auto" w:after="0" w:before="120"/>
-      </w:pPr>
-      <w:r>
-        <w:rPr>
-          <w:rFonts w:ascii="Times New Roman" w:hAnsi="Times New Roman" w:eastAsia="Times New Roman"/>
-          <w:b/>
-          <w:color w:val="181A1F"/>
-          <w:sz w:val="28"/>
-        </w:rPr>
-        <w:t>4.</w:t>
-      </w:r>
-    </w:p>
-    <w:p>
-      <w:pPr>
-        <w:widowControl/>
-        <w:spacing w:line="240" w:lineRule="auto" w:after="0"/>
-      </w:pPr>
-      <w:r>
-        <w:rPr>
-          <w:rFonts w:ascii="Times New Roman" w:hAnsi="Times New Roman" w:eastAsia="Times New Roman"/>
-          <w:b w:val="0"/>
-          <w:i w:val="0"/>
-          <w:color w:val="181A1F"/>
-          <w:sz w:val="28"/>
-        </w:rPr>
-        <w:t>Выберите верные суждения о социальных нормах и запишите цифры, под которыми они указаны.</w:t>
-      </w:r>
-    </w:p>
-    <w:p>
-      <w:pPr>
-        <w:widowControl/>
-        <w:spacing w:line="240" w:lineRule="auto" w:after="0"/>
-      </w:pPr>
-      <w:r>
-        <w:rPr>
-          <w:rFonts w:ascii="Times New Roman" w:hAnsi="Times New Roman" w:eastAsia="Times New Roman"/>
-          <w:b w:val="0"/>
-          <w:i w:val="0"/>
-          <w:color w:val="181A1F"/>
-          <w:sz w:val="28"/>
-        </w:rPr>
-        <w:t>1) К способам регулирования поведения людей социальными нормами относятся дозволение и предписание.</w:t>
-      </w:r>
-    </w:p>
-    <w:p>
-      <w:pPr>
-        <w:widowControl/>
-        <w:spacing w:line="240" w:lineRule="auto" w:after="0"/>
-      </w:pPr>
-      <w:r>
-        <w:rPr>
-          <w:rFonts w:ascii="Times New Roman" w:hAnsi="Times New Roman" w:eastAsia="Times New Roman"/>
-          <w:b w:val="0"/>
-          <w:i w:val="0"/>
-          <w:color w:val="181A1F"/>
-          <w:sz w:val="28"/>
-        </w:rPr>
-        <w:t>2) Моральные нормы являются одним из видов социальных норм.</w:t>
-      </w:r>
-    </w:p>
-    <w:p>
-      <w:pPr>
-        <w:widowControl/>
-        <w:spacing w:line="240" w:lineRule="auto" w:after="0"/>
-      </w:pPr>
-      <w:r>
-        <w:rPr>
-          <w:rFonts w:ascii="Times New Roman" w:hAnsi="Times New Roman" w:eastAsia="Times New Roman"/>
-          <w:b w:val="0"/>
-          <w:i w:val="0"/>
-          <w:color w:val="181A1F"/>
-          <w:sz w:val="28"/>
-        </w:rPr>
-        <w:t>3) Все социальные нормы имеют рекомендательный характер.</w:t>
-      </w:r>
-    </w:p>
-    <w:p>
-      <w:pPr>
-        <w:widowControl/>
-        <w:spacing w:line="240" w:lineRule="auto" w:after="0"/>
-      </w:pPr>
-      <w:r>
-        <w:rPr>
-          <w:rFonts w:ascii="Times New Roman" w:hAnsi="Times New Roman" w:eastAsia="Times New Roman"/>
-          <w:b w:val="0"/>
-          <w:i w:val="0"/>
-          <w:color w:val="181A1F"/>
-          <w:sz w:val="28"/>
-        </w:rPr>
-        <w:t>4) Одной из разновидностей социальных норм являются социальные санкции.</w:t>
-      </w:r>
-    </w:p>
-    <w:p>
-      <w:pPr>
-        <w:widowControl/>
-        <w:spacing w:line="240" w:lineRule="auto" w:after="0"/>
-      </w:pPr>
-      <w:r>
-        <w:rPr>
-          <w:rFonts w:ascii="Times New Roman" w:hAnsi="Times New Roman" w:eastAsia="Times New Roman"/>
-          <w:b w:val="0"/>
-          <w:i w:val="0"/>
-          <w:color w:val="181A1F"/>
-          <w:sz w:val="28"/>
-        </w:rPr>
-        <w:t>5) Корпоративные нормы распространяются на членов объединений и обеспечиваются мерами общественного воздействия.</w:t>
-      </w:r>
-    </w:p>
-    <w:p>
-      <w:pPr>
-        <w:keepNext/>
-        <w:widowControl/>
-        <w:spacing w:line="240" w:lineRule="auto" w:after="0" w:before="120"/>
-      </w:pPr>
-      <w:r>
-        <w:rPr>
-          <w:rFonts w:ascii="Times New Roman" w:hAnsi="Times New Roman" w:eastAsia="Times New Roman"/>
-          <w:b/>
-          <w:color w:val="181A1F"/>
-          <w:sz w:val="28"/>
-        </w:rPr>
-        <w:t>5.</w:t>
-      </w:r>
-    </w:p>
-    <w:p>
-      <w:pPr>
-        <w:widowControl/>
-        <w:spacing w:line="240" w:lineRule="auto" w:after="0"/>
-      </w:pPr>
-      <w:r>
-        <w:rPr>
-          <w:rFonts w:ascii="Times New Roman" w:hAnsi="Times New Roman" w:eastAsia="Times New Roman"/>
-          <w:b w:val="0"/>
-          <w:i w:val="0"/>
-          <w:color w:val="181A1F"/>
-          <w:sz w:val="28"/>
-        </w:rPr>
-        <w:t>Выберите верные суждения о социальной стратификации и социальной мобильности и запишите цифры, под которыми они указаны.</w:t>
-      </w:r>
-    </w:p>
-    <w:p>
-      <w:pPr>
-        <w:widowControl/>
-        <w:spacing w:line="240" w:lineRule="auto" w:after="0"/>
-      </w:pPr>
-      <w:r>
-        <w:rPr>
-          <w:rFonts w:ascii="Times New Roman" w:hAnsi="Times New Roman" w:eastAsia="Times New Roman"/>
-          <w:b w:val="0"/>
-          <w:i w:val="0"/>
-          <w:color w:val="181A1F"/>
-          <w:sz w:val="28"/>
-        </w:rPr>
-        <w:t>1) Горизонтальная социальная мобильность всегда имеет групповой характер.</w:t>
-      </w:r>
-    </w:p>
-    <w:p>
-      <w:pPr>
-        <w:widowControl/>
-        <w:spacing w:line="240" w:lineRule="auto" w:after="0"/>
-      </w:pPr>
-      <w:r>
-        <w:rPr>
-          <w:rFonts w:ascii="Times New Roman" w:hAnsi="Times New Roman" w:eastAsia="Times New Roman"/>
-          <w:b w:val="0"/>
-          <w:i w:val="0"/>
-          <w:color w:val="181A1F"/>
-          <w:sz w:val="28"/>
-        </w:rPr>
-        <w:t>2) Различают восходящую и нисходящую вертикальную мобильность.</w:t>
-      </w:r>
-    </w:p>
-    <w:p>
-      <w:pPr>
-        <w:widowControl/>
-        <w:spacing w:line="240" w:lineRule="auto" w:after="0"/>
-      </w:pPr>
-      <w:r>
-        <w:rPr>
-          <w:rFonts w:ascii="Times New Roman" w:hAnsi="Times New Roman" w:eastAsia="Times New Roman"/>
-          <w:b w:val="0"/>
-          <w:i w:val="0"/>
-          <w:color w:val="181A1F"/>
-          <w:sz w:val="28"/>
-        </w:rPr>
-        <w:t>3) Одним из критериев социальной стратификации общества выступает объём власти.</w:t>
-      </w:r>
-    </w:p>
-    <w:p>
-      <w:pPr>
-        <w:widowControl/>
-        <w:spacing w:line="240" w:lineRule="auto" w:after="0"/>
-      </w:pPr>
-      <w:r>
-        <w:rPr>
-          <w:rFonts w:ascii="Times New Roman" w:hAnsi="Times New Roman" w:eastAsia="Times New Roman"/>
-          <w:b w:val="0"/>
-          <w:i w:val="0"/>
-          <w:color w:val="181A1F"/>
-          <w:sz w:val="28"/>
-        </w:rPr>
-        <w:t>4) Вертикальная мобильность обозначает переход индивида в социальную группу с равным статусом.</w:t>
-      </w:r>
-    </w:p>
-    <w:p>
-      <w:pPr>
-        <w:widowControl/>
-        <w:spacing w:line="240" w:lineRule="auto" w:after="0"/>
-      </w:pPr>
-      <w:r>
-        <w:rPr>
-          <w:rFonts w:ascii="Times New Roman" w:hAnsi="Times New Roman" w:eastAsia="Times New Roman"/>
-          <w:b w:val="0"/>
-          <w:i w:val="0"/>
-          <w:color w:val="181A1F"/>
-          <w:sz w:val="28"/>
-        </w:rPr>
-        <w:t>5) К критериям выделения социальных страт относят уровень доходов.</w:t>
-      </w:r>
-    </w:p>
-    <w:p>
-      <w:pPr>
-        <w:keepNext/>
-        <w:widowControl/>
-        <w:spacing w:line="240" w:lineRule="auto" w:after="0" w:before="120"/>
-      </w:pPr>
-      <w:r>
-        <w:rPr>
-          <w:rFonts w:ascii="Times New Roman" w:hAnsi="Times New Roman" w:eastAsia="Times New Roman"/>
-          <w:b/>
-          <w:color w:val="181A1F"/>
-          <w:sz w:val="28"/>
-        </w:rPr>
-        <w:t>6.</w:t>
-      </w:r>
-    </w:p>
-    <w:p>
-      <w:pPr>
-        <w:widowControl/>
-        <w:spacing w:line="240" w:lineRule="auto" w:after="0"/>
-      </w:pPr>
-      <w:r>
-        <w:rPr>
-          <w:rFonts w:ascii="Times New Roman" w:hAnsi="Times New Roman" w:eastAsia="Times New Roman"/>
-          <w:b w:val="0"/>
-          <w:i w:val="0"/>
-          <w:color w:val="181A1F"/>
-          <w:sz w:val="28"/>
-        </w:rPr>
-        <w:t>Выберите верные суждения о социальных группах и запишите цифры, под которыми они указаны.</w:t>
-      </w:r>
-    </w:p>
-    <w:p>
-      <w:pPr>
-        <w:widowControl/>
-        <w:spacing w:line="240" w:lineRule="auto" w:after="0"/>
-      </w:pPr>
-      <w:r>
-        <w:rPr>
-          <w:rFonts w:ascii="Times New Roman" w:hAnsi="Times New Roman" w:eastAsia="Times New Roman"/>
-          <w:b w:val="0"/>
-          <w:i w:val="0"/>
-          <w:color w:val="181A1F"/>
-          <w:sz w:val="28"/>
-        </w:rPr>
-        <w:t>1) К отличительным признакам малой группы относят непосредственное взаимодействие и воздействие друг на друга её членов.</w:t>
-      </w:r>
-    </w:p>
-    <w:p>
-      <w:pPr>
-        <w:widowControl/>
-        <w:spacing w:line="240" w:lineRule="auto" w:after="0"/>
-      </w:pPr>
-      <w:r>
-        <w:rPr>
-          <w:rFonts w:ascii="Times New Roman" w:hAnsi="Times New Roman" w:eastAsia="Times New Roman"/>
-          <w:b w:val="0"/>
-          <w:i w:val="0"/>
-          <w:color w:val="181A1F"/>
-          <w:sz w:val="28"/>
-        </w:rPr>
-        <w:t>2) Этнические общности образованы по демографическому принципу.</w:t>
-      </w:r>
-    </w:p>
-    <w:p>
-      <w:pPr>
-        <w:widowControl/>
-        <w:spacing w:line="240" w:lineRule="auto" w:after="0"/>
-      </w:pPr>
-      <w:r>
-        <w:rPr>
-          <w:rFonts w:ascii="Times New Roman" w:hAnsi="Times New Roman" w:eastAsia="Times New Roman"/>
-          <w:b w:val="0"/>
-          <w:i w:val="0"/>
-          <w:color w:val="181A1F"/>
-          <w:sz w:val="28"/>
-        </w:rPr>
-        <w:t>3) Социальной группой называют совокупность людей, имеющих какой-либо общий социально значимый признак.</w:t>
-      </w:r>
-    </w:p>
-    <w:p>
-      <w:pPr>
-        <w:widowControl/>
-        <w:spacing w:line="240" w:lineRule="auto" w:after="0"/>
-      </w:pPr>
-      <w:r>
-        <w:rPr>
-          <w:rFonts w:ascii="Times New Roman" w:hAnsi="Times New Roman" w:eastAsia="Times New Roman"/>
-          <w:b w:val="0"/>
-          <w:i w:val="0"/>
-          <w:color w:val="181A1F"/>
-          <w:sz w:val="28"/>
-        </w:rPr>
-        <w:t>4) Принадлежность к определённой социальной группе помогает человеку осознать своё положение в обществе.</w:t>
-      </w:r>
-    </w:p>
-    <w:p>
-      <w:pPr>
-        <w:widowControl/>
-        <w:spacing w:line="240" w:lineRule="auto" w:after="0"/>
-      </w:pPr>
-      <w:r>
-        <w:rPr>
-          <w:rFonts w:ascii="Times New Roman" w:hAnsi="Times New Roman" w:eastAsia="Times New Roman"/>
-          <w:b w:val="0"/>
-          <w:i w:val="0"/>
-          <w:color w:val="181A1F"/>
-          <w:sz w:val="28"/>
-        </w:rPr>
-        <w:t>5) В неформальной группе статус членов и цель деятельности всегда чётко определены.</w:t>
-      </w:r>
-    </w:p>
-    <w:p>
-      <w:pPr>
-        <w:keepNext/>
-        <w:widowControl/>
-        <w:spacing w:line="240" w:lineRule="auto" w:after="0" w:before="120"/>
-      </w:pPr>
-      <w:r>
-        <w:rPr>
-          <w:rFonts w:ascii="Times New Roman" w:hAnsi="Times New Roman" w:eastAsia="Times New Roman"/>
-          <w:b/>
-          <w:color w:val="181A1F"/>
-          <w:sz w:val="28"/>
-        </w:rPr>
-        <w:t>7.</w:t>
-      </w:r>
-    </w:p>
-    <w:p>
-      <w:pPr>
-        <w:widowControl/>
-        <w:spacing w:line="240" w:lineRule="auto" w:after="0"/>
-      </w:pPr>
-      <w:r>
-        <w:rPr>
-          <w:rFonts w:ascii="Times New Roman" w:hAnsi="Times New Roman" w:eastAsia="Times New Roman"/>
-          <w:b w:val="0"/>
-          <w:i w:val="0"/>
-          <w:color w:val="181A1F"/>
-          <w:sz w:val="28"/>
-        </w:rPr>
-        <w:t>Выберите верные суждения о социальном контроле и запишите цифры, под которыми они указаны.</w:t>
-      </w:r>
-    </w:p>
-    <w:p>
-      <w:pPr>
-        <w:widowControl/>
-        <w:spacing w:line="240" w:lineRule="auto" w:after="0"/>
-      </w:pPr>
-      <w:r>
-        <w:rPr>
-          <w:rFonts w:ascii="Times New Roman" w:hAnsi="Times New Roman" w:eastAsia="Times New Roman"/>
-          <w:b w:val="0"/>
-          <w:i w:val="0"/>
-          <w:color w:val="181A1F"/>
-          <w:sz w:val="28"/>
-        </w:rPr>
-        <w:t>1) Социальные нормы интегрируют личность в социальное окружение, служат образцами, эталонами соответствующего поведения.</w:t>
-      </w:r>
-    </w:p>
-    <w:p>
-      <w:pPr>
-        <w:widowControl/>
-        <w:spacing w:line="240" w:lineRule="auto" w:after="0"/>
-      </w:pPr>
-      <w:r>
-        <w:rPr>
-          <w:rFonts w:ascii="Times New Roman" w:hAnsi="Times New Roman" w:eastAsia="Times New Roman"/>
-          <w:b w:val="0"/>
-          <w:i w:val="0"/>
-          <w:color w:val="181A1F"/>
-          <w:sz w:val="28"/>
-        </w:rPr>
-        <w:t>2) Социальный контроль служит достижению и поддержанию стабильности социальной системы.</w:t>
-      </w:r>
-    </w:p>
-    <w:p>
-      <w:pPr>
-        <w:widowControl/>
-        <w:spacing w:line="240" w:lineRule="auto" w:after="0"/>
-      </w:pPr>
-      <w:r>
-        <w:rPr>
-          <w:rFonts w:ascii="Times New Roman" w:hAnsi="Times New Roman" w:eastAsia="Times New Roman"/>
-          <w:b w:val="0"/>
-          <w:i w:val="0"/>
-          <w:color w:val="181A1F"/>
-          <w:sz w:val="28"/>
-        </w:rPr>
-        <w:t>3) Фактором внутреннего контроля выступает требование общества необходимости строгого исполнения общественно значимых базовых ролей.</w:t>
-      </w:r>
-    </w:p>
-    <w:p>
-      <w:pPr>
-        <w:widowControl/>
-        <w:spacing w:line="240" w:lineRule="auto" w:after="0"/>
-      </w:pPr>
-      <w:r>
-        <w:rPr>
-          <w:rFonts w:ascii="Times New Roman" w:hAnsi="Times New Roman" w:eastAsia="Times New Roman"/>
-          <w:b w:val="0"/>
-          <w:i w:val="0"/>
-          <w:color w:val="181A1F"/>
-          <w:sz w:val="28"/>
-        </w:rPr>
-        <w:t>4) Совесть — проявление внешнего социального контроля.</w:t>
-      </w:r>
-    </w:p>
-    <w:p>
-      <w:pPr>
-        <w:widowControl/>
-        <w:spacing w:line="240" w:lineRule="auto" w:after="0"/>
-      </w:pPr>
-      <w:r>
-        <w:rPr>
-          <w:rFonts w:ascii="Times New Roman" w:hAnsi="Times New Roman" w:eastAsia="Times New Roman"/>
-          <w:b w:val="0"/>
-          <w:i w:val="0"/>
-          <w:color w:val="181A1F"/>
-          <w:sz w:val="28"/>
-        </w:rPr>
-        <w:t>5) Социальный контроль — система социальных механизмов, обеспечивающих следование членов общества принятым моделям поведения; способ саморегуляции социальной системы.</w:t>
-      </w:r>
-    </w:p>
-    <w:p>
-      <w:pPr>
-        <w:keepNext/>
-        <w:widowControl/>
-        <w:spacing w:line="240" w:lineRule="auto" w:after="0" w:before="120"/>
-      </w:pPr>
-      <w:r>
-        <w:rPr>
-          <w:rFonts w:ascii="Times New Roman" w:hAnsi="Times New Roman" w:eastAsia="Times New Roman"/>
-          <w:b/>
-          <w:color w:val="181A1F"/>
-          <w:sz w:val="28"/>
-        </w:rPr>
-        <w:t>8.</w:t>
-      </w:r>
-    </w:p>
-    <w:p>
-      <w:pPr>
-        <w:widowControl/>
-        <w:spacing w:line="240" w:lineRule="auto" w:after="0"/>
-      </w:pPr>
-      <w:r>
-        <w:rPr>
-          <w:rFonts w:ascii="Times New Roman" w:hAnsi="Times New Roman" w:eastAsia="Times New Roman"/>
-          <w:b w:val="0"/>
-          <w:i w:val="0"/>
-          <w:color w:val="181A1F"/>
-          <w:sz w:val="28"/>
-        </w:rPr>
-        <w:t>Выберите верные суждения о социальных нормах и запишите цифры, под которыми они указаны.</w:t>
-      </w:r>
-    </w:p>
-    <w:p>
-      <w:pPr>
-        <w:widowControl/>
-        <w:spacing w:line="240" w:lineRule="auto" w:after="0"/>
-      </w:pPr>
-      <w:r>
-        <w:rPr>
-          <w:rFonts w:ascii="Times New Roman" w:hAnsi="Times New Roman" w:eastAsia="Times New Roman"/>
-          <w:b w:val="0"/>
-          <w:i w:val="0"/>
-          <w:color w:val="181A1F"/>
-          <w:sz w:val="28"/>
-        </w:rPr>
-        <w:t>1) Все социальные нормы общеобязательны.</w:t>
-      </w:r>
-    </w:p>
-    <w:p>
-      <w:pPr>
-        <w:widowControl/>
-        <w:spacing w:line="240" w:lineRule="auto" w:after="0"/>
-      </w:pPr>
-      <w:r>
-        <w:rPr>
-          <w:rFonts w:ascii="Times New Roman" w:hAnsi="Times New Roman" w:eastAsia="Times New Roman"/>
-          <w:b w:val="0"/>
-          <w:i w:val="0"/>
-          <w:color w:val="181A1F"/>
-          <w:sz w:val="28"/>
-        </w:rPr>
-        <w:t>2) Этические нормы всегда отражаются в политических принципах.</w:t>
-      </w:r>
-    </w:p>
-    <w:p>
-      <w:pPr>
-        <w:widowControl/>
-        <w:spacing w:line="240" w:lineRule="auto" w:after="0"/>
-      </w:pPr>
-      <w:r>
-        <w:rPr>
-          <w:rFonts w:ascii="Times New Roman" w:hAnsi="Times New Roman" w:eastAsia="Times New Roman"/>
-          <w:b w:val="0"/>
-          <w:i w:val="0"/>
-          <w:color w:val="181A1F"/>
-          <w:sz w:val="28"/>
-        </w:rPr>
-        <w:t>3) Эстетические нормы закрепляют представления о прекрасном и безобразном.</w:t>
-      </w:r>
-    </w:p>
-    <w:p>
-      <w:pPr>
-        <w:widowControl/>
-        <w:spacing w:line="240" w:lineRule="auto" w:after="0"/>
-      </w:pPr>
-      <w:r>
-        <w:rPr>
-          <w:rFonts w:ascii="Times New Roman" w:hAnsi="Times New Roman" w:eastAsia="Times New Roman"/>
-          <w:b w:val="0"/>
-          <w:i w:val="0"/>
-          <w:color w:val="181A1F"/>
-          <w:sz w:val="28"/>
-        </w:rPr>
-        <w:t>4) Социальные нормы направляют поведение людей, позволяют его контролировать, регулировать и оценивать.</w:t>
-      </w:r>
-    </w:p>
-    <w:p>
-      <w:pPr>
-        <w:widowControl/>
-        <w:spacing w:line="240" w:lineRule="auto" w:after="0"/>
-      </w:pPr>
-      <w:r>
-        <w:rPr>
-          <w:rFonts w:ascii="Times New Roman" w:hAnsi="Times New Roman" w:eastAsia="Times New Roman"/>
-          <w:b w:val="0"/>
-          <w:i w:val="0"/>
-          <w:color w:val="181A1F"/>
-          <w:sz w:val="28"/>
-        </w:rPr>
-        <w:t>5) Порядок применения правовых норм отличается от порядка применения норм морали.</w:t>
-      </w:r>
-    </w:p>
-    <w:p>
-      <w:pPr>
-        <w:keepNext/>
-        <w:widowControl/>
-        <w:spacing w:line="240" w:lineRule="auto" w:after="0" w:before="120"/>
-      </w:pPr>
-      <w:r>
-        <w:rPr>
-          <w:rFonts w:ascii="Times New Roman" w:hAnsi="Times New Roman" w:eastAsia="Times New Roman"/>
-          <w:b/>
-          <w:color w:val="181A1F"/>
-          <w:sz w:val="28"/>
-        </w:rPr>
-        <w:t>9.</w:t>
-      </w:r>
-    </w:p>
-    <w:p>
-      <w:pPr>
-        <w:widowControl/>
-        <w:spacing w:line="240" w:lineRule="auto" w:after="0"/>
-      </w:pPr>
-      <w:r>
-        <w:rPr>
-          <w:rFonts w:ascii="Times New Roman" w:hAnsi="Times New Roman" w:eastAsia="Times New Roman"/>
-          <w:b w:val="0"/>
-          <w:i w:val="0"/>
-          <w:color w:val="181A1F"/>
-          <w:sz w:val="28"/>
-        </w:rPr>
-        <w:t xml:space="preserve">В ходе социологического опроса 25-летних и 50-летних граждан страны Z им задавали вопрос: “Где Вы обычно покупаете продукты питания?”. Полученные результаты (в % от числа опрошенных) представлены в вид диаграммы.     </w:t>
-      </w:r>
-    </w:p>
-    <w:p>
-      <w:pPr>
-        <w:widowControl/>
-        <w:spacing w:line="240" w:lineRule="auto" w:after="0"/>
-        <w:jc w:val="center"/>
-      </w:pPr>
-      <w:r>
-        <w:rPr>
-          <w:rFonts w:ascii="Times New Roman" w:hAnsi="Times New Roman" w:eastAsia="Times New Roman"/>
-          <w:color w:val="181A1F"/>
-          <w:sz w:val="28"/>
-        </w:rPr>
-        <w:drawing>
-          <wp:inline xmlns:a="http://schemas.openxmlformats.org/drawingml/2006/main" xmlns:pic="http://schemas.openxmlformats.org/drawingml/2006/picture">
-            <wp:extent cx="5400000" cy="4752000"/>
-            <wp:docPr id="3" name="Picture 3"/>
-            <wp:cNvGraphicFramePr>
-              <a:graphicFrameLocks noChangeAspect="1"/>
-            </wp:cNvGraphicFramePr>
-            <a:graphic>
-              <a:graphicData uri="http://schemas.openxmlformats.org/drawingml/2006/picture">
-                <pic:pic>
-                  <pic:nvPicPr>
-                    <pic:cNvPr id="0" name="asset-0089.png"/>
-                    <pic:cNvPicPr/>
-                  </pic:nvPicPr>
-                  <pic:blipFill>
-                    <a:blip r:embed="rId11"/>
-                    <a:srcRect b="12000"/>
-                    <a:stretch>
-                      <a:fillRect/>
-                    </a:stretch>
-                  </pic:blipFill>
-                  <pic:spPr>
-                    <a:xfrm>
-                      <a:off x="0" y="0"/>
-                      <a:ext cx="5400000" cy="4752000"/>
-                    </a:xfrm>
-                    <a:prstGeom prst="rect"/>
-                  </pic:spPr>
-                </pic:pic>
-              </a:graphicData>
-            </a:graphic>
-          </wp:inline>
-        </w:drawing>
-      </w:r>
-    </w:p>
-    <w:p>
-      <w:pPr>
-        <w:widowControl/>
-        <w:spacing w:line="240" w:lineRule="auto" w:after="0"/>
-      </w:pPr>
-      <w:r>
-        <w:rPr>
-          <w:rFonts w:ascii="Times New Roman" w:hAnsi="Times New Roman" w:eastAsia="Times New Roman"/>
-          <w:b w:val="0"/>
-          <w:i w:val="0"/>
-          <w:color w:val="181A1F"/>
-          <w:sz w:val="28"/>
-        </w:rPr>
-        <w:t>Найдите в приведённом списке выводы, которые можно сделать на основе диаграммы, и запишите цифры, под которыми они указаны.</w:t>
-      </w:r>
-    </w:p>
-    <w:p>
-      <w:pPr>
-        <w:widowControl/>
-        <w:spacing w:line="240" w:lineRule="auto" w:after="0"/>
-      </w:pPr>
-      <w:r>
-        <w:rPr>
-          <w:rFonts w:ascii="Times New Roman" w:hAnsi="Times New Roman" w:eastAsia="Times New Roman"/>
-          <w:b w:val="0"/>
-          <w:i w:val="0"/>
-          <w:color w:val="181A1F"/>
-          <w:sz w:val="28"/>
-        </w:rPr>
-        <w:t>1) Доля тех, кто обычно покупает продукты в большом универсальном магазине, среди 50-летних больше, чем среди 25 летних.</w:t>
-      </w:r>
-    </w:p>
-    <w:p>
-      <w:pPr>
-        <w:widowControl/>
-        <w:spacing w:line="240" w:lineRule="auto" w:after="0"/>
-      </w:pPr>
-      <w:r>
-        <w:rPr>
-          <w:rFonts w:ascii="Times New Roman" w:hAnsi="Times New Roman" w:eastAsia="Times New Roman"/>
-          <w:b w:val="0"/>
-          <w:i w:val="0"/>
-          <w:color w:val="181A1F"/>
-          <w:sz w:val="28"/>
-        </w:rPr>
-        <w:t>2) Среди 25-летних тех, кто покупает продукты в небольшом продуктовом магазине, больше тех, кто покупает продукты на продовольственном рынке.</w:t>
-      </w:r>
-    </w:p>
-    <w:p>
-      <w:pPr>
-        <w:widowControl/>
-        <w:spacing w:line="240" w:lineRule="auto" w:after="0"/>
-      </w:pPr>
-      <w:r>
-        <w:rPr>
-          <w:rFonts w:ascii="Times New Roman" w:hAnsi="Times New Roman" w:eastAsia="Times New Roman"/>
-          <w:b w:val="0"/>
-          <w:i w:val="0"/>
-          <w:color w:val="181A1F"/>
-          <w:sz w:val="28"/>
-        </w:rPr>
-        <w:t>3) Доля тех, кто затруднился с ответом, среди 25-летних больше, чем среди 50-летних.</w:t>
-      </w:r>
-    </w:p>
-    <w:p>
-      <w:pPr>
-        <w:widowControl/>
-        <w:spacing w:line="240" w:lineRule="auto" w:after="0"/>
-      </w:pPr>
-      <w:r>
-        <w:rPr>
-          <w:rFonts w:ascii="Times New Roman" w:hAnsi="Times New Roman" w:eastAsia="Times New Roman"/>
-          <w:b w:val="0"/>
-          <w:i w:val="0"/>
-          <w:color w:val="181A1F"/>
-          <w:sz w:val="28"/>
-        </w:rPr>
-        <w:t>4) Равные доли 50-летних респондентов отметили, что покупают продукты на продовольственном рынке и что у них нет постоянного места для покупок.</w:t>
-      </w:r>
-    </w:p>
-    <w:p>
-      <w:pPr>
-        <w:widowControl/>
-        <w:spacing w:line="240" w:lineRule="auto" w:after="0"/>
-      </w:pPr>
-      <w:r>
-        <w:rPr>
-          <w:rFonts w:ascii="Times New Roman" w:hAnsi="Times New Roman" w:eastAsia="Times New Roman"/>
-          <w:b w:val="0"/>
-          <w:i w:val="0"/>
-          <w:color w:val="181A1F"/>
-          <w:sz w:val="28"/>
-        </w:rPr>
-        <w:t>5) Доля тех, кто покупает продукты на продовольственном рынке, среди 50-летних больше, чем среди 25-летних.</w:t>
-      </w:r>
-    </w:p>
-    <w:p>
-      <w:pPr>
-        <w:keepNext/>
-        <w:widowControl/>
-        <w:spacing w:line="240" w:lineRule="auto" w:after="0" w:before="120"/>
-      </w:pPr>
-      <w:r>
-        <w:rPr>
-          <w:rFonts w:ascii="Times New Roman" w:hAnsi="Times New Roman" w:eastAsia="Times New Roman"/>
-          <w:b/>
-          <w:color w:val="181A1F"/>
-          <w:sz w:val="28"/>
-        </w:rPr>
-        <w:t>10.</w:t>
-      </w:r>
-    </w:p>
-    <w:p>
-      <w:pPr>
-        <w:widowControl/>
-        <w:spacing w:line="240" w:lineRule="auto" w:after="0"/>
-      </w:pPr>
-      <w:r>
-        <w:rPr>
-          <w:rFonts w:ascii="Times New Roman" w:hAnsi="Times New Roman" w:eastAsia="Times New Roman"/>
-          <w:b w:val="0"/>
-          <w:i w:val="0"/>
-          <w:color w:val="181A1F"/>
-          <w:sz w:val="28"/>
-        </w:rPr>
-        <w:t>Выберите верные суждения об этнических общностях и запишите цифры, под которыми они указаны.</w:t>
-      </w:r>
-    </w:p>
-    <w:p>
-      <w:pPr>
-        <w:widowControl/>
-        <w:spacing w:line="240" w:lineRule="auto" w:after="0"/>
-      </w:pPr>
-      <w:r>
-        <w:rPr>
-          <w:rFonts w:ascii="Times New Roman" w:hAnsi="Times New Roman" w:eastAsia="Times New Roman"/>
-          <w:b w:val="0"/>
-          <w:i w:val="0"/>
-          <w:color w:val="181A1F"/>
-          <w:sz w:val="28"/>
-        </w:rPr>
-        <w:t xml:space="preserve">1) Этническая общность — это исторически сложившаяся на определённой территории устойчивая совокупность людей, которая связана общностью языка, культуры, психологического склада и мировосприятия. </w:t>
-      </w:r>
-    </w:p>
-    <w:p>
-      <w:pPr>
-        <w:widowControl/>
-        <w:spacing w:line="240" w:lineRule="auto" w:after="0"/>
-      </w:pPr>
-      <w:r>
-        <w:rPr>
-          <w:rFonts w:ascii="Times New Roman" w:hAnsi="Times New Roman" w:eastAsia="Times New Roman"/>
-          <w:b w:val="0"/>
-          <w:i w:val="0"/>
-          <w:color w:val="181A1F"/>
-          <w:sz w:val="28"/>
-        </w:rPr>
-        <w:t xml:space="preserve">2) Интегративным показателем сформировавшейся этнической общности выступает самореализация индивида. </w:t>
-      </w:r>
-    </w:p>
-    <w:p>
-      <w:pPr>
-        <w:widowControl/>
-        <w:spacing w:line="240" w:lineRule="auto" w:after="0"/>
-      </w:pPr>
-      <w:r>
-        <w:rPr>
-          <w:rFonts w:ascii="Times New Roman" w:hAnsi="Times New Roman" w:eastAsia="Times New Roman"/>
-          <w:b w:val="0"/>
-          <w:i w:val="0"/>
-          <w:color w:val="181A1F"/>
-          <w:sz w:val="28"/>
-        </w:rPr>
-        <w:t xml:space="preserve">3) Доход, образование, престиж, объём властных полномочий — факторы, влияющие на формирование этнических групп. </w:t>
-      </w:r>
-    </w:p>
-    <w:p>
-      <w:pPr>
-        <w:widowControl/>
-        <w:spacing w:line="240" w:lineRule="auto" w:after="0"/>
-      </w:pPr>
-      <w:r>
-        <w:rPr>
-          <w:rFonts w:ascii="Times New Roman" w:hAnsi="Times New Roman" w:eastAsia="Times New Roman"/>
-          <w:b w:val="0"/>
-          <w:i w:val="0"/>
-          <w:color w:val="181A1F"/>
-          <w:sz w:val="28"/>
-        </w:rPr>
-        <w:t xml:space="preserve">4) К естественным предпосылкам складывания того или иного этноса относят общность профессиональных интересов. </w:t>
-      </w:r>
-    </w:p>
-    <w:p>
-      <w:pPr>
-        <w:widowControl/>
-        <w:spacing w:line="240" w:lineRule="auto" w:after="0"/>
-      </w:pPr>
-      <w:r>
-        <w:rPr>
-          <w:rFonts w:ascii="Times New Roman" w:hAnsi="Times New Roman" w:eastAsia="Times New Roman"/>
-          <w:b w:val="0"/>
-          <w:i w:val="0"/>
-          <w:color w:val="181A1F"/>
-          <w:sz w:val="28"/>
-        </w:rPr>
-        <w:t>5) Культура этнической общности поддерживается индивидами, следующими национальным традициям данной общности.</w:t>
-      </w:r>
-    </w:p>
-    <w:p>
-      <w:pPr>
-        <w:keepNext/>
-        <w:widowControl/>
-        <w:spacing w:line="240" w:lineRule="auto" w:after="0" w:before="120"/>
-      </w:pPr>
-      <w:r>
-        <w:rPr>
-          <w:rFonts w:ascii="Times New Roman" w:hAnsi="Times New Roman" w:eastAsia="Times New Roman"/>
-          <w:b/>
-          <w:color w:val="181A1F"/>
-          <w:sz w:val="28"/>
-        </w:rPr>
-        <w:t>11.</w:t>
-      </w:r>
-    </w:p>
-    <w:p>
-      <w:pPr>
-        <w:widowControl/>
-        <w:spacing w:line="240" w:lineRule="auto" w:after="0"/>
-      </w:pPr>
-      <w:r>
-        <w:rPr>
-          <w:rFonts w:ascii="Times New Roman" w:hAnsi="Times New Roman" w:eastAsia="Times New Roman"/>
-          <w:b w:val="0"/>
-          <w:i w:val="0"/>
-          <w:color w:val="181A1F"/>
-          <w:sz w:val="28"/>
-        </w:rPr>
-        <w:t>Выберите верные суждения о социальных нормах и запишите цифры, под которыми они указаны.</w:t>
-      </w:r>
-    </w:p>
-    <w:p>
-      <w:pPr>
-        <w:widowControl/>
-        <w:spacing w:line="240" w:lineRule="auto" w:after="0"/>
-      </w:pPr>
-      <w:r>
-        <w:rPr>
-          <w:rFonts w:ascii="Times New Roman" w:hAnsi="Times New Roman" w:eastAsia="Times New Roman"/>
-          <w:b w:val="0"/>
-          <w:i w:val="0"/>
-          <w:color w:val="181A1F"/>
-          <w:sz w:val="28"/>
-        </w:rPr>
-        <w:t>1) Социальные нормы отражают модели, стандарты должного поведения.</w:t>
-      </w:r>
-    </w:p>
-    <w:p>
-      <w:pPr>
-        <w:widowControl/>
-        <w:spacing w:line="240" w:lineRule="auto" w:after="0"/>
-      </w:pPr>
-      <w:r>
-        <w:rPr>
-          <w:rFonts w:ascii="Times New Roman" w:hAnsi="Times New Roman" w:eastAsia="Times New Roman"/>
-          <w:b w:val="0"/>
-          <w:i w:val="0"/>
-          <w:color w:val="181A1F"/>
-          <w:sz w:val="28"/>
-        </w:rPr>
-        <w:t>2) Этические нормы всегда отражаются в политических принципах.</w:t>
-      </w:r>
-    </w:p>
-    <w:p>
-      <w:pPr>
-        <w:widowControl/>
-        <w:spacing w:line="240" w:lineRule="auto" w:after="0"/>
-      </w:pPr>
-      <w:r>
-        <w:rPr>
-          <w:rFonts w:ascii="Times New Roman" w:hAnsi="Times New Roman" w:eastAsia="Times New Roman"/>
-          <w:b w:val="0"/>
-          <w:i w:val="0"/>
-          <w:color w:val="181A1F"/>
-          <w:sz w:val="28"/>
-        </w:rPr>
-        <w:t>3) Обычаи, как правило, фиксируются в нормативных документах.</w:t>
-      </w:r>
-    </w:p>
-    <w:p>
-      <w:pPr>
-        <w:widowControl/>
-        <w:spacing w:line="240" w:lineRule="auto" w:after="0"/>
-      </w:pPr>
-      <w:r>
-        <w:rPr>
-          <w:rFonts w:ascii="Times New Roman" w:hAnsi="Times New Roman" w:eastAsia="Times New Roman"/>
-          <w:b w:val="0"/>
-          <w:i w:val="0"/>
-          <w:color w:val="181A1F"/>
-          <w:sz w:val="28"/>
-        </w:rPr>
-        <w:t>4) Корпоративные нормы обеспечиваются предусмотренными организацией санкциями.</w:t>
-      </w:r>
-    </w:p>
-    <w:p>
-      <w:pPr>
-        <w:widowControl/>
-        <w:spacing w:line="240" w:lineRule="auto" w:after="0"/>
-      </w:pPr>
-      <w:r>
-        <w:rPr>
-          <w:rFonts w:ascii="Times New Roman" w:hAnsi="Times New Roman" w:eastAsia="Times New Roman"/>
-          <w:b w:val="0"/>
-          <w:i w:val="0"/>
-          <w:color w:val="181A1F"/>
-          <w:sz w:val="28"/>
-        </w:rPr>
-        <w:t>5) Порядок применения правовых норм устанавливается государством.</w:t>
-      </w:r>
-    </w:p>
-    <w:p>
-      <w:pPr>
-        <w:keepNext/>
-        <w:widowControl/>
-        <w:spacing w:line="240" w:lineRule="auto" w:after="0" w:before="120"/>
-      </w:pPr>
-      <w:r>
-        <w:rPr>
-          <w:rFonts w:ascii="Times New Roman" w:hAnsi="Times New Roman" w:eastAsia="Times New Roman"/>
-          <w:b/>
-          <w:color w:val="181A1F"/>
-          <w:sz w:val="28"/>
-        </w:rPr>
-        <w:t>12.</w:t>
-      </w:r>
-    </w:p>
-    <w:p>
-      <w:pPr>
-        <w:widowControl/>
-        <w:spacing w:line="240" w:lineRule="auto" w:after="0"/>
-      </w:pPr>
-      <w:r>
-        <w:rPr>
-          <w:rFonts w:ascii="Times New Roman" w:hAnsi="Times New Roman" w:eastAsia="Times New Roman"/>
-          <w:b w:val="0"/>
-          <w:i w:val="0"/>
-          <w:color w:val="181A1F"/>
-          <w:sz w:val="28"/>
-        </w:rPr>
-        <w:t>В ходе социологических опросов совершеннолетним жителям страны Z предложили определить их отношение к работе. Полученные результаты (в % от числа опрошенных) представлены в вид диаграммы.</w:t>
-      </w:r>
-    </w:p>
-    <w:p>
-      <w:pPr>
-        <w:widowControl/>
-        <w:spacing w:line="240" w:lineRule="auto" w:after="0"/>
-        <w:jc w:val="center"/>
-      </w:pPr>
-      <w:r>
-        <w:rPr>
-          <w:rFonts w:ascii="Times New Roman" w:hAnsi="Times New Roman" w:eastAsia="Times New Roman"/>
-          <w:color w:val="181A1F"/>
-          <w:sz w:val="28"/>
-        </w:rPr>
-        <w:drawing>
-          <wp:inline xmlns:a="http://schemas.openxmlformats.org/drawingml/2006/main" xmlns:pic="http://schemas.openxmlformats.org/drawingml/2006/picture">
-            <wp:extent cx="5400000" cy="4752000"/>
-            <wp:docPr id="4" name="Picture 4"/>
-            <wp:cNvGraphicFramePr>
-              <a:graphicFrameLocks noChangeAspect="1"/>
-            </wp:cNvGraphicFramePr>
-            <a:graphic>
-              <a:graphicData uri="http://schemas.openxmlformats.org/drawingml/2006/picture">
-                <pic:pic>
-                  <pic:nvPicPr>
-                    <pic:cNvPr id="0" name="asset-0021.png"/>
-                    <pic:cNvPicPr/>
-                  </pic:nvPicPr>
-                  <pic:blipFill>
-                    <a:blip r:embed="rId12"/>
-                    <a:srcRect b="12000"/>
-                    <a:stretch>
-                      <a:fillRect/>
-                    </a:stretch>
-                  </pic:blipFill>
-                  <pic:spPr>
-                    <a:xfrm>
-                      <a:off x="0" y="0"/>
-                      <a:ext cx="5400000" cy="4752000"/>
-                    </a:xfrm>
-                    <a:prstGeom prst="rect"/>
-                  </pic:spPr>
-                </pic:pic>
-              </a:graphicData>
-            </a:graphic>
-          </wp:inline>
-        </w:drawing>
-      </w:r>
-    </w:p>
-    <w:p>
-      <w:pPr>
-        <w:widowControl/>
-        <w:spacing w:line="240" w:lineRule="auto" w:after="0"/>
-      </w:pPr>
-      <w:r>
-        <w:rPr>
-          <w:rFonts w:ascii="Times New Roman" w:hAnsi="Times New Roman" w:eastAsia="Times New Roman"/>
-          <w:b w:val="0"/>
-          <w:i w:val="0"/>
-          <w:color w:val="181A1F"/>
-          <w:sz w:val="28"/>
-        </w:rPr>
-        <w:t>Найдите в приведённом списке выводы, которые можно сделать на основе диаграммы, и запишите цифры, под которыми они указаны.</w:t>
-      </w:r>
-    </w:p>
-    <w:p>
-      <w:pPr>
-        <w:widowControl/>
-        <w:spacing w:line="240" w:lineRule="auto" w:after="0"/>
-      </w:pPr>
-      <w:r>
-        <w:rPr>
-          <w:rFonts w:ascii="Times New Roman" w:hAnsi="Times New Roman" w:eastAsia="Times New Roman"/>
-          <w:b w:val="0"/>
-          <w:i w:val="0"/>
-          <w:color w:val="181A1F"/>
-          <w:sz w:val="28"/>
-        </w:rPr>
-        <w:t>1)  Равные доли респондентов в обоих опросах ответили, что работа является для них неприятной обязанностью.</w:t>
-      </w:r>
-    </w:p>
-    <w:p>
-      <w:pPr>
-        <w:widowControl/>
-        <w:spacing w:line="240" w:lineRule="auto" w:after="0"/>
-      </w:pPr>
-      <w:r>
-        <w:rPr>
-          <w:rFonts w:ascii="Times New Roman" w:hAnsi="Times New Roman" w:eastAsia="Times New Roman"/>
-          <w:b w:val="0"/>
-          <w:i w:val="0"/>
-          <w:color w:val="181A1F"/>
-          <w:sz w:val="28"/>
-        </w:rPr>
-        <w:t>2)  Доля тех, кто отметили, что работа важна и интересна сама по себе, увеличилась за 10 лет.</w:t>
-      </w:r>
-    </w:p>
-    <w:p>
-      <w:pPr>
-        <w:widowControl/>
-        <w:spacing w:line="240" w:lineRule="auto" w:after="0"/>
-      </w:pPr>
-      <w:r>
-        <w:rPr>
-          <w:rFonts w:ascii="Times New Roman" w:hAnsi="Times New Roman" w:eastAsia="Times New Roman"/>
-          <w:b w:val="0"/>
-          <w:i w:val="0"/>
-          <w:color w:val="181A1F"/>
-          <w:sz w:val="28"/>
-        </w:rPr>
-        <w:t>3)  Доля тех, кто рассматривали работу прежде всего как источник средств к существованию, выросла за 10 лет.</w:t>
-      </w:r>
-    </w:p>
-    <w:p>
-      <w:pPr>
-        <w:widowControl/>
-        <w:spacing w:line="240" w:lineRule="auto" w:after="0"/>
-      </w:pPr>
-      <w:r>
-        <w:rPr>
-          <w:rFonts w:ascii="Times New Roman" w:hAnsi="Times New Roman" w:eastAsia="Times New Roman"/>
-          <w:b w:val="0"/>
-          <w:i w:val="0"/>
-          <w:color w:val="181A1F"/>
-          <w:sz w:val="28"/>
-        </w:rPr>
-        <w:t>4)  Среди опрошенных в 2018 г. доля тех, кто отметили, что в жизни есть более важные вещи, больше доли тех, кто затруднился ответить.</w:t>
-      </w:r>
-    </w:p>
-    <w:p>
-      <w:pPr>
-        <w:widowControl/>
-        <w:spacing w:line="240" w:lineRule="auto" w:after="0"/>
-      </w:pPr>
-      <w:r>
-        <w:rPr>
-          <w:rFonts w:ascii="Times New Roman" w:hAnsi="Times New Roman" w:eastAsia="Times New Roman"/>
-          <w:b w:val="0"/>
-          <w:i w:val="0"/>
-          <w:color w:val="181A1F"/>
-          <w:sz w:val="28"/>
-        </w:rPr>
-        <w:t>5)  Среди опрошенных в 2008 г. доля тех, кто затруднился ответить, меньше доли тех, кто рассматривали работу как источник средств к существованию.</w:t>
-      </w:r>
-    </w:p>
-    <w:p>
-      <w:pPr>
-        <w:keepNext/>
-        <w:widowControl/>
-        <w:spacing w:line="240" w:lineRule="auto" w:after="0" w:before="120"/>
-      </w:pPr>
-      <w:r>
-        <w:rPr>
-          <w:rFonts w:ascii="Times New Roman" w:hAnsi="Times New Roman" w:eastAsia="Times New Roman"/>
-          <w:b/>
-          <w:color w:val="181A1F"/>
-          <w:sz w:val="28"/>
-        </w:rPr>
-        <w:t>13.</w:t>
-      </w:r>
-    </w:p>
-    <w:p>
-      <w:pPr>
-        <w:widowControl/>
-        <w:spacing w:line="240" w:lineRule="auto" w:after="0"/>
-      </w:pPr>
-      <w:r>
-        <w:rPr>
-          <w:rFonts w:ascii="Times New Roman" w:hAnsi="Times New Roman" w:eastAsia="Times New Roman"/>
-          <w:b w:val="0"/>
-          <w:i w:val="0"/>
-          <w:color w:val="181A1F"/>
-          <w:sz w:val="28"/>
-        </w:rPr>
-        <w:t>Выберите верные суждения о социальном конфликте и запишите цифры, под которыми они указаны.</w:t>
-      </w:r>
-    </w:p>
-    <w:p>
-      <w:pPr>
-        <w:widowControl/>
-        <w:spacing w:line="240" w:lineRule="auto" w:after="0"/>
-      </w:pPr>
-      <w:r>
-        <w:rPr>
-          <w:rFonts w:ascii="Times New Roman" w:hAnsi="Times New Roman" w:eastAsia="Times New Roman"/>
-          <w:b w:val="0"/>
-          <w:i w:val="0"/>
-          <w:color w:val="181A1F"/>
-          <w:sz w:val="28"/>
-        </w:rPr>
-        <w:t>1) Институциональные конфликты запрещены во всех обществах.</w:t>
-      </w:r>
-    </w:p>
-    <w:p>
-      <w:pPr>
-        <w:widowControl/>
-        <w:spacing w:line="240" w:lineRule="auto" w:after="0"/>
-      </w:pPr>
-      <w:r>
-        <w:rPr>
-          <w:rFonts w:ascii="Times New Roman" w:hAnsi="Times New Roman" w:eastAsia="Times New Roman"/>
-          <w:b w:val="0"/>
-          <w:i w:val="0"/>
-          <w:color w:val="181A1F"/>
-          <w:sz w:val="28"/>
-        </w:rPr>
-        <w:t>2) Социальный конфликт — это наивысшая стадия развития противоречий в отношениях между людьми, социальными группами, общества в целом.</w:t>
-      </w:r>
-    </w:p>
-    <w:p>
-      <w:pPr>
-        <w:widowControl/>
-        <w:spacing w:line="240" w:lineRule="auto" w:after="0"/>
-      </w:pPr>
-      <w:r>
-        <w:rPr>
-          <w:rFonts w:ascii="Times New Roman" w:hAnsi="Times New Roman" w:eastAsia="Times New Roman"/>
-          <w:b w:val="0"/>
-          <w:i w:val="0"/>
-          <w:color w:val="181A1F"/>
-          <w:sz w:val="28"/>
-        </w:rPr>
-        <w:t>3) Легитимные и противоправные конфликты различают в зависимости от масштабов социальных потрясений.</w:t>
-      </w:r>
-    </w:p>
-    <w:p>
-      <w:pPr>
-        <w:widowControl/>
-        <w:spacing w:line="240" w:lineRule="auto" w:after="0"/>
-      </w:pPr>
-      <w:r>
-        <w:rPr>
-          <w:rFonts w:ascii="Times New Roman" w:hAnsi="Times New Roman" w:eastAsia="Times New Roman"/>
-          <w:b w:val="0"/>
-          <w:i w:val="0"/>
-          <w:color w:val="181A1F"/>
-          <w:sz w:val="28"/>
-        </w:rPr>
-        <w:t>4) Социальный конфликт характеризуется столкновением противоположно направленных интересов, целей, позиций субъектов взаимодействия.</w:t>
-      </w:r>
-    </w:p>
-    <w:p>
-      <w:pPr>
-        <w:widowControl/>
-        <w:spacing w:line="240" w:lineRule="auto" w:after="0"/>
-      </w:pPr>
-      <w:r>
-        <w:rPr>
-          <w:rFonts w:ascii="Times New Roman" w:hAnsi="Times New Roman" w:eastAsia="Times New Roman"/>
-          <w:b w:val="0"/>
-          <w:i w:val="0"/>
-          <w:color w:val="181A1F"/>
-          <w:sz w:val="28"/>
-        </w:rPr>
-        <w:t>5) Конфликтное взаимодействие может проявляться в таких формах, как спор, ультиматум, демонстрация силы, вооружённое столкновение и т.п.</w:t>
-      </w:r>
-    </w:p>
-    <w:p>
-      <w:pPr>
-        <w:keepNext/>
-        <w:widowControl/>
-        <w:spacing w:line="240" w:lineRule="auto" w:after="0" w:before="120"/>
-      </w:pPr>
-      <w:r>
-        <w:rPr>
-          <w:rFonts w:ascii="Times New Roman" w:hAnsi="Times New Roman" w:eastAsia="Times New Roman"/>
-          <w:b/>
-          <w:color w:val="181A1F"/>
-          <w:sz w:val="28"/>
-        </w:rPr>
-        <w:t>14.</w:t>
-      </w:r>
-    </w:p>
-    <w:p>
-      <w:pPr>
-        <w:widowControl/>
-        <w:spacing w:line="240" w:lineRule="auto" w:after="0"/>
-      </w:pPr>
-      <w:r>
-        <w:rPr>
-          <w:rFonts w:ascii="Times New Roman" w:hAnsi="Times New Roman" w:eastAsia="Times New Roman"/>
-          <w:b w:val="0"/>
-          <w:i w:val="0"/>
-          <w:color w:val="181A1F"/>
-          <w:sz w:val="28"/>
-        </w:rPr>
-        <w:t>Выберите верные суждения об этнических группах и межнациональных отношениях и запишите цифры, под которыми они указаны.</w:t>
-      </w:r>
-    </w:p>
-    <w:p>
-      <w:pPr>
-        <w:widowControl/>
-        <w:spacing w:line="240" w:lineRule="auto" w:after="0"/>
-      </w:pPr>
-      <w:r>
-        <w:rPr>
-          <w:rFonts w:ascii="Times New Roman" w:hAnsi="Times New Roman" w:eastAsia="Times New Roman"/>
-          <w:b w:val="0"/>
-          <w:i w:val="0"/>
-          <w:color w:val="181A1F"/>
-          <w:sz w:val="28"/>
-        </w:rPr>
-        <w:t>1) Историческими формами этноса учёные называют племена, народности, нации.</w:t>
-      </w:r>
-    </w:p>
-    <w:p>
-      <w:pPr>
-        <w:widowControl/>
-        <w:spacing w:line="240" w:lineRule="auto" w:after="0"/>
-      </w:pPr>
-      <w:r>
-        <w:rPr>
-          <w:rFonts w:ascii="Times New Roman" w:hAnsi="Times New Roman" w:eastAsia="Times New Roman"/>
-          <w:b w:val="0"/>
-          <w:i w:val="0"/>
-          <w:color w:val="181A1F"/>
-          <w:sz w:val="28"/>
-        </w:rPr>
-        <w:t>2) Один из способов предотвращения межнациональных конфликтов в демократическом обществе — компактное расселение людей одной национальности в пределах многонационального государства.</w:t>
-      </w:r>
-    </w:p>
-    <w:p>
-      <w:pPr>
-        <w:widowControl/>
-        <w:spacing w:line="240" w:lineRule="auto" w:after="0"/>
-      </w:pPr>
-      <w:r>
-        <w:rPr>
-          <w:rFonts w:ascii="Times New Roman" w:hAnsi="Times New Roman" w:eastAsia="Times New Roman"/>
-          <w:b w:val="0"/>
-          <w:i w:val="0"/>
-          <w:color w:val="181A1F"/>
-          <w:sz w:val="28"/>
-        </w:rPr>
-        <w:t>3) Одним из способов гармонизации межнациональных отношений является развитие культурных связей между народами.</w:t>
-      </w:r>
-    </w:p>
-    <w:p>
-      <w:pPr>
-        <w:widowControl/>
-        <w:spacing w:line="240" w:lineRule="auto" w:after="0"/>
-      </w:pPr>
-      <w:r>
-        <w:rPr>
-          <w:rFonts w:ascii="Times New Roman" w:hAnsi="Times New Roman" w:eastAsia="Times New Roman"/>
-          <w:b w:val="0"/>
-          <w:i w:val="0"/>
-          <w:color w:val="181A1F"/>
-          <w:sz w:val="28"/>
-        </w:rPr>
-        <w:t>4) Все этнические общности имеют свою государственность.</w:t>
-      </w:r>
-    </w:p>
-    <w:p>
-      <w:pPr>
-        <w:widowControl/>
-        <w:spacing w:line="240" w:lineRule="auto" w:after="0"/>
-      </w:pPr>
-      <w:r>
-        <w:rPr>
-          <w:rFonts w:ascii="Times New Roman" w:hAnsi="Times New Roman" w:eastAsia="Times New Roman"/>
-          <w:b w:val="0"/>
-          <w:i w:val="0"/>
-          <w:color w:val="181A1F"/>
-          <w:sz w:val="28"/>
-        </w:rPr>
-        <w:t>5) Один из способов предотвращения межнациональных конфликтов в демократическом обществе — обеспечение равноправия всех граждан.</w:t>
-      </w:r>
-    </w:p>
-    <w:p>
-      <w:pPr>
-        <w:keepNext/>
-        <w:widowControl/>
-        <w:spacing w:line="240" w:lineRule="auto" w:after="0" w:before="120"/>
-      </w:pPr>
-      <w:r>
-        <w:rPr>
-          <w:rFonts w:ascii="Times New Roman" w:hAnsi="Times New Roman" w:eastAsia="Times New Roman"/>
-          <w:b/>
-          <w:color w:val="181A1F"/>
-          <w:sz w:val="28"/>
-        </w:rPr>
-        <w:t>15.</w:t>
-      </w:r>
-    </w:p>
-    <w:p>
-      <w:pPr>
-        <w:widowControl/>
-        <w:spacing w:line="240" w:lineRule="auto" w:after="0"/>
-      </w:pPr>
-      <w:r>
-        <w:rPr>
-          <w:rFonts w:ascii="Times New Roman" w:hAnsi="Times New Roman" w:eastAsia="Times New Roman"/>
-          <w:b w:val="0"/>
-          <w:i w:val="0"/>
-          <w:color w:val="181A1F"/>
-          <w:sz w:val="28"/>
-        </w:rPr>
-        <w:t>Выберите верные суждения о социальной стратификации и социальной мобильности и запишите цифры, под которыми они указаны.</w:t>
-      </w:r>
-    </w:p>
-    <w:p>
-      <w:pPr>
-        <w:widowControl/>
-        <w:spacing w:line="240" w:lineRule="auto" w:after="0"/>
-      </w:pPr>
-      <w:r>
-        <w:rPr>
-          <w:rFonts w:ascii="Times New Roman" w:hAnsi="Times New Roman" w:eastAsia="Times New Roman"/>
-          <w:b w:val="0"/>
-          <w:i w:val="0"/>
-          <w:color w:val="181A1F"/>
-          <w:sz w:val="28"/>
-        </w:rPr>
-        <w:t>1) Социальная стратификация предполагает неравенство в доходах, власти, престиже профессии и образовании.</w:t>
-      </w:r>
-    </w:p>
-    <w:p>
-      <w:pPr>
-        <w:widowControl/>
-        <w:spacing w:line="240" w:lineRule="auto" w:after="0"/>
-      </w:pPr>
-      <w:r>
-        <w:rPr>
-          <w:rFonts w:ascii="Times New Roman" w:hAnsi="Times New Roman" w:eastAsia="Times New Roman"/>
-          <w:b w:val="0"/>
-          <w:i w:val="0"/>
-          <w:color w:val="181A1F"/>
-          <w:sz w:val="28"/>
-        </w:rPr>
-        <w:t>2) Социальная мобильность - совокупность социальных статусов и ролей людей в обществе, расположенных в иерархическом порядке.</w:t>
-      </w:r>
-    </w:p>
-    <w:p>
-      <w:pPr>
-        <w:widowControl/>
-        <w:spacing w:line="240" w:lineRule="auto" w:after="0"/>
-      </w:pPr>
-      <w:r>
-        <w:rPr>
-          <w:rFonts w:ascii="Times New Roman" w:hAnsi="Times New Roman" w:eastAsia="Times New Roman"/>
-          <w:b w:val="0"/>
-          <w:i w:val="0"/>
-          <w:color w:val="181A1F"/>
-          <w:sz w:val="28"/>
-        </w:rPr>
-        <w:t>3) Горизонтальная мобильность - переход индивида из одной социальной группы в другую, расположенную на том же уровне.</w:t>
-      </w:r>
-    </w:p>
-    <w:p>
-      <w:pPr>
-        <w:widowControl/>
-        <w:spacing w:line="240" w:lineRule="auto" w:after="0"/>
-      </w:pPr>
-      <w:r>
-        <w:rPr>
-          <w:rFonts w:ascii="Times New Roman" w:hAnsi="Times New Roman" w:eastAsia="Times New Roman"/>
-          <w:b w:val="0"/>
-          <w:i w:val="0"/>
-          <w:color w:val="181A1F"/>
-          <w:sz w:val="28"/>
-        </w:rPr>
-        <w:t>4) Вертикальная мобильность относится к ситуации, когда один и тот же индивид на протяжении жизни несколько раз меняет свои социальные позиции в отличие от своих родителей.</w:t>
-      </w:r>
-    </w:p>
-    <w:p>
-      <w:pPr>
-        <w:widowControl/>
-        <w:spacing w:line="240" w:lineRule="auto" w:after="0"/>
-      </w:pPr>
-      <w:r>
-        <w:rPr>
-          <w:rFonts w:ascii="Times New Roman" w:hAnsi="Times New Roman" w:eastAsia="Times New Roman"/>
-          <w:b w:val="0"/>
-          <w:i w:val="0"/>
-          <w:color w:val="181A1F"/>
-          <w:sz w:val="28"/>
-        </w:rPr>
-        <w:t>5) В состав среднего класса входят люди, имеющие невысокие доходы, средние и мелкие предприниматели, а также топ-менеджеры крупных компаний.</w:t>
-      </w:r>
-    </w:p>
-    <w:p>
-      <w:pPr>
-        <w:keepNext/>
-        <w:widowControl/>
-        <w:spacing w:line="240" w:lineRule="auto" w:after="0" w:before="120"/>
-      </w:pPr>
-      <w:r>
-        <w:rPr>
-          <w:rFonts w:ascii="Times New Roman" w:hAnsi="Times New Roman" w:eastAsia="Times New Roman"/>
-          <w:b/>
-          <w:color w:val="181A1F"/>
-          <w:sz w:val="28"/>
-        </w:rPr>
-        <w:t>16.</w:t>
-      </w:r>
-    </w:p>
-    <w:p>
-      <w:pPr>
-        <w:widowControl/>
-        <w:spacing w:line="240" w:lineRule="auto" w:after="0"/>
-      </w:pPr>
-      <w:r>
-        <w:rPr>
-          <w:rFonts w:ascii="Times New Roman" w:hAnsi="Times New Roman" w:eastAsia="Times New Roman"/>
-          <w:b w:val="0"/>
-          <w:i w:val="0"/>
-          <w:color w:val="181A1F"/>
-          <w:sz w:val="28"/>
-        </w:rPr>
-        <w:t>Выберите верные суждения о социальных нормах и запишите цифры, под которыми они указаны.</w:t>
-      </w:r>
-    </w:p>
-    <w:p>
-      <w:pPr>
-        <w:widowControl/>
-        <w:spacing w:line="240" w:lineRule="auto" w:after="0"/>
-      </w:pPr>
-      <w:r>
-        <w:rPr>
-          <w:rFonts w:ascii="Times New Roman" w:hAnsi="Times New Roman" w:eastAsia="Times New Roman"/>
-          <w:b w:val="0"/>
-          <w:i w:val="0"/>
-          <w:color w:val="181A1F"/>
-          <w:sz w:val="28"/>
-        </w:rPr>
-        <w:t>1) К функциям социальных норм относят интегрирование индивидов в систему общественных отношений.</w:t>
-      </w:r>
-    </w:p>
-    <w:p>
-      <w:pPr>
-        <w:widowControl/>
-        <w:spacing w:line="240" w:lineRule="auto" w:after="0"/>
-      </w:pPr>
-      <w:r>
-        <w:rPr>
-          <w:rFonts w:ascii="Times New Roman" w:hAnsi="Times New Roman" w:eastAsia="Times New Roman"/>
-          <w:b w:val="0"/>
-          <w:i w:val="0"/>
-          <w:color w:val="181A1F"/>
-          <w:sz w:val="28"/>
-        </w:rPr>
-        <w:t>2) Социальные нормы позволяют регулировать и оценивать поведение людей.</w:t>
-      </w:r>
-    </w:p>
-    <w:p>
-      <w:pPr>
-        <w:widowControl/>
-        <w:spacing w:line="240" w:lineRule="auto" w:after="0"/>
-      </w:pPr>
-      <w:r>
-        <w:rPr>
-          <w:rFonts w:ascii="Times New Roman" w:hAnsi="Times New Roman" w:eastAsia="Times New Roman"/>
-          <w:b w:val="0"/>
-          <w:i w:val="0"/>
-          <w:color w:val="181A1F"/>
-          <w:sz w:val="28"/>
-        </w:rPr>
-        <w:t>3) К видам социальных норм относятся социальные санкции.</w:t>
-      </w:r>
-    </w:p>
-    <w:p>
-      <w:pPr>
-        <w:widowControl/>
-        <w:spacing w:line="240" w:lineRule="auto" w:after="0"/>
-      </w:pPr>
-      <w:r>
-        <w:rPr>
-          <w:rFonts w:ascii="Times New Roman" w:hAnsi="Times New Roman" w:eastAsia="Times New Roman"/>
-          <w:b w:val="0"/>
-          <w:i w:val="0"/>
-          <w:color w:val="181A1F"/>
-          <w:sz w:val="28"/>
-        </w:rPr>
-        <w:t>4) Видами социальных норм являются религиозные, правовые, моральные нормы.</w:t>
-      </w:r>
-    </w:p>
-    <w:p>
-      <w:pPr>
-        <w:widowControl/>
-        <w:spacing w:line="240" w:lineRule="auto" w:after="0"/>
-      </w:pPr>
-      <w:r>
-        <w:rPr>
-          <w:rFonts w:ascii="Times New Roman" w:hAnsi="Times New Roman" w:eastAsia="Times New Roman"/>
-          <w:b w:val="0"/>
-          <w:i w:val="0"/>
-          <w:color w:val="181A1F"/>
-          <w:sz w:val="28"/>
-        </w:rPr>
-        <w:t>5) Соблюдение социальных норм всегда достигается мерами государственного принуждения.</w:t>
-      </w:r>
-    </w:p>
-    <w:p>
-      <w:pPr>
-        <w:widowControl/>
-        <w:spacing w:line="240" w:lineRule="auto" w:after="0"/>
-      </w:pPr>
-      <w:r>
-        <w:rPr>
-          <w:rFonts w:ascii="Times New Roman" w:hAnsi="Times New Roman" w:eastAsia="Times New Roman"/>
-          <w:color w:val="181A1F"/>
-          <w:sz w:val="28"/>
-        </w:rPr>
-        <w:br w:type="page"/>
-      </w:r>
-    </w:p>
-    <w:p>
-      <w:pPr>
-        <w:pStyle w:val="Heading1"/>
-        <w:keepNext/>
-        <w:widowControl/>
-        <w:spacing w:line="240" w:lineRule="auto" w:after="60" w:before="160"/>
-      </w:pPr>
-      <w:r>
-        <w:rPr>
-          <w:rFonts w:ascii="Times New Roman" w:hAnsi="Times New Roman" w:eastAsia="Times New Roman"/>
-          <w:b/>
-          <w:color w:val="181A1F"/>
-          <w:sz w:val="28"/>
-        </w:rPr>
-        <w:t>Часть 2</w:t>
-      </w:r>
-    </w:p>
-    <w:p>
-      <w:pPr>
-        <w:widowControl/>
-        <w:spacing w:line="240" w:lineRule="auto" w:after="0"/>
-      </w:pPr>
-      <w:r>
-        <w:rPr>
-          <w:rFonts w:ascii="Times New Roman" w:hAnsi="Times New Roman" w:eastAsia="Times New Roman"/>
-          <w:color w:val="181A1F"/>
-          <w:sz w:val="28"/>
-        </w:rPr>
-        <w:t>Для заданий 17–25 запишите полный развёрнутый ответ. Каждый вопрос самодостаточен и тематически соответствует варианту.</w:t>
-      </w:r>
-    </w:p>
-    <w:p>
-      <w:pPr>
-        <w:keepNext/>
-        <w:widowControl/>
-        <w:spacing w:line="240" w:lineRule="auto" w:after="0" w:before="120"/>
-      </w:pPr>
-      <w:r>
-        <w:rPr>
-          <w:rFonts w:ascii="Times New Roman" w:hAnsi="Times New Roman" w:eastAsia="Times New Roman"/>
-          <w:b/>
-          <w:color w:val="181A1F"/>
-          <w:sz w:val="28"/>
-        </w:rPr>
-        <w:t>17.</w:t>
-      </w:r>
-    </w:p>
-    <w:p>
-      <w:pPr>
-        <w:widowControl/>
-        <w:spacing w:line="240" w:lineRule="auto" w:after="0"/>
-      </w:pPr>
-      <w:r>
-        <w:rPr>
-          <w:rFonts w:ascii="Times New Roman" w:hAnsi="Times New Roman" w:eastAsia="Times New Roman"/>
-          <w:b w:val="0"/>
-          <w:i w:val="0"/>
-          <w:color w:val="181A1F"/>
-          <w:sz w:val="28"/>
-        </w:rPr>
-        <w:t xml:space="preserve">В самом общем виде социальный контроль можно определить как способ регулирования общественных отношений, направленный на устранение элементов дезорганизации и тем самым — на сохранение качественной определенности социальной системы. В процессе осуществления социального контроля происходит преодоление тех или иных дисфункций, отклонений от социальных норм. &lt;…&gt; На поверхности общественной жизни социальный контроль проявляется прежде всего как применение определенных санкций — действий, посредством которых отклоняющееся поведение индивидов или групп подчиняется требованиям социальной общности. Осуществлять эту функцию в зависимости от ситуации могут либо сами члены той или иной общности (неформальный контроль), либо специально выделенные для этого лица, наделенные соответствующими полномочиями (формальный контроль). Понятие «социального контроля» в сознании многих людей ассоциируется с деятельностью органов государственного принуждения (прежде всего, правоохранительных учреждений). Однако это общественное явление имеет значительно более широкую сферу действия, гораздо более сложную организационную и социально-психологическую структуру. Его целевая направленность зависит от исторически обусловленных экономических, политических, социокультурных характеристик конкретной социальной системы. Каждое общество, вырабатывает свою собственную, специфическую систему мер, способов внушения и убеждения, предписаний и запретов, выражения признаний, отличий, наград, благодаря которым поведение социальных групп, ассоциаций и индивидов приводится в соответствие с принятыми образцами деятельности. Функционирование социального контроля проявляется в осуществлении корректирующих воздействий, социальных санкций, обеспечивающих упорядоченность, динамическое равновесие социальной системы в процессе ее развития. Осуществляются эти санкции действующей системой социальных институтов (организаций), составляющих второй основной элемент (организационную подсистему) системы социального контроля. Следующим важным элементом данной системы выступают неинституциализированные механизмы социального контроля (общественное мнение, традиции, обычаи и т.д.), которые носят социально-психологический характер. Как и другие системные образования, эта система представляет собой упорядоченную определенным образом совокупность элементов, взаимосвязанных между собой и образующих некоторое целостное единство. </w:t>
-      </w:r>
-    </w:p>
-    <w:p>
-      <w:pPr>
-        <w:widowControl/>
-        <w:spacing w:line="240" w:lineRule="auto" w:after="0"/>
-      </w:pPr>
-      <w:r>
-        <w:rPr>
-          <w:rFonts w:ascii="Times New Roman" w:hAnsi="Times New Roman" w:eastAsia="Times New Roman"/>
-          <w:b w:val="0"/>
-          <w:i w:val="0"/>
-          <w:color w:val="181A1F"/>
-          <w:sz w:val="28"/>
-        </w:rPr>
-        <w:t xml:space="preserve">(Д. Г. Дыльнов) </w:t>
-      </w:r>
-    </w:p>
-    <w:p>
-      <w:pPr>
-        <w:widowControl/>
-        <w:spacing w:line="240" w:lineRule="auto" w:after="0"/>
-      </w:pPr>
-      <w:r>
-        <w:rPr>
-          <w:rFonts w:ascii="Times New Roman" w:hAnsi="Times New Roman" w:eastAsia="Times New Roman"/>
-          <w:b w:val="0"/>
-          <w:i w:val="0"/>
-          <w:color w:val="181A1F"/>
-          <w:sz w:val="28"/>
-        </w:rPr>
-        <w:t xml:space="preserve">В тексте упомянуты ключевые понятия социально-гуманитарных наук. Используя обществоведческие знания, </w:t>
-      </w:r>
-    </w:p>
-    <w:p>
-      <w:pPr>
-        <w:widowControl/>
-        <w:spacing w:line="240" w:lineRule="auto" w:after="0"/>
-      </w:pPr>
-      <w:r>
-        <w:rPr>
-          <w:rFonts w:ascii="Times New Roman" w:hAnsi="Times New Roman" w:eastAsia="Times New Roman"/>
-          <w:b w:val="0"/>
-          <w:i w:val="0"/>
-          <w:color w:val="181A1F"/>
-          <w:sz w:val="28"/>
-        </w:rPr>
-        <w:t xml:space="preserve">– укажите не менее трёх основных признаков деятельности как формы активности человека; </w:t>
-      </w:r>
-    </w:p>
-    <w:p>
-      <w:pPr>
-        <w:widowControl/>
-        <w:spacing w:line="240" w:lineRule="auto" w:after="0"/>
-      </w:pPr>
-      <w:r>
-        <w:rPr>
-          <w:rFonts w:ascii="Times New Roman" w:hAnsi="Times New Roman" w:eastAsia="Times New Roman"/>
-          <w:b w:val="0"/>
-          <w:i w:val="0"/>
-          <w:color w:val="181A1F"/>
-          <w:sz w:val="28"/>
-        </w:rPr>
-        <w:t>– объясните влияние одного из указанных в тексте механизмов социального контроля на поведение индивида. (Объяснение может быть дано в одном или нескольких распространённых предложениях).</w:t>
-      </w:r>
-    </w:p>
-    <w:p>
-      <w:pPr>
-        <w:widowControl/>
-        <w:spacing w:line="240" w:lineRule="auto" w:after="0"/>
-      </w:pPr>
-      <w:r>
-        <w:rPr>
-          <w:rFonts w:ascii="Times New Roman" w:hAnsi="Times New Roman" w:eastAsia="Times New Roman"/>
-          <w:color w:val="181A1F"/>
           <w:sz w:val="28"/>
         </w:rPr>
         <w:t>Ответ:</w:t>
@@ -2265,93 +3889,55 @@
     </w:p>
     <w:p>
       <w:pPr>
-        <w:keepNext/>
-        <w:widowControl/>
-        <w:spacing w:line="240" w:lineRule="auto" w:after="0" w:before="120"/>
+        <w:keepNext w:val="0"/>
+        <w:spacing w:after="60" w:line="240" w:lineRule="auto"/>
+        <w:jc w:val="both"/>
       </w:pPr>
       <w:r>
         <w:rPr>
           <w:rFonts w:ascii="Times New Roman" w:hAnsi="Times New Roman" w:eastAsia="Times New Roman"/>
           <w:b/>
-          <w:color w:val="181A1F"/>
           <w:sz w:val="28"/>
         </w:rPr>
-        <w:t>18.</w:t>
+        <w:t xml:space="preserve">№22 </w:t>
       </w:r>
-    </w:p>
-    <w:p>
-      <w:pPr>
-        <w:widowControl/>
-        <w:spacing w:line="240" w:lineRule="auto" w:after="0"/>
-      </w:pPr>
       <w:r>
         <w:rPr>
           <w:rFonts w:ascii="Times New Roman" w:hAnsi="Times New Roman" w:eastAsia="Times New Roman"/>
           <w:b w:val="0"/>
           <w:i w:val="0"/>
-          <w:color w:val="181A1F"/>
           <w:sz w:val="28"/>
         </w:rPr>
-        <w:t xml:space="preserve">Перемены, происшедшие в последние десятилетия в экономической, технической и социально-политической сферах, обусловили серьезные сдвиги в культурных основах современного индустриального общества. Изменилось все: стимулы, побуждающие человека к работе, противоречия, становящиеся причинами политических конфликтов, религиозные убеждения людей, их отношение к разводам, … значение, которое человек придает обзаведению семьей и детьми. Можно пойти еще дальше и позволить себе утверждение, что за время существования современного индустриального общества изменилось даже то, чего люди хотят от жизни. Все эти перемены происходят постепенно, в свою очередь, отражая изменения в процессе формирования человека, определяющие лицо различных поколений. Так, среди старших членов общества по-прежнему широко распространены традиционные ценности и нормы, тогда как группы молодежи все больше становятся привержены новым ориентациям. По мере того, как более молодое поколение взрослеет и постепенно вытесняет старшее, происходит и трансформация мировоззрения, превалирующего в обществе. &lt;…&gt; </w:t>
+        <w:t>Аркадий предложил Егору свою помощь с ремонтом квартиры, но был вынужден уехать в командировку. Егор обиделся и не отвечал на телефонные звонки. Друзья тяжело переживали случившееся.</w:t>
       </w:r>
     </w:p>
     <w:p>
       <w:pPr>
-        <w:widowControl/>
-        <w:spacing w:line="240" w:lineRule="auto" w:after="0"/>
+        <w:keepNext w:val="0"/>
+        <w:spacing w:after="60" w:line="240" w:lineRule="auto"/>
+        <w:jc w:val="both"/>
       </w:pPr>
       <w:r>
         <w:rPr>
           <w:rFonts w:ascii="Times New Roman" w:hAnsi="Times New Roman" w:eastAsia="Times New Roman"/>
           <w:b w:val="0"/>
           <w:i w:val="0"/>
-          <w:color w:val="181A1F"/>
           <w:sz w:val="28"/>
         </w:rPr>
-        <w:t xml:space="preserve">У граждан западных стран стали меняться ценностные ориентации — преобладающее внимание к материальному благосостоянию и физической безопасности уступило место заботе о качестве жизни. Причины и последствия такого культурного сдвига носят сложный характер, однако его основной принцип можно изложить весьма доходчиво: людям свойственно высказывать обеспокоенность в связи с непосредственными нуждами или грозящими опасностями, а не в отношении вещей, которые кажутся далекими или не имеющими к ним непосредственного отношения. Например, стремление к красоте носит более или менее универсальный характер, однако голодный человек будет занят поиском скорее пищи, нежели эстетического удовлетворения. Между тем беспрецедентно большая часть населения западных стран выросла в условиях исключительной экономической безопасности; в результате таковая по-прежнему рассматривается как ценность позитивного характера, однако ее относительное значение сегодня не столь велико, как в прошлом. &lt;…&gt; </w:t>
+        <w:t>Какой способ поведения в межличностном конфликте иллюстрирует этот пример? Объясните, почему этот способ нельзя назвать эффективным. Каков, по Вашему мнению, наиболее эффективный способ разрешения этого конфликта? Какие личностные качества необходимо проявить Аркадию и Егору, чтобы разрешить конфликт? (Назовите любые два качества.)</w:t>
       </w:r>
     </w:p>
     <w:p>
       <w:pPr>
-        <w:widowControl/>
-        <w:spacing w:line="240" w:lineRule="auto" w:after="0"/>
+        <w:keepNext w:val="0"/>
+        <w:spacing w:after="60" w:line="240" w:lineRule="auto"/>
+        <w:jc w:val="both"/>
       </w:pPr>
       <w:r>
         <w:rPr>
           <w:rFonts w:ascii="Times New Roman" w:hAnsi="Times New Roman" w:eastAsia="Times New Roman"/>
           <w:b w:val="0"/>
           <w:i w:val="0"/>
-          <w:color w:val="181A1F"/>
-          <w:sz w:val="28"/>
-        </w:rPr>
-        <w:t xml:space="preserve">Культура представляет собой систему воззрений, ценностей и знаний, широко распространенных в обществе и передающихся из поколения в поколение. Если многие черты человека имеют врожденный и неизменный характер, то культура является предметом усвоения и в разных обществах может оказываться различной. Наиболее ключевые, рано усвоенные ее аспекты мало подвержены переменам: во-первых, в силу того, что для изменения центральных элементов когнитивной организации взрослого человека необходимо массированное воздействие, и, во-вторых, потому, что самые сокровенные ценности становятся для человека самоцелью и отречение от них порождает неосознанные страхи и утрату уверенности в себе. Конечно, в условиях серьезных и постоянных сдвигов социетарного характера преобразованиям могут подвергнуться даже ключевые элементы культуры, однако их изменение, скорее, будет происходить с вытеснением одного поколения другим, чем путем перестройки сознания взрослых людей, чья социализация уже состоялась. (Р. Инглхарт) </w:t>
-      </w:r>
-    </w:p>
-    <w:p>
-      <w:pPr>
-        <w:widowControl/>
-        <w:spacing w:line="240" w:lineRule="auto" w:after="0"/>
-      </w:pPr>
-      <w:r>
-        <w:rPr>
-          <w:rFonts w:ascii="Times New Roman" w:hAnsi="Times New Roman" w:eastAsia="Times New Roman"/>
-          <w:b w:val="0"/>
-          <w:i w:val="0"/>
-          <w:color w:val="181A1F"/>
-          <w:sz w:val="28"/>
-        </w:rPr>
-        <w:t>Какое изменение в мировоззрении разных поколений приводит автор? Как автор характеризует изменение ценностных ориентаций граждан западных стран? Почему, по мнению автора, ключевые, ранее усвоенные аспекты культуры мало подвержены переменам? (Приведите две причины.) (Ответ на все три вопроса дается только на основе положений текста.)</w:t>
-      </w:r>
-    </w:p>
-    <w:p>
-      <w:pPr>
-        <w:widowControl/>
-        <w:spacing w:line="240" w:lineRule="auto" w:after="0"/>
-      </w:pPr>
-      <w:r>
-        <w:rPr>
-          <w:rFonts w:ascii="Times New Roman" w:hAnsi="Times New Roman" w:eastAsia="Times New Roman"/>
-          <w:color w:val="181A1F"/>
           <w:sz w:val="28"/>
         </w:rPr>
         <w:t>Ответ:</w:t>
@@ -2359,125 +3945,87 @@
     </w:p>
     <w:p>
       <w:pPr>
-        <w:keepNext/>
-        <w:widowControl/>
-        <w:spacing w:line="240" w:lineRule="auto" w:after="0" w:before="120"/>
+        <w:keepNext w:val="0"/>
+        <w:spacing w:after="60" w:line="240" w:lineRule="auto"/>
+        <w:jc w:val="both"/>
       </w:pPr>
       <w:r>
         <w:rPr>
           <w:rFonts w:ascii="Times New Roman" w:hAnsi="Times New Roman" w:eastAsia="Times New Roman"/>
           <w:b/>
-          <w:color w:val="181A1F"/>
           <w:sz w:val="28"/>
         </w:rPr>
-        <w:t>19.</w:t>
+        <w:t xml:space="preserve">№23 </w:t>
       </w:r>
-    </w:p>
-    <w:p>
-      <w:pPr>
-        <w:widowControl/>
-        <w:spacing w:line="240" w:lineRule="auto" w:after="0"/>
-      </w:pPr>
       <w:r>
         <w:rPr>
           <w:rFonts w:ascii="Times New Roman" w:hAnsi="Times New Roman" w:eastAsia="Times New Roman"/>
           <w:b w:val="0"/>
           <w:i w:val="0"/>
-          <w:color w:val="181A1F"/>
           <w:sz w:val="28"/>
         </w:rPr>
-        <w:t>Талантливые личности, несомненно, рождаются во всех социальных слоях и социальных классах. Если не существует барьеров для социального достижения, можно ожидать большую социальную мобильность, когда некоторые личности быстро поднимаются и получают высокие статусы, другие же опускаются на более низкие. Но между слоями и классами существуют барьеры, мешающие свободному переходу индивидов из одной статусной группы в другую. Один из самых главных барьеров возникает из-за того, что социальные классы обладают субкультурами, готовящими детей представителей каждого класса для участия в классовой субкультуре, в которой они социализированы… Просто для продвижения из одного слоя в другой или из одного социального класса в другой имеет значение «различие в стартовых возможностях»…</w:t>
+        <w:t xml:space="preserve">Конституция Российской Федерации закрепляет основы конституционного строя нашего государства, права и свободы человека и гражданина. </w:t>
       </w:r>
     </w:p>
     <w:p>
       <w:pPr>
-        <w:widowControl/>
-        <w:spacing w:line="240" w:lineRule="auto" w:after="0"/>
+        <w:keepNext w:val="0"/>
+        <w:spacing w:after="60" w:line="240" w:lineRule="auto"/>
+        <w:jc w:val="both"/>
       </w:pPr>
       <w:r>
         <w:rPr>
           <w:rFonts w:ascii="Times New Roman" w:hAnsi="Times New Roman" w:eastAsia="Times New Roman"/>
           <w:b w:val="0"/>
           <w:i w:val="0"/>
-          <w:color w:val="181A1F"/>
           <w:sz w:val="28"/>
         </w:rPr>
-        <w:t>Всякое социальное перемещение происходит не просто в связи с возникновением желания, а путём преодоления более или менее существенных барьеров. Даже переезд человека с одного места жительства на другое предполагает определённый период адаптации к новым условиям.</w:t>
+        <w:t>На основе положений Конституции Российской Федерации объясните смысл следующих характеристик нашего государства: 1) государство с республиканской формой правления; 2) государство с наличием местного самоуправления; 3) государство, где гарантируется презумпция невиновности.</w:t>
       </w:r>
     </w:p>
     <w:p>
       <w:pPr>
-        <w:widowControl/>
-        <w:spacing w:line="240" w:lineRule="auto" w:after="0"/>
+        <w:keepNext w:val="0"/>
+        <w:spacing w:after="60" w:line="240" w:lineRule="auto"/>
+        <w:jc w:val="both"/>
       </w:pPr>
       <w:r>
         <w:rPr>
           <w:rFonts w:ascii="Times New Roman" w:hAnsi="Times New Roman" w:eastAsia="Times New Roman"/>
           <w:b w:val="0"/>
           <w:i w:val="0"/>
-          <w:color w:val="181A1F"/>
           <w:sz w:val="28"/>
         </w:rPr>
-        <w:t>Все социальные перемещения личности или социальной группы включают в процесс мобильности. Согласно определению П. Сорокина «под социальной мобильностью понимается любой переход индивида, или социального объекта, или ценности, созданной или модифицированной благодаря деятельности, от одной социальной позиции к другой»…</w:t>
+        <w:t>(Каждое объяснение должно быть сформулировано как распространённое предложение с опорой на конкретное положение Конституции Российской Федерации.</w:t>
       </w:r>
     </w:p>
     <w:p>
       <w:pPr>
-        <w:widowControl/>
-        <w:spacing w:line="240" w:lineRule="auto" w:after="0"/>
+        <w:keepNext w:val="0"/>
+        <w:spacing w:after="60" w:line="240" w:lineRule="auto"/>
+        <w:jc w:val="both"/>
       </w:pPr>
       <w:r>
         <w:rPr>
           <w:rFonts w:ascii="Times New Roman" w:hAnsi="Times New Roman" w:eastAsia="Times New Roman"/>
           <w:b w:val="0"/>
           <w:i w:val="0"/>
-          <w:color w:val="181A1F"/>
           <w:sz w:val="28"/>
         </w:rPr>
-        <w:t>Общество может возвышать статус одних индивидов и понижать статус других. И это понятно: одни индивиды, обладающие талантом, энергией, молодостью, должны вытеснять с высших статусов других индивидов, не обладающих этими качествами. В зависимости от этого различают восходящую и нисходящую социальную мобильность, или социальный подъём и социальное падение. Восходящие течения профессиональной, экономической и политической мобильности существуют в двух основных формах: как индивидуальный подъём из низшего слоя в высший и как создание новых групп индивидов с включением групп в высший слой рядом с существующими группами этого слоя или вместо них. Аналогично, нисходящая мобильность существует как в форме выталкивания отдельных индивидов с высоких социальных статусов на более низкие, так и в форме понижения социальных статусов целой группы…</w:t>
+        <w:t>Обратите внимание на то, что правильное выполнение задания не требует указания в ответе номеров соответствующих статей Конституции и дословного воспроизведения их содержания.)</w:t>
       </w:r>
     </w:p>
     <w:p>
       <w:pPr>
-        <w:widowControl/>
-        <w:spacing w:line="240" w:lineRule="auto" w:after="0"/>
+        <w:keepNext w:val="0"/>
+        <w:spacing w:after="60" w:line="240" w:lineRule="auto"/>
+        <w:jc w:val="both"/>
       </w:pPr>
       <w:r>
         <w:rPr>
           <w:rFonts w:ascii="Times New Roman" w:hAnsi="Times New Roman" w:eastAsia="Times New Roman"/>
           <w:b w:val="0"/>
           <w:i w:val="0"/>
-          <w:color w:val="181A1F"/>
-          <w:sz w:val="28"/>
-        </w:rPr>
-        <w:t>Для того чтобы понять, как происходит процесс восхождения, важно изучить, каким образом отдельный индивид может преодолеть барьеры и границы между группами и подниматься вверх, т.е. повышать свой социальный, профессиональный, экономический и политический статус. Это стремление достичь более высокого статуса обусловлено мотивом достижения, который в той или иной степени имеется у каждого индивида, и связано его потребностью добиваться успехов и избегать неудач в социальном аспекте. Актуализация этого мотива порождает в конечном счёте силу, с которой индивид стремится к достижению высшей социальной позиции или к тому, чтобы удержаться на имеющейся и не скатиться вниз. (С.С. Фролов)</w:t>
-      </w:r>
-    </w:p>
-    <w:p>
-      <w:pPr>
-        <w:widowControl/>
-        <w:spacing w:line="240" w:lineRule="auto" w:after="0"/>
-      </w:pPr>
-      <w:r>
-        <w:rPr>
-          <w:rFonts w:ascii="Times New Roman" w:hAnsi="Times New Roman" w:eastAsia="Times New Roman"/>
-          <w:b w:val="0"/>
-          <w:i w:val="0"/>
-          <w:color w:val="181A1F"/>
-          <w:sz w:val="28"/>
-        </w:rPr>
-        <w:t>Используя текст, обществоведческие знания и факты общественной жизни, объясните, почему открытость общества способствует усилению процессов социальной мобильности. (Приведите три объяснения. Каждое суждение должно быть сформулировано как распространённое предложение.)</w:t>
-      </w:r>
-    </w:p>
-    <w:p>
-      <w:pPr>
-        <w:widowControl/>
-        <w:spacing w:line="240" w:lineRule="auto" w:after="0"/>
-      </w:pPr>
-      <w:r>
-        <w:rPr>
-          <w:rFonts w:ascii="Times New Roman" w:hAnsi="Times New Roman" w:eastAsia="Times New Roman"/>
-          <w:color w:val="181A1F"/>
           <w:sz w:val="28"/>
         </w:rPr>
         <w:t>Ответ:</w:t>
@@ -2485,45 +4033,39 @@
     </w:p>
     <w:p>
       <w:pPr>
-        <w:keepNext/>
-        <w:widowControl/>
-        <w:spacing w:line="240" w:lineRule="auto" w:after="0" w:before="120"/>
+        <w:keepNext w:val="0"/>
+        <w:spacing w:after="60" w:line="240" w:lineRule="auto"/>
+        <w:jc w:val="both"/>
       </w:pPr>
       <w:r>
         <w:rPr>
           <w:rFonts w:ascii="Times New Roman" w:hAnsi="Times New Roman" w:eastAsia="Times New Roman"/>
           <w:b/>
-          <w:color w:val="181A1F"/>
           <w:sz w:val="28"/>
         </w:rPr>
-        <w:t>20.</w:t>
+        <w:t xml:space="preserve">№24 </w:t>
       </w:r>
-    </w:p>
-    <w:p>
-      <w:pPr>
-        <w:widowControl/>
-        <w:spacing w:line="240" w:lineRule="auto" w:after="0"/>
-      </w:pPr>
       <w:r>
         <w:rPr>
           <w:rFonts w:ascii="Times New Roman" w:hAnsi="Times New Roman" w:eastAsia="Times New Roman"/>
           <w:b w:val="0"/>
           <w:i w:val="0"/>
-          <w:color w:val="181A1F"/>
           <w:sz w:val="28"/>
         </w:rPr>
-        <w:t>Назовите любые три негативные формальные социальные санкции и проиллюстрируйте примером каждую из них. (Сначала назовите негативную формальную социальную санкцию, затем приведите соответствующий пример.) (Каждый пример должен быть сформулирован развёрнуто.)</w:t>
+        <w:t xml:space="preserve">Используя обществоведческие знания, составьте сложный план, позволяющий раскрыть по существу тему «Социальная группа». Сложный план должен содержать не менее трёх непосредственно раскрывающих тему по существу пунктов, детализированных в подпунктах. (Количество подпунктов каждого детализированного пункта должно быть не менее трёх, за исключением случаев, когда с точки зрения общественных наук возможно только два подпункта.) </w:t>
       </w:r>
     </w:p>
     <w:p>
       <w:pPr>
-        <w:widowControl/>
-        <w:spacing w:line="240" w:lineRule="auto" w:after="0"/>
+        <w:keepNext w:val="0"/>
+        <w:spacing w:after="60" w:line="240" w:lineRule="auto"/>
+        <w:jc w:val="both"/>
       </w:pPr>
       <w:r>
         <w:rPr>
           <w:rFonts w:ascii="Times New Roman" w:hAnsi="Times New Roman" w:eastAsia="Times New Roman"/>
-          <w:color w:val="181A1F"/>
+          <w:b w:val="0"/>
+          <w:i w:val="0"/>
           <w:sz w:val="28"/>
         </w:rPr>
         <w:t>Ответ:</w:t>
@@ -2531,331 +4073,84 @@
     </w:p>
     <w:p>
       <w:pPr>
-        <w:keepNext/>
-        <w:widowControl/>
-        <w:spacing w:line="240" w:lineRule="auto" w:after="0" w:before="120"/>
+        <w:keepNext w:val="0"/>
+        <w:spacing w:after="60" w:line="240" w:lineRule="auto"/>
+        <w:jc w:val="both"/>
       </w:pPr>
       <w:r>
         <w:rPr>
           <w:rFonts w:ascii="Times New Roman" w:hAnsi="Times New Roman" w:eastAsia="Times New Roman"/>
           <w:b/>
-          <w:color w:val="181A1F"/>
           <w:sz w:val="28"/>
         </w:rPr>
-        <w:t>21.</w:t>
+        <w:t xml:space="preserve">№25 </w:t>
       </w:r>
-    </w:p>
-    <w:p>
-      <w:pPr>
-        <w:widowControl/>
-        <w:spacing w:line="240" w:lineRule="auto" w:after="0"/>
-      </w:pPr>
       <w:r>
         <w:rPr>
           <w:rFonts w:ascii="Times New Roman" w:hAnsi="Times New Roman" w:eastAsia="Times New Roman"/>
           <w:b w:val="0"/>
           <w:i w:val="0"/>
-          <w:color w:val="181A1F"/>
           <w:sz w:val="28"/>
         </w:rPr>
-        <w:t>Используя обществоведческие знания и факты общественной жизни, личного социального опыта, сформулируйте три предположения о том, что какое позитивное влияние на человека может оказать состояние социальной напряженности. (Предположения должны быть сформулированы как распространённые предложения.)</w:t>
+        <w:t>Обоснуйте значение семьи как традиционной ценности современного российского общества. (Обоснование должно быть дано с опорой на обществоведческие знания в нескольких связанных между собой распространённых предложениях, раскрывать причинно-следственные и (или) функциональные связи.)</w:t>
       </w:r>
     </w:p>
     <w:p>
       <w:pPr>
-        <w:widowControl/>
-        <w:spacing w:line="240" w:lineRule="auto" w:after="0"/>
+        <w:keepNext w:val="0"/>
+        <w:spacing w:after="60" w:line="240" w:lineRule="auto"/>
+        <w:jc w:val="both"/>
       </w:pPr>
       <w:r>
         <w:rPr>
           <w:rFonts w:ascii="Times New Roman" w:hAnsi="Times New Roman" w:eastAsia="Times New Roman"/>
-          <w:color w:val="181A1F"/>
+          <w:b w:val="0"/>
+          <w:i w:val="0"/>
+          <w:sz w:val="28"/>
+        </w:rPr>
+        <w:t>Назовите любые три традиционные духовно-нравственные ценности российского общества (кроме семьи)</w:t>
+      </w:r>
+    </w:p>
+    <w:p>
+      <w:pPr>
+        <w:keepNext w:val="0"/>
+        <w:spacing w:after="60" w:line="240" w:lineRule="auto"/>
+        <w:jc w:val="both"/>
+      </w:pPr>
+      <w:r>
+        <w:rPr>
+          <w:rFonts w:ascii="Times New Roman" w:hAnsi="Times New Roman" w:eastAsia="Times New Roman"/>
+          <w:b w:val="0"/>
+          <w:i w:val="0"/>
+          <w:sz w:val="28"/>
+        </w:rPr>
+        <w:t>Проиллюстрируйте примерами влияние ценностей, названных в пункте 2, на развитие российского общества</w:t>
+      </w:r>
+    </w:p>
+    <w:p>
+      <w:pPr>
+        <w:keepNext w:val="0"/>
+        <w:spacing w:after="60" w:line="240" w:lineRule="auto"/>
+        <w:jc w:val="both"/>
+      </w:pPr>
+      <w:r>
+        <w:rPr>
+          <w:rFonts w:ascii="Times New Roman" w:hAnsi="Times New Roman" w:eastAsia="Times New Roman"/>
+          <w:b w:val="0"/>
+          <w:i w:val="0"/>
           <w:sz w:val="28"/>
         </w:rPr>
         <w:t>Ответ:</w:t>
       </w:r>
     </w:p>
-    <w:p>
-      <w:pPr>
-        <w:keepNext/>
-        <w:widowControl/>
-        <w:spacing w:line="240" w:lineRule="auto" w:after="0" w:before="120"/>
-      </w:pPr>
-      <w:r>
-        <w:rPr>
-          <w:rFonts w:ascii="Times New Roman" w:hAnsi="Times New Roman" w:eastAsia="Times New Roman"/>
-          <w:b/>
-          <w:color w:val="181A1F"/>
-          <w:sz w:val="28"/>
-        </w:rPr>
-        <w:t>22.</w:t>
-      </w:r>
-    </w:p>
-    <w:p>
-      <w:pPr>
-        <w:widowControl/>
-        <w:spacing w:line="240" w:lineRule="auto" w:after="0"/>
-      </w:pPr>
-      <w:r>
-        <w:rPr>
-          <w:rFonts w:ascii="Times New Roman" w:hAnsi="Times New Roman" w:eastAsia="Times New Roman"/>
-          <w:b w:val="0"/>
-          <w:i w:val="0"/>
-          <w:color w:val="181A1F"/>
-          <w:sz w:val="28"/>
-        </w:rPr>
-        <w:t>Семья Филатовых состоит из пяти человек: Арины, Петра и их троих детей. Супруги работают инженерами на машиностроительном предприятии, дети учатся в школе. Средства семьи расходуются в первую очередь на приобретение еды, одежды, лекарств, оплату транспортных и коммунальных расходов. Оставшиеся средства вкладываются на депозит в банке.</w:t>
-      </w:r>
-    </w:p>
-    <w:p>
-      <w:pPr>
-        <w:widowControl/>
-        <w:spacing w:line="240" w:lineRule="auto" w:after="0"/>
-      </w:pPr>
-      <w:r>
-        <w:rPr>
-          <w:rFonts w:ascii="Times New Roman" w:hAnsi="Times New Roman" w:eastAsia="Times New Roman"/>
-          <w:b w:val="0"/>
-          <w:i w:val="0"/>
-          <w:color w:val="181A1F"/>
-          <w:sz w:val="28"/>
-        </w:rPr>
-        <w:t>Какая функция семьи описана в условии задачи? Какие ещё функции выполняет семья? (Назовите любые две функции.) Почему семья Филатовых относится к нуклеарному типу? Какая информация вам необходима для того, чтобы установить, является семья Филатовых патриархальной или демократической? (Сформулируйте два вопроса, необходимых для получения этой информации.</w:t>
-      </w:r>
-    </w:p>
-    <w:p>
-      <w:pPr>
-        <w:widowControl/>
-        <w:spacing w:line="240" w:lineRule="auto" w:after="0"/>
-      </w:pPr>
-      <w:r>
-        <w:rPr>
-          <w:rFonts w:ascii="Times New Roman" w:hAnsi="Times New Roman" w:eastAsia="Times New Roman"/>
-          <w:color w:val="181A1F"/>
-          <w:sz w:val="28"/>
-        </w:rPr>
-        <w:t>Ответ:</w:t>
-      </w:r>
-    </w:p>
-    <w:p>
-      <w:pPr>
-        <w:keepNext/>
-        <w:widowControl/>
-        <w:spacing w:line="240" w:lineRule="auto" w:after="0" w:before="120"/>
-      </w:pPr>
-      <w:r>
-        <w:rPr>
-          <w:rFonts w:ascii="Times New Roman" w:hAnsi="Times New Roman" w:eastAsia="Times New Roman"/>
-          <w:b/>
-          <w:color w:val="181A1F"/>
-          <w:sz w:val="28"/>
-        </w:rPr>
-        <w:t>23.</w:t>
-      </w:r>
-    </w:p>
-    <w:p>
-      <w:pPr>
-        <w:widowControl/>
-        <w:spacing w:line="240" w:lineRule="auto" w:after="0"/>
-      </w:pPr>
-      <w:r>
-        <w:rPr>
-          <w:rFonts w:ascii="Times New Roman" w:hAnsi="Times New Roman" w:eastAsia="Times New Roman"/>
-          <w:b w:val="0"/>
-          <w:i w:val="0"/>
-          <w:color w:val="181A1F"/>
-          <w:sz w:val="28"/>
-        </w:rPr>
-        <w:t>Автор отмечает, что процесс развития личности часто выступает как динамика освоения социальных ролей. Используя обществоведческие знания, сформулируйте три объяснения данного мнения. (Каждое объяснение должно быть сформулировано как распространённое предложение.)</w:t>
-      </w:r>
-    </w:p>
-    <w:p>
-      <w:pPr>
-        <w:widowControl/>
-        <w:spacing w:line="240" w:lineRule="auto" w:after="0"/>
-      </w:pPr>
-      <w:r>
-        <w:rPr>
-          <w:rFonts w:ascii="Times New Roman" w:hAnsi="Times New Roman" w:eastAsia="Times New Roman"/>
-          <w:color w:val="181A1F"/>
-          <w:sz w:val="28"/>
-        </w:rPr>
-        <w:t>Ответ:</w:t>
-      </w:r>
-    </w:p>
-    <w:p>
-      <w:pPr>
-        <w:keepNext/>
-        <w:widowControl/>
-        <w:spacing w:line="240" w:lineRule="auto" w:after="0" w:before="120"/>
-      </w:pPr>
-      <w:r>
-        <w:rPr>
-          <w:rFonts w:ascii="Times New Roman" w:hAnsi="Times New Roman" w:eastAsia="Times New Roman"/>
-          <w:b/>
-          <w:color w:val="181A1F"/>
-          <w:sz w:val="28"/>
-        </w:rPr>
-        <w:t>24.</w:t>
-      </w:r>
-    </w:p>
-    <w:p>
-      <w:pPr>
-        <w:widowControl/>
-        <w:spacing w:line="240" w:lineRule="auto" w:after="0"/>
-      </w:pPr>
-      <w:r>
-        <w:rPr>
-          <w:rFonts w:ascii="Times New Roman" w:hAnsi="Times New Roman" w:eastAsia="Times New Roman"/>
-          <w:b w:val="0"/>
-          <w:i w:val="0"/>
-          <w:color w:val="181A1F"/>
-          <w:sz w:val="28"/>
-        </w:rPr>
-        <w:t>Приехав из деревни в город, молодой человек устроился слесарем на завод. Спустя некоторое время он женился, но так как работа его не устраивала, он решил заняться фермерством и вновь вернулся в деревню. Поскольку экономических знаний и умений у него не было, то спустя три года его ферма разорилась.</w:t>
-      </w:r>
-    </w:p>
-    <w:p>
-      <w:pPr>
-        <w:widowControl/>
-        <w:spacing w:line="240" w:lineRule="auto" w:after="0"/>
-      </w:pPr>
-      <w:r>
-        <w:rPr>
-          <w:rFonts w:ascii="Times New Roman" w:hAnsi="Times New Roman" w:eastAsia="Times New Roman"/>
-          <w:b w:val="0"/>
-          <w:i w:val="0"/>
-          <w:color w:val="181A1F"/>
-          <w:sz w:val="28"/>
-        </w:rPr>
-        <w:t>Иллюстрацией какого социального процесса может служить данный сюжет? Какие два направления этого социального процесса присутствуют в этом сюжете? Приведите примеры из сюжета, иллюстрирующие каждое из названных направлений.</w:t>
-      </w:r>
-    </w:p>
-    <w:p>
-      <w:pPr>
-        <w:widowControl/>
-        <w:spacing w:line="240" w:lineRule="auto" w:after="0"/>
-      </w:pPr>
-      <w:r>
-        <w:rPr>
-          <w:rFonts w:ascii="Times New Roman" w:hAnsi="Times New Roman" w:eastAsia="Times New Roman"/>
-          <w:color w:val="181A1F"/>
-          <w:sz w:val="28"/>
-        </w:rPr>
-        <w:t>Ответ:</w:t>
-      </w:r>
-    </w:p>
-    <w:p>
-      <w:pPr>
-        <w:keepNext/>
-        <w:widowControl/>
-        <w:spacing w:line="240" w:lineRule="auto" w:after="0" w:before="120"/>
-      </w:pPr>
-      <w:r>
-        <w:rPr>
-          <w:rFonts w:ascii="Times New Roman" w:hAnsi="Times New Roman" w:eastAsia="Times New Roman"/>
-          <w:b/>
-          <w:color w:val="181A1F"/>
-          <w:sz w:val="28"/>
-        </w:rPr>
-        <w:t>25.</w:t>
-      </w:r>
-    </w:p>
-    <w:p>
-      <w:pPr>
-        <w:widowControl/>
-        <w:spacing w:line="240" w:lineRule="auto" w:after="0"/>
-      </w:pPr>
-      <w:r>
-        <w:rPr>
-          <w:rFonts w:ascii="Times New Roman" w:hAnsi="Times New Roman" w:eastAsia="Times New Roman"/>
-          <w:b w:val="0"/>
-          <w:i w:val="0"/>
-          <w:color w:val="181A1F"/>
-          <w:sz w:val="28"/>
-        </w:rPr>
-        <w:t>Обоснуйте значение самоконтроля в профилактике негативного отклоняющегося поведения. (Обоснование должно быть дано с опорой на обществоведческие знания в нескольких связанных между собой распространённых предложениях, раскрывать причинно-следственные и (или) функциональные связи.)</w:t>
-      </w:r>
-    </w:p>
-    <w:p>
-      <w:pPr>
-        <w:widowControl/>
-        <w:spacing w:line="240" w:lineRule="auto" w:after="0"/>
-      </w:pPr>
-      <w:r>
-        <w:rPr>
-          <w:rFonts w:ascii="Times New Roman" w:hAnsi="Times New Roman" w:eastAsia="Times New Roman"/>
-          <w:b w:val="0"/>
-          <w:i w:val="0"/>
-          <w:color w:val="181A1F"/>
-          <w:sz w:val="28"/>
-        </w:rPr>
-        <w:t>Какие качества личности проявляются в позитивном отклоняющемся поведении? (Назовите любые три качества и кратко объясните связь каждого из них с позитивным отклоняющимся поведением.)</w:t>
-      </w:r>
-    </w:p>
-    <w:p>
-      <w:pPr>
-        <w:widowControl/>
-        <w:spacing w:line="240" w:lineRule="auto" w:after="0"/>
-      </w:pPr>
-      <w:r>
-        <w:rPr>
-          <w:rFonts w:ascii="Times New Roman" w:hAnsi="Times New Roman" w:eastAsia="Times New Roman"/>
-          <w:b w:val="0"/>
-          <w:i w:val="0"/>
-          <w:color w:val="181A1F"/>
-          <w:sz w:val="28"/>
-        </w:rPr>
-        <w:t>Проиллюстрируйте тремя примерами роль семьи в профилактике негативного отклоняющегося поведения её членов. (Каждый пример должен содержать указание на влияние данного способа/метода на личность.)</w:t>
-      </w:r>
-    </w:p>
-    <w:p>
-      <w:pPr>
-        <w:widowControl/>
-        <w:spacing w:line="240" w:lineRule="auto" w:after="0"/>
-      </w:pPr>
-      <w:r>
-        <w:rPr>
-          <w:rFonts w:ascii="Times New Roman" w:hAnsi="Times New Roman" w:eastAsia="Times New Roman"/>
-          <w:color w:val="181A1F"/>
-          <w:sz w:val="28"/>
-        </w:rPr>
-        <w:t>Ответ:</w:t>
-      </w:r>
-    </w:p>
-    <w:p>
-      <w:pPr>
-        <w:widowControl/>
-        <w:spacing w:line="240" w:lineRule="auto" w:after="0"/>
-      </w:pPr>
-      <w:r>
-        <w:rPr>
-          <w:rFonts w:ascii="Times New Roman" w:hAnsi="Times New Roman" w:eastAsia="Times New Roman"/>
-          <w:color w:val="181A1F"/>
-          <w:sz w:val="28"/>
-        </w:rPr>
-        <w:br w:type="page"/>
-      </w:r>
-    </w:p>
     <w:sectPr>
-      <w:footerReference w:type="default" r:id="rId13"/>
-      <w:pgSz w:w="11906" w:h="16838"/>
-      <w:pgMar w:top="935" w:right="879" w:bottom="879" w:left="992" w:header="397" w:footer="397" w:gutter="0"/>
+      <w:pgSz w:w="12240" w:h="15840"/>
+      <w:pgMar w:top="964" w:right="850" w:bottom="964" w:left="1134" w:header="720" w:footer="720" w:gutter="0"/>
       <w:cols w:space="720"/>
       <w:docGrid w:linePitch="360"/>
     </w:sectPr>
   </w:body>
 </w:document>
-</file>
-
-<file path=word/footer1.xml><?xml version="1.0" encoding="utf-8"?>
-<w:ftr xmlns:m="http://schemas.openxmlformats.org/officeDocument/2006/math" xmlns:mc="http://schemas.openxmlformats.org/markup-compatibility/2006" xmlns:mo="http://schemas.microsoft.com/office/mac/office/2008/main" xmlns:mv="urn:schemas-microsoft-com:mac:vml" xmlns:o="urn:schemas-microsoft-com:office:office" xmlns:r="http://schemas.openxmlformats.org/officeDocument/2006/relationships" xmlns:v="urn:schemas-microsoft-com:vml" xmlns:w10="urn:schemas-microsoft-com:office:word" xmlns:w14="http://schemas.microsoft.com/office/word/2010/wordml" xmlns:w="http://schemas.openxmlformats.org/wordprocessingml/2006/main" xmlns:wne="http://schemas.microsoft.com/office/word/2006/wordml" xmlns:wp14="http://schemas.microsoft.com/office/word/2010/wordprocessingDrawing" xmlns:wp="http://schemas.openxmlformats.org/drawingml/2006/wordprocessingDrawing" xmlns:wpc="http://schemas.microsoft.com/office/word/2010/wordprocessingCanvas" xmlns:wpg="http://schemas.microsoft.com/office/word/2010/wordprocessingGroup" xmlns:wpi="http://schemas.microsoft.com/office/word/2010/wordprocessingInk" xmlns:wps="http://schemas.microsoft.com/office/word/2010/wordprocessingShape" mc:Ignorable="w14 wp14">
-  <w:p>
-    <w:pPr>
-      <w:pStyle w:val="Footer"/>
-    </w:pPr>
-  </w:p>
-</w:ftr>
 </file>
 
 <file path=word/numbering.xml><?xml version="1.0" encoding="utf-8"?>
@@ -3222,11 +4517,10 @@
     <w:qFormat/>
     <w:rsid w:val="00FC693F"/>
     <w:pPr>
-      <w:spacing w:after="0" w:line="240" w:lineRule="auto"/>
+      <w:spacing w:after="60" w:line="240" w:lineRule="auto"/>
     </w:pPr>
     <w:rPr>
-      <w:rFonts w:ascii="Times New Roman" w:hAnsi="Times New Roman"/>
-      <w:color w:val="181A1F"/>
+      <w:rFonts w:ascii="Times New Roman" w:hAnsi="Times New Roman" w:eastAsia="Times New Roman"/>
       <w:sz w:val="28"/>
     </w:rPr>
   </w:style>
@@ -3289,10 +4583,10 @@
       <w:outlineLvl w:val="0"/>
     </w:pPr>
     <w:rPr>
-      <w:rFonts w:asciiTheme="majorHAnsi" w:eastAsiaTheme="majorEastAsia" w:hAnsiTheme="majorHAnsi" w:cstheme="majorBidi" w:ascii="Times New Roman" w:hAnsi="Times New Roman"/>
+      <w:rFonts w:asciiTheme="majorHAnsi" w:eastAsiaTheme="majorEastAsia" w:hAnsiTheme="majorHAnsi" w:cstheme="majorBidi"/>
       <w:b/>
       <w:bCs/>
-      <w:color w:val="181A1F"/>
+      <w:color w:val="365F91" w:themeColor="accent1" w:themeShade="BF"/>
       <w:sz w:val="28"/>
       <w:szCs w:val="28"/>
     </w:rPr>
@@ -3313,7 +4607,7 @@
       <w:outlineLvl w:val="1"/>
     </w:pPr>
     <w:rPr>
-      <w:rFonts w:asciiTheme="majorHAnsi" w:eastAsiaTheme="majorEastAsia" w:hAnsiTheme="majorHAnsi" w:cstheme="majorBidi" w:ascii="Arial" w:hAnsi="Arial"/>
+      <w:rFonts w:asciiTheme="majorHAnsi" w:eastAsiaTheme="majorEastAsia" w:hAnsiTheme="majorHAnsi" w:cstheme="majorBidi"/>
       <w:b/>
       <w:bCs/>
       <w:color w:val="4F81BD" w:themeColor="accent1"/>
@@ -3578,7 +4872,7 @@
       <w:contextualSpacing/>
     </w:pPr>
     <w:rPr>
-      <w:rFonts w:asciiTheme="majorHAnsi" w:eastAsiaTheme="majorEastAsia" w:hAnsiTheme="majorHAnsi" w:cstheme="majorBidi" w:ascii="Arial" w:hAnsi="Arial"/>
+      <w:rFonts w:asciiTheme="majorHAnsi" w:eastAsiaTheme="majorEastAsia" w:hAnsiTheme="majorHAnsi" w:cstheme="majorBidi"/>
       <w:color w:val="17365D" w:themeColor="text2" w:themeShade="BF"/>
       <w:spacing w:val="5"/>
       <w:kern w:val="28"/>
